--- a/src/Layers/W1/BaseApp/Inventory/Reports/InventoryCustomerSalesBody.docx
+++ b/src/Layers/W1/BaseApp/Inventory/Reports/InventoryCustomerSalesBody.docx
@@ -1,65 +1,49 @@
 
 <file path=word/document.xml><?xml version="1.0" encoding="utf-8"?>
-<w:document xmlns:wpc="http://schemas.microsoft.com/office/word/2010/wordprocessingCanvas" xmlns:cx="http://schemas.microsoft.com/office/drawing/2014/chartex" xmlns:cx1="http://schemas.microsoft.com/office/drawing/2015/9/8/chartex" xmlns:cx2="http://schemas.microsoft.com/office/drawing/2015/10/21/chartex" xmlns:cx3="http://schemas.microsoft.com/office/drawing/2016/5/9/chartex" xmlns:cx4="http://schemas.microsoft.com/office/drawing/2016/5/10/chartex" xmlns:cx5="http://schemas.microsoft.com/office/drawing/2016/5/11/chartex" xmlns:cx6="http://schemas.microsoft.com/office/drawing/2016/5/12/chartex" xmlns:cx7="http://schemas.microsoft.com/office/drawing/2016/5/13/chartex" xmlns:cx8="http://schemas.microsoft.com/office/drawing/2016/5/14/chartex" xmlns:mc="http://schemas.openxmlformats.org/markup-compatibility/2006" xmlns:aink="http://schemas.microsoft.com/office/drawing/2016/ink" xmlns:am3d="http://schemas.microsoft.com/office/drawing/2017/model3d" xmlns:o="urn:schemas-microsoft-com:office:office" xmlns:oel="http://schemas.microsoft.com/office/2019/extlst" xmlns:r="http://schemas.openxmlformats.org/officeDocument/2006/relationships" xmlns:m="http://schemas.openxmlformats.org/officeDocument/2006/math" xmlns:v="urn:schemas-microsoft-com:vml" xmlns:wp14="http://schemas.microsoft.com/office/word/2010/wordprocessingDrawing" xmlns:wp="http://schemas.openxmlformats.org/drawingml/2006/wordprocessingDrawing" xmlns:w10="urn:schemas-microsoft-com:office:word" xmlns:w="http://schemas.openxmlformats.org/wordprocessingml/2006/main" xmlns:w14="http://schemas.microsoft.com/office/word/2010/wordml" xmlns:w15="http://schemas.microsoft.com/office/word/2012/wordml" xmlns:w16cex="http://schemas.microsoft.com/office/word/2018/wordml/cex" xmlns:w16cid="http://schemas.microsoft.com/office/word/2016/wordml/cid" xmlns:w16="http://schemas.microsoft.com/office/word/2018/wordml" xmlns:w16du="http://schemas.microsoft.com/office/word/2023/wordml/word16du" xmlns:w16sdtdh="http://schemas.microsoft.com/office/word/2020/wordml/sdtdatahash" xmlns:w16sdtfl="http://schemas.microsoft.com/office/word/2024/wordml/sdtformatlock" xmlns:w16se="http://schemas.microsoft.com/office/word/2015/wordml/symex" xmlns:wpg="http://schemas.microsoft.com/office/word/2010/wordprocessingGroup" xmlns:wpi="http://schemas.microsoft.com/office/word/2010/wordprocessingInk" xmlns:wne="http://schemas.microsoft.com/office/word/2006/wordml" xmlns:wps="http://schemas.microsoft.com/office/word/2010/wordprocessingShape" mc:Ignorable="w14 w15 w16se w16cid w16 w16cex w16sdtdh w16sdtfl w16du wp14">
+<w:document xmlns:wpc="http://schemas.microsoft.com/office/word/2010/wordprocessingCanvas" xmlns:cx="http://schemas.microsoft.com/office/drawing/2014/chartex" xmlns:cx1="http://schemas.microsoft.com/office/drawing/2015/9/8/chartex" xmlns:cx2="http://schemas.microsoft.com/office/drawing/2015/10/21/chartex" xmlns:cx3="http://schemas.microsoft.com/office/drawing/2016/5/9/chartex" xmlns:cx4="http://schemas.microsoft.com/office/drawing/2016/5/10/chartex" xmlns:cx5="http://schemas.microsoft.com/office/drawing/2016/5/11/chartex" xmlns:cx6="http://schemas.microsoft.com/office/drawing/2016/5/12/chartex" xmlns:cx7="http://schemas.microsoft.com/office/drawing/2016/5/13/chartex" xmlns:cx8="http://schemas.microsoft.com/office/drawing/2016/5/14/chartex" xmlns:mc="http://schemas.openxmlformats.org/markup-compatibility/2006" xmlns:aink="http://schemas.microsoft.com/office/drawing/2016/ink" xmlns:am3d="http://schemas.microsoft.com/office/drawing/2017/model3d" xmlns:o="urn:schemas-microsoft-com:office:office" xmlns:oel="http://schemas.microsoft.com/office/2019/extlst" xmlns:r="http://schemas.openxmlformats.org/officeDocument/2006/relationships" xmlns:m="http://schemas.openxmlformats.org/officeDocument/2006/math" xmlns:v="urn:schemas-microsoft-com:vml" xmlns:wp14="http://schemas.microsoft.com/office/word/2010/wordprocessingDrawing" xmlns:wp="http://schemas.openxmlformats.org/drawingml/2006/wordprocessingDrawing" xmlns:w10="urn:schemas-microsoft-com:office:word" xmlns:w="http://schemas.openxmlformats.org/wordprocessingml/2006/main" xmlns:w14="http://schemas.microsoft.com/office/word/2010/wordml" xmlns:w15="http://schemas.microsoft.com/office/word/2012/wordml" xmlns:w16cei="http://schemas.microsoft.com/office/word/2026/wordml/cei" xmlns:w16cex="http://schemas.microsoft.com/office/word/2018/wordml/cex" xmlns:w16cid="http://schemas.microsoft.com/office/word/2016/wordml/cid" xmlns:w16="http://schemas.microsoft.com/office/word/2018/wordml" xmlns:w16du="http://schemas.microsoft.com/office/word/2023/wordml/word16du" xmlns:w16sdtdh="http://schemas.microsoft.com/office/word/2020/wordml/sdtdatahash" xmlns:w16sdtfl="http://schemas.microsoft.com/office/word/2024/wordml/sdtformatlock" xmlns:w16se="http://schemas.microsoft.com/office/word/2015/wordml/symex" xmlns:wpg="http://schemas.microsoft.com/office/word/2010/wordprocessingGroup" xmlns:wpi="http://schemas.microsoft.com/office/word/2010/wordprocessingInk" xmlns:wne="http://schemas.microsoft.com/office/word/2006/wordml" xmlns:wps="http://schemas.microsoft.com/office/word/2010/wordprocessingShape" mc:Ignorable="w14 w15 w16se w16cid w16 w16cex w16sdtdh w16sdtfl w16du wp14">
   <w:body>
     <w:tbl>
       <w:tblPr>
-        <w:tblStyle w:val="TableGrid"/>
-        <w:tblW w:w="10490" w:type="dxa"/>
-        <w:tblBorders>
-          <w:top w:val="none" w:color="auto" w:sz="0" w:space="0"/>
-          <w:left w:val="none" w:color="auto" w:sz="0" w:space="0"/>
-          <w:bottom w:val="none" w:color="auto" w:sz="0" w:space="0"/>
-          <w:right w:val="none" w:color="auto" w:sz="0" w:space="0"/>
-          <w:insideH w:val="none" w:color="auto" w:sz="0" w:space="0"/>
-          <w:insideV w:val="none" w:color="auto" w:sz="0" w:space="0"/>
-        </w:tblBorders>
-        <w:tblLook w:val="04A0" w:firstRow="1" w:lastRow="0" w:firstColumn="1" w:lastColumn="0" w:noHBand="0" w:noVBand="1"/>
+        <w:tblStyle w:val="BCBlockTable"/>
+        <w:tblW w:w="5000" w:type="pct"/>
+        <w:tblLook w:val="0620" w:firstRow="1" w:lastRow="0" w:firstColumn="0" w:lastColumn="0" w:noHBand="1" w:noVBand="1"/>
+        <w:tblCaption w:val="Table 1"/>
+        <w:tblDescription w:val="Layout table. Used for positioning, not for tabular data."/>
       </w:tblPr>
       <w:tblGrid>
-        <w:gridCol w:w="10490"/>
+        <w:gridCol w:w="10494"/>
       </w:tblGrid>
       <w:tr>
         <w:trPr>
-          <w:trHeight w:val="340" w:hRule="exact"/>
+          <w:cnfStyle w:val="100000000000" w:firstRow="1" w:lastRow="0" w:firstColumn="0" w:lastColumn="0" w:oddVBand="0" w:evenVBand="0" w:oddHBand="0" w:evenHBand="0" w:firstRowFirstColumn="0" w:firstRowLastColumn="0" w:lastRowFirstColumn="0" w:lastRowLastColumn="0"/>
+          <w:cantSplit/>
+          <w:trHeight w:val="340"/>
         </w:trPr>
         <w:tc>
           <w:tcPr>
-            <w:tcW w:w="5317" w:type="dxa"/>
+            <w:tcW w:w="5000" w:type="pct"/>
           </w:tcPr>
           <w:p>
             <w:pPr>
+              <w:pStyle w:val="NoSpacing"/>
               <w:spacing w:line="278" w:lineRule="auto"/>
-              <w:rPr>
-                <w:sz w:val="22"/>
-                <w:szCs w:val="22"/>
-              </w:rPr>
             </w:pPr>
             <w:sdt>
               <w:sdtPr>
-                <w:rPr>
-                  <w:sz w:val="22"/>
-                  <w:szCs w:val="22"/>
-                </w:rPr>
                 <w:alias w:val="#Nav: /ReportHeader/ItemFilter"/>
-                <w:tag w:val="#Nav: Inventory_Customer_Sales/713"/>
+                <w:tag w:val="#Nav: FS_YSD_InventoryCustomerSales/50019"/>
                 <w:id w:val="-1090542280"/>
                 <w:placeholder>
                   <w:docPart w:val="9A8100A76D1048CAB6FC6D492C929923"/>
                 </w:placeholder>
-                <w:dataBinding w:prefixMappings="xmlns:ns0='urn:microsoft-dynamics-nav/reports/Inventory_Customer_Sales/713/'" w:xpath="/ns0:NavWordReportXmlPart[1]/ns0:ReportHeader[1]/ns0:ItemFilter[1]" w:storeItemID="{0E62280E-706F-45D7-BEE2-B24E4BE14C14}"/>
+                <w:dataBinding w:prefixMappings="xmlns:ns0='urn:microsoft-dynamics-nav/reports/FS_YSD_InventoryCustomerSales/50019/' " w:xpath="/ns0:NavWordReportXmlPart[1]/ns0:ReportHeader[1]/ns0:ItemFilter[1]" w:storeItemID="{0E62280E-706F-45D7-BEE2-B24E4BE14C14}"/>
                 <w:text/>
               </w:sdtPr>
+              <w:sdtEndPr/>
               <w:sdtContent>
-                <w:proofErr w:type="spellStart"/>
                 <w:r>
-                  <w:rPr>
-                    <w:sz w:val="22"/>
-                    <w:szCs w:val="22"/>
-                  </w:rPr>
                   <w:t>ItemFilter</w:t>
                 </w:r>
-                <w:proofErr w:type="spellEnd"/>
               </w:sdtContent>
             </w:sdt>
           </w:p>
@@ -67,458 +51,312 @@
       </w:tr>
       <w:tr>
         <w:trPr>
-          <w:trHeight w:val="340" w:hRule="exact"/>
+          <w:cantSplit/>
+          <w:trHeight w:val="340"/>
         </w:trPr>
         <w:tc>
           <w:tcPr>
-            <w:tcW w:w="5317" w:type="dxa"/>
+            <w:tcW w:w="5000" w:type="pct"/>
           </w:tcPr>
           <w:p>
             <w:pPr>
+              <w:pStyle w:val="NoSpacing"/>
               <w:spacing w:line="278" w:lineRule="auto"/>
-              <w:rPr>
-                <w:sz w:val="22"/>
-                <w:szCs w:val="22"/>
-              </w:rPr>
             </w:pPr>
             <w:sdt>
               <w:sdtPr>
-                <w:rPr>
-                  <w:sz w:val="22"/>
-                  <w:szCs w:val="22"/>
-                </w:rPr>
                 <w:alias w:val="#Nav: /ReportHeader/ItemLedgEntryFilter"/>
-                <w:tag w:val="#Nav: Inventory_Customer_Sales/713"/>
+                <w:tag w:val="#Nav: FS_YSD_InventoryCustomerSales/50019"/>
                 <w:id w:val="821245802"/>
                 <w:placeholder>
                   <w:docPart w:val="A068C28382E74556B48A0640A88D4552"/>
                 </w:placeholder>
-                <w:dataBinding w:prefixMappings="xmlns:ns0='urn:microsoft-dynamics-nav/reports/Inventory_Customer_Sales/713/'" w:xpath="/ns0:NavWordReportXmlPart[1]/ns0:ReportHeader[1]/ns0:ItemLedgEntryFilter[1]" w:storeItemID="{0E62280E-706F-45D7-BEE2-B24E4BE14C14}"/>
+                <w:dataBinding w:prefixMappings="xmlns:ns0='urn:microsoft-dynamics-nav/reports/FS_YSD_InventoryCustomerSales/50019/' " w:xpath="/ns0:NavWordReportXmlPart[1]/ns0:ReportHeader[1]/ns0:ItemLedgEntryFilter[1]" w:storeItemID="{0E62280E-706F-45D7-BEE2-B24E4BE14C14}"/>
                 <w:text/>
               </w:sdtPr>
+              <w:sdtEndPr/>
               <w:sdtContent>
-                <w:proofErr w:type="spellStart"/>
                 <w:r>
-                  <w:rPr>
-                    <w:sz w:val="22"/>
-                    <w:szCs w:val="22"/>
-                  </w:rPr>
                   <w:t>ItemLedgEntryFilter</w:t>
                 </w:r>
-                <w:proofErr w:type="spellEnd"/>
               </w:sdtContent>
             </w:sdt>
           </w:p>
         </w:tc>
       </w:tr>
     </w:tbl>
-    <w:p>
-      <w:pPr>
-        <w:rPr>
-          <w:sz w:val="22"/>
-          <w:szCs w:val="22"/>
-        </w:rPr>
-      </w:pPr>
-    </w:p>
+    <w:p/>
     <w:tbl>
       <w:tblPr>
-        <w:tblStyle w:val="TableGrid"/>
-        <w:tblW w:w="10490" w:type="dxa"/>
-        <w:tblBorders>
-          <w:top w:val="none" w:color="auto" w:sz="0" w:space="0"/>
-          <w:left w:val="none" w:color="auto" w:sz="0" w:space="0"/>
-          <w:bottom w:val="none" w:color="auto" w:sz="0" w:space="0"/>
-          <w:right w:val="none" w:color="auto" w:sz="0" w:space="0"/>
-          <w:insideH w:val="none" w:color="auto" w:sz="0" w:space="0"/>
-          <w:insideV w:val="none" w:color="auto" w:sz="0" w:space="0"/>
-        </w:tblBorders>
-        <w:tblLayout w:type="fixed"/>
-        <w:tblLook w:val="04A0" w:firstRow="1" w:lastRow="0" w:firstColumn="1" w:lastColumn="0" w:noHBand="0" w:noVBand="1"/>
+        <w:tblStyle w:val="BCDataTable"/>
+        <w:tblW w:w="5000" w:type="pct"/>
+        <w:tblLook w:val="0420" w:firstRow="1" w:lastRow="0" w:firstColumn="0" w:lastColumn="0" w:noHBand="0" w:noVBand="1"/>
+        <w:tblCaption w:val="Table 2"/>
+        <w:tblDescription w:val="Document lines. Column headers in the first row."/>
       </w:tblPr>
       <w:tblGrid>
-        <w:gridCol w:w="1276"/>
-        <w:gridCol w:w="3544"/>
-        <w:gridCol w:w="709"/>
-        <w:gridCol w:w="992"/>
-        <w:gridCol w:w="992"/>
-        <w:gridCol w:w="992"/>
-        <w:gridCol w:w="993"/>
-        <w:gridCol w:w="992"/>
+        <w:gridCol w:w="1289"/>
+        <w:gridCol w:w="1611"/>
+        <w:gridCol w:w="1280"/>
+        <w:gridCol w:w="1141"/>
+        <w:gridCol w:w="1540"/>
+        <w:gridCol w:w="1307"/>
+        <w:gridCol w:w="1096"/>
+        <w:gridCol w:w="1230"/>
       </w:tblGrid>
       <w:tr>
         <w:trPr>
+          <w:cnfStyle w:val="100000000000" w:firstRow="1" w:lastRow="0" w:firstColumn="0" w:lastColumn="0" w:oddVBand="0" w:evenVBand="0" w:oddHBand="0" w:evenHBand="0" w:firstRowFirstColumn="0" w:firstRowLastColumn="0" w:lastRowFirstColumn="0" w:lastRowLastColumn="0"/>
+          <w:cantSplit/>
           <w:trHeight w:val="490"/>
+          <w:tblHeader/>
         </w:trPr>
         <w:sdt>
           <w:sdtPr>
-            <w:rPr>
-              <w:rFonts w:ascii="Segoe UI Semibold" w:hAnsi="Segoe UI Semibold" w:cs="Segoe UI Semibold"/>
-              <w:sz w:val="22"/>
-              <w:szCs w:val="22"/>
-            </w:rPr>
             <w:alias w:val="#Nav: /Labels/CustomerNoLbl"/>
-            <w:tag w:val="#Nav: Inventory_Customer_Sales/713"/>
+            <w:tag w:val="#Nav: FS_YSD_InventoryCustomerSales/50019"/>
             <w:id w:val="501544555"/>
             <w:placeholder>
               <w:docPart w:val="944B0424967B42A5AFC5CCA909FE17E3"/>
             </w:placeholder>
-            <w:dataBinding w:prefixMappings="xmlns:ns0='urn:microsoft-dynamics-nav/reports/Inventory_Customer_Sales/713/'" w:xpath="/ns0:NavWordReportXmlPart[1]/ns0:Labels[1]/ns0:CustomerNoLbl[1]" w:storeItemID="{0E62280E-706F-45D7-BEE2-B24E4BE14C14}"/>
+            <w:dataBinding w:prefixMappings="xmlns:ns0='urn:microsoft-dynamics-nav/reports/FS_YSD_InventoryCustomerSales/50019/' " w:xpath="/ns0:NavWordReportXmlPart[1]/ns0:Labels[1]/ns0:CustomerNoLbl[1]" w:storeItemID="{0E62280E-706F-45D7-BEE2-B24E4BE14C14}"/>
             <w:text/>
           </w:sdtPr>
+          <w:sdtEndPr/>
           <w:sdtContent>
             <w:tc>
               <w:tcPr>
-                <w:tcW w:w="1276" w:type="dxa"/>
+                <w:tcW w:w="614" w:type="pct"/>
                 <w:tcBorders>
-                  <w:bottom w:val="single" w:color="auto" w:sz="4" w:space="0"/>
+                  <w:bottom w:val="single" w:sz="4" w:space="0" w:color="auto"/>
                 </w:tcBorders>
               </w:tcPr>
               <w:p>
                 <w:pPr>
-                  <w:pStyle w:val="Heading2"/>
+                  <w:pStyle w:val="BCLabel"/>
                   <w:spacing w:before="160" w:after="80"/>
-                  <w:rPr>
-                    <w:rFonts w:ascii="Segoe UI Semibold" w:hAnsi="Segoe UI Semibold" w:cs="Segoe UI Semibold"/>
-                    <w:sz w:val="22"/>
-                    <w:szCs w:val="22"/>
-                  </w:rPr>
                 </w:pPr>
-                <w:proofErr w:type="spellStart"/>
                 <w:r>
-                  <w:rPr>
-                    <w:rFonts w:ascii="Segoe UI Semibold" w:hAnsi="Segoe UI Semibold" w:cs="Segoe UI Semibold"/>
-                    <w:sz w:val="22"/>
-                    <w:szCs w:val="22"/>
-                  </w:rPr>
                   <w:t>CustomerNoLbl</w:t>
                 </w:r>
-                <w:proofErr w:type="spellEnd"/>
               </w:p>
             </w:tc>
           </w:sdtContent>
         </w:sdt>
         <w:sdt>
           <w:sdtPr>
-            <w:rPr>
-              <w:rFonts w:ascii="Segoe UI Semibold" w:hAnsi="Segoe UI Semibold" w:cs="Segoe UI Semibold"/>
-              <w:sz w:val="22"/>
-              <w:szCs w:val="22"/>
-            </w:rPr>
             <w:alias w:val="#Nav: /Labels/CustNameLbl"/>
-            <w:tag w:val="#Nav: Inventory_Customer_Sales/713"/>
+            <w:tag w:val="#Nav: FS_YSD_InventoryCustomerSales/50019"/>
             <w:id w:val="-1060179346"/>
             <w:placeholder>
               <w:docPart w:val="944B0424967B42A5AFC5CCA909FE17E3"/>
             </w:placeholder>
-            <w:dataBinding w:prefixMappings="xmlns:ns0='urn:microsoft-dynamics-nav/reports/Inventory_Customer_Sales/713/'" w:xpath="/ns0:NavWordReportXmlPart[1]/ns0:Labels[1]/ns0:CustNameLbl[1]" w:storeItemID="{0E62280E-706F-45D7-BEE2-B24E4BE14C14}"/>
+            <w:dataBinding w:prefixMappings="xmlns:ns0='urn:microsoft-dynamics-nav/reports/FS_YSD_InventoryCustomerSales/50019/' " w:xpath="/ns0:NavWordReportXmlPart[1]/ns0:Labels[1]/ns0:CustNameLbl[1]" w:storeItemID="{0E62280E-706F-45D7-BEE2-B24E4BE14C14}"/>
             <w:text/>
           </w:sdtPr>
+          <w:sdtEndPr/>
           <w:sdtContent>
             <w:tc>
               <w:tcPr>
-                <w:tcW w:w="3544" w:type="dxa"/>
+                <w:tcW w:w="768" w:type="pct"/>
                 <w:tcBorders>
-                  <w:bottom w:val="single" w:color="auto" w:sz="4" w:space="0"/>
+                  <w:bottom w:val="single" w:sz="4" w:space="0" w:color="auto"/>
                 </w:tcBorders>
               </w:tcPr>
               <w:p>
                 <w:pPr>
-                  <w:pStyle w:val="Heading2"/>
+                  <w:pStyle w:val="BCLabel"/>
                   <w:spacing w:before="160" w:after="80"/>
-                  <w:rPr>
-                    <w:rFonts w:ascii="Segoe UI Semibold" w:hAnsi="Segoe UI Semibold" w:cs="Segoe UI Semibold"/>
-                    <w:sz w:val="22"/>
-                    <w:szCs w:val="22"/>
-                  </w:rPr>
                 </w:pPr>
-                <w:proofErr w:type="spellStart"/>
                 <w:r>
-                  <w:rPr>
-                    <w:rFonts w:ascii="Segoe UI Semibold" w:hAnsi="Segoe UI Semibold" w:cs="Segoe UI Semibold"/>
-                    <w:sz w:val="22"/>
-                    <w:szCs w:val="22"/>
-                  </w:rPr>
                   <w:t>CustNameLbl</w:t>
                 </w:r>
-                <w:proofErr w:type="spellEnd"/>
               </w:p>
             </w:tc>
           </w:sdtContent>
         </w:sdt>
         <w:tc>
           <w:tcPr>
-            <w:tcW w:w="709" w:type="dxa"/>
+            <w:tcW w:w="610" w:type="pct"/>
             <w:tcBorders>
-              <w:bottom w:val="single" w:color="auto" w:sz="4" w:space="0"/>
+              <w:bottom w:val="single" w:sz="4" w:space="0" w:color="auto"/>
             </w:tcBorders>
           </w:tcPr>
           <w:p>
             <w:pPr>
-              <w:pStyle w:val="Heading2"/>
+              <w:pStyle w:val="BCLabel"/>
               <w:spacing w:before="160" w:after="80"/>
-              <w:rPr>
-                <w:rFonts w:ascii="Segoe UI Semibold" w:hAnsi="Segoe UI Semibold" w:cs="Segoe UI Semibold"/>
-                <w:sz w:val="22"/>
-                <w:szCs w:val="22"/>
-              </w:rPr>
             </w:pPr>
           </w:p>
         </w:tc>
         <w:tc>
           <w:tcPr>
-            <w:tcW w:w="992" w:type="dxa"/>
+            <w:tcW w:w="544" w:type="pct"/>
             <w:tcBorders>
-              <w:bottom w:val="single" w:color="auto" w:sz="4" w:space="0"/>
+              <w:bottom w:val="single" w:sz="4" w:space="0" w:color="auto"/>
             </w:tcBorders>
           </w:tcPr>
           <w:sdt>
             <w:sdtPr>
-              <w:rPr>
-                <w:rFonts w:ascii="Segoe UI Semibold" w:hAnsi="Segoe UI Semibold" w:cs="Segoe UI Semibold"/>
-                <w:sz w:val="22"/>
-                <w:szCs w:val="22"/>
-              </w:rPr>
               <w:alias w:val="#Nav: /Labels/InvQtyLbl"/>
-              <w:tag w:val="#Nav: Inventory_Customer_Sales/713"/>
+              <w:tag w:val="#Nav: FS_YSD_InventoryCustomerSales/50019"/>
               <w:id w:val="1986968305"/>
               <w:placeholder>
                 <w:docPart w:val="944B0424967B42A5AFC5CCA909FE17E3"/>
               </w:placeholder>
-              <w:dataBinding w:prefixMappings="xmlns:ns0='urn:microsoft-dynamics-nav/reports/Inventory_Customer_Sales/713/'" w:xpath="/ns0:NavWordReportXmlPart[1]/ns0:Labels[1]/ns0:InvQtyLbl[1]" w:storeItemID="{0E62280E-706F-45D7-BEE2-B24E4BE14C14}"/>
+              <w:dataBinding w:prefixMappings="xmlns:ns0='urn:microsoft-dynamics-nav/reports/FS_YSD_InventoryCustomerSales/50019/' " w:xpath="/ns0:NavWordReportXmlPart[1]/ns0:Labels[1]/ns0:InvQtyLbl[1]" w:storeItemID="{0E62280E-706F-45D7-BEE2-B24E4BE14C14}"/>
               <w:text/>
             </w:sdtPr>
+            <w:sdtEndPr/>
             <w:sdtContent>
               <w:p>
                 <w:pPr>
-                  <w:pStyle w:val="Heading2"/>
+                  <w:pStyle w:val="BCLabelNumber"/>
                   <w:spacing w:before="160" w:after="80"/>
                   <w:jc w:val="right"/>
-                  <w:rPr>
-                    <w:rFonts w:ascii="Segoe UI Semibold" w:hAnsi="Segoe UI Semibold" w:cs="Segoe UI Semibold"/>
-                    <w:sz w:val="22"/>
-                    <w:szCs w:val="22"/>
-                  </w:rPr>
                 </w:pPr>
-                <w:proofErr w:type="spellStart"/>
                 <w:r>
-                  <w:rPr>
-                    <w:rFonts w:ascii="Segoe UI Semibold" w:hAnsi="Segoe UI Semibold" w:cs="Segoe UI Semibold"/>
-                    <w:sz w:val="22"/>
-                    <w:szCs w:val="22"/>
-                  </w:rPr>
                   <w:t>InvQtyLbl</w:t>
                 </w:r>
-                <w:proofErr w:type="spellEnd"/>
               </w:p>
             </w:sdtContent>
           </w:sdt>
           <w:p>
             <w:pPr>
-              <w:pStyle w:val="Heading2"/>
+              <w:pStyle w:val="BCLabelNumber"/>
               <w:spacing w:before="160" w:after="80"/>
               <w:jc w:val="right"/>
-              <w:rPr>
-                <w:rFonts w:ascii="Segoe UI Semibold" w:hAnsi="Segoe UI Semibold" w:cs="Segoe UI Semibold"/>
-                <w:sz w:val="22"/>
-                <w:szCs w:val="22"/>
-              </w:rPr>
             </w:pPr>
           </w:p>
         </w:tc>
         <w:sdt>
           <w:sdtPr>
-            <w:rPr>
-              <w:rFonts w:ascii="Segoe UI Semibold" w:hAnsi="Segoe UI Semibold" w:cs="Segoe UI Semibold"/>
-              <w:sz w:val="22"/>
-              <w:szCs w:val="22"/>
-            </w:rPr>
             <w:alias w:val="#Nav: /Labels/AmountLbl"/>
-            <w:tag w:val="#Nav: Inventory_Customer_Sales/713"/>
+            <w:tag w:val="#Nav: FS_YSD_InventoryCustomerSales/50019"/>
             <w:id w:val="208617712"/>
             <w:placeholder>
               <w:docPart w:val="944B0424967B42A5AFC5CCA909FE17E3"/>
             </w:placeholder>
-            <w:dataBinding w:prefixMappings="xmlns:ns0='urn:microsoft-dynamics-nav/reports/Inventory_Customer_Sales/713/'" w:xpath="/ns0:NavWordReportXmlPart[1]/ns0:Labels[1]/ns0:AmountLbl[1]" w:storeItemID="{0E62280E-706F-45D7-BEE2-B24E4BE14C14}"/>
+            <w:dataBinding w:prefixMappings="xmlns:ns0='urn:microsoft-dynamics-nav/reports/FS_YSD_InventoryCustomerSales/50019/' " w:xpath="/ns0:NavWordReportXmlPart[1]/ns0:Labels[1]/ns0:AmountLbl[1]" w:storeItemID="{0E62280E-706F-45D7-BEE2-B24E4BE14C14}"/>
             <w:text/>
           </w:sdtPr>
+          <w:sdtEndPr/>
           <w:sdtContent>
             <w:tc>
               <w:tcPr>
-                <w:tcW w:w="992" w:type="dxa"/>
+                <w:tcW w:w="734" w:type="pct"/>
                 <w:tcBorders>
-                  <w:bottom w:val="single" w:color="auto" w:sz="4" w:space="0"/>
+                  <w:bottom w:val="single" w:sz="4" w:space="0" w:color="auto"/>
                 </w:tcBorders>
               </w:tcPr>
               <w:p>
                 <w:pPr>
-                  <w:pStyle w:val="Heading2"/>
+                  <w:pStyle w:val="BCLabelNumber"/>
                   <w:spacing w:before="160" w:after="80"/>
                   <w:jc w:val="right"/>
-                  <w:rPr>
-                    <w:rFonts w:ascii="Segoe UI Semibold" w:hAnsi="Segoe UI Semibold" w:cs="Segoe UI Semibold"/>
-                    <w:sz w:val="22"/>
-                    <w:szCs w:val="22"/>
-                  </w:rPr>
                 </w:pPr>
-                <w:proofErr w:type="spellStart"/>
                 <w:r>
-                  <w:rPr>
-                    <w:rFonts w:ascii="Segoe UI Semibold" w:hAnsi="Segoe UI Semibold" w:cs="Segoe UI Semibold"/>
-                    <w:sz w:val="22"/>
-                    <w:szCs w:val="22"/>
-                  </w:rPr>
                   <w:t>AmountLbl</w:t>
                 </w:r>
-                <w:proofErr w:type="spellEnd"/>
               </w:p>
             </w:tc>
           </w:sdtContent>
         </w:sdt>
         <w:tc>
           <w:tcPr>
-            <w:tcW w:w="992" w:type="dxa"/>
+            <w:tcW w:w="623" w:type="pct"/>
             <w:tcBorders>
-              <w:bottom w:val="single" w:color="auto" w:sz="4" w:space="0"/>
+              <w:bottom w:val="single" w:sz="4" w:space="0" w:color="auto"/>
             </w:tcBorders>
           </w:tcPr>
           <w:sdt>
             <w:sdtPr>
-              <w:rPr>
-                <w:rFonts w:ascii="Segoe UI Semibold" w:hAnsi="Segoe UI Semibold" w:cs="Segoe UI Semibold"/>
-                <w:sz w:val="22"/>
-                <w:szCs w:val="22"/>
-              </w:rPr>
               <w:alias w:val="#Nav: /Labels/DiscountAmtLbl"/>
-              <w:tag w:val="#Nav: Inventory_Customer_Sales/713"/>
+              <w:tag w:val="#Nav: FS_YSD_InventoryCustomerSales/50019"/>
               <w:id w:val="1430861775"/>
               <w:placeholder>
                 <w:docPart w:val="944B0424967B42A5AFC5CCA909FE17E3"/>
               </w:placeholder>
-              <w:dataBinding w:prefixMappings="xmlns:ns0='urn:microsoft-dynamics-nav/reports/Inventory_Customer_Sales/713/'" w:xpath="/ns0:NavWordReportXmlPart[1]/ns0:Labels[1]/ns0:DiscountAmtLbl[1]" w:storeItemID="{0E62280E-706F-45D7-BEE2-B24E4BE14C14}"/>
+              <w:dataBinding w:prefixMappings="xmlns:ns0='urn:microsoft-dynamics-nav/reports/FS_YSD_InventoryCustomerSales/50019/' " w:xpath="/ns0:NavWordReportXmlPart[1]/ns0:Labels[1]/ns0:DiscountAmtLbl[1]" w:storeItemID="{0E62280E-706F-45D7-BEE2-B24E4BE14C14}"/>
               <w:text/>
             </w:sdtPr>
+            <w:sdtEndPr/>
             <w:sdtContent>
               <w:p>
                 <w:pPr>
-                  <w:pStyle w:val="Heading2"/>
+                  <w:pStyle w:val="BCLabelNumber"/>
                   <w:spacing w:before="160" w:after="80"/>
                   <w:jc w:val="right"/>
-                  <w:rPr>
-                    <w:rFonts w:ascii="Segoe UI Semibold" w:hAnsi="Segoe UI Semibold" w:cs="Segoe UI Semibold"/>
-                    <w:sz w:val="22"/>
-                    <w:szCs w:val="22"/>
-                  </w:rPr>
                 </w:pPr>
-                <w:proofErr w:type="spellStart"/>
                 <w:r>
-                  <w:rPr>
-                    <w:rFonts w:ascii="Segoe UI Semibold" w:hAnsi="Segoe UI Semibold" w:cs="Segoe UI Semibold"/>
-                    <w:sz w:val="22"/>
-                    <w:szCs w:val="22"/>
-                  </w:rPr>
                   <w:t>DiscountAmtLbl</w:t>
                 </w:r>
-                <w:proofErr w:type="spellEnd"/>
               </w:p>
             </w:sdtContent>
           </w:sdt>
         </w:tc>
         <w:sdt>
           <w:sdtPr>
-            <w:rPr>
-              <w:rFonts w:ascii="Segoe UI Semibold" w:hAnsi="Segoe UI Semibold" w:cs="Segoe UI Semibold"/>
-              <w:sz w:val="22"/>
-              <w:szCs w:val="22"/>
-            </w:rPr>
             <w:alias w:val="#Nav: /Labels/ProfitLbl"/>
-            <w:tag w:val="#Nav: Inventory_Customer_Sales/713"/>
+            <w:tag w:val="#Nav: FS_YSD_InventoryCustomerSales/50019"/>
             <w:id w:val="-469984770"/>
             <w:placeholder>
               <w:docPart w:val="944B0424967B42A5AFC5CCA909FE17E3"/>
             </w:placeholder>
-            <w:dataBinding w:prefixMappings="xmlns:ns0='urn:microsoft-dynamics-nav/reports/Inventory_Customer_Sales/713/'" w:xpath="/ns0:NavWordReportXmlPart[1]/ns0:Labels[1]/ns0:ProfitLbl[1]" w:storeItemID="{0E62280E-706F-45D7-BEE2-B24E4BE14C14}"/>
+            <w:dataBinding w:prefixMappings="xmlns:ns0='urn:microsoft-dynamics-nav/reports/FS_YSD_InventoryCustomerSales/50019/' " w:xpath="/ns0:NavWordReportXmlPart[1]/ns0:Labels[1]/ns0:ProfitLbl[1]" w:storeItemID="{0E62280E-706F-45D7-BEE2-B24E4BE14C14}"/>
             <w:text/>
           </w:sdtPr>
+          <w:sdtEndPr/>
           <w:sdtContent>
             <w:tc>
               <w:tcPr>
-                <w:tcW w:w="993" w:type="dxa"/>
+                <w:tcW w:w="522" w:type="pct"/>
                 <w:tcBorders>
-                  <w:bottom w:val="single" w:color="auto" w:sz="4" w:space="0"/>
+                  <w:bottom w:val="single" w:sz="4" w:space="0" w:color="auto"/>
                 </w:tcBorders>
               </w:tcPr>
               <w:p>
                 <w:pPr>
-                  <w:pStyle w:val="Heading2"/>
+                  <w:pStyle w:val="BCLabelNumber"/>
                   <w:spacing w:before="160" w:after="80"/>
                   <w:jc w:val="right"/>
-                  <w:rPr>
-                    <w:rFonts w:ascii="Segoe UI Semibold" w:hAnsi="Segoe UI Semibold" w:cs="Segoe UI Semibold"/>
-                    <w:b/>
-                    <w:bCs/>
-                    <w:sz w:val="22"/>
-                    <w:szCs w:val="22"/>
-                  </w:rPr>
                 </w:pPr>
-                <w:proofErr w:type="spellStart"/>
                 <w:r>
-                  <w:rPr>
-                    <w:rFonts w:ascii="Segoe UI Semibold" w:hAnsi="Segoe UI Semibold" w:cs="Segoe UI Semibold"/>
-                    <w:sz w:val="22"/>
-                    <w:szCs w:val="22"/>
-                  </w:rPr>
                   <w:t>ProfitLbl</w:t>
                 </w:r>
-                <w:proofErr w:type="spellEnd"/>
               </w:p>
             </w:tc>
           </w:sdtContent>
         </w:sdt>
         <w:sdt>
           <w:sdtPr>
-            <w:rPr>
-              <w:rFonts w:ascii="Segoe UI Semibold" w:hAnsi="Segoe UI Semibold" w:cs="Segoe UI Semibold"/>
-              <w:sz w:val="22"/>
-              <w:szCs w:val="22"/>
-            </w:rPr>
             <w:alias w:val="#Nav: /Labels/ProfitPctLbl"/>
-            <w:tag w:val="#Nav: Inventory_Customer_Sales/713"/>
+            <w:tag w:val="#Nav: FS_YSD_InventoryCustomerSales/50019"/>
             <w:id w:val="482126167"/>
             <w:placeholder>
               <w:docPart w:val="944B0424967B42A5AFC5CCA909FE17E3"/>
             </w:placeholder>
-            <w:dataBinding w:prefixMappings="xmlns:ns0='urn:microsoft-dynamics-nav/reports/Inventory_Customer_Sales/713/'" w:xpath="/ns0:NavWordReportXmlPart[1]/ns0:Labels[1]/ns0:ProfitPctLbl[1]" w:storeItemID="{0E62280E-706F-45D7-BEE2-B24E4BE14C14}"/>
+            <w:dataBinding w:prefixMappings="xmlns:ns0='urn:microsoft-dynamics-nav/reports/FS_YSD_InventoryCustomerSales/50019/' " w:xpath="/ns0:NavWordReportXmlPart[1]/ns0:Labels[1]/ns0:ProfitPctLbl[1]" w:storeItemID="{0E62280E-706F-45D7-BEE2-B24E4BE14C14}"/>
             <w:text/>
           </w:sdtPr>
+          <w:sdtEndPr/>
           <w:sdtContent>
             <w:tc>
               <w:tcPr>
-                <w:tcW w:w="992" w:type="dxa"/>
+                <w:tcW w:w="586" w:type="pct"/>
                 <w:tcBorders>
-                  <w:bottom w:val="single" w:color="auto" w:sz="4" w:space="0"/>
+                  <w:bottom w:val="single" w:sz="4" w:space="0" w:color="auto"/>
                 </w:tcBorders>
               </w:tcPr>
               <w:p>
                 <w:pPr>
-                  <w:pStyle w:val="Heading2"/>
+                  <w:pStyle w:val="BCLabelNumber"/>
                   <w:spacing w:before="160" w:after="80"/>
                   <w:jc w:val="right"/>
-                  <w:rPr>
-                    <w:rFonts w:ascii="Segoe UI Semibold" w:hAnsi="Segoe UI Semibold" w:cs="Segoe UI Semibold"/>
-                    <w:sz w:val="22"/>
-                    <w:szCs w:val="22"/>
-                  </w:rPr>
                 </w:pPr>
-                <w:proofErr w:type="spellStart"/>
                 <w:r>
-                  <w:rPr>
-                    <w:rFonts w:ascii="Segoe UI Semibold" w:hAnsi="Segoe UI Semibold" w:cs="Segoe UI Semibold"/>
-                    <w:sz w:val="22"/>
-                    <w:szCs w:val="22"/>
-                  </w:rPr>
                   <w:t>ProfitPctLbl</w:t>
                 </w:r>
-                <w:proofErr w:type="spellEnd"/>
               </w:p>
             </w:tc>
           </w:sdtContent>
@@ -527,23 +365,18 @@
       <w:sdt>
         <w:sdtPr>
           <w:rPr>
-            <w:rFonts w:ascii="Segoe UI" w:hAnsi="Segoe UI" w:cs="Segoe UI"/>
-            <w:b/>
-            <w:bCs/>
-            <w:sz w:val="22"/>
-            <w:szCs w:val="22"/>
+            <w:rFonts w:asciiTheme="majorHAnsi" w:eastAsiaTheme="majorEastAsia" w:hAnsiTheme="majorHAnsi" w:cstheme="majorBidi"/>
             <w:lang w:eastAsia="zh-CN"/>
+            <w14:numSpacing w14:val="tabular"/>
           </w:rPr>
           <w:alias w:val="#Nav: /Item"/>
-          <w:tag w:val="#Nav: Inventory_Customer_Sales/713"/>
+          <w:tag w:val="#Nav: FS_YSD_InventoryCustomerSales/50019"/>
           <w:id w:val="37015946"/>
-          <w15:dataBinding w:prefixMappings="xmlns:ns0='urn:microsoft-dynamics-nav/reports/Inventory_Customer_Sales/713/'" w:xpath="/ns0:NavWordReportXmlPart[1]/ns0:Item" w:storeItemID="{0E62280E-706F-45D7-BEE2-B24E4BE14C14}"/>
+          <w15:dataBinding w:prefixMappings="xmlns:ns0='urn:microsoft-dynamics-nav/reports/FS_YSD_InventoryCustomerSales/50019/' " w:xpath="/ns0:NavWordReportXmlPart[1]/ns0:Item" w:storeItemID="{0E62280E-706F-45D7-BEE2-B24E4BE14C14}"/>
           <w15:repeatingSection/>
         </w:sdtPr>
         <w:sdtEndPr>
           <w:rPr>
-            <w:rFonts w:ascii="Segoe UI Semibold" w:hAnsi="Segoe UI Semibold" w:cs="Segoe UI Semibold" w:eastAsiaTheme="majorEastAsia"/>
-            <w:color w:val="0F4761" w:themeColor="accent1" w:themeShade="BF"/>
             <w:lang w:eastAsia="ja-JP"/>
           </w:rPr>
         </w:sdtEndPr>
@@ -551,12 +384,9 @@
           <w:sdt>
             <w:sdtPr>
               <w:rPr>
-                <w:rFonts w:ascii="Segoe UI" w:hAnsi="Segoe UI" w:cs="Segoe UI"/>
-                <w:b/>
-                <w:bCs/>
-                <w:sz w:val="22"/>
-                <w:szCs w:val="22"/>
+                <w:rFonts w:asciiTheme="majorHAnsi" w:eastAsiaTheme="majorEastAsia" w:hAnsiTheme="majorHAnsi" w:cstheme="majorBidi"/>
                 <w:lang w:eastAsia="zh-CN"/>
+                <w14:numSpacing w14:val="tabular"/>
               </w:rPr>
               <w:id w:val="240532113"/>
               <w:placeholder>
@@ -566,503 +396,354 @@
             </w:sdtPr>
             <w:sdtEndPr>
               <w:rPr>
-                <w:rFonts w:ascii="Segoe UI Semibold" w:hAnsi="Segoe UI Semibold" w:cs="Segoe UI Semibold" w:eastAsiaTheme="majorEastAsia"/>
-                <w:color w:val="0F4761" w:themeColor="accent1" w:themeShade="BF"/>
                 <w:lang w:eastAsia="ja-JP"/>
               </w:rPr>
             </w:sdtEndPr>
             <w:sdtContent>
               <w:tr>
                 <w:trPr>
-                  <w:trHeight w:val="20" w:hRule="exact"/>
+                  <w:cnfStyle w:val="000000100000" w:firstRow="0" w:lastRow="0" w:firstColumn="0" w:lastColumn="0" w:oddVBand="0" w:evenVBand="0" w:oddHBand="1" w:evenHBand="0" w:firstRowFirstColumn="0" w:firstRowLastColumn="0" w:lastRowFirstColumn="0" w:lastRowLastColumn="0"/>
+                  <w:cantSplit/>
+                  <w:trHeight w:val="20"/>
                 </w:trPr>
                 <w:tc>
                   <w:tcPr>
-                    <w:tcW w:w="1276" w:type="dxa"/>
+                    <w:tcW w:w="614" w:type="pct"/>
                     <w:tcBorders>
-                      <w:top w:val="single" w:color="auto" w:sz="4" w:space="0"/>
+                      <w:top w:val="single" w:sz="4" w:space="0" w:color="auto"/>
                     </w:tcBorders>
                   </w:tcPr>
                   <w:p>
                     <w:pPr>
-                      <w:rPr>
-                        <w:rFonts w:ascii="Segoe UI" w:hAnsi="Segoe UI" w:cs="Segoe UI"/>
-                        <w:sz w:val="22"/>
-                        <w:szCs w:val="22"/>
-                      </w:rPr>
+                      <w:pStyle w:val="NoSpacing"/>
                     </w:pPr>
                   </w:p>
                 </w:tc>
                 <w:tc>
                   <w:tcPr>
-                    <w:tcW w:w="4253" w:type="dxa"/>
+                    <w:tcW w:w="1377" w:type="pct"/>
                     <w:gridSpan w:val="2"/>
                     <w:tcBorders>
-                      <w:top w:val="single" w:color="auto" w:sz="4" w:space="0"/>
+                      <w:top w:val="single" w:sz="4" w:space="0" w:color="auto"/>
                     </w:tcBorders>
                   </w:tcPr>
                   <w:p>
                     <w:pPr>
-                      <w:rPr>
-                        <w:rFonts w:ascii="Segoe UI" w:hAnsi="Segoe UI" w:cs="Segoe UI"/>
-                        <w:b/>
-                        <w:bCs/>
-                        <w:sz w:val="22"/>
-                        <w:szCs w:val="22"/>
-                      </w:rPr>
+                      <w:pStyle w:val="NoSpacing"/>
                     </w:pPr>
                   </w:p>
                 </w:tc>
                 <w:tc>
                   <w:tcPr>
-                    <w:tcW w:w="992" w:type="dxa"/>
+                    <w:tcW w:w="544" w:type="pct"/>
                     <w:tcBorders>
-                      <w:top w:val="single" w:color="auto" w:sz="4" w:space="0"/>
+                      <w:top w:val="single" w:sz="4" w:space="0" w:color="auto"/>
                     </w:tcBorders>
                   </w:tcPr>
                   <w:p>
                     <w:pPr>
+                      <w:pStyle w:val="BCNumber"/>
                       <w:spacing w:after="120"/>
                       <w:jc w:val="right"/>
-                      <w:rPr>
-                        <w:rFonts w:ascii="Segoe UI" w:hAnsi="Segoe UI" w:cs="Segoe UI"/>
-                        <w:b/>
-                        <w:bCs/>
-                        <w:sz w:val="22"/>
-                        <w:szCs w:val="22"/>
-                      </w:rPr>
                     </w:pPr>
                   </w:p>
                 </w:tc>
                 <w:tc>
                   <w:tcPr>
-                    <w:tcW w:w="992" w:type="dxa"/>
+                    <w:tcW w:w="734" w:type="pct"/>
                     <w:tcBorders>
-                      <w:top w:val="single" w:color="auto" w:sz="4" w:space="0"/>
+                      <w:top w:val="single" w:sz="4" w:space="0" w:color="auto"/>
                     </w:tcBorders>
                   </w:tcPr>
                   <w:p>
                     <w:pPr>
+                      <w:pStyle w:val="BCNumber"/>
                       <w:spacing w:after="120"/>
                       <w:jc w:val="right"/>
-                      <w:rPr>
-                        <w:rFonts w:ascii="Segoe UI" w:hAnsi="Segoe UI" w:cs="Segoe UI"/>
-                        <w:b/>
-                        <w:bCs/>
-                        <w:sz w:val="22"/>
-                        <w:szCs w:val="22"/>
-                      </w:rPr>
                     </w:pPr>
                   </w:p>
                 </w:tc>
                 <w:tc>
                   <w:tcPr>
-                    <w:tcW w:w="992" w:type="dxa"/>
+                    <w:tcW w:w="623" w:type="pct"/>
                     <w:tcBorders>
-                      <w:top w:val="single" w:color="auto" w:sz="4" w:space="0"/>
+                      <w:top w:val="single" w:sz="4" w:space="0" w:color="auto"/>
                     </w:tcBorders>
                   </w:tcPr>
                   <w:p>
                     <w:pPr>
+                      <w:pStyle w:val="BCNumber"/>
                       <w:spacing w:after="120"/>
                       <w:jc w:val="right"/>
-                      <w:rPr>
-                        <w:rFonts w:ascii="Segoe UI" w:hAnsi="Segoe UI" w:cs="Segoe UI"/>
-                        <w:b/>
-                        <w:bCs/>
-                        <w:sz w:val="22"/>
-                        <w:szCs w:val="22"/>
-                      </w:rPr>
                     </w:pPr>
                   </w:p>
                 </w:tc>
                 <w:tc>
                   <w:tcPr>
-                    <w:tcW w:w="993" w:type="dxa"/>
+                    <w:tcW w:w="522" w:type="pct"/>
                     <w:tcBorders>
-                      <w:top w:val="single" w:color="auto" w:sz="4" w:space="0"/>
+                      <w:top w:val="single" w:sz="4" w:space="0" w:color="auto"/>
                     </w:tcBorders>
                   </w:tcPr>
                   <w:p>
                     <w:pPr>
+                      <w:pStyle w:val="BCNumber"/>
                       <w:spacing w:after="120"/>
                       <w:jc w:val="right"/>
-                      <w:rPr>
-                        <w:rFonts w:ascii="Segoe UI" w:hAnsi="Segoe UI" w:cs="Segoe UI"/>
-                        <w:b/>
-                        <w:bCs/>
-                        <w:sz w:val="22"/>
-                        <w:szCs w:val="22"/>
-                      </w:rPr>
                     </w:pPr>
                   </w:p>
                 </w:tc>
                 <w:tc>
                   <w:tcPr>
-                    <w:tcW w:w="992" w:type="dxa"/>
+                    <w:tcW w:w="586" w:type="pct"/>
                     <w:tcBorders>
-                      <w:top w:val="single" w:color="auto" w:sz="4" w:space="0"/>
+                      <w:top w:val="single" w:sz="4" w:space="0" w:color="auto"/>
                     </w:tcBorders>
                   </w:tcPr>
                   <w:p>
                     <w:pPr>
+                      <w:pStyle w:val="BCNumber"/>
                       <w:spacing w:after="120"/>
                       <w:jc w:val="right"/>
-                      <w:rPr>
-                        <w:rFonts w:ascii="Segoe UI" w:hAnsi="Segoe UI" w:cs="Segoe UI"/>
-                        <w:b/>
-                        <w:bCs/>
-                        <w:sz w:val="22"/>
-                        <w:szCs w:val="22"/>
-                      </w:rPr>
                     </w:pPr>
                   </w:p>
                 </w:tc>
               </w:tr>
               <w:tr>
                 <w:trPr>
+                  <w:cnfStyle w:val="000000010000" w:firstRow="0" w:lastRow="0" w:firstColumn="0" w:lastColumn="0" w:oddVBand="0" w:evenVBand="0" w:oddHBand="0" w:evenHBand="1" w:firstRowFirstColumn="0" w:firstRowLastColumn="0" w:lastRowFirstColumn="0" w:lastRowLastColumn="0"/>
+                  <w:cantSplit/>
                   <w:trHeight w:val="490"/>
                 </w:trPr>
                 <w:sdt>
                   <w:sdtPr>
-                    <w:rPr>
-                      <w:rFonts w:ascii="Segoe UI Semibold" w:hAnsi="Segoe UI Semibold" w:cs="Segoe UI Semibold"/>
-                      <w:sz w:val="22"/>
-                      <w:szCs w:val="22"/>
-                    </w:rPr>
                     <w:alias w:val="#Nav: /Item/No_Item"/>
-                    <w:tag w:val="#Nav: Inventory_Customer_Sales/713"/>
+                    <w:tag w:val="#Nav: FS_YSR_InventoryCustomerSales/50003"/>
                     <w:id w:val="-1983850351"/>
                     <w:placeholder>
                       <w:docPart w:val="944B0424967B42A5AFC5CCA909FE17E3"/>
                     </w:placeholder>
-                    <w15:dataBinding w:prefixMappings="xmlns:ns0='urn:microsoft-dynamics-nav/reports/Inventory_Customer_Sales/713/'" w:xpath="/ns0:NavWordReportXmlPart[1]/ns0:Item[1]/ns0:No_Item[1]" w:storeItemID="{17357049-351C-4FB5-BA49-88074E24903C}"/>
+                    <w15:dataBinding w:prefixMappings="xmlns:ns0='urn:microsoft-dynamics-nav/reports/FS_YSR_InventoryCustomerSales/50003/' " w:xpath="/ns0:NavWordReportXmlPart[1]/ns0:Item[1]/ns0:No_Item[1]" w:storeItemID="{17357049-351C-4FB5-BA49-88074E24903C}"/>
                   </w:sdtPr>
+                  <w:sdtEndPr/>
                   <w:sdtContent>
                     <w:tc>
                       <w:tcPr>
-                        <w:tcW w:w="1276" w:type="dxa"/>
+                        <w:tcW w:w="614" w:type="pct"/>
                       </w:tcPr>
                       <w:p>
                         <w:pPr>
-                          <w:pStyle w:val="Heading2"/>
-                          <w:rPr>
-                            <w:rFonts w:ascii="Segoe UI Semibold" w:hAnsi="Segoe UI Semibold" w:cs="Segoe UI Semibold"/>
-                            <w:sz w:val="22"/>
-                            <w:szCs w:val="22"/>
-                          </w:rPr>
+                          <w:pStyle w:val="BCLabel"/>
                         </w:pPr>
-                        <w:proofErr w:type="spellStart"/>
                         <w:r>
-                          <w:rPr>
-                            <w:rFonts w:ascii="Segoe UI Semibold" w:hAnsi="Segoe UI Semibold" w:cs="Segoe UI Semibold"/>
-                            <w:sz w:val="22"/>
-                            <w:szCs w:val="22"/>
-                          </w:rPr>
                           <w:t>No_Item</w:t>
                         </w:r>
-                        <w:proofErr w:type="spellEnd"/>
                       </w:p>
                     </w:tc>
                   </w:sdtContent>
                 </w:sdt>
                 <w:sdt>
                   <w:sdtPr>
-                    <w:rPr>
-                      <w:rFonts w:ascii="Segoe UI Semibold" w:hAnsi="Segoe UI Semibold" w:cs="Segoe UI Semibold"/>
-                      <w:sz w:val="22"/>
-                      <w:szCs w:val="22"/>
-                    </w:rPr>
                     <w:alias w:val="#Nav: /Item/Description_Item"/>
-                    <w:tag w:val="#Nav: Inventory_Customer_Sales/713"/>
+                    <w:tag w:val="#Nav: FS_YSR_InventoryCustomerSales/50003"/>
                     <w:id w:val="116645057"/>
                     <w:placeholder>
                       <w:docPart w:val="944B0424967B42A5AFC5CCA909FE17E3"/>
                     </w:placeholder>
-                    <w15:dataBinding w:prefixMappings="xmlns:ns0='urn:microsoft-dynamics-nav/reports/Inventory_Customer_Sales/713/'" w:xpath="/ns0:NavWordReportXmlPart[1]/ns0:Item[1]/ns0:Description_Item[1]" w:storeItemID="{17357049-351C-4FB5-BA49-88074E24903C}"/>
+                    <w15:dataBinding w:prefixMappings="xmlns:ns0='urn:microsoft-dynamics-nav/reports/FS_YSR_InventoryCustomerSales/50003/' " w:xpath="/ns0:NavWordReportXmlPart[1]/ns0:Item[1]/ns0:Description_Item[1]" w:storeItemID="{17357049-351C-4FB5-BA49-88074E24903C}"/>
                   </w:sdtPr>
+                  <w:sdtEndPr/>
                   <w:sdtContent>
                     <w:tc>
                       <w:tcPr>
-                        <w:tcW w:w="4253" w:type="dxa"/>
+                        <w:tcW w:w="1377" w:type="pct"/>
                         <w:gridSpan w:val="2"/>
                       </w:tcPr>
                       <w:p>
                         <w:pPr>
-                          <w:pStyle w:val="Heading2"/>
-                          <w:rPr>
-                            <w:rFonts w:ascii="Segoe UI Semibold" w:hAnsi="Segoe UI Semibold" w:cs="Segoe UI Semibold"/>
-                            <w:sz w:val="22"/>
-                            <w:szCs w:val="22"/>
-                          </w:rPr>
+                          <w:pStyle w:val="BCLabel"/>
                         </w:pPr>
-                        <w:proofErr w:type="spellStart"/>
                         <w:r>
-                          <w:rPr>
-                            <w:rFonts w:ascii="Segoe UI Semibold" w:hAnsi="Segoe UI Semibold" w:cs="Segoe UI Semibold"/>
-                            <w:sz w:val="22"/>
-                            <w:szCs w:val="22"/>
-                          </w:rPr>
                           <w:t>Description_Item</w:t>
                         </w:r>
-                        <w:proofErr w:type="spellEnd"/>
                       </w:p>
                     </w:tc>
                   </w:sdtContent>
                 </w:sdt>
                 <w:tc>
                   <w:tcPr>
-                    <w:tcW w:w="992" w:type="dxa"/>
+                    <w:tcW w:w="544" w:type="pct"/>
                   </w:tcPr>
                   <w:p>
                     <w:pPr>
-                      <w:pStyle w:val="Heading2"/>
-                      <w:rPr>
-                        <w:rFonts w:ascii="Segoe UI Semibold" w:hAnsi="Segoe UI Semibold" w:cs="Segoe UI Semibold"/>
-                        <w:sz w:val="22"/>
-                        <w:szCs w:val="22"/>
-                      </w:rPr>
+                      <w:pStyle w:val="BCLabel"/>
                     </w:pPr>
                   </w:p>
                 </w:tc>
                 <w:tc>
                   <w:tcPr>
-                    <w:tcW w:w="992" w:type="dxa"/>
+                    <w:tcW w:w="734" w:type="pct"/>
                   </w:tcPr>
                   <w:p>
                     <w:pPr>
-                      <w:pStyle w:val="Heading2"/>
-                      <w:rPr>
-                        <w:rFonts w:ascii="Segoe UI Semibold" w:hAnsi="Segoe UI Semibold" w:cs="Segoe UI Semibold"/>
-                        <w:sz w:val="22"/>
-                        <w:szCs w:val="22"/>
-                      </w:rPr>
+                      <w:pStyle w:val="BCLabel"/>
                     </w:pPr>
                   </w:p>
                 </w:tc>
                 <w:tc>
                   <w:tcPr>
-                    <w:tcW w:w="992" w:type="dxa"/>
+                    <w:tcW w:w="623" w:type="pct"/>
                   </w:tcPr>
                   <w:p>
                     <w:pPr>
-                      <w:pStyle w:val="Heading2"/>
-                      <w:rPr>
-                        <w:rFonts w:ascii="Segoe UI Semibold" w:hAnsi="Segoe UI Semibold" w:cs="Segoe UI Semibold"/>
-                        <w:sz w:val="22"/>
-                        <w:szCs w:val="22"/>
-                      </w:rPr>
+                      <w:pStyle w:val="BCLabel"/>
                     </w:pPr>
                   </w:p>
                 </w:tc>
                 <w:tc>
                   <w:tcPr>
-                    <w:tcW w:w="993" w:type="dxa"/>
+                    <w:tcW w:w="522" w:type="pct"/>
                   </w:tcPr>
                   <w:p>
                     <w:pPr>
-                      <w:pStyle w:val="Heading2"/>
-                      <w:rPr>
-                        <w:rFonts w:ascii="Segoe UI Semibold" w:hAnsi="Segoe UI Semibold" w:cs="Segoe UI Semibold"/>
-                        <w:sz w:val="22"/>
-                        <w:szCs w:val="22"/>
-                      </w:rPr>
+                      <w:pStyle w:val="BCLabel"/>
                     </w:pPr>
                   </w:p>
                 </w:tc>
                 <w:tc>
                   <w:tcPr>
-                    <w:tcW w:w="992" w:type="dxa"/>
+                    <w:tcW w:w="586" w:type="pct"/>
                   </w:tcPr>
                   <w:p>
                     <w:pPr>
-                      <w:pStyle w:val="Heading2"/>
-                      <w:rPr>
-                        <w:rFonts w:ascii="Segoe UI Semibold" w:hAnsi="Segoe UI Semibold" w:cs="Segoe UI Semibold"/>
-                        <w:sz w:val="22"/>
-                        <w:szCs w:val="22"/>
-                      </w:rPr>
+                      <w:pStyle w:val="BCLabel"/>
                     </w:pPr>
                   </w:p>
                 </w:tc>
               </w:tr>
               <w:tr>
                 <w:trPr>
+                  <w:cnfStyle w:val="000000100000" w:firstRow="0" w:lastRow="0" w:firstColumn="0" w:lastColumn="0" w:oddVBand="0" w:evenVBand="0" w:oddHBand="1" w:evenHBand="0" w:firstRowFirstColumn="0" w:firstRowLastColumn="0" w:lastRowFirstColumn="0" w:lastRowLastColumn="0"/>
+                  <w:cantSplit/>
                   <w:trHeight w:val="490"/>
                 </w:trPr>
                 <w:tc>
                   <w:tcPr>
-                    <w:tcW w:w="1276" w:type="dxa"/>
+                    <w:tcW w:w="614" w:type="pct"/>
                   </w:tcPr>
                   <w:p>
                     <w:pPr>
-                      <w:rPr>
-                        <w:rFonts w:cs="Segoe UI"/>
-                        <w:sz w:val="22"/>
-                        <w:szCs w:val="22"/>
-                      </w:rPr>
+                      <w:pStyle w:val="NoSpacing"/>
                     </w:pPr>
                   </w:p>
                 </w:tc>
                 <w:sdt>
                   <w:sdtPr>
-                    <w:rPr>
-                      <w:rFonts w:cs="Segoe UI"/>
-                      <w:sz w:val="22"/>
-                      <w:szCs w:val="22"/>
-                    </w:rPr>
                     <w:alias w:val="#Nav: /Labels/BaseUnitofMeasure_ItemCaption"/>
-                    <w:tag w:val="#Nav: Inventory_Customer_Sales/713"/>
+                    <w:tag w:val="#Nav: FS_YSD_InventoryCustomerSales/50019"/>
                     <w:id w:val="-1204844"/>
                     <w:placeholder>
                       <w:docPart w:val="944B0424967B42A5AFC5CCA909FE17E3"/>
                     </w:placeholder>
-                    <w:dataBinding w:prefixMappings="xmlns:ns0='urn:microsoft-dynamics-nav/reports/Inventory_Customer_Sales/713/'" w:xpath="/ns0:NavWordReportXmlPart[1]/ns0:Labels[1]/ns0:BaseUnitofMeasure_ItemCaption[1]" w:storeItemID="{0E62280E-706F-45D7-BEE2-B24E4BE14C14}"/>
+                    <w:dataBinding w:prefixMappings="xmlns:ns0='urn:microsoft-dynamics-nav/reports/FS_YSD_InventoryCustomerSales/50019/'" w:xpath="/ns0:NavWordReportXmlPart[1]/ns0:Labels[1]/ns0:BaseUnitofMeasure_ItemCaption[1]" w:storeItemID="{0E62280E-706F-45D7-BEE2-B24E4BE14C14}"/>
                     <w:text/>
                   </w:sdtPr>
+                  <w:sdtEndPr/>
                   <w:sdtContent>
                     <w:tc>
                       <w:tcPr>
-                        <w:tcW w:w="3544" w:type="dxa"/>
-                        <w:vAlign w:val="center"/>
+                        <w:tcW w:w="768" w:type="pct"/>
                       </w:tcPr>
                       <w:p>
                         <w:pPr>
-                          <w:rPr>
-                            <w:rFonts w:cs="Segoe UI"/>
-                            <w:sz w:val="22"/>
-                            <w:szCs w:val="22"/>
-                          </w:rPr>
+                          <w:pStyle w:val="NoSpacing"/>
                         </w:pPr>
-                        <w:proofErr w:type="spellStart"/>
                         <w:r>
-                          <w:rPr>
-                            <w:rFonts w:cs="Segoe UI"/>
-                            <w:sz w:val="22"/>
-                            <w:szCs w:val="22"/>
-                          </w:rPr>
                           <w:t>BaseUnitofMeasure_ItemCaption</w:t>
                         </w:r>
-                        <w:proofErr w:type="spellEnd"/>
                       </w:p>
                     </w:tc>
                   </w:sdtContent>
                 </w:sdt>
                 <w:sdt>
                   <w:sdtPr>
-                    <w:rPr>
-                      <w:rFonts w:cs="Segoe UI"/>
-                      <w:sz w:val="22"/>
-                      <w:szCs w:val="22"/>
-                    </w:rPr>
                     <w:alias w:val="#Nav: /Item/BaseUnitofMeasure_Item"/>
-                    <w:tag w:val="#Nav: Inventory_Customer_Sales/713"/>
+                    <w:tag w:val="#Nav: FS_YSR_InventoryCustomerSales/50003"/>
                     <w:id w:val="-707411818"/>
                     <w:placeholder>
                       <w:docPart w:val="944B0424967B42A5AFC5CCA909FE17E3"/>
                     </w:placeholder>
-                    <w15:dataBinding w:prefixMappings="xmlns:ns0='urn:microsoft-dynamics-nav/reports/Inventory_Customer_Sales/713/'" w:xpath="/ns0:NavWordReportXmlPart[1]/ns0:Item[1]/ns0:BaseUnitofMeasure_Item[1]" w:storeItemID="{17357049-351C-4FB5-BA49-88074E24903C}"/>
+                    <w15:dataBinding w:prefixMappings="xmlns:ns0='urn:microsoft-dynamics-nav/reports/FS_YSR_InventoryCustomerSales/50003/' " w:xpath="/ns0:NavWordReportXmlPart[1]/ns0:Item[1]/ns0:BaseUnitofMeasure_Item[1]" w:storeItemID="{17357049-351C-4FB5-BA49-88074E24903C}"/>
                   </w:sdtPr>
+                  <w:sdtEndPr/>
                   <w:sdtContent>
                     <w:tc>
                       <w:tcPr>
-                        <w:tcW w:w="709" w:type="dxa"/>
-                        <w:vAlign w:val="center"/>
+                        <w:tcW w:w="610" w:type="pct"/>
                       </w:tcPr>
                       <w:p>
                         <w:pPr>
-                          <w:rPr>
-                            <w:rFonts w:cs="Segoe UI"/>
-                            <w:sz w:val="22"/>
-                            <w:szCs w:val="22"/>
-                          </w:rPr>
+                          <w:pStyle w:val="NoSpacing"/>
                         </w:pPr>
-                        <w:proofErr w:type="spellStart"/>
                         <w:r>
-                          <w:rPr>
-                            <w:rFonts w:cs="Segoe UI"/>
-                            <w:sz w:val="22"/>
-                            <w:szCs w:val="22"/>
-                          </w:rPr>
                           <w:t>BaseUnitofMeasure_Item</w:t>
                         </w:r>
-                        <w:proofErr w:type="spellEnd"/>
                       </w:p>
                     </w:tc>
                   </w:sdtContent>
                 </w:sdt>
                 <w:tc>
                   <w:tcPr>
-                    <w:tcW w:w="992" w:type="dxa"/>
+                    <w:tcW w:w="544" w:type="pct"/>
                   </w:tcPr>
                   <w:p>
                     <w:pPr>
+                      <w:pStyle w:val="BCNumber"/>
                       <w:jc w:val="right"/>
-                      <w:rPr>
-                        <w:rFonts w:cs="Segoe UI"/>
-                        <w:sz w:val="22"/>
-                        <w:szCs w:val="22"/>
-                      </w:rPr>
                     </w:pPr>
                   </w:p>
                 </w:tc>
                 <w:tc>
                   <w:tcPr>
-                    <w:tcW w:w="992" w:type="dxa"/>
+                    <w:tcW w:w="734" w:type="pct"/>
                   </w:tcPr>
                   <w:p>
                     <w:pPr>
+                      <w:pStyle w:val="BCNumber"/>
                       <w:jc w:val="right"/>
-                      <w:rPr>
-                        <w:rFonts w:cs="Segoe UI"/>
-                        <w:sz w:val="22"/>
-                        <w:szCs w:val="22"/>
-                      </w:rPr>
                     </w:pPr>
                   </w:p>
                 </w:tc>
                 <w:tc>
                   <w:tcPr>
-                    <w:tcW w:w="992" w:type="dxa"/>
+                    <w:tcW w:w="623" w:type="pct"/>
                   </w:tcPr>
                   <w:p>
                     <w:pPr>
+                      <w:pStyle w:val="BCNumber"/>
                       <w:jc w:val="right"/>
-                      <w:rPr>
-                        <w:rFonts w:cs="Segoe UI"/>
-                        <w:sz w:val="22"/>
-                        <w:szCs w:val="22"/>
-                      </w:rPr>
                     </w:pPr>
                   </w:p>
                 </w:tc>
                 <w:tc>
                   <w:tcPr>
-                    <w:tcW w:w="993" w:type="dxa"/>
+                    <w:tcW w:w="522" w:type="pct"/>
                   </w:tcPr>
                   <w:p>
                     <w:pPr>
+                      <w:pStyle w:val="BCNumber"/>
                       <w:jc w:val="right"/>
-                      <w:rPr>
-                        <w:rFonts w:cs="Segoe UI"/>
-                        <w:sz w:val="22"/>
-                        <w:szCs w:val="22"/>
-                      </w:rPr>
                     </w:pPr>
                   </w:p>
                 </w:tc>
                 <w:tc>
                   <w:tcPr>
-                    <w:tcW w:w="992" w:type="dxa"/>
+                    <w:tcW w:w="586" w:type="pct"/>
                   </w:tcPr>
                   <w:p>
                     <w:pPr>
+                      <w:pStyle w:val="BCNumber"/>
                       <w:jc w:val="right"/>
-                      <w:rPr>
-                        <w:rFonts w:cs="Segoe UI"/>
-                        <w:sz w:val="22"/>
-                        <w:szCs w:val="22"/>
-                      </w:rPr>
                     </w:pPr>
                   </w:p>
                 </w:tc>
@@ -1070,35 +751,22 @@
               <w:sdt>
                 <w:sdtPr>
                   <w:rPr>
-                    <w:rFonts w:cs="Segoe UI"/>
-                    <w:b/>
-                    <w:bCs/>
-                    <w:sz w:val="22"/>
-                    <w:szCs w:val="22"/>
                     <w:lang w:eastAsia="zh-CN"/>
+                    <w14:numSpacing w14:val="tabular"/>
                   </w:rPr>
                   <w:alias w:val="#Nav: /Item/Item_Ledger_Entry"/>
-                  <w:tag w:val="#Nav: Inventory_Customer_Sales/713"/>
+                  <w:tag w:val="#Nav: FS_YSD_InventoryCustomerSales/50019"/>
                   <w:id w:val="100769726"/>
-                  <w15:dataBinding w:prefixMappings="xmlns:ns0='urn:microsoft-dynamics-nav/reports/Inventory_Customer_Sales/713/'" w:xpath="/ns0:NavWordReportXmlPart[1]/ns0:Item[1]/ns0:Item_Ledger_Entry" w:storeItemID="{0E62280E-706F-45D7-BEE2-B24E4BE14C14}"/>
+                  <w15:dataBinding w:prefixMappings="xmlns:ns0='urn:microsoft-dynamics-nav/reports/FS_YSD_InventoryCustomerSales/50019/' " w:xpath="/ns0:NavWordReportXmlPart[1]/ns0:Item[1]/ns0:Item_Ledger_Entry" w:storeItemID="{0E62280E-706F-45D7-BEE2-B24E4BE14C14}"/>
                   <w15:repeatingSection/>
                 </w:sdtPr>
-                <w:sdtEndPr>
-                  <w:rPr>
-                    <w:b w:val="0"/>
-                    <w:bCs w:val="0"/>
-                  </w:rPr>
-                </w:sdtEndPr>
+                <w:sdtEndPr/>
                 <w:sdtContent>
                   <w:sdt>
                     <w:sdtPr>
                       <w:rPr>
-                        <w:rFonts w:cs="Segoe UI"/>
-                        <w:b/>
-                        <w:bCs/>
-                        <w:sz w:val="22"/>
-                        <w:szCs w:val="22"/>
                         <w:lang w:eastAsia="zh-CN"/>
+                        <w14:numSpacing w14:val="tabular"/>
                       </w:rPr>
                       <w:id w:val="-307319736"/>
                       <w:placeholder>
@@ -1106,45 +774,27 @@
                       </w:placeholder>
                       <w15:repeatingSectionItem/>
                     </w:sdtPr>
-                    <w:sdtEndPr>
-                      <w:rPr>
-                        <w:b w:val="0"/>
-                        <w:bCs w:val="0"/>
-                      </w:rPr>
-                    </w:sdtEndPr>
+                    <w:sdtEndPr/>
                     <w:sdtContent>
                       <w:sdt>
                         <w:sdtPr>
                           <w:rPr>
-                            <w:rFonts w:cs="Segoe UI"/>
-                            <w:b/>
-                            <w:bCs/>
-                            <w:sz w:val="22"/>
-                            <w:szCs w:val="22"/>
                             <w:lang w:eastAsia="zh-CN"/>
+                            <w14:numSpacing w14:val="tabular"/>
                           </w:rPr>
                           <w:alias w:val="#Nav: /Item/Item_Ledger_Entry/Integer"/>
-                          <w:tag w:val="#Nav: Inventory_Customer_Sales/713"/>
+                          <w:tag w:val="#Nav: FS_YSD_InventoryCustomerSales/50019"/>
                           <w:id w:val="1092279626"/>
-                          <w15:dataBinding w:prefixMappings="xmlns:ns0='urn:microsoft-dynamics-nav/reports/Inventory_Customer_Sales/713/'" w:xpath="/ns0:NavWordReportXmlPart[1]/ns0:Item[1]/ns0:Item_Ledger_Entry[1]/ns0:Integer" w:storeItemID="{0E62280E-706F-45D7-BEE2-B24E4BE14C14}"/>
+                          <w15:dataBinding w:prefixMappings="xmlns:ns0='urn:microsoft-dynamics-nav/reports/FS_YSD_InventoryCustomerSales/50019/' " w:xpath="/ns0:NavWordReportXmlPart[1]/ns0:Item[1]/ns0:Item_Ledger_Entry[1]/ns0:Integer" w:storeItemID="{0E62280E-706F-45D7-BEE2-B24E4BE14C14}"/>
                           <w15:repeatingSection/>
                         </w:sdtPr>
-                        <w:sdtEndPr>
-                          <w:rPr>
-                            <w:b w:val="0"/>
-                            <w:bCs w:val="0"/>
-                          </w:rPr>
-                        </w:sdtEndPr>
+                        <w:sdtEndPr/>
                         <w:sdtContent>
                           <w:sdt>
                             <w:sdtPr>
                               <w:rPr>
-                                <w:rFonts w:cs="Segoe UI"/>
-                                <w:b/>
-                                <w:bCs/>
-                                <w:sz w:val="22"/>
-                                <w:szCs w:val="22"/>
                                 <w:lang w:eastAsia="zh-CN"/>
+                                <w14:numSpacing w14:val="tabular"/>
                               </w:rPr>
                               <w:id w:val="-697707871"/>
                               <w:placeholder>
@@ -1152,351 +802,231 @@
                               </w:placeholder>
                               <w15:repeatingSectionItem/>
                             </w:sdtPr>
-                            <w:sdtEndPr>
-                              <w:rPr>
-                                <w:b w:val="0"/>
-                                <w:bCs w:val="0"/>
-                              </w:rPr>
-                            </w:sdtEndPr>
+                            <w:sdtEndPr/>
                             <w:sdtContent>
                               <w:tr>
                                 <w:trPr>
+                                  <w:cnfStyle w:val="000000010000" w:firstRow="0" w:lastRow="0" w:firstColumn="0" w:lastColumn="0" w:oddVBand="0" w:evenVBand="0" w:oddHBand="0" w:evenHBand="1" w:firstRowFirstColumn="0" w:firstRowLastColumn="0" w:lastRowFirstColumn="0" w:lastRowLastColumn="0"/>
+                                  <w:cantSplit/>
                                   <w:trHeight w:val="490"/>
                                 </w:trPr>
                                 <w:sdt>
                                   <w:sdtPr>
                                     <w:rPr>
-                                      <w:rFonts w:cs="Segoe UI"/>
-                                      <w:b/>
-                                      <w:bCs/>
-                                      <w:sz w:val="22"/>
-                                      <w:szCs w:val="22"/>
                                       <w:lang w:eastAsia="zh-CN"/>
+                                      <w14:numSpacing w14:val="tabular"/>
                                     </w:rPr>
                                     <w:alias w:val="#Nav: /Item/Item_Ledger_Entry/Integer/SourceNo_ItemLedgEntry"/>
-                                    <w:tag w:val="#Nav: Inventory_Customer_Sales/713"/>
+                                    <w:tag w:val="#Nav: FS_YSR_InventoryCustomerSales/50003"/>
                                     <w:id w:val="495464748"/>
                                     <w:placeholder>
                                       <w:docPart w:val="944B0424967B42A5AFC5CCA909FE17E3"/>
                                     </w:placeholder>
-                                    <w15:dataBinding w:prefixMappings="xmlns:ns0='urn:microsoft-dynamics-nav/reports/Inventory_Customer_Sales/713/'" w:xpath="/ns0:NavWordReportXmlPart[1]/ns0:Item[1]/ns0:Item_Ledger_Entry[1]/ns0:Integer[1]/ns0:SourceNo_ItemLedgEntry[1]" w:storeItemID="{17357049-351C-4FB5-BA49-88074E24903C}"/>
+                                    <w15:dataBinding w:prefixMappings="xmlns:ns0='urn:microsoft-dynamics-nav/reports/FS_YSR_InventoryCustomerSales/50003/' " w:xpath="/ns0:NavWordReportXmlPart[1]/ns0:Item[1]/ns0:Item_Ledger_Entry[1]/ns0:Integer[1]/ns0:SourceNo_ItemLedgEntry[1]" w:storeItemID="{17357049-351C-4FB5-BA49-88074E24903C}"/>
                                   </w:sdtPr>
                                   <w:sdtEndPr>
                                     <w:rPr>
-                                      <w:lang w:eastAsia="ja-JP"/>
+                                      <w:lang w:val="en-AU" w:eastAsia="ja-JP"/>
+                                      <w14:numSpacing w14:val="default"/>
                                     </w:rPr>
                                   </w:sdtEndPr>
                                   <w:sdtContent>
                                     <w:tc>
                                       <w:tcPr>
-                                        <w:tcW w:w="1276" w:type="dxa"/>
+                                        <w:tcW w:w="614" w:type="pct"/>
                                         <w:shd w:val="clear" w:color="auto" w:fill="E8E8E8" w:themeFill="background2"/>
-                                        <w:vAlign w:val="center"/>
                                       </w:tcPr>
                                       <w:p>
                                         <w:pPr>
-                                          <w:rPr>
-                                            <w:rFonts w:cs="Segoe UI"/>
-                                            <w:b/>
-                                            <w:bCs/>
-                                            <w:sz w:val="22"/>
-                                            <w:szCs w:val="22"/>
-                                          </w:rPr>
+                                          <w:pStyle w:val="NoSpacing"/>
                                         </w:pPr>
-                                        <w:proofErr w:type="spellStart"/>
                                         <w:r>
-                                          <w:rPr>
-                                            <w:rFonts w:cs="Segoe UI"/>
-                                            <w:sz w:val="22"/>
-                                            <w:szCs w:val="22"/>
-                                          </w:rPr>
                                           <w:t>SourceNo_ItemLedgEntry</w:t>
                                         </w:r>
-                                        <w:proofErr w:type="spellEnd"/>
                                       </w:p>
                                     </w:tc>
                                   </w:sdtContent>
                                 </w:sdt>
                                 <w:sdt>
                                   <w:sdtPr>
-                                    <w:rPr>
-                                      <w:rFonts w:cs="Segoe UI"/>
-                                      <w:sz w:val="22"/>
-                                      <w:szCs w:val="22"/>
-                                    </w:rPr>
                                     <w:alias w:val="#Nav: /Item/Item_Ledger_Entry/Integer/CustName"/>
-                                    <w:tag w:val="#Nav: Inventory_Customer_Sales/713"/>
+                                    <w:tag w:val="#Nav: FS_YSR_InventoryCustomerSales/50003"/>
                                     <w:id w:val="1775664958"/>
                                     <w:placeholder>
                                       <w:docPart w:val="944B0424967B42A5AFC5CCA909FE17E3"/>
                                     </w:placeholder>
-                                    <w15:dataBinding w:prefixMappings="xmlns:ns0='urn:microsoft-dynamics-nav/reports/Inventory_Customer_Sales/713/'" w:xpath="/ns0:NavWordReportXmlPart[1]/ns0:Item[1]/ns0:Item_Ledger_Entry[1]/ns0:Integer[1]/ns0:CustName[1]" w:storeItemID="{17357049-351C-4FB5-BA49-88074E24903C}"/>
+                                    <w15:dataBinding w:prefixMappings="xmlns:ns0='urn:microsoft-dynamics-nav/reports/FS_YSR_InventoryCustomerSales/50003/' " w:xpath="/ns0:NavWordReportXmlPart[1]/ns0:Item[1]/ns0:Item_Ledger_Entry[1]/ns0:Integer[1]/ns0:CustName[1]" w:storeItemID="{17357049-351C-4FB5-BA49-88074E24903C}"/>
                                   </w:sdtPr>
+                                  <w:sdtEndPr/>
                                   <w:sdtContent>
                                     <w:tc>
                                       <w:tcPr>
-                                        <w:tcW w:w="3544" w:type="dxa"/>
+                                        <w:tcW w:w="768" w:type="pct"/>
                                         <w:shd w:val="clear" w:color="auto" w:fill="E8E8E8" w:themeFill="background2"/>
-                                        <w:vAlign w:val="center"/>
                                       </w:tcPr>
                                       <w:p>
                                         <w:pPr>
-                                          <w:rPr>
-                                            <w:rFonts w:cs="Segoe UI"/>
-                                            <w:sz w:val="22"/>
-                                            <w:szCs w:val="22"/>
-                                          </w:rPr>
+                                          <w:pStyle w:val="NoSpacing"/>
                                         </w:pPr>
-                                        <w:proofErr w:type="spellStart"/>
                                         <w:r>
-                                          <w:rPr>
-                                            <w:rFonts w:cs="Segoe UI"/>
-                                            <w:sz w:val="22"/>
-                                            <w:szCs w:val="22"/>
-                                          </w:rPr>
                                           <w:t>CustName</w:t>
                                         </w:r>
-                                        <w:proofErr w:type="spellEnd"/>
                                       </w:p>
                                     </w:tc>
                                   </w:sdtContent>
                                 </w:sdt>
                                 <w:tc>
                                   <w:tcPr>
-                                    <w:tcW w:w="709" w:type="dxa"/>
+                                    <w:tcW w:w="610" w:type="pct"/>
                                     <w:shd w:val="clear" w:color="auto" w:fill="E8E8E8" w:themeFill="background2"/>
                                   </w:tcPr>
                                   <w:p>
                                     <w:pPr>
-                                      <w:rPr>
-                                        <w:rFonts w:cs="Segoe UI"/>
-                                        <w:sz w:val="22"/>
-                                        <w:szCs w:val="22"/>
-                                      </w:rPr>
+                                      <w:pStyle w:val="NoSpacing"/>
                                     </w:pPr>
                                   </w:p>
                                 </w:tc>
                                 <w:sdt>
                                   <w:sdtPr>
-                                    <w:rPr>
-                                      <w:rFonts w:cs="Segoe UI"/>
-                                      <w:sz w:val="22"/>
-                                      <w:szCs w:val="22"/>
-                                    </w:rPr>
                                     <w:alias w:val="#Nav: /Item/Item_Ledger_Entry/Integer/InvQty_ItemLedgEntry"/>
-                                    <w:tag w:val="#Nav: Inventory_Customer_Sales/713"/>
+                                    <w:tag w:val="#Nav: FS_YSR_InventoryCustomerSales/50003"/>
                                     <w:id w:val="1659958318"/>
                                     <w:placeholder>
                                       <w:docPart w:val="944B0424967B42A5AFC5CCA909FE17E3"/>
                                     </w:placeholder>
-                                    <w15:dataBinding w:prefixMappings="xmlns:ns0='urn:microsoft-dynamics-nav/reports/Inventory_Customer_Sales/713/'" w:xpath="/ns0:NavWordReportXmlPart[1]/ns0:Item[1]/ns0:Item_Ledger_Entry[1]/ns0:Integer[1]/ns0:InvQty_ItemLedgEntry[1]" w:storeItemID="{17357049-351C-4FB5-BA49-88074E24903C}"/>
+                                    <w15:dataBinding w:prefixMappings="xmlns:ns0='urn:microsoft-dynamics-nav/reports/FS_YSR_InventoryCustomerSales/50003/' " w:xpath="/ns0:NavWordReportXmlPart[1]/ns0:Item[1]/ns0:Item_Ledger_Entry[1]/ns0:Integer[1]/ns0:InvQty_ItemLedgEntry[1]" w:storeItemID="{17357049-351C-4FB5-BA49-88074E24903C}"/>
                                   </w:sdtPr>
+                                  <w:sdtEndPr/>
                                   <w:sdtContent>
                                     <w:tc>
                                       <w:tcPr>
-                                        <w:tcW w:w="992" w:type="dxa"/>
+                                        <w:tcW w:w="544" w:type="pct"/>
                                         <w:shd w:val="clear" w:color="auto" w:fill="E8E8E8" w:themeFill="background2"/>
-                                        <w:vAlign w:val="center"/>
                                       </w:tcPr>
                                       <w:p>
                                         <w:pPr>
+                                          <w:pStyle w:val="BCNumber"/>
                                           <w:jc w:val="right"/>
-                                          <w:rPr>
-                                            <w:rFonts w:cs="Segoe UI"/>
-                                            <w:sz w:val="22"/>
-                                            <w:szCs w:val="22"/>
-                                          </w:rPr>
                                         </w:pPr>
-                                        <w:proofErr w:type="spellStart"/>
                                         <w:r>
-                                          <w:rPr>
-                                            <w:rFonts w:cs="Segoe UI"/>
-                                            <w:sz w:val="22"/>
-                                            <w:szCs w:val="22"/>
-                                          </w:rPr>
                                           <w:t>InvQty_ItemLedgEntry</w:t>
                                         </w:r>
-                                        <w:proofErr w:type="spellEnd"/>
                                       </w:p>
                                     </w:tc>
                                   </w:sdtContent>
                                 </w:sdt>
                                 <w:sdt>
                                   <w:sdtPr>
-                                    <w:rPr>
-                                      <w:rFonts w:cs="Segoe UI"/>
-                                      <w:sz w:val="22"/>
-                                      <w:szCs w:val="22"/>
-                                    </w:rPr>
                                     <w:alias w:val="#Nav: /Item/Item_Ledger_Entry/Integer/SalesAmtActual_ItemLedgEntry"/>
-                                    <w:tag w:val="#Nav: Inventory_Customer_Sales/713"/>
+                                    <w:tag w:val="#Nav: FS_YSR_InventoryCustomerSales/50003"/>
                                     <w:id w:val="-319190641"/>
                                     <w:placeholder>
                                       <w:docPart w:val="944B0424967B42A5AFC5CCA909FE17E3"/>
                                     </w:placeholder>
-                                    <w15:dataBinding w:prefixMappings="xmlns:ns0='urn:microsoft-dynamics-nav/reports/Inventory_Customer_Sales/713/'" w:xpath="/ns0:NavWordReportXmlPart[1]/ns0:Item[1]/ns0:Item_Ledger_Entry[1]/ns0:Integer[1]/ns0:SalesAmtActual_ItemLedgEntry[1]" w:storeItemID="{17357049-351C-4FB5-BA49-88074E24903C}"/>
+                                    <w15:dataBinding w:prefixMappings="xmlns:ns0='urn:microsoft-dynamics-nav/reports/FS_YSR_InventoryCustomerSales/50003/' " w:xpath="/ns0:NavWordReportXmlPart[1]/ns0:Item[1]/ns0:Item_Ledger_Entry[1]/ns0:Integer[1]/ns0:SalesAmtActual_ItemLedgEntry[1]" w:storeItemID="{17357049-351C-4FB5-BA49-88074E24903C}"/>
                                   </w:sdtPr>
+                                  <w:sdtEndPr/>
                                   <w:sdtContent>
                                     <w:tc>
                                       <w:tcPr>
-                                        <w:tcW w:w="992" w:type="dxa"/>
+                                        <w:tcW w:w="734" w:type="pct"/>
                                         <w:shd w:val="clear" w:color="auto" w:fill="E8E8E8" w:themeFill="background2"/>
-                                        <w:vAlign w:val="center"/>
                                       </w:tcPr>
                                       <w:p>
                                         <w:pPr>
+                                          <w:pStyle w:val="BCNumber"/>
                                           <w:jc w:val="right"/>
-                                          <w:rPr>
-                                            <w:rFonts w:cs="Segoe UI"/>
-                                            <w:sz w:val="22"/>
-                                            <w:szCs w:val="22"/>
-                                          </w:rPr>
                                         </w:pPr>
-                                        <w:proofErr w:type="spellStart"/>
                                         <w:r>
-                                          <w:rPr>
-                                            <w:rFonts w:cs="Segoe UI"/>
-                                            <w:sz w:val="22"/>
-                                            <w:szCs w:val="22"/>
-                                          </w:rPr>
                                           <w:t>SalesAmtActual_ItemLedgEntry</w:t>
                                         </w:r>
-                                        <w:proofErr w:type="spellEnd"/>
                                       </w:p>
                                     </w:tc>
                                   </w:sdtContent>
                                 </w:sdt>
                                 <w:sdt>
                                   <w:sdtPr>
-                                    <w:rPr>
-                                      <w:rFonts w:cs="Segoe UI"/>
-                                      <w:sz w:val="22"/>
-                                      <w:szCs w:val="22"/>
-                                    </w:rPr>
                                     <w:alias w:val="#Nav: /Item/Item_Ledger_Entry/Integer/DiscountAmount"/>
-                                    <w:tag w:val="#Nav: Inventory_Customer_Sales/713"/>
+                                    <w:tag w:val="#Nav: FS_YSR_InventoryCustomerSales/50003"/>
                                     <w:id w:val="773518039"/>
                                     <w:placeholder>
                                       <w:docPart w:val="944B0424967B42A5AFC5CCA909FE17E3"/>
                                     </w:placeholder>
-                                    <w15:dataBinding w:prefixMappings="xmlns:ns0='urn:microsoft-dynamics-nav/reports/Inventory_Customer_Sales/713/'" w:xpath="/ns0:NavWordReportXmlPart[1]/ns0:Item[1]/ns0:Item_Ledger_Entry[1]/ns0:Integer[1]/ns0:DiscountAmount[1]" w:storeItemID="{17357049-351C-4FB5-BA49-88074E24903C}"/>
+                                    <w15:dataBinding w:prefixMappings="xmlns:ns0='urn:microsoft-dynamics-nav/reports/FS_YSR_InventoryCustomerSales/50003/' " w:xpath="/ns0:NavWordReportXmlPart[1]/ns0:Item[1]/ns0:Item_Ledger_Entry[1]/ns0:Integer[1]/ns0:DiscountAmount[1]" w:storeItemID="{17357049-351C-4FB5-BA49-88074E24903C}"/>
                                   </w:sdtPr>
+                                  <w:sdtEndPr/>
                                   <w:sdtContent>
                                     <w:tc>
                                       <w:tcPr>
-                                        <w:tcW w:w="992" w:type="dxa"/>
+                                        <w:tcW w:w="623" w:type="pct"/>
                                         <w:shd w:val="clear" w:color="auto" w:fill="E8E8E8" w:themeFill="background2"/>
-                                        <w:vAlign w:val="center"/>
                                       </w:tcPr>
                                       <w:p>
                                         <w:pPr>
+                                          <w:pStyle w:val="BCNumber"/>
                                           <w:jc w:val="right"/>
-                                          <w:rPr>
-                                            <w:rFonts w:cs="Segoe UI"/>
-                                            <w:sz w:val="22"/>
-                                            <w:szCs w:val="22"/>
-                                          </w:rPr>
                                         </w:pPr>
-                                        <w:proofErr w:type="spellStart"/>
                                         <w:r>
-                                          <w:rPr>
-                                            <w:rFonts w:cs="Segoe UI"/>
-                                            <w:sz w:val="22"/>
-                                            <w:szCs w:val="22"/>
-                                          </w:rPr>
                                           <w:t>DiscountAmount</w:t>
                                         </w:r>
-                                        <w:proofErr w:type="spellEnd"/>
                                       </w:p>
                                     </w:tc>
                                   </w:sdtContent>
                                 </w:sdt>
                                 <w:sdt>
                                   <w:sdtPr>
-                                    <w:rPr>
-                                      <w:rFonts w:cs="Segoe UI"/>
-                                      <w:sz w:val="22"/>
-                                      <w:szCs w:val="22"/>
-                                    </w:rPr>
                                     <w:alias w:val="#Nav: /Item/Item_Ledger_Entry/Integer/Profit_ItemLedgEntry"/>
-                                    <w:tag w:val="#Nav: Inventory_Customer_Sales/713"/>
+                                    <w:tag w:val="#Nav: FS_YSR_InventoryCustomerSales/50003"/>
                                     <w:id w:val="-44374590"/>
                                     <w:placeholder>
                                       <w:docPart w:val="944B0424967B42A5AFC5CCA909FE17E3"/>
                                     </w:placeholder>
-                                    <w15:dataBinding w:prefixMappings="xmlns:ns0='urn:microsoft-dynamics-nav/reports/Inventory_Customer_Sales/713/'" w:xpath="/ns0:NavWordReportXmlPart[1]/ns0:Item[1]/ns0:Item_Ledger_Entry[1]/ns0:Integer[1]/ns0:Profit_ItemLedgEntry[1]" w:storeItemID="{17357049-351C-4FB5-BA49-88074E24903C}"/>
+                                    <w15:dataBinding w:prefixMappings="xmlns:ns0='urn:microsoft-dynamics-nav/reports/FS_YSR_InventoryCustomerSales/50003/' " w:xpath="/ns0:NavWordReportXmlPart[1]/ns0:Item[1]/ns0:Item_Ledger_Entry[1]/ns0:Integer[1]/ns0:Profit_ItemLedgEntry[1]" w:storeItemID="{17357049-351C-4FB5-BA49-88074E24903C}"/>
                                   </w:sdtPr>
+                                  <w:sdtEndPr/>
                                   <w:sdtContent>
                                     <w:tc>
                                       <w:tcPr>
-                                        <w:tcW w:w="993" w:type="dxa"/>
+                                        <w:tcW w:w="522" w:type="pct"/>
                                         <w:shd w:val="clear" w:color="auto" w:fill="E8E8E8" w:themeFill="background2"/>
-                                        <w:vAlign w:val="center"/>
                                       </w:tcPr>
                                       <w:p>
                                         <w:pPr>
+                                          <w:pStyle w:val="BCNumber"/>
                                           <w:jc w:val="right"/>
-                                          <w:rPr>
-                                            <w:rFonts w:cs="Segoe UI"/>
-                                            <w:sz w:val="22"/>
-                                            <w:szCs w:val="22"/>
-                                          </w:rPr>
                                         </w:pPr>
-                                        <w:proofErr w:type="spellStart"/>
                                         <w:r>
-                                          <w:rPr>
-                                            <w:rFonts w:cs="Segoe UI"/>
-                                            <w:sz w:val="22"/>
-                                            <w:szCs w:val="22"/>
-                                          </w:rPr>
                                           <w:t>Profit_ItemLedgEntry</w:t>
                                         </w:r>
-                                        <w:proofErr w:type="spellEnd"/>
                                       </w:p>
                                     </w:tc>
                                   </w:sdtContent>
                                 </w:sdt>
                                 <w:sdt>
                                   <w:sdtPr>
-                                    <w:rPr>
-                                      <w:rFonts w:cs="Segoe UI"/>
-                                      <w:sz w:val="22"/>
-                                      <w:szCs w:val="22"/>
-                                    </w:rPr>
                                     <w:alias w:val="#Nav: /Item/Item_Ledger_Entry/Integer/ProfitPct_ItemLedgEntry"/>
-                                    <w:tag w:val="#Nav: Inventory_Customer_Sales/713"/>
+                                    <w:tag w:val="#Nav: FS_YSR_InventoryCustomerSales/50003"/>
                                     <w:id w:val="622428734"/>
                                     <w:placeholder>
                                       <w:docPart w:val="944B0424967B42A5AFC5CCA909FE17E3"/>
                                     </w:placeholder>
-                                    <w15:dataBinding w:prefixMappings="xmlns:ns0='urn:microsoft-dynamics-nav/reports/Inventory_Customer_Sales/713/'" w:xpath="/ns0:NavWordReportXmlPart[1]/ns0:Item[1]/ns0:Item_Ledger_Entry[1]/ns0:Integer[1]/ns0:ProfitPct_ItemLedgEntry[1]" w:storeItemID="{17357049-351C-4FB5-BA49-88074E24903C}"/>
+                                    <w15:dataBinding w:prefixMappings="xmlns:ns0='urn:microsoft-dynamics-nav/reports/FS_YSR_InventoryCustomerSales/50003/' " w:xpath="/ns0:NavWordReportXmlPart[1]/ns0:Item[1]/ns0:Item_Ledger_Entry[1]/ns0:Integer[1]/ns0:ProfitPct_ItemLedgEntry[1]" w:storeItemID="{17357049-351C-4FB5-BA49-88074E24903C}"/>
                                   </w:sdtPr>
+                                  <w:sdtEndPr/>
                                   <w:sdtContent>
                                     <w:tc>
                                       <w:tcPr>
-                                        <w:tcW w:w="992" w:type="dxa"/>
+                                        <w:tcW w:w="586" w:type="pct"/>
                                         <w:shd w:val="clear" w:color="auto" w:fill="E8E8E8" w:themeFill="background2"/>
-                                        <w:vAlign w:val="center"/>
                                       </w:tcPr>
                                       <w:p>
                                         <w:pPr>
+                                          <w:pStyle w:val="BCNumber"/>
                                           <w:jc w:val="right"/>
-                                          <w:rPr>
-                                            <w:rFonts w:cs="Segoe UI"/>
-                                            <w:sz w:val="22"/>
-                                            <w:szCs w:val="22"/>
-                                          </w:rPr>
                                         </w:pPr>
-                                        <w:proofErr w:type="spellStart"/>
                                         <w:r>
-                                          <w:rPr>
-                                            <w:rFonts w:cs="Segoe UI"/>
-                                            <w:sz w:val="22"/>
-                                            <w:szCs w:val="22"/>
-                                          </w:rPr>
                                           <w:t>ProfitPct_ItemLedgEntry</w:t>
                                         </w:r>
-                                        <w:proofErr w:type="spellEnd"/>
                                       </w:p>
                                     </w:tc>
                                   </w:sdtContent>
@@ -1512,350 +1042,203 @@
               </w:sdt>
               <w:tr>
                 <w:trPr>
+                  <w:cnfStyle w:val="000000100000" w:firstRow="0" w:lastRow="0" w:firstColumn="0" w:lastColumn="0" w:oddVBand="0" w:evenVBand="0" w:oddHBand="1" w:evenHBand="0" w:firstRowFirstColumn="0" w:firstRowLastColumn="0" w:lastRowFirstColumn="0" w:lastRowLastColumn="0"/>
+                  <w:cantSplit/>
                   <w:trHeight w:val="490"/>
                 </w:trPr>
                 <w:tc>
                   <w:tcPr>
-                    <w:tcW w:w="1276" w:type="dxa"/>
+                    <w:tcW w:w="614" w:type="pct"/>
                   </w:tcPr>
                   <w:p>
                     <w:pPr>
+                      <w:pStyle w:val="NoSpacing"/>
                       <w:tabs>
                         <w:tab w:val="left" w:pos="528"/>
                       </w:tabs>
-                      <w:rPr>
-                        <w:rFonts w:ascii="Segoe UI" w:hAnsi="Segoe UI" w:cs="Segoe UI"/>
-                        <w:sz w:val="22"/>
-                        <w:szCs w:val="22"/>
-                      </w:rPr>
                     </w:pPr>
                   </w:p>
                 </w:tc>
                 <w:sdt>
                   <w:sdtPr>
-                    <w:rPr>
-                      <w:rFonts w:ascii="Segoe UI Semibold" w:hAnsi="Segoe UI Semibold" w:cs="Segoe UI Semibold"/>
-                      <w:b/>
-                      <w:bCs/>
-                      <w:sz w:val="22"/>
-                      <w:szCs w:val="22"/>
-                    </w:rPr>
                     <w:alias w:val="#Nav: /Item/SubTotals/SubTotals_Description"/>
-                    <w:tag w:val="#Nav: Inventory_Customer_Sales/713"/>
+                    <w:tag w:val="#Nav: FS_YSR_InventoryCustomerSales/50003"/>
                     <w:id w:val="-1557544250"/>
                     <w:placeholder>
                       <w:docPart w:val="944B0424967B42A5AFC5CCA909FE17E3"/>
                     </w:placeholder>
-                    <w15:dataBinding w:prefixMappings="xmlns:ns0='urn:microsoft-dynamics-nav/reports/Inventory_Customer_Sales/713/'" w:xpath="/ns0:NavWordReportXmlPart[1]/ns0:Item[1]/ns0:SubTotals[1]/ns0:SubTotals_Description[1]" w:storeItemID="{17357049-351C-4FB5-BA49-88074E24903C}"/>
+                    <w15:dataBinding w:prefixMappings="xmlns:ns0='urn:microsoft-dynamics-nav/reports/FS_YSR_InventoryCustomerSales/50003/' " w:xpath="/ns0:NavWordReportXmlPart[1]/ns0:Item[1]/ns0:SubTotals[1]/ns0:SubTotals_Description[1]" w:storeItemID="{17357049-351C-4FB5-BA49-88074E24903C}"/>
                   </w:sdtPr>
+                  <w:sdtEndPr/>
                   <w:sdtContent>
                     <w:tc>
                       <w:tcPr>
-                        <w:tcW w:w="3544" w:type="dxa"/>
-                        <w:vAlign w:val="center"/>
+                        <w:tcW w:w="768" w:type="pct"/>
                       </w:tcPr>
                       <w:p>
                         <w:pPr>
-                          <w:pStyle w:val="Heading2"/>
+                          <w:pStyle w:val="BCLabel"/>
                           <w:spacing w:before="120" w:after="120"/>
-                          <w:rPr>
-                            <w:rFonts w:ascii="Segoe UI Semibold" w:hAnsi="Segoe UI Semibold" w:cs="Segoe UI Semibold"/>
-                            <w:b/>
-                            <w:bCs/>
-                            <w:sz w:val="22"/>
-                            <w:szCs w:val="22"/>
-                          </w:rPr>
                         </w:pPr>
-                        <w:proofErr w:type="spellStart"/>
                         <w:r>
-                          <w:rPr>
-                            <w:rFonts w:ascii="Segoe UI Semibold" w:hAnsi="Segoe UI Semibold" w:cs="Segoe UI Semibold"/>
-                            <w:b/>
-                            <w:bCs/>
-                            <w:sz w:val="22"/>
-                            <w:szCs w:val="22"/>
-                          </w:rPr>
                           <w:t>SubTotals_Description</w:t>
                         </w:r>
-                        <w:proofErr w:type="spellEnd"/>
                       </w:p>
                     </w:tc>
                   </w:sdtContent>
                 </w:sdt>
                 <w:tc>
                   <w:tcPr>
-                    <w:tcW w:w="709" w:type="dxa"/>
+                    <w:tcW w:w="610" w:type="pct"/>
                   </w:tcPr>
                   <w:p>
                     <w:pPr>
-                      <w:pStyle w:val="Heading2"/>
+                      <w:pStyle w:val="BCLabel"/>
                       <w:spacing w:before="120" w:after="120"/>
-                      <w:rPr>
-                        <w:rFonts w:ascii="Segoe UI Semibold" w:hAnsi="Segoe UI Semibold" w:cs="Segoe UI Semibold"/>
-                        <w:b/>
-                        <w:bCs/>
-                        <w:sz w:val="22"/>
-                        <w:szCs w:val="22"/>
-                      </w:rPr>
                     </w:pPr>
                   </w:p>
                 </w:tc>
                 <w:sdt>
                   <w:sdtPr>
-                    <w:rPr>
-                      <w:rFonts w:ascii="Segoe UI Semibold" w:hAnsi="Segoe UI Semibold" w:cs="Segoe UI Semibold"/>
-                      <w:b/>
-                      <w:bCs/>
-                      <w:sz w:val="22"/>
-                      <w:szCs w:val="22"/>
-                    </w:rPr>
                     <w:alias w:val="#Nav: /Item/SubTotals/SubTotals_InvQty"/>
-                    <w:tag w:val="#Nav: Inventory_Customer_Sales/713"/>
+                    <w:tag w:val="#Nav: FS_YSR_InventoryCustomerSales/50003"/>
                     <w:id w:val="-1122840040"/>
                     <w:placeholder>
                       <w:docPart w:val="944B0424967B42A5AFC5CCA909FE17E3"/>
                     </w:placeholder>
-                    <w15:dataBinding w:prefixMappings="xmlns:ns0='urn:microsoft-dynamics-nav/reports/Inventory_Customer_Sales/713/'" w:xpath="/ns0:NavWordReportXmlPart[1]/ns0:Item[1]/ns0:SubTotals[1]/ns0:SubTotals_InvQty[1]" w:storeItemID="{17357049-351C-4FB5-BA49-88074E24903C}"/>
+                    <w15:dataBinding w:prefixMappings="xmlns:ns0='urn:microsoft-dynamics-nav/reports/FS_YSR_InventoryCustomerSales/50003/' " w:xpath="/ns0:NavWordReportXmlPart[1]/ns0:Item[1]/ns0:SubTotals[1]/ns0:SubTotals_InvQty[1]" w:storeItemID="{17357049-351C-4FB5-BA49-88074E24903C}"/>
                   </w:sdtPr>
+                  <w:sdtEndPr/>
                   <w:sdtContent>
                     <w:tc>
                       <w:tcPr>
-                        <w:tcW w:w="992" w:type="dxa"/>
-                        <w:vAlign w:val="center"/>
+                        <w:tcW w:w="544" w:type="pct"/>
                       </w:tcPr>
                       <w:p>
                         <w:pPr>
-                          <w:pStyle w:val="Heading2"/>
+                          <w:pStyle w:val="BCLabelNumber"/>
                           <w:spacing w:before="120" w:after="120"/>
                           <w:jc w:val="right"/>
-                          <w:rPr>
-                            <w:rFonts w:ascii="Segoe UI Semibold" w:hAnsi="Segoe UI Semibold" w:cs="Segoe UI Semibold"/>
-                            <w:b/>
-                            <w:bCs/>
-                            <w:sz w:val="22"/>
-                            <w:szCs w:val="22"/>
-                          </w:rPr>
                         </w:pPr>
-                        <w:proofErr w:type="spellStart"/>
                         <w:r>
-                          <w:rPr>
-                            <w:rFonts w:ascii="Segoe UI Semibold" w:hAnsi="Segoe UI Semibold" w:cs="Segoe UI Semibold"/>
-                            <w:b/>
-                            <w:bCs/>
-                            <w:sz w:val="22"/>
-                            <w:szCs w:val="22"/>
-                          </w:rPr>
                           <w:t>SubTotals_InvQty</w:t>
                         </w:r>
-                        <w:proofErr w:type="spellEnd"/>
                       </w:p>
                     </w:tc>
                   </w:sdtContent>
                 </w:sdt>
                 <w:sdt>
                   <w:sdtPr>
-                    <w:rPr>
-                      <w:rFonts w:ascii="Segoe UI Semibold" w:hAnsi="Segoe UI Semibold" w:cs="Segoe UI Semibold"/>
-                      <w:b/>
-                      <w:bCs/>
-                      <w:sz w:val="22"/>
-                      <w:szCs w:val="22"/>
-                    </w:rPr>
                     <w:alias w:val="#Nav: /Item/SubTotals/SubTotals_SalesAmtActual"/>
-                    <w:tag w:val="#Nav: Inventory_Customer_Sales/713"/>
+                    <w:tag w:val="#Nav: FS_YSR_InventoryCustomerSales/50003"/>
                     <w:id w:val="362331527"/>
                     <w:placeholder>
                       <w:docPart w:val="944B0424967B42A5AFC5CCA909FE17E3"/>
                     </w:placeholder>
-                    <w15:dataBinding w:prefixMappings="xmlns:ns0='urn:microsoft-dynamics-nav/reports/Inventory_Customer_Sales/713/'" w:xpath="/ns0:NavWordReportXmlPart[1]/ns0:Item[1]/ns0:SubTotals[1]/ns0:SubTotals_SalesAmtActual[1]" w:storeItemID="{17357049-351C-4FB5-BA49-88074E24903C}"/>
+                    <w15:dataBinding w:prefixMappings="xmlns:ns0='urn:microsoft-dynamics-nav/reports/FS_YSR_InventoryCustomerSales/50003/' " w:xpath="/ns0:NavWordReportXmlPart[1]/ns0:Item[1]/ns0:SubTotals[1]/ns0:SubTotals_SalesAmtActual[1]" w:storeItemID="{17357049-351C-4FB5-BA49-88074E24903C}"/>
                   </w:sdtPr>
+                  <w:sdtEndPr/>
                   <w:sdtContent>
                     <w:tc>
                       <w:tcPr>
-                        <w:tcW w:w="992" w:type="dxa"/>
-                        <w:vAlign w:val="center"/>
+                        <w:tcW w:w="734" w:type="pct"/>
                       </w:tcPr>
                       <w:p>
                         <w:pPr>
-                          <w:pStyle w:val="Heading2"/>
+                          <w:pStyle w:val="BCLabelNumber"/>
                           <w:spacing w:before="120" w:after="120"/>
                           <w:jc w:val="right"/>
-                          <w:rPr>
-                            <w:rFonts w:ascii="Segoe UI Semibold" w:hAnsi="Segoe UI Semibold" w:cs="Segoe UI Semibold"/>
-                            <w:b/>
-                            <w:bCs/>
-                            <w:sz w:val="22"/>
-                            <w:szCs w:val="22"/>
-                          </w:rPr>
                         </w:pPr>
-                        <w:proofErr w:type="spellStart"/>
                         <w:r>
-                          <w:rPr>
-                            <w:rFonts w:ascii="Segoe UI Semibold" w:hAnsi="Segoe UI Semibold" w:cs="Segoe UI Semibold"/>
-                            <w:b/>
-                            <w:bCs/>
-                            <w:sz w:val="22"/>
-                            <w:szCs w:val="22"/>
-                          </w:rPr>
                           <w:t>SubTotals_SalesAmtActual</w:t>
                         </w:r>
-                        <w:proofErr w:type="spellEnd"/>
                       </w:p>
                     </w:tc>
                   </w:sdtContent>
                 </w:sdt>
                 <w:sdt>
                   <w:sdtPr>
-                    <w:rPr>
-                      <w:rFonts w:ascii="Segoe UI Semibold" w:hAnsi="Segoe UI Semibold" w:cs="Segoe UI Semibold"/>
-                      <w:b/>
-                      <w:bCs/>
-                      <w:sz w:val="22"/>
-                      <w:szCs w:val="22"/>
-                    </w:rPr>
                     <w:alias w:val="#Nav: /Item/SubTotals/SubTotals_DiscountAmount"/>
-                    <w:tag w:val="#Nav: Inventory_Customer_Sales/713"/>
+                    <w:tag w:val="#Nav: FS_YSR_InventoryCustomerSales/50003"/>
                     <w:id w:val="-1922089006"/>
                     <w:placeholder>
                       <w:docPart w:val="944B0424967B42A5AFC5CCA909FE17E3"/>
                     </w:placeholder>
-                    <w15:dataBinding w:prefixMappings="xmlns:ns0='urn:microsoft-dynamics-nav/reports/Inventory_Customer_Sales/713/'" w:xpath="/ns0:NavWordReportXmlPart[1]/ns0:Item[1]/ns0:SubTotals[1]/ns0:SubTotals_DiscountAmount[1]" w:storeItemID="{17357049-351C-4FB5-BA49-88074E24903C}"/>
+                    <w15:dataBinding w:prefixMappings="xmlns:ns0='urn:microsoft-dynamics-nav/reports/FS_YSR_InventoryCustomerSales/50003/' " w:xpath="/ns0:NavWordReportXmlPart[1]/ns0:Item[1]/ns0:SubTotals[1]/ns0:SubTotals_DiscountAmount[1]" w:storeItemID="{17357049-351C-4FB5-BA49-88074E24903C}"/>
                   </w:sdtPr>
+                  <w:sdtEndPr/>
                   <w:sdtContent>
                     <w:tc>
                       <w:tcPr>
-                        <w:tcW w:w="992" w:type="dxa"/>
-                        <w:vAlign w:val="center"/>
+                        <w:tcW w:w="623" w:type="pct"/>
                       </w:tcPr>
                       <w:p>
                         <w:pPr>
-                          <w:pStyle w:val="Heading2"/>
+                          <w:pStyle w:val="BCLabelNumber"/>
                           <w:spacing w:before="120" w:after="120"/>
                           <w:jc w:val="right"/>
-                          <w:rPr>
-                            <w:rFonts w:ascii="Segoe UI Semibold" w:hAnsi="Segoe UI Semibold" w:cs="Segoe UI Semibold"/>
-                            <w:b/>
-                            <w:bCs/>
-                            <w:sz w:val="22"/>
-                            <w:szCs w:val="22"/>
-                          </w:rPr>
                         </w:pPr>
-                        <w:proofErr w:type="spellStart"/>
                         <w:r>
-                          <w:rPr>
-                            <w:rFonts w:ascii="Segoe UI Semibold" w:hAnsi="Segoe UI Semibold" w:cs="Segoe UI Semibold"/>
-                            <w:b/>
-                            <w:bCs/>
-                            <w:sz w:val="22"/>
-                            <w:szCs w:val="22"/>
-                          </w:rPr>
                           <w:t>SubTotals_DiscountAmount</w:t>
                         </w:r>
-                        <w:proofErr w:type="spellEnd"/>
                       </w:p>
                     </w:tc>
                   </w:sdtContent>
                 </w:sdt>
                 <w:sdt>
                   <w:sdtPr>
-                    <w:rPr>
-                      <w:rFonts w:ascii="Segoe UI Semibold" w:hAnsi="Segoe UI Semibold" w:cs="Segoe UI Semibold"/>
-                      <w:b/>
-                      <w:bCs/>
-                      <w:sz w:val="22"/>
-                      <w:szCs w:val="22"/>
-                    </w:rPr>
                     <w:alias w:val="#Nav: /Item/SubTotals/SubTotals_Profit"/>
-                    <w:tag w:val="#Nav: Inventory_Customer_Sales/713"/>
+                    <w:tag w:val="#Nav: FS_YSR_InventoryCustomerSales/50003"/>
                     <w:id w:val="419533847"/>
                     <w:placeholder>
                       <w:docPart w:val="944B0424967B42A5AFC5CCA909FE17E3"/>
                     </w:placeholder>
-                    <w15:dataBinding w:prefixMappings="xmlns:ns0='urn:microsoft-dynamics-nav/reports/Inventory_Customer_Sales/713/'" w:xpath="/ns0:NavWordReportXmlPart[1]/ns0:Item[1]/ns0:SubTotals[1]/ns0:SubTotals_Profit[1]" w:storeItemID="{17357049-351C-4FB5-BA49-88074E24903C}"/>
+                    <w15:dataBinding w:prefixMappings="xmlns:ns0='urn:microsoft-dynamics-nav/reports/FS_YSR_InventoryCustomerSales/50003/' " w:xpath="/ns0:NavWordReportXmlPart[1]/ns0:Item[1]/ns0:SubTotals[1]/ns0:SubTotals_Profit[1]" w:storeItemID="{17357049-351C-4FB5-BA49-88074E24903C}"/>
                   </w:sdtPr>
+                  <w:sdtEndPr/>
                   <w:sdtContent>
                     <w:tc>
                       <w:tcPr>
-                        <w:tcW w:w="993" w:type="dxa"/>
-                        <w:vAlign w:val="center"/>
+                        <w:tcW w:w="522" w:type="pct"/>
                       </w:tcPr>
                       <w:p>
                         <w:pPr>
-                          <w:pStyle w:val="Heading2"/>
+                          <w:pStyle w:val="BCLabelNumber"/>
                           <w:spacing w:before="120" w:after="120"/>
                           <w:jc w:val="right"/>
-                          <w:rPr>
-                            <w:rFonts w:ascii="Segoe UI Semibold" w:hAnsi="Segoe UI Semibold" w:cs="Segoe UI Semibold"/>
-                            <w:b/>
-                            <w:bCs/>
-                            <w:sz w:val="22"/>
-                            <w:szCs w:val="22"/>
-                          </w:rPr>
                         </w:pPr>
-                        <w:proofErr w:type="spellStart"/>
                         <w:r>
-                          <w:rPr>
-                            <w:rFonts w:ascii="Segoe UI Semibold" w:hAnsi="Segoe UI Semibold" w:cs="Segoe UI Semibold"/>
-                            <w:b/>
-                            <w:bCs/>
-                            <w:sz w:val="22"/>
-                            <w:szCs w:val="22"/>
-                          </w:rPr>
                           <w:t>SubTotals_Profit</w:t>
                         </w:r>
-                        <w:proofErr w:type="spellEnd"/>
                       </w:p>
                     </w:tc>
                   </w:sdtContent>
                 </w:sdt>
                 <w:sdt>
                   <w:sdtPr>
-                    <w:rPr>
-                      <w:rFonts w:ascii="Segoe UI Semibold" w:hAnsi="Segoe UI Semibold" w:cs="Segoe UI Semibold"/>
-                      <w:b/>
-                      <w:bCs/>
-                      <w:sz w:val="22"/>
-                      <w:szCs w:val="22"/>
-                    </w:rPr>
                     <w:alias w:val="#Nav: /Item/SubTotals/SubTotals_ProfitPct"/>
-                    <w:tag w:val="#Nav: Inventory_Customer_Sales/713"/>
+                    <w:tag w:val="#Nav: FS_YSR_InventoryCustomerSales/50003"/>
                     <w:id w:val="483431967"/>
                     <w:placeholder>
                       <w:docPart w:val="944B0424967B42A5AFC5CCA909FE17E3"/>
                     </w:placeholder>
-                    <w15:dataBinding w:prefixMappings="xmlns:ns0='urn:microsoft-dynamics-nav/reports/Inventory_Customer_Sales/713/'" w:xpath="/ns0:NavWordReportXmlPart[1]/ns0:Item[1]/ns0:SubTotals[1]/ns0:SubTotals_ProfitPct[1]" w:storeItemID="{17357049-351C-4FB5-BA49-88074E24903C}"/>
+                    <w15:dataBinding w:prefixMappings="xmlns:ns0='urn:microsoft-dynamics-nav/reports/FS_YSR_InventoryCustomerSales/50003/' " w:xpath="/ns0:NavWordReportXmlPart[1]/ns0:Item[1]/ns0:SubTotals[1]/ns0:SubTotals_ProfitPct[1]" w:storeItemID="{17357049-351C-4FB5-BA49-88074E24903C}"/>
                   </w:sdtPr>
+                  <w:sdtEndPr/>
                   <w:sdtContent>
                     <w:tc>
                       <w:tcPr>
-                        <w:tcW w:w="992" w:type="dxa"/>
-                        <w:vAlign w:val="center"/>
+                        <w:tcW w:w="586" w:type="pct"/>
                       </w:tcPr>
                       <w:p>
                         <w:pPr>
-                          <w:pStyle w:val="Heading2"/>
+                          <w:pStyle w:val="BCLabelNumber"/>
                           <w:spacing w:before="120" w:after="120"/>
                           <w:jc w:val="right"/>
-                          <w:rPr>
-                            <w:rFonts w:ascii="Segoe UI Semibold" w:hAnsi="Segoe UI Semibold" w:cs="Segoe UI Semibold"/>
-                            <w:b/>
-                            <w:bCs/>
-                            <w:sz w:val="22"/>
-                            <w:szCs w:val="22"/>
-                          </w:rPr>
                         </w:pPr>
-                        <w:proofErr w:type="spellStart"/>
                         <w:r>
-                          <w:rPr>
-                            <w:rFonts w:ascii="Segoe UI Semibold" w:hAnsi="Segoe UI Semibold" w:cs="Segoe UI Semibold"/>
-                            <w:b/>
-                            <w:bCs/>
-                            <w:sz w:val="22"/>
-                            <w:szCs w:val="22"/>
-                          </w:rPr>
                           <w:t>SubTotals_ProfitPct</w:t>
                         </w:r>
-                        <w:proofErr w:type="spellEnd"/>
                       </w:p>
                     </w:tc>
                   </w:sdtContent>
@@ -1865,492 +1248,176 @@
           </w:sdt>
         </w:sdtContent>
       </w:sdt>
+    </w:tbl>
+    <w:p/>
+    <w:tbl>
+      <w:tblPr>
+        <w:tblStyle w:val="BCTotalsTable"/>
+        <w:tblW w:w="5000" w:type="pct"/>
+        <w:tblLayout w:type="fixed"/>
+        <w:tblLook w:val="0640" w:firstRow="0" w:lastRow="1" w:firstColumn="0" w:lastColumn="0" w:noHBand="1" w:noVBand="1"/>
+        <w:tblCaption w:val="Table 3"/>
+        <w:tblDescription w:val="Document totals."/>
+      </w:tblPr>
+      <w:tblGrid>
+        <w:gridCol w:w="5401"/>
+        <w:gridCol w:w="1530"/>
+        <w:gridCol w:w="1259"/>
+        <w:gridCol w:w="1175"/>
+        <w:gridCol w:w="1129"/>
+      </w:tblGrid>
       <w:tr>
         <w:trPr>
+          <w:cnfStyle w:val="010000000000" w:firstRow="0" w:lastRow="1" w:firstColumn="0" w:lastColumn="0" w:oddVBand="0" w:evenVBand="0" w:oddHBand="0" w:evenHBand="0" w:firstRowFirstColumn="0" w:firstRowLastColumn="0" w:lastRowFirstColumn="0" w:lastRowLastColumn="0"/>
+          <w:cantSplit/>
           <w:trHeight w:val="490"/>
         </w:trPr>
         <w:tc>
           <w:tcPr>
-            <w:tcW w:w="1276" w:type="dxa"/>
-          </w:tcPr>
-          <w:p>
-            <w:pPr>
-              <w:rPr>
-                <w:rFonts w:ascii="Segoe UI" w:hAnsi="Segoe UI" w:cs="Segoe UI"/>
-                <w:sz w:val="22"/>
-                <w:szCs w:val="22"/>
-              </w:rPr>
-            </w:pPr>
-          </w:p>
-        </w:tc>
-        <w:tc>
-          <w:tcPr>
-            <w:tcW w:w="3544" w:type="dxa"/>
-          </w:tcPr>
-          <w:p>
-            <w:pPr>
-              <w:rPr>
-                <w:rFonts w:ascii="Segoe UI" w:hAnsi="Segoe UI" w:cs="Segoe UI"/>
-                <w:sz w:val="22"/>
-                <w:szCs w:val="22"/>
-              </w:rPr>
-            </w:pPr>
-          </w:p>
-        </w:tc>
-        <w:tc>
-          <w:tcPr>
-            <w:tcW w:w="709" w:type="dxa"/>
-          </w:tcPr>
-          <w:p>
-            <w:pPr>
-              <w:rPr>
-                <w:rFonts w:ascii="Segoe UI" w:hAnsi="Segoe UI" w:cs="Segoe UI"/>
-                <w:sz w:val="22"/>
-                <w:szCs w:val="22"/>
-              </w:rPr>
-            </w:pPr>
-          </w:p>
-        </w:tc>
-        <w:tc>
-          <w:tcPr>
-            <w:tcW w:w="992" w:type="dxa"/>
-          </w:tcPr>
-          <w:p>
-            <w:pPr>
-              <w:jc w:val="right"/>
-              <w:rPr>
-                <w:rFonts w:ascii="Segoe UI" w:hAnsi="Segoe UI" w:cs="Segoe UI"/>
-                <w:sz w:val="22"/>
-                <w:szCs w:val="22"/>
-              </w:rPr>
-            </w:pPr>
-          </w:p>
-        </w:tc>
-        <w:tc>
-          <w:tcPr>
-            <w:tcW w:w="992" w:type="dxa"/>
-          </w:tcPr>
-          <w:p>
-            <w:pPr>
-              <w:jc w:val="right"/>
-              <w:rPr>
-                <w:rFonts w:ascii="Segoe UI" w:hAnsi="Segoe UI" w:cs="Segoe UI"/>
-                <w:sz w:val="22"/>
-                <w:szCs w:val="22"/>
-              </w:rPr>
-            </w:pPr>
-          </w:p>
-        </w:tc>
-        <w:tc>
-          <w:tcPr>
-            <w:tcW w:w="992" w:type="dxa"/>
-          </w:tcPr>
-          <w:p>
-            <w:pPr>
-              <w:jc w:val="right"/>
-              <w:rPr>
-                <w:rFonts w:ascii="Segoe UI" w:hAnsi="Segoe UI" w:cs="Segoe UI"/>
-                <w:sz w:val="22"/>
-                <w:szCs w:val="22"/>
-              </w:rPr>
-            </w:pPr>
-          </w:p>
-        </w:tc>
-        <w:tc>
-          <w:tcPr>
-            <w:tcW w:w="993" w:type="dxa"/>
-          </w:tcPr>
-          <w:p>
-            <w:pPr>
-              <w:jc w:val="right"/>
-              <w:rPr>
-                <w:rFonts w:ascii="Segoe UI" w:hAnsi="Segoe UI" w:cs="Segoe UI"/>
-                <w:sz w:val="22"/>
-                <w:szCs w:val="22"/>
-              </w:rPr>
-            </w:pPr>
-          </w:p>
-        </w:tc>
-        <w:tc>
-          <w:tcPr>
-            <w:tcW w:w="992" w:type="dxa"/>
-          </w:tcPr>
-          <w:p>
-            <w:pPr>
-              <w:jc w:val="right"/>
-              <w:rPr>
-                <w:rFonts w:ascii="Segoe UI" w:hAnsi="Segoe UI" w:cs="Segoe UI"/>
-                <w:sz w:val="22"/>
-                <w:szCs w:val="22"/>
-              </w:rPr>
-            </w:pPr>
-          </w:p>
-        </w:tc>
-      </w:tr>
-    </w:tbl>
-    <w:p>
-      <w:pPr>
-        <w:rPr>
-          <w:sz w:val="22"/>
-          <w:szCs w:val="22"/>
-        </w:rPr>
-      </w:pPr>
-    </w:p>
-    <w:tbl>
-      <w:tblPr>
-        <w:tblStyle w:val="TableGrid"/>
-        <w:tblW w:w="10490" w:type="dxa"/>
-        <w:tblBorders>
-          <w:top w:val="none" w:color="auto" w:sz="0" w:space="0"/>
-          <w:left w:val="none" w:color="auto" w:sz="0" w:space="0"/>
-          <w:bottom w:val="none" w:color="auto" w:sz="0" w:space="0"/>
-          <w:right w:val="none" w:color="auto" w:sz="0" w:space="0"/>
-          <w:insideH w:val="none" w:color="auto" w:sz="0" w:space="0"/>
-          <w:insideV w:val="none" w:color="auto" w:sz="0" w:space="0"/>
-        </w:tblBorders>
-        <w:tblLayout w:type="fixed"/>
-        <w:tblLook w:val="04A0" w:firstRow="1" w:lastRow="0" w:firstColumn="1" w:lastColumn="0" w:noHBand="0" w:noVBand="1"/>
-      </w:tblPr>
-      <w:tblGrid>
-        <w:gridCol w:w="1276"/>
-        <w:gridCol w:w="3544"/>
-        <w:gridCol w:w="709"/>
-        <w:gridCol w:w="992"/>
-        <w:gridCol w:w="992"/>
-        <w:gridCol w:w="992"/>
-        <w:gridCol w:w="993"/>
-        <w:gridCol w:w="992"/>
-      </w:tblGrid>
-      <w:tr>
-        <w:trPr>
-          <w:trHeight w:val="490"/>
-        </w:trPr>
-        <w:tc>
-          <w:tcPr>
-            <w:tcW w:w="1276" w:type="dxa"/>
+            <w:tcW w:w="2573" w:type="pct"/>
             <w:tcBorders>
-              <w:top w:val="single" w:color="auto" w:sz="4" w:space="0"/>
-              <w:bottom w:val="single" w:color="auto" w:sz="4" w:space="0"/>
+              <w:top w:val="single" w:sz="4" w:space="0" w:color="auto"/>
+              <w:bottom w:val="single" w:sz="4" w:space="0" w:color="auto"/>
             </w:tcBorders>
           </w:tcPr>
           <w:p>
             <w:pPr>
-              <w:pStyle w:val="Heading2"/>
-              <w:spacing w:before="120" w:after="120" w:line="240" w:lineRule="exact"/>
-              <w:rPr>
-                <w:rFonts w:ascii="Segoe UI Semibold" w:hAnsi="Segoe UI Semibold" w:cs="Segoe UI Semibold"/>
-                <w:sz w:val="22"/>
-                <w:szCs w:val="22"/>
-              </w:rPr>
-            </w:pPr>
-          </w:p>
-        </w:tc>
-        <w:tc>
-          <w:tcPr>
-            <w:tcW w:w="3544" w:type="dxa"/>
-            <w:tcBorders>
-              <w:top w:val="single" w:color="auto" w:sz="4" w:space="0"/>
-              <w:bottom w:val="single" w:color="auto" w:sz="4" w:space="0"/>
-            </w:tcBorders>
-          </w:tcPr>
-          <w:p>
-            <w:pPr>
-              <w:pStyle w:val="Heading2"/>
-              <w:spacing w:before="120" w:after="120" w:line="240" w:lineRule="exact"/>
-              <w:rPr>
-                <w:rFonts w:ascii="Segoe UI Semibold" w:hAnsi="Segoe UI Semibold" w:cs="Segoe UI Semibold"/>
-                <w:b/>
-                <w:bCs/>
-                <w:sz w:val="22"/>
-                <w:szCs w:val="22"/>
-              </w:rPr>
-            </w:pPr>
-          </w:p>
-        </w:tc>
-        <w:tc>
-          <w:tcPr>
-            <w:tcW w:w="709" w:type="dxa"/>
-            <w:tcBorders>
-              <w:top w:val="single" w:color="auto" w:sz="4" w:space="0"/>
-              <w:bottom w:val="single" w:color="auto" w:sz="4" w:space="0"/>
-            </w:tcBorders>
-          </w:tcPr>
-          <w:p>
-            <w:pPr>
-              <w:pStyle w:val="Heading2"/>
-              <w:spacing w:before="120" w:after="120" w:line="240" w:lineRule="exact"/>
-              <w:rPr>
-                <w:rFonts w:ascii="Segoe UI Semibold" w:hAnsi="Segoe UI Semibold" w:cs="Segoe UI Semibold"/>
-                <w:b/>
-                <w:bCs/>
-                <w:sz w:val="22"/>
-                <w:szCs w:val="22"/>
-              </w:rPr>
-            </w:pPr>
-          </w:p>
-        </w:tc>
-        <w:tc>
-          <w:tcPr>
-            <w:tcW w:w="992" w:type="dxa"/>
-            <w:tcBorders>
-              <w:top w:val="single" w:color="auto" w:sz="4" w:space="0"/>
-              <w:bottom w:val="single" w:color="auto" w:sz="4" w:space="0"/>
-            </w:tcBorders>
-          </w:tcPr>
-          <w:p>
-            <w:pPr>
-              <w:pStyle w:val="Heading2"/>
-              <w:spacing w:before="120" w:after="120" w:line="240" w:lineRule="exact"/>
-              <w:rPr>
-                <w:rFonts w:ascii="Segoe UI Semibold" w:hAnsi="Segoe UI Semibold" w:cs="Segoe UI Semibold"/>
-                <w:b/>
-                <w:bCs/>
-                <w:sz w:val="22"/>
-                <w:szCs w:val="22"/>
-              </w:rPr>
+              <w:pStyle w:val="BCLabel"/>
+              <w:spacing w:before="120" w:after="120"/>
+              <w:jc w:val="both"/>
             </w:pPr>
             <w:r>
-              <w:rPr>
-                <w:rFonts w:ascii="Segoe UI Semibold" w:hAnsi="Segoe UI Semibold" w:cs="Segoe UI Semibold"/>
-                <w:b/>
-                <w:bCs/>
-                <w:sz w:val="22"/>
-                <w:szCs w:val="22"/>
-              </w:rPr>
               <w:t>Total</w:t>
             </w:r>
           </w:p>
         </w:tc>
         <w:sdt>
           <w:sdtPr>
-            <w:rPr>
-              <w:rFonts w:ascii="Segoe UI Semibold" w:hAnsi="Segoe UI Semibold" w:cs="Segoe UI Semibold"/>
-              <w:b/>
-              <w:bCs/>
-              <w:sz w:val="22"/>
-              <w:szCs w:val="22"/>
-            </w:rPr>
             <w:alias w:val="#Nav: /Totals/Totals_SalesAmtActual"/>
-            <w:tag w:val="#Nav: Inventory_Customer_Sales/713"/>
+            <w:tag w:val="#Nav: FS_YSD_InventoryCustomerSales/50019"/>
             <w:id w:val="-1960557500"/>
             <w:placeholder>
-              <w:docPart w:val="944B0424967B42A5AFC5CCA909FE17E3"/>
+              <w:docPart w:val="E3A0DBB4794B4B1A91AEB15620821FAF"/>
             </w:placeholder>
-            <w:dataBinding w:prefixMappings="xmlns:ns0='urn:microsoft-dynamics-nav/reports/Inventory_Customer_Sales/713/'" w:xpath="/ns0:NavWordReportXmlPart[1]/ns0:Totals[1]/ns0:Totals_SalesAmtActual[1]" w:storeItemID="{0E62280E-706F-45D7-BEE2-B24E4BE14C14}"/>
+            <w:dataBinding w:prefixMappings="xmlns:ns0='urn:microsoft-dynamics-nav/reports/FS_YSD_InventoryCustomerSales/50019/'" w:xpath="/ns0:NavWordReportXmlPart[1]/ns0:Totals[1]/ns0:Totals_SalesAmtActual[1]" w:storeItemID="{0E62280E-706F-45D7-BEE2-B24E4BE14C14}"/>
             <w:text/>
           </w:sdtPr>
           <w:sdtContent>
             <w:tc>
               <w:tcPr>
-                <w:tcW w:w="992" w:type="dxa"/>
+                <w:tcW w:w="729" w:type="pct"/>
                 <w:tcBorders>
-                  <w:top w:val="single" w:color="auto" w:sz="4" w:space="0"/>
-                  <w:bottom w:val="single" w:color="auto" w:sz="4" w:space="0"/>
+                  <w:top w:val="single" w:sz="4" w:space="0" w:color="auto"/>
+                  <w:bottom w:val="single" w:sz="4" w:space="0" w:color="auto"/>
                 </w:tcBorders>
               </w:tcPr>
               <w:p>
                 <w:pPr>
-                  <w:pStyle w:val="Heading2"/>
-                  <w:spacing w:before="120" w:after="120" w:line="240" w:lineRule="exact"/>
-                  <w:rPr>
-                    <w:rFonts w:ascii="Segoe UI Semibold" w:hAnsi="Segoe UI Semibold" w:cs="Segoe UI Semibold"/>
-                    <w:b/>
-                    <w:bCs/>
-                    <w:sz w:val="22"/>
-                    <w:szCs w:val="22"/>
-                  </w:rPr>
+                  <w:pStyle w:val="BCLabelNumber"/>
                 </w:pPr>
-                <w:proofErr w:type="spellStart"/>
                 <w:r>
-                  <w:rPr>
-                    <w:rFonts w:ascii="Segoe UI Semibold" w:hAnsi="Segoe UI Semibold" w:cs="Segoe UI Semibold"/>
-                    <w:b/>
-                    <w:bCs/>
-                    <w:sz w:val="22"/>
-                    <w:szCs w:val="22"/>
-                  </w:rPr>
                   <w:t>Totals_SalesAmtActual</w:t>
                 </w:r>
-                <w:proofErr w:type="spellEnd"/>
               </w:p>
             </w:tc>
           </w:sdtContent>
         </w:sdt>
         <w:sdt>
           <w:sdtPr>
-            <w:rPr>
-              <w:rFonts w:ascii="Segoe UI Semibold" w:hAnsi="Segoe UI Semibold" w:cs="Segoe UI Semibold"/>
-              <w:b/>
-              <w:bCs/>
-              <w:sz w:val="22"/>
-              <w:szCs w:val="22"/>
-            </w:rPr>
             <w:alias w:val="#Nav: /Totals/Totals_DiscountAmount"/>
-            <w:tag w:val="#Nav: Inventory_Customer_Sales/713"/>
+            <w:tag w:val="#Nav: FS_YSD_InventoryCustomerSales/50019"/>
             <w:id w:val="-1954698414"/>
             <w:placeholder>
-              <w:docPart w:val="944B0424967B42A5AFC5CCA909FE17E3"/>
+              <w:docPart w:val="E3A0DBB4794B4B1A91AEB15620821FAF"/>
             </w:placeholder>
-            <w:dataBinding w:prefixMappings="xmlns:ns0='urn:microsoft-dynamics-nav/reports/Inventory_Customer_Sales/713/'" w:xpath="/ns0:NavWordReportXmlPart[1]/ns0:Totals[1]/ns0:Totals_DiscountAmount[1]" w:storeItemID="{0E62280E-706F-45D7-BEE2-B24E4BE14C14}"/>
+            <w:dataBinding w:prefixMappings="xmlns:ns0='urn:microsoft-dynamics-nav/reports/FS_YSD_InventoryCustomerSales/50019/'" w:xpath="/ns0:NavWordReportXmlPart[1]/ns0:Totals[1]/ns0:Totals_DiscountAmount[1]" w:storeItemID="{0E62280E-706F-45D7-BEE2-B24E4BE14C14}"/>
             <w:text/>
           </w:sdtPr>
           <w:sdtContent>
             <w:tc>
               <w:tcPr>
-                <w:tcW w:w="992" w:type="dxa"/>
+                <w:tcW w:w="600" w:type="pct"/>
                 <w:tcBorders>
-                  <w:top w:val="single" w:color="auto" w:sz="4" w:space="0"/>
-                  <w:bottom w:val="single" w:color="auto" w:sz="4" w:space="0"/>
+                  <w:top w:val="single" w:sz="4" w:space="0" w:color="auto"/>
+                  <w:bottom w:val="single" w:sz="4" w:space="0" w:color="auto"/>
                 </w:tcBorders>
               </w:tcPr>
               <w:p>
                 <w:pPr>
-                  <w:pStyle w:val="Heading2"/>
-                  <w:spacing w:before="120" w:after="120" w:line="240" w:lineRule="exact"/>
-                  <w:rPr>
-                    <w:rFonts w:ascii="Segoe UI Semibold" w:hAnsi="Segoe UI Semibold" w:cs="Segoe UI Semibold"/>
-                    <w:b/>
-                    <w:bCs/>
-                    <w:sz w:val="22"/>
-                    <w:szCs w:val="22"/>
-                  </w:rPr>
+                  <w:pStyle w:val="BCLabelNumber"/>
                 </w:pPr>
-                <w:proofErr w:type="spellStart"/>
                 <w:r>
-                  <w:rPr>
-                    <w:rFonts w:ascii="Segoe UI Semibold" w:hAnsi="Segoe UI Semibold" w:cs="Segoe UI Semibold"/>
-                    <w:b/>
-                    <w:bCs/>
-                    <w:sz w:val="22"/>
-                    <w:szCs w:val="22"/>
-                  </w:rPr>
                   <w:t>Totals_DiscountAmount</w:t>
                 </w:r>
-                <w:proofErr w:type="spellEnd"/>
               </w:p>
             </w:tc>
           </w:sdtContent>
         </w:sdt>
         <w:sdt>
           <w:sdtPr>
-            <w:rPr>
-              <w:rFonts w:ascii="Segoe UI Semibold" w:hAnsi="Segoe UI Semibold" w:cs="Segoe UI Semibold"/>
-              <w:b/>
-              <w:bCs/>
-              <w:sz w:val="22"/>
-              <w:szCs w:val="22"/>
-            </w:rPr>
             <w:alias w:val="#Nav: /Totals/Totals_Profit"/>
-            <w:tag w:val="#Nav: Inventory_Customer_Sales/713"/>
+            <w:tag w:val="#Nav: FS_YSD_InventoryCustomerSales/50019"/>
             <w:id w:val="1030993549"/>
             <w:placeholder>
-              <w:docPart w:val="944B0424967B42A5AFC5CCA909FE17E3"/>
+              <w:docPart w:val="E3A0DBB4794B4B1A91AEB15620821FAF"/>
             </w:placeholder>
-            <w:dataBinding w:prefixMappings="xmlns:ns0='urn:microsoft-dynamics-nav/reports/Inventory_Customer_Sales/713/'" w:xpath="/ns0:NavWordReportXmlPart[1]/ns0:Totals[1]/ns0:Totals_Profit[1]" w:storeItemID="{0E62280E-706F-45D7-BEE2-B24E4BE14C14}"/>
+            <w:dataBinding w:prefixMappings="xmlns:ns0='urn:microsoft-dynamics-nav/reports/FS_YSD_InventoryCustomerSales/50019/'" w:xpath="/ns0:NavWordReportXmlPart[1]/ns0:Totals[1]/ns0:Totals_Profit[1]" w:storeItemID="{0E62280E-706F-45D7-BEE2-B24E4BE14C14}"/>
             <w:text/>
           </w:sdtPr>
           <w:sdtContent>
             <w:tc>
               <w:tcPr>
-                <w:tcW w:w="993" w:type="dxa"/>
+                <w:tcW w:w="560" w:type="pct"/>
                 <w:tcBorders>
-                  <w:top w:val="single" w:color="auto" w:sz="4" w:space="0"/>
-                  <w:bottom w:val="single" w:color="auto" w:sz="4" w:space="0"/>
+                  <w:top w:val="single" w:sz="4" w:space="0" w:color="auto"/>
+                  <w:bottom w:val="single" w:sz="4" w:space="0" w:color="auto"/>
                 </w:tcBorders>
               </w:tcPr>
               <w:p>
                 <w:pPr>
-                  <w:pStyle w:val="Heading2"/>
-                  <w:spacing w:before="120" w:after="120" w:line="240" w:lineRule="exact"/>
-                  <w:rPr>
-                    <w:rFonts w:ascii="Segoe UI Semibold" w:hAnsi="Segoe UI Semibold" w:cs="Segoe UI Semibold"/>
-                    <w:b/>
-                    <w:bCs/>
-                    <w:sz w:val="22"/>
-                    <w:szCs w:val="22"/>
-                  </w:rPr>
+                  <w:pStyle w:val="BCLabelNumber"/>
                 </w:pPr>
-                <w:proofErr w:type="spellStart"/>
                 <w:r>
-                  <w:rPr>
-                    <w:rFonts w:ascii="Segoe UI Semibold" w:hAnsi="Segoe UI Semibold" w:cs="Segoe UI Semibold"/>
-                    <w:b/>
-                    <w:bCs/>
-                    <w:sz w:val="22"/>
-                    <w:szCs w:val="22"/>
-                  </w:rPr>
                   <w:t>Totals_Profit</w:t>
                 </w:r>
-                <w:proofErr w:type="spellEnd"/>
               </w:p>
             </w:tc>
           </w:sdtContent>
         </w:sdt>
         <w:sdt>
           <w:sdtPr>
-            <w:rPr>
-              <w:rFonts w:ascii="Segoe UI Semibold" w:hAnsi="Segoe UI Semibold" w:cs="Segoe UI Semibold"/>
-              <w:b/>
-              <w:bCs/>
-              <w:sz w:val="22"/>
-              <w:szCs w:val="22"/>
-            </w:rPr>
             <w:alias w:val="#Nav: /Totals/Totals_ProfitPct"/>
-            <w:tag w:val="#Nav: Inventory_Customer_Sales/713"/>
+            <w:tag w:val="#Nav: FS_YSD_InventoryCustomerSales/50019"/>
             <w:id w:val="1949193217"/>
             <w:placeholder>
-              <w:docPart w:val="944B0424967B42A5AFC5CCA909FE17E3"/>
+              <w:docPart w:val="E3A0DBB4794B4B1A91AEB15620821FAF"/>
             </w:placeholder>
-            <w:dataBinding w:prefixMappings="xmlns:ns0='urn:microsoft-dynamics-nav/reports/Inventory_Customer_Sales/713/'" w:xpath="/ns0:NavWordReportXmlPart[1]/ns0:Totals[1]/ns0:Totals_ProfitPct[1]" w:storeItemID="{0E62280E-706F-45D7-BEE2-B24E4BE14C14}"/>
+            <w:dataBinding w:prefixMappings="xmlns:ns0='urn:microsoft-dynamics-nav/reports/FS_YSD_InventoryCustomerSales/50019/'" w:xpath="/ns0:NavWordReportXmlPart[1]/ns0:Totals[1]/ns0:Totals_ProfitPct[1]" w:storeItemID="{0E62280E-706F-45D7-BEE2-B24E4BE14C14}"/>
             <w:text/>
           </w:sdtPr>
           <w:sdtContent>
             <w:tc>
               <w:tcPr>
-                <w:tcW w:w="992" w:type="dxa"/>
+                <w:tcW w:w="538" w:type="pct"/>
                 <w:tcBorders>
-                  <w:top w:val="single" w:color="auto" w:sz="4" w:space="0"/>
-                  <w:bottom w:val="single" w:color="auto" w:sz="4" w:space="0"/>
+                  <w:top w:val="single" w:sz="4" w:space="0" w:color="auto"/>
+                  <w:bottom w:val="single" w:sz="4" w:space="0" w:color="auto"/>
                 </w:tcBorders>
               </w:tcPr>
               <w:p>
                 <w:pPr>
-                  <w:pStyle w:val="Heading2"/>
-                  <w:spacing w:before="120" w:after="120" w:line="240" w:lineRule="exact"/>
-                  <w:rPr>
-                    <w:rFonts w:ascii="Segoe UI Semibold" w:hAnsi="Segoe UI Semibold" w:cs="Segoe UI Semibold"/>
-                    <w:b/>
-                    <w:bCs/>
-                    <w:sz w:val="22"/>
-                    <w:szCs w:val="22"/>
-                  </w:rPr>
+                  <w:pStyle w:val="BCLabelNumber"/>
                 </w:pPr>
-                <w:proofErr w:type="spellStart"/>
                 <w:r>
-                  <w:rPr>
-                    <w:rFonts w:ascii="Segoe UI Semibold" w:hAnsi="Segoe UI Semibold" w:cs="Segoe UI Semibold"/>
-                    <w:b/>
-                    <w:bCs/>
-                    <w:sz w:val="22"/>
-                    <w:szCs w:val="22"/>
-                  </w:rPr>
                   <w:t>Totals_ProfitPct</w:t>
                 </w:r>
-                <w:proofErr w:type="spellEnd"/>
               </w:p>
             </w:tc>
           </w:sdtContent>
         </w:sdt>
       </w:tr>
     </w:tbl>
-    <w:p>
-      <w:pPr>
-        <w:rPr>
-          <w:sz w:val="22"/>
-          <w:szCs w:val="22"/>
-        </w:rPr>
-      </w:pPr>
-    </w:p>
+    <w:p/>
     <w:sectPr>
       <w:pgSz w:w="11906" w:h="16838"/>
       <w:pgMar w:top="576" w:right="706" w:bottom="576" w:left="706" w:header="708" w:footer="708" w:gutter="0"/>
@@ -2359,6 +1426,10 @@
     </w:sectPr>
   </w:body>
 </w:document>
+</file>
+
+<file path=word/numbering.xml><?xml version="1.0" encoding="utf-8"?>
+<w:numbering xmlns:wpc="http://schemas.microsoft.com/office/word/2010/wordprocessingCanvas" xmlns:cx="http://schemas.microsoft.com/office/drawing/2014/chartex" xmlns:cx1="http://schemas.microsoft.com/office/drawing/2015/9/8/chartex" xmlns:cx2="http://schemas.microsoft.com/office/drawing/2015/10/21/chartex" xmlns:cx3="http://schemas.microsoft.com/office/drawing/2016/5/9/chartex" xmlns:cx4="http://schemas.microsoft.com/office/drawing/2016/5/10/chartex" xmlns:cx5="http://schemas.microsoft.com/office/drawing/2016/5/11/chartex" xmlns:cx6="http://schemas.microsoft.com/office/drawing/2016/5/12/chartex" xmlns:cx7="http://schemas.microsoft.com/office/drawing/2016/5/13/chartex" xmlns:cx8="http://schemas.microsoft.com/office/drawing/2016/5/14/chartex" xmlns:mc="http://schemas.openxmlformats.org/markup-compatibility/2006" xmlns:aink="http://schemas.microsoft.com/office/drawing/2016/ink" xmlns:am3d="http://schemas.microsoft.com/office/drawing/2017/model3d" xmlns:o="urn:schemas-microsoft-com:office:office" xmlns:oel="http://schemas.microsoft.com/office/2019/extlst" xmlns:r="http://schemas.openxmlformats.org/officeDocument/2006/relationships" xmlns:m="http://schemas.openxmlformats.org/officeDocument/2006/math" xmlns:v="urn:schemas-microsoft-com:vml" xmlns:wp14="http://schemas.microsoft.com/office/word/2010/wordprocessingDrawing" xmlns:wp="http://schemas.openxmlformats.org/drawingml/2006/wordprocessingDrawing" xmlns:w10="urn:schemas-microsoft-com:office:word" xmlns:w="http://schemas.openxmlformats.org/wordprocessingml/2006/main" xmlns:w14="http://schemas.microsoft.com/office/word/2010/wordml" xmlns:w15="http://schemas.microsoft.com/office/word/2012/wordml" xmlns:w16cei="http://schemas.microsoft.com/office/word/2026/wordml/cei" xmlns:w16cex="http://schemas.microsoft.com/office/word/2018/wordml/cex" xmlns:w16cid="http://schemas.microsoft.com/office/word/2016/wordml/cid" xmlns:w16="http://schemas.microsoft.com/office/word/2018/wordml" xmlns:w16du="http://schemas.microsoft.com/office/word/2023/wordml/word16du" xmlns:w16sdtdh="http://schemas.microsoft.com/office/word/2020/wordml/sdtdatahash" xmlns:w16sdtfl="http://schemas.microsoft.com/office/word/2024/wordml/sdtformatlock" xmlns:w16se="http://schemas.microsoft.com/office/word/2015/wordml/symex" xmlns:wpg="http://schemas.microsoft.com/office/word/2010/wordprocessingGroup" xmlns:wpi="http://schemas.microsoft.com/office/word/2010/wordprocessingInk" xmlns:wne="http://schemas.microsoft.com/office/word/2006/wordml" xmlns:wps="http://schemas.microsoft.com/office/word/2010/wordprocessingShape" mc:Ignorable="w14 w15 w16se w16cid w16 w16cex w16sdtdh w16sdtfl w16du wp14"/>
 </file>
 
 <file path=word/styles.xml><?xml version="1.0" encoding="utf-8"?>
@@ -2370,7 +1441,7 @@
         <w:kern w:val="2"/>
         <w:sz w:val="24"/>
         <w:szCs w:val="24"/>
-        <w:lang w:val="en-DK" w:eastAsia="en-DK" w:bidi="ar-SA"/>
+        <w:lang w:bidi="ar-SA"/>
         <w14:ligatures w14:val="standardContextual"/>
       </w:rPr>
     </w:rPrDefault>
@@ -2787,6 +1858,7 @@
   <w:style w:type="character" w:default="1" w:styleId="DefaultParagraphFont">
     <w:name w:val="Default Paragraph Font"/>
     <w:uiPriority w:val="1"/>
+    <w:semiHidden/>
     <w:unhideWhenUsed/>
   </w:style>
   <w:style w:type="table" w:default="1" w:styleId="TableNormal">
@@ -2845,11 +1917,237 @@
       <w:szCs w:val="26"/>
     </w:rPr>
   </w:style>
+  <w:style w:type="paragraph" w:styleId="NoSpacing">
+    <w:name w:val="No Spacing"/>
+    <w:uiPriority w:val="1"/>
+    <w:qFormat/>
+    <w:rsid w:val="00416FC2"/>
+    <w:pPr>
+      <w:spacing w:after="0" w:line="240" w:lineRule="auto"/>
+    </w:pPr>
+    <w:rPr>
+      <w:rFonts w:eastAsiaTheme="minorHAnsi"/>
+      <w:color w:val="000000" w:themeColor="text1"/>
+    </w:rPr>
+  </w:style>
+  <w:style w:type="paragraph" w:customStyle="1" w:styleId="BCNumber">
+    <w:name w:val="BC Number"/>
+    <w:basedOn w:val="NoSpacing"/>
+    <w:next w:val="Normal"/>
+    <w:uiPriority w:val="2"/>
+    <w:qFormat/>
+    <w:rPr>
+      <w14:numSpacing w14:val="tabular"/>
+    </w:rPr>
+  </w:style>
+  <w:style w:type="paragraph" w:customStyle="1" w:styleId="BCLabel">
+    <w:name w:val="BC Label"/>
+    <w:basedOn w:val="NoSpacing"/>
+    <w:next w:val="Normal"/>
+    <w:uiPriority w:val="2"/>
+    <w:qFormat/>
+    <w:pPr>
+      <w:keepNext/>
+    </w:pPr>
+    <w:rPr>
+      <w:rFonts w:asciiTheme="majorHAnsi" w:eastAsiaTheme="majorEastAsia" w:hAnsiTheme="majorHAnsi" w:cstheme="majorBidi"/>
+    </w:rPr>
+  </w:style>
+  <w:style w:type="paragraph" w:customStyle="1" w:styleId="BCLabelNumber">
+    <w:name w:val="BC Label Number"/>
+    <w:basedOn w:val="BCLabel"/>
+    <w:next w:val="Normal"/>
+    <w:uiPriority w:val="2"/>
+    <w:qFormat/>
+    <w:rPr>
+      <w14:numSpacing w14:val="tabular"/>
+    </w:rPr>
+  </w:style>
+  <w:style w:type="table" w:customStyle="1" w:styleId="BCBlockTable">
+    <w:name w:val="BC Block Table"/>
+    <w:basedOn w:val="TableNormal"/>
+    <w:uiPriority w:val="99"/>
+    <w:qFormat/>
+    <w:pPr>
+      <w:spacing w:after="0" w:line="240" w:lineRule="auto"/>
+    </w:pPr>
+    <w:tblPr>
+      <w:tblStyleRowBandSize w:val="1"/>
+      <w:tblStyleColBandSize w:val="1"/>
+      <w:tblCellMar>
+        <w:left w:w="0" w:type="dxa"/>
+        <w:right w:w="0" w:type="dxa"/>
+      </w:tblCellMar>
+    </w:tblPr>
+    <w:tblStylePr w:type="firstRow">
+      <w:rPr>
+        <w:rFonts w:asciiTheme="majorHAnsi" w:hAnsiTheme="majorHAnsi" w:cstheme="majorBidi"/>
+      </w:rPr>
+      <w:tblPr/>
+      <w:tcPr>
+        <w:vAlign w:val="top"/>
+      </w:tcPr>
+    </w:tblStylePr>
+  </w:style>
+  <w:style w:type="table" w:customStyle="1" w:styleId="BCDataTable">
+    <w:name w:val="BC Data Table"/>
+    <w:basedOn w:val="TableNormal"/>
+    <w:uiPriority w:val="99"/>
+    <w:qFormat/>
+    <w:pPr>
+      <w:spacing w:after="0" w:line="240" w:lineRule="auto"/>
+    </w:pPr>
+    <w:tblPr>
+      <w:tblStyleRowBandSize w:val="1"/>
+      <w:tblStyleColBandSize w:val="1"/>
+      <w:tblCellMar>
+        <w:left w:w="115" w:type="dxa"/>
+        <w:right w:w="115" w:type="dxa"/>
+      </w:tblCellMar>
+    </w:tblPr>
+    <w:tcPr>
+      <w:vAlign w:val="center"/>
+    </w:tcPr>
+    <w:tblStylePr w:type="firstRow">
+      <w:pPr>
+        <w:spacing w:before="160" w:after="80"/>
+      </w:pPr>
+      <w:rPr>
+        <w:rFonts w:asciiTheme="majorHAnsi" w:hAnsiTheme="majorHAnsi" w:cstheme="majorBidi"/>
+      </w:rPr>
+      <w:tblPr/>
+      <w:tcPr>
+        <w:tcBorders>
+          <w:bottom w:val="single" w:sz="4" w:space="0" w:color="000000" w:themeColor="text1"/>
+        </w:tcBorders>
+        <w:vAlign w:val="top"/>
+      </w:tcPr>
+    </w:tblStylePr>
+    <w:tblStylePr w:type="lastRow">
+      <w:tblPr/>
+      <w:tcPr>
+        <w:tcBorders>
+          <w:bottom w:val="single" w:sz="4" w:space="0" w:color="E8E8E8" w:themeColor="background2"/>
+        </w:tcBorders>
+      </w:tcPr>
+    </w:tblStylePr>
+    <w:tblStylePr w:type="band1Horz">
+      <w:tblPr/>
+      <w:tcPr>
+        <w:shd w:val="clear" w:color="auto" w:fill="auto"/>
+      </w:tcPr>
+    </w:tblStylePr>
+    <w:tblStylePr w:type="band2Horz">
+      <w:tblPr/>
+      <w:tcPr>
+        <w:shd w:val="clear" w:color="auto" w:fill="FAE2D5" w:themeFill="accent2" w:themeFillTint="33"/>
+      </w:tcPr>
+    </w:tblStylePr>
+  </w:style>
+  <w:style w:type="table" w:customStyle="1" w:styleId="BCTotalsTable">
+    <w:name w:val="BC Totals Table"/>
+    <w:basedOn w:val="TableNormal"/>
+    <w:uiPriority w:val="99"/>
+    <w:qFormat/>
+    <w:pPr>
+      <w:spacing w:after="0" w:line="240" w:lineRule="auto"/>
+    </w:pPr>
+    <w:tblPr>
+      <w:tblStyleRowBandSize w:val="1"/>
+      <w:tblStyleColBandSize w:val="1"/>
+      <w:tblCellMar>
+        <w:left w:w="115" w:type="dxa"/>
+        <w:right w:w="115" w:type="dxa"/>
+      </w:tblCellMar>
+    </w:tblPr>
+    <w:tcPr>
+      <w:vAlign w:val="center"/>
+    </w:tcPr>
+    <w:tblStylePr w:type="lastRow">
+      <w:rPr>
+        <w:rFonts w:asciiTheme="majorHAnsi" w:hAnsiTheme="majorHAnsi" w:cstheme="majorBidi"/>
+      </w:rPr>
+      <w:tblPr/>
+      <w:tcPr>
+        <w:tcBorders>
+          <w:top w:val="single" w:sz="4" w:space="0" w:color="000000" w:themeColor="text1"/>
+          <w:bottom w:val="single" w:sz="8" w:space="0" w:color="000000" w:themeColor="text1"/>
+        </w:tcBorders>
+      </w:tcPr>
+    </w:tblStylePr>
+  </w:style>
+  <w:style w:type="table" w:customStyle="1" w:styleId="BCCalculationTable">
+    <w:name w:val="BC Calculation Table"/>
+    <w:basedOn w:val="TableNormal"/>
+    <w:uiPriority w:val="99"/>
+    <w:qFormat/>
+    <w:pPr>
+      <w:spacing w:after="0" w:line="240" w:lineRule="auto"/>
+    </w:pPr>
+    <w:tblPr>
+      <w:tblStyleRowBandSize w:val="1"/>
+      <w:tblStyleColBandSize w:val="1"/>
+      <w:tblCellMar>
+        <w:top w:w="58" w:type="dxa"/>
+        <w:left w:w="0" w:type="dxa"/>
+        <w:bottom w:w="58" w:type="dxa"/>
+        <w:right w:w="0" w:type="dxa"/>
+      </w:tblCellMar>
+    </w:tblPr>
+    <w:tcPr>
+      <w:vAlign w:val="center"/>
+    </w:tcPr>
+    <w:tblStylePr w:type="firstRow">
+      <w:rPr>
+        <w:rFonts w:asciiTheme="majorHAnsi" w:hAnsiTheme="majorHAnsi" w:cstheme="majorBidi"/>
+      </w:rPr>
+      <w:tblPr/>
+      <w:tcPr>
+        <w:vAlign w:val="bottom"/>
+      </w:tcPr>
+    </w:tblStylePr>
+    <w:tblStylePr w:type="lastRow">
+      <w:rPr>
+        <w:rFonts w:asciiTheme="majorHAnsi" w:hAnsiTheme="majorHAnsi" w:cstheme="majorBidi"/>
+      </w:rPr>
+      <w:tblPr/>
+      <w:tcPr>
+        <w:tcBorders>
+          <w:top w:val="single" w:sz="4" w:space="0" w:color="000000" w:themeColor="text1"/>
+        </w:tcBorders>
+      </w:tcPr>
+    </w:tblStylePr>
+  </w:style>
+  <w:style w:type="table" w:customStyle="1" w:styleId="BCSignatureTable">
+    <w:name w:val="BC Signature Table"/>
+    <w:basedOn w:val="TableNormal"/>
+    <w:uiPriority w:val="99"/>
+    <w:qFormat/>
+    <w:pPr>
+      <w:spacing w:after="0" w:line="240" w:lineRule="auto"/>
+    </w:pPr>
+    <w:tblPr>
+      <w:tblStyleRowBandSize w:val="1"/>
+      <w:tblStyleColBandSize w:val="1"/>
+      <w:tblCellMar>
+        <w:left w:w="0" w:type="dxa"/>
+        <w:right w:w="0" w:type="dxa"/>
+      </w:tblCellMar>
+    </w:tblPr>
+    <w:tblStylePr w:type="lastRow">
+      <w:tblPr/>
+      <w:tcPr>
+        <w:tcBorders>
+          <w:bottom w:val="single" w:sz="4" w:space="0" w:color="000000" w:themeColor="text1"/>
+        </w:tcBorders>
+      </w:tcPr>
+    </w:tblStylePr>
+  </w:style>
 </w:styles>
 </file>
 
 <file path=word/glossary/document.xml><?xml version="1.0" encoding="utf-8"?>
-<w:glossaryDocument xmlns:wpc="http://schemas.microsoft.com/office/word/2010/wordprocessingCanvas" xmlns:cx="http://schemas.microsoft.com/office/drawing/2014/chartex" xmlns:cx1="http://schemas.microsoft.com/office/drawing/2015/9/8/chartex" xmlns:cx2="http://schemas.microsoft.com/office/drawing/2015/10/21/chartex" xmlns:cx3="http://schemas.microsoft.com/office/drawing/2016/5/9/chartex" xmlns:cx4="http://schemas.microsoft.com/office/drawing/2016/5/10/chartex" xmlns:cx5="http://schemas.microsoft.com/office/drawing/2016/5/11/chartex" xmlns:cx6="http://schemas.microsoft.com/office/drawing/2016/5/12/chartex" xmlns:cx7="http://schemas.microsoft.com/office/drawing/2016/5/13/chartex" xmlns:cx8="http://schemas.microsoft.com/office/drawing/2016/5/14/chartex" xmlns:mc="http://schemas.openxmlformats.org/markup-compatibility/2006" xmlns:aink="http://schemas.microsoft.com/office/drawing/2016/ink" xmlns:am3d="http://schemas.microsoft.com/office/drawing/2017/model3d" xmlns:o="urn:schemas-microsoft-com:office:office" xmlns:oel="http://schemas.microsoft.com/office/2019/extlst" xmlns:r="http://schemas.openxmlformats.org/officeDocument/2006/relationships" xmlns:m="http://schemas.openxmlformats.org/officeDocument/2006/math" xmlns:v="urn:schemas-microsoft-com:vml" xmlns:wp14="http://schemas.microsoft.com/office/word/2010/wordprocessingDrawing" xmlns:wp="http://schemas.openxmlformats.org/drawingml/2006/wordprocessingDrawing" xmlns:w10="urn:schemas-microsoft-com:office:word" xmlns:w="http://schemas.openxmlformats.org/wordprocessingml/2006/main" xmlns:w14="http://schemas.microsoft.com/office/word/2010/wordml" xmlns:w15="http://schemas.microsoft.com/office/word/2012/wordml" xmlns:w16cex="http://schemas.microsoft.com/office/word/2018/wordml/cex" xmlns:w16cid="http://schemas.microsoft.com/office/word/2016/wordml/cid" xmlns:w16="http://schemas.microsoft.com/office/word/2018/wordml" xmlns:w16du="http://schemas.microsoft.com/office/word/2023/wordml/word16du" xmlns:w16sdtdh="http://schemas.microsoft.com/office/word/2020/wordml/sdtdatahash" xmlns:w16sdtfl="http://schemas.microsoft.com/office/word/2024/wordml/sdtformatlock" xmlns:w16se="http://schemas.microsoft.com/office/word/2015/wordml/symex" xmlns:wpg="http://schemas.microsoft.com/office/word/2010/wordprocessingGroup" xmlns:wpi="http://schemas.microsoft.com/office/word/2010/wordprocessingInk" xmlns:wne="http://schemas.microsoft.com/office/word/2006/wordml" xmlns:wps="http://schemas.microsoft.com/office/word/2010/wordprocessingShape" mc:Ignorable="w14 w15 w16se w16cid w16 w16cex w16sdtdh w16sdtfl w16du wp14">
+<w:glossaryDocument xmlns:wpc="http://schemas.microsoft.com/office/word/2010/wordprocessingCanvas" xmlns:cx="http://schemas.microsoft.com/office/drawing/2014/chartex" xmlns:cx1="http://schemas.microsoft.com/office/drawing/2015/9/8/chartex" xmlns:cx2="http://schemas.microsoft.com/office/drawing/2015/10/21/chartex" xmlns:cx3="http://schemas.microsoft.com/office/drawing/2016/5/9/chartex" xmlns:cx4="http://schemas.microsoft.com/office/drawing/2016/5/10/chartex" xmlns:cx5="http://schemas.microsoft.com/office/drawing/2016/5/11/chartex" xmlns:cx6="http://schemas.microsoft.com/office/drawing/2016/5/12/chartex" xmlns:cx7="http://schemas.microsoft.com/office/drawing/2016/5/13/chartex" xmlns:cx8="http://schemas.microsoft.com/office/drawing/2016/5/14/chartex" xmlns:mc="http://schemas.openxmlformats.org/markup-compatibility/2006" xmlns:aink="http://schemas.microsoft.com/office/drawing/2016/ink" xmlns:am3d="http://schemas.microsoft.com/office/drawing/2017/model3d" xmlns:o="urn:schemas-microsoft-com:office:office" xmlns:oel="http://schemas.microsoft.com/office/2019/extlst" xmlns:r="http://schemas.openxmlformats.org/officeDocument/2006/relationships" xmlns:m="http://schemas.openxmlformats.org/officeDocument/2006/math" xmlns:v="urn:schemas-microsoft-com:vml" xmlns:wp14="http://schemas.microsoft.com/office/word/2010/wordprocessingDrawing" xmlns:wp="http://schemas.openxmlformats.org/drawingml/2006/wordprocessingDrawing" xmlns:w10="urn:schemas-microsoft-com:office:word" xmlns:w="http://schemas.openxmlformats.org/wordprocessingml/2006/main" xmlns:w14="http://schemas.microsoft.com/office/word/2010/wordml" xmlns:w15="http://schemas.microsoft.com/office/word/2012/wordml" xmlns:w16cei="http://schemas.microsoft.com/office/word/2026/wordml/cei" xmlns:w16cex="http://schemas.microsoft.com/office/word/2018/wordml/cex" xmlns:w16cid="http://schemas.microsoft.com/office/word/2016/wordml/cid" xmlns:w16="http://schemas.microsoft.com/office/word/2018/wordml" xmlns:w16du="http://schemas.microsoft.com/office/word/2023/wordml/word16du" xmlns:w16sdtdh="http://schemas.microsoft.com/office/word/2020/wordml/sdtdatahash" xmlns:w16sdtfl="http://schemas.microsoft.com/office/word/2024/wordml/sdtformatlock" xmlns:w16se="http://schemas.microsoft.com/office/word/2015/wordml/symex" xmlns:wpg="http://schemas.microsoft.com/office/word/2010/wordprocessingGroup" xmlns:wpi="http://schemas.microsoft.com/office/word/2010/wordprocessingInk" xmlns:wne="http://schemas.microsoft.com/office/word/2006/wordml" xmlns:wps="http://schemas.microsoft.com/office/word/2010/wordprocessingShape" mc:Ignorable="w14 w15 w16se w16cid w16 w16cex w16sdtdh w16sdtfl w16du wp14">
   <w:docParts>
     <w:docPart>
       <w:docPartPr>
@@ -2967,6 +2265,35 @@
         </w:p>
       </w:docPartBody>
     </w:docPart>
+    <w:docPart>
+      <w:docPartPr>
+        <w:name w:val="E3A0DBB4794B4B1A91AEB15620821FAF"/>
+        <w:category>
+          <w:name w:val="General"/>
+          <w:gallery w:val="placeholder"/>
+        </w:category>
+        <w:types>
+          <w:type w:val="bbPlcHdr"/>
+        </w:types>
+        <w:behaviors>
+          <w:behavior w:val="content"/>
+        </w:behaviors>
+        <w:guid w:val="{95BC47A1-702A-436C-BDA9-41A5C361266C}"/>
+      </w:docPartPr>
+      <w:docPartBody>
+        <w:p>
+          <w:pPr>
+            <w:pStyle w:val="E3A0DBB4794B4B1A91AEB15620821FAF"/>
+          </w:pPr>
+          <w:r>
+            <w:rPr>
+              <w:rStyle w:val="PlaceholderText"/>
+            </w:rPr>
+            <w:t>Click or tap here to enter text.</w:t>
+          </w:r>
+        </w:p>
+      </w:docPartBody>
+    </w:docPart>
   </w:docParts>
 </w:glossaryDocument>
 </file>
@@ -2992,20 +2319,6 @@
     <w:pitch w:val="variable"/>
     <w:sig w:usb0="20000287" w:usb1="00000003" w:usb2="00000000" w:usb3="00000000" w:csb0="0000019F" w:csb1="00000000"/>
   </w:font>
-  <w:font w:name="Segoe UI Semibold">
-    <w:panose1 w:val="020B0702040204020203"/>
-    <w:charset w:val="00"/>
-    <w:family w:val="swiss"/>
-    <w:pitch w:val="variable"/>
-    <w:sig w:usb0="E4002EFF" w:usb1="C000E47F" w:usb2="00000009" w:usb3="00000000" w:csb0="000001FF" w:csb1="00000000"/>
-  </w:font>
-  <w:font w:name="Segoe UI">
-    <w:panose1 w:val="020B0502040204020203"/>
-    <w:charset w:val="00"/>
-    <w:family w:val="swiss"/>
-    <w:pitch w:val="variable"/>
-    <w:sig w:usb0="E4002EFF" w:usb1="C000E47F" w:usb2="00000009" w:usb3="00000000" w:csb0="000001FF" w:csb1="00000000"/>
-  </w:font>
 </w:fonts>
 </file>
 
@@ -3025,9 +2338,15 @@
   </w:compat>
   <w:rsids>
     <w:rsidRoot w:val="005A587F"/>
+    <w:rsid w:val="00574A13"/>
     <w:rsid w:val="005A587F"/>
+    <w:rsid w:val="00636643"/>
+    <w:rsid w:val="006B2433"/>
     <w:rsid w:val="007A75D3"/>
+    <w:rsid w:val="008E7FCD"/>
+    <w:rsid w:val="00D001D3"/>
     <w:rsid w:val="00D81983"/>
+    <w:rsid w:val="00E5711F"/>
   </w:rsids>
   <m:mathPr>
     <m:mathFont m:val="Cambria Math"/>
@@ -3042,9 +2361,9 @@
     <m:intLim m:val="subSup"/>
     <m:naryLim m:val="undOvr"/>
   </m:mathPr>
-  <w:themeFontLang w:val="en-DK"/>
+  <w:themeFontLang/>
   <w:clrSchemeMapping w:bg1="light1" w:t1="dark1" w:bg2="light2" w:t2="dark2" w:accent1="accent1" w:accent2="accent2" w:accent3="accent3" w:accent4="accent4" w:accent5="accent5" w:accent6="accent6" w:hyperlink="hyperlink" w:followedHyperlink="followedHyperlink"/>
-  <w:decimalSymbol w:val=","/>
+  <w:decimalSymbol w:val="."/>
   <w:listSeparator w:val=","/>
   <w15:chartTrackingRefBased/>
 </w:settings>
@@ -3059,7 +2378,7 @@
         <w:kern w:val="2"/>
         <w:sz w:val="24"/>
         <w:szCs w:val="24"/>
-        <w:lang w:val="en-DK" w:eastAsia="en-DK" w:bidi="ar-SA"/>
+        <w:lang w:bidi="ar-SA"/>
         <w14:ligatures w14:val="standardContextual"/>
       </w:rPr>
     </w:rPrDefault>
@@ -3483,7 +2802,7 @@
     <w:basedOn w:val="DefaultParagraphFont"/>
     <w:uiPriority w:val="99"/>
     <w:semiHidden/>
-    <w:rsid w:val="005A587F"/>
+    <w:rsid w:val="006B2433"/>
     <w:rPr>
       <w:color w:val="666666"/>
     </w:rPr>
@@ -3496,14 +2815,6 @@
     <w:name w:val="F706091C38F34FCDA7815F49D06005EE"/>
     <w:rsid w:val="005A587F"/>
   </w:style>
-  <w:style w:type="paragraph" w:customStyle="1" w:styleId="E4A94AAC9624469495C65F66DC6A3B67">
-    <w:name w:val="E4A94AAC9624469495C65F66DC6A3B67"/>
-    <w:rsid w:val="005A587F"/>
-  </w:style>
-  <w:style w:type="paragraph" w:customStyle="1" w:styleId="EA26941B19B8497B81AA76B8ABEED4F1">
-    <w:name w:val="EA26941B19B8497B81AA76B8ABEED4F1"/>
-    <w:rsid w:val="005A587F"/>
-  </w:style>
   <w:style w:type="paragraph" w:customStyle="1" w:styleId="9A8100A76D1048CAB6FC6D492C929923">
     <w:name w:val="9A8100A76D1048CAB6FC6D492C929923"/>
     <w:rsid w:val="005A587F"/>
@@ -3511,6 +2822,13 @@
   <w:style w:type="paragraph" w:customStyle="1" w:styleId="A068C28382E74556B48A0640A88D4552">
     <w:name w:val="A068C28382E74556B48A0640A88D4552"/>
     <w:rsid w:val="005A587F"/>
+  </w:style>
+  <w:style w:type="paragraph" w:customStyle="1" w:styleId="E3A0DBB4794B4B1A91AEB15620821FAF">
+    <w:name w:val="E3A0DBB4794B4B1A91AEB15620821FAF"/>
+    <w:rsid w:val="006B2433"/>
+    <w:rPr>
+      <w:lang w:val="en-US" w:eastAsia="en-US"/>
+    </w:rPr>
   </w:style>
 </w:styles>
 </file>
@@ -3837,9 +3155,7 @@
 </a:theme>
 </file>
 
-<file path=customXml/item1.xml>��< ? x m l   v e r s i o n = " 1 . 0 "   e n c o d i n g = " u t f - 1 6 " ? > - 
- < N a v W o r d R e p o r t X m l P a r t   x m l n s = " u r n : m i c r o s o f t - d y n a m i c s - b u s i n e s s c e n t r a l / i n t e r n a l / e x t e n d e d / r e p o r t s / I n v e n t o r y _ C u s t o m e r _ S a l e s / 7 1 3 / " > +<file path=customXml/item1.xml>��< ? x m l   v e r s i o n = " 1 . 0 "   e n c o d i n g = " u t f - 1 6 " ? > < N a v W o r d R e p o r t X m l P a r t   x m l n s = " u r n : m i c r o s o f t - d y n a m i c s - b u s i n e s s c e n t r a l / i n t e r n a l / e x t e n d e d / r e p o r t s / I n v e n t o r y _ C u s t o m e r _ S a l e s / 7 1 3 / " >   
      < B C R e p o r t I n f o r m a t i o n >   
@@ -3903,84 +3219,6 @@
  
          < / R e p o r t R e q u e s t >   
-         < C o m p a n y M e t a d a t a > - 
-             < C o m p a n y N a m e > C o m p a n y   N a m e < / C o m p a n y N a m e > - 
-             < C o m p a n y D i s p l a y N a m e > C o m p a n y   D i s p l a y   N a m e < / C o m p a n y D i s p l a y N a m e > - 
-             < C o m p a n y A d d r e s s L i n e s > - 
-                 < C o m p a n y A d d r e s s L i n e > C o m p a n y   A d d r e s s   L i n e   1 < / C o m p a n y A d d r e s s L i n e > - 
-                 < C o m p a n y A d d r e s s L i n e > C o m p a n y   A d d r e s s   L i n e   2 < / C o m p a n y A d d r e s s L i n e > - 
-                 < C o m p a n y A d d r e s s L i n e > C o m p a n y   A d d r e s s   L i n e   3 < / C o m p a n y A d d r e s s L i n e > - 
-                 < C o m p a n y A d d r e s s L i n e > C o m p a n y   A d d r e s s   L i n e   4 < / C o m p a n y A d d r e s s L i n e > - 
-                 < C o m p a n y A d d r e s s L i n e > C o m p a n y   A d d r e s s   L i n e   5 < / C o m p a n y A d d r e s s L i n e > - 
-                 < C o m p a n y A d d r e s s L i n e > C o m p a n y   A d d r e s s   L i n e   6 < / C o m p a n y A d d r e s s L i n e > - 
-                 < C o m p a n y A d d r e s s L i n e > C o m p a n y   A d d r e s s   L i n e   7 < / C o m p a n y A d d r e s s L i n e > - 
-                 < C o m p a n y A d d r e s s L i n e > C o m p a n y   A d d r e s s   L i n e   8 < / C o m p a n y A d d r e s s L i n e > - 
-             < / C o m p a n y A d d r e s s L i n e s > - 
-             < C o m p a n y P h o n e > C o m p a n y   P h o n e < / C o m p a n y P h o n e > - 
-             < C o m p a n y P h o n e C a p t i o n > C o m p a n y   P h o n e   C a p t i o n < / C o m p a n y P h o n e C a p t i o n > - 
-             < C o m p a n y F a x N o > C o m p a n y   F a x   N o . < / C o m p a n y F a x N o > - 
-             < C o m p a n y F a x N o C a p t i o n > C o m p a n y   F a x   N o .   C a p t i o n < / C o m p a n y F a x N o C a p t i o n > - 
-             < C o m p a n y E m a i l > C o m p a n y   E m a i l < / C o m p a n y E m a i l > - 
-             < C o m p a n y E m a i l C a p t i o n > C o m p a n y   E m a i l   C a p t i o n < / C o m p a n y E m a i l C a p t i o n > - 
-             < C o m p a n y H o m e P a g e > C o m p a n y   H o m e   P a g e < / C o m p a n y H o m e P a g e > - 
-             < C o m p a n y H o m e P a g e C a p t i o n > C o m p a n y   H o m e   P a g e   C a p t i o n < / C o m p a n y H o m e P a g e C a p t i o n > - 
-             < C o m p a n y L o g o > C o m p a n y   L o g o < / C o m p a n y L o g o > - 
-             < C o m p a n y V A T R e g i s t r a t i o n N o > C o m p a n y   V A T   R e g i s t r a t i o n   N o . < / C o m p a n y V A T R e g i s t r a t i o n N o > - 
-             < C o m p a n y V A T R e g i s t r a t i o n N o C a p t i o n > C o m p a n y   V A T   R e g i s t r a t i o n   N o .   C a p t i o n < / C o m p a n y V A T R e g i s t r a t i o n N o C a p t i o n > - 
-             < C o m p a n y R e g i s t r a t i o n N o > C o m p a n y   R e g i s t r a t i o n   N o . < / C o m p a n y R e g i s t r a t i o n N o > - 
-             < C o m p a n y R e g i s t r a t i o n N o C a p t i o n > C o m p a n y   R e g i s t r a t i o n   N o .   C a p t i o n < / C o m p a n y R e g i s t r a t i o n N o C a p t i o n > - 
-             < C o m p a n y B a n k N a m e > C o m p a n y   B a n k   N a m e < / C o m p a n y B a n k N a m e > - 
-             < C o m p a n y B a n k N a m e C a p t i o n > C o m p a n y   B a n k   N a m e   C a p t i o n < / C o m p a n y B a n k N a m e C a p t i o n > - 
-             < C o m p a n y B a n k A c c o u n t N o > C o m p a n y   B a n k   A c c o u n t   N o . < / C o m p a n y B a n k A c c o u n t N o > - 
-             < C o m p a n y B a n k A c c o u n t N o C a p t i o n > C o m p a n y   B a n k   A c c o u n t   N o .   C a p t i o n < / C o m p a n y B a n k A c c o u n t N o C a p t i o n > - 
-             < C o m p a n y B a n k B r a n c h N o > C o m p a n y   B a n k   B r a n c h   N o . < / C o m p a n y B a n k B r a n c h N o > - 
-             < C o m p a n y B a n k B r a n c h N o C a p t i o n > C o m p a n y   B a n k   B r a n c h   N o .   C a p t i o n < / C o m p a n y B a n k B r a n c h N o C a p t i o n > - 
-             < C o m p a n y I B A N > C o m p a n y   I B A N < / C o m p a n y I B A N > - 
-             < C o m p a n y I B A N C a p t i o n > C o m p a n y   I B A N   C a p t i o n < / C o m p a n y I B A N C a p t i o n > - 
-             < C o m p a n y B a n k S W I F T > C o m p a n y   B a n k   S W I F T < / C o m p a n y B a n k S W I F T > - 
-             < C o m p a n y B a n k S W I F T C a p t i o n > C o m p a n y   B a n k   S W I F T   C a p t i o n < / C o m p a n y B a n k S W I F T C a p t i o n > - 
-             < C o m p a n y G i r o N o > C o m p a n y   G i r o   N o . < / C o m p a n y G i r o N o > - 
-             < C o m p a n y G i r o N o C a p t i o n > C o m p a n y   G i r o   N o .   C a p t i o n < / C o m p a n y G i r o N o C a p t i o n > - 
-         < / C o m p a n y M e t a d a t a > - 
      < / B C R e p o r t I n f o r m a t i o n >   
      < L a b e l s > @@ -4057,49 +3295,17 @@
  
      < / L a b e l s >   
-     < T o o l t i p s > - 
-         < T o o l t i p   c o l u m n = " N o _ I t e m "   E l e m e n t I d = " 1 5 4 7 7 6 9 6 5 4 " > - 
-             < T o o l t i p T e x t   l a n g = " e n - U S " > S p e c i f i e s   t h e   n u m b e r   o f   t h e   i t e m . < / T o o l t i p T e x t > - 
-         < / T o o l t i p > - 
-         < T o o l t i p   c o l u m n = " D e s c r i p t i o n _ I t e m "   E l e m e n t I d = " 1 5 2 9 8 3 2 4 7 3 " > - 
-             < T o o l t i p T e x t   l a n g = " e n - U S " > S p e c i f i e s   a   d e s c r i p t i o n   o f   t h e   i t e m . < / T o o l t i p T e x t > - 
-         < / T o o l t i p > - 
-         < T o o l t i p   c o l u m n = " B a s e U n i t o f M e a s u r e _ I t e m "   E l e m e n t I d = " 1 5 8 7 4 1 4 0 5 " > - 
-             < T o o l t i p T e x t   l a n g = " e n - U S " > S p e c i f i e s   t h e   b a s e   u n i t   u s e d   t o   m e a s u r e   t h e   i t e m ,   s u c h   a s   p i e c e ,   b o x ,   o r   p a l l e t .   T h e   b a s e   u n i t   o f   m e a s u r e   a l s o   s e r v e s   a s   t h e   c o n v e r s i o n   b a s i s   f o r   a l t e r n a t e   u n i t s   o f   m e a s u r e . < / T o o l t i p T e x t > - 
-         < / T o o l t i p > - 
-         < T o o l t i p   c o l u m n = " S o u r c e N o _ I t e m L e d g E n t r y "   E l e m e n t I d = " 7 6 5 2 9 7 8 6 7 " > - 
-             < T o o l t i p T e x t   l a n g = " e n - U S " > S p e c i f i e s   t h e   n u m b e r   o f   t h e   s o u r c e   d o c u m e n t   t h a t   t h e   e n t r y   o r i g i n a t e s   f r o m . < / T o o l t i p T e x t > - 
-         < / T o o l t i p > - 
-         < T o o l t i p   c o l u m n = " S u b T o t a l s _ D e s c r i p t i o n "   E l e m e n t I d = " 7 0 6 2 7 4 0 4 9 " > - 
-             < T o o l t i p T e x t   l a n g = " e n - U S " > S p e c i f i e s   a   d e s c r i p t i o n   o f   t h e   i t e m . < / T o o l t i p T e x t > - 
-         < / T o o l t i p > - 
-     < / T o o l t i p s > +     < T o o l t i p s / >   
      < R e p o r t H e a d e r   E l e m e n t T y p e = " D a t a I t e m "   E l e m e n t I d = " 1 4 9 2 2 2 5 3 1 6 " >   
-         < C o m p a n y N a m e   E l e m e n t T y p e = " C o l u m n "   E l e m e n t I d = " 1 5 9 5 4 7 7 3 9 5 "   D a t a T y p e = " S t r i n g "   O b s o l e t e S t a t e = " P e n d i n g " > C o m p a n y N a m e < / C o m p a n y N a m e > +         < C o m p a n y N a m e   E l e m e n t T y p e = " C o l u m n "   E l e m e n t I d = " 1 5 9 5 4 7 7 3 9 5 "   D a t a T y p e = " S t r i n g " > C o m p a n y N a m e < / C o m p a n y N a m e >   
          < I t e m F i l t e r   E l e m e n t T y p e = " C o l u m n "   E l e m e n t I d = " 5 9 3 7 9 7 3 7 6 "   D a t a T y p e = " T e x t " > I t e m F i l t e r < / I t e m F i l t e r >   
          < I t e m L e d g E n t r y F i l t e r   E l e m e n t T y p e = " C o l u m n "   E l e m e n t I d = " 2 1 1 1 8 9 1 8 5 4 "   D a t a T y p e = " T e x t " > I t e m L e d g E n t r y F i l t e r < / I t e m L e d g E n t r y F i l t e r >   
-         < P e r i o d T e x t   E l e m e n t T y p e = " C o l u m n "   E l e m e n t I d = " 1 6 2 7 7 5 1 2 5 9 "   D a t a T y p e = " T e x t "   O b s o l e t e S t a t e = " P e n d i n g " > P e r i o d T e x t < / P e r i o d T e x t > +         < P e r i o d T e x t   E l e m e n t T y p e = " C o l u m n "   E l e m e n t I d = " 1 6 2 7 7 5 1 2 5 9 "   D a t a T y p e = " T e x t " > P e r i o d T e x t < / P e r i o d T e x t >   
      < / R e p o r t H e a d e r >   
@@ -4111,7 +3317,7 @@
  
          < N o _ I t e m   E l e m e n t T y p e = " C o l u m n "   E l e m e n t I d = " 1 5 4 7 7 6 9 6 5 4 "   D a t a T y p e = " C o d e " > N o _ I t e m < / N o _ I t e m >   
-         < I t e m _ L e d g e r _ E n t r y   E l e m e n t T y p e = " D a t a I t e m "   E l e m e n t I d = " 2 0 1 1 5 8 9 5 6 1 " > +         < I t e m _ L e d g e r _ E n t r y   E l e m e n t T y p e = " D a t a I t e m "   E l e m e n t I d = " 1 9 4 1 8 1 0 5 4 5 " >   
              < I n t e g e r   E l e m e n t T y p e = " D a t a I t e m "   E l e m e n t I d = " 1 7 3 5 6 9 8 6 1 9 " >   
@@ -4121,9 +3327,9 @@
  
                  < I n v Q t y _ I t e m L e d g E n t r y   E l e m e n t T y p e = " C o l u m n "   E l e m e n t I d = " 1 9 5 2 9 0 2 1 8 0 "   D a t a T y p e = " D e c i m a l " > I n v Q t y _ I t e m L e d g E n t r y < / I n v Q t y _ I t e m L e d g E n t r y >   
+                 < P r o f i t _ I t e m L e d g E n t r y   E l e m e n t T y p e = " C o l u m n "   E l e m e n t I d = " 1 4 2 9 9 8 7 8 1 5 "   D a t a T y p e = " D e c i m a l " > P r o f i t _ I t e m L e d g E n t r y < / P r o f i t _ I t e m L e d g E n t r y > + 
                  < P r o f i t P c t _ I t e m L e d g E n t r y   E l e m e n t T y p e = " C o l u m n "   E l e m e n t I d = " 3 5 6 3 7 5 8 8 0 "   D a t a T y p e = " D e c i m a l " > P r o f i t P c t _ I t e m L e d g E n t r y < / P r o f i t P c t _ I t e m L e d g E n t r y > - 
-                 < P r o f i t _ I t e m L e d g E n t r y   E l e m e n t T y p e = " C o l u m n "   E l e m e n t I d = " 1 4 2 9 9 8 7 8 1 5 "   D a t a T y p e = " D e c i m a l " > P r o f i t _ I t e m L e d g E n t r y < / P r o f i t _ I t e m L e d g E n t r y >   
                  < S a l e s A m t A c t u a l _ I t e m L e d g E n t r y   E l e m e n t T y p e = " C o l u m n "   E l e m e n t I d = " 1 1 6 4 8 4 3 8 7 9 "   D a t a T y p e = " D e c i m a l " > S a l e s A m t A c t u a l _ I t e m L e d g E n t r y < / S a l e s A m t A c t u a l _ I t e m L e d g E n t r y >   
@@ -4166,9 +3372,7 @@
  < / N a v W o r d R e p o r t X m l P a r t > 
 </file>
 
-<file path=customXml/item2.xml>��< ? x m l   v e r s i o n = " 1 . 0 "   e n c o d i n g = " u t f - 1 6 " ? > - 
- < N a v W o r d R e p o r t X m l P a r t   x m l n s = " u r n : m i c r o s o f t - d y n a m i c s - n a v / r e p o r t s / I n v e n t o r y _ C u s t o m e r _ S a l e s / 7 1 3 / " > +<file path=customXml/item2.xml>��< ? x m l   v e r s i o n = " 1 . 0 "   e n c o d i n g = " u t f - 1 6 " ? > < N a v W o r d R e p o r t X m l P a r t   x m l n s = " u r n : m i c r o s o f t - d y n a m i c s - n a v / r e p o r t s / I n v e n t o r y _ C u s t o m e r _ S a l e s / 7 1 3 / " >   
      < B C R e p o r t I n f o r m a t i o n >   
@@ -4232,84 +3436,6 @@
  
          < / R e p o r t R e q u e s t >   
-         < C o m p a n y M e t a d a t a > - 
-             < C o m p a n y N a m e > C o m p a n y   N a m e < / C o m p a n y N a m e > - 
-             < C o m p a n y D i s p l a y N a m e > C o m p a n y   D i s p l a y   N a m e < / C o m p a n y D i s p l a y N a m e > - 
-             < C o m p a n y A d d r e s s L i n e s > - 
-                 < C o m p a n y A d d r e s s L i n e > C o m p a n y   A d d r e s s   L i n e   1 < / C o m p a n y A d d r e s s L i n e > - 
-                 < C o m p a n y A d d r e s s L i n e > C o m p a n y   A d d r e s s   L i n e   2 < / C o m p a n y A d d r e s s L i n e > - 
-                 < C o m p a n y A d d r e s s L i n e > C o m p a n y   A d d r e s s   L i n e   3 < / C o m p a n y A d d r e s s L i n e > - 
-                 < C o m p a n y A d d r e s s L i n e > C o m p a n y   A d d r e s s   L i n e   4 < / C o m p a n y A d d r e s s L i n e > - 
-                 < C o m p a n y A d d r e s s L i n e > C o m p a n y   A d d r e s s   L i n e   5 < / C o m p a n y A d d r e s s L i n e > - 
-                 < C o m p a n y A d d r e s s L i n e > C o m p a n y   A d d r e s s   L i n e   6 < / C o m p a n y A d d r e s s L i n e > - 
-                 < C o m p a n y A d d r e s s L i n e > C o m p a n y   A d d r e s s   L i n e   7 < / C o m p a n y A d d r e s s L i n e > - 
-                 < C o m p a n y A d d r e s s L i n e > C o m p a n y   A d d r e s s   L i n e   8 < / C o m p a n y A d d r e s s L i n e > - 
-             < / C o m p a n y A d d r e s s L i n e s > - 
-             < C o m p a n y P h o n e > C o m p a n y   P h o n e < / C o m p a n y P h o n e > - 
-             < C o m p a n y P h o n e C a p t i o n > C o m p a n y   P h o n e   C a p t i o n < / C o m p a n y P h o n e C a p t i o n > - 
-             < C o m p a n y F a x N o > C o m p a n y   F a x   N o . < / C o m p a n y F a x N o > - 
-             < C o m p a n y F a x N o C a p t i o n > C o m p a n y   F a x   N o .   C a p t i o n < / C o m p a n y F a x N o C a p t i o n > - 
-             < C o m p a n y E m a i l > C o m p a n y   E m a i l < / C o m p a n y E m a i l > - 
-             < C o m p a n y E m a i l C a p t i o n > C o m p a n y   E m a i l   C a p t i o n < / C o m p a n y E m a i l C a p t i o n > - 
-             < C o m p a n y H o m e P a g e > C o m p a n y   H o m e   P a g e < / C o m p a n y H o m e P a g e > - 
-             < C o m p a n y H o m e P a g e C a p t i o n > C o m p a n y   H o m e   P a g e   C a p t i o n < / C o m p a n y H o m e P a g e C a p t i o n > - 
-             < C o m p a n y L o g o > C o m p a n y   L o g o < / C o m p a n y L o g o > - 
-             < C o m p a n y V A T R e g i s t r a t i o n N o > C o m p a n y   V A T   R e g i s t r a t i o n   N o . < / C o m p a n y V A T R e g i s t r a t i o n N o > - 
-             < C o m p a n y V A T R e g i s t r a t i o n N o C a p t i o n > C o m p a n y   V A T   R e g i s t r a t i o n   N o .   C a p t i o n < / C o m p a n y V A T R e g i s t r a t i o n N o C a p t i o n > - 
-             < C o m p a n y R e g i s t r a t i o n N o > C o m p a n y   R e g i s t r a t i o n   N o . < / C o m p a n y R e g i s t r a t i o n N o > - 
-             < C o m p a n y R e g i s t r a t i o n N o C a p t i o n > C o m p a n y   R e g i s t r a t i o n   N o .   C a p t i o n < / C o m p a n y R e g i s t r a t i o n N o C a p t i o n > - 
-             < C o m p a n y B a n k N a m e > C o m p a n y   B a n k   N a m e < / C o m p a n y B a n k N a m e > - 
-             < C o m p a n y B a n k N a m e C a p t i o n > C o m p a n y   B a n k   N a m e   C a p t i o n < / C o m p a n y B a n k N a m e C a p t i o n > - 
-             < C o m p a n y B a n k A c c o u n t N o > C o m p a n y   B a n k   A c c o u n t   N o . < / C o m p a n y B a n k A c c o u n t N o > - 
-             < C o m p a n y B a n k A c c o u n t N o C a p t i o n > C o m p a n y   B a n k   A c c o u n t   N o .   C a p t i o n < / C o m p a n y B a n k A c c o u n t N o C a p t i o n > - 
-             < C o m p a n y B a n k B r a n c h N o > C o m p a n y   B a n k   B r a n c h   N o . < / C o m p a n y B a n k B r a n c h N o > - 
-             < C o m p a n y B a n k B r a n c h N o C a p t i o n > C o m p a n y   B a n k   B r a n c h   N o .   C a p t i o n < / C o m p a n y B a n k B r a n c h N o C a p t i o n > - 
-             < C o m p a n y I B A N > C o m p a n y   I B A N < / C o m p a n y I B A N > - 
-             < C o m p a n y I B A N C a p t i o n > C o m p a n y   I B A N   C a p t i o n < / C o m p a n y I B A N C a p t i o n > - 
-             < C o m p a n y B a n k S W I F T > C o m p a n y   B a n k   S W I F T < / C o m p a n y B a n k S W I F T > - 
-             < C o m p a n y B a n k S W I F T C a p t i o n > C o m p a n y   B a n k   S W I F T   C a p t i o n < / C o m p a n y B a n k S W I F T C a p t i o n > - 
-             < C o m p a n y G i r o N o > C o m p a n y   G i r o   N o . < / C o m p a n y G i r o N o > - 
-             < C o m p a n y G i r o N o C a p t i o n > C o m p a n y   G i r o   N o .   C a p t i o n < / C o m p a n y G i r o N o C a p t i o n > - 
-         < / C o m p a n y M e t a d a t a > - 
      < / B C R e p o r t I n f o r m a t i o n >   
      < L a b e l s > @@ -4416,9 +3542,9 @@
  
                  < I n v Q t y _ I t e m L e d g E n t r y > I n v Q t y _ I t e m L e d g E n t r y < / I n v Q t y _ I t e m L e d g E n t r y >   
+                 < P r o f i t _ I t e m L e d g E n t r y > P r o f i t _ I t e m L e d g E n t r y < / P r o f i t _ I t e m L e d g E n t r y > + 
                  < P r o f i t P c t _ I t e m L e d g E n t r y > P r o f i t P c t _ I t e m L e d g E n t r y < / P r o f i t P c t _ I t e m L e d g E n t r y > - 
-                 < P r o f i t _ I t e m L e d g E n t r y > P r o f i t _ I t e m L e d g E n t r y < / P r o f i t _ I t e m L e d g E n t r y >   
                  < S a l e s A m t A c t u a l _ I t e m L e d g E n t r y > S a l e s A m t A c t u a l _ I t e m L e d g E n t r y < / S a l e s A m t A c t u a l _ I t e m L e d g E n t r y >   
@@ -4475,4 +3601,10 @@
     <ds:schemaRef ds:uri="urn:microsoft-dynamics-nav/reports/Inventory_Customer_Sales/713/"/>
   </ds:schemaRefs>
 </ds:datastoreItem>
+</file>
+
+<file path=docMetadata/LabelInfo.xml><?xml version="1.0" encoding="utf-8"?>
+<clbl:labelList xmlns:clbl="http://schemas.microsoft.com/office/2020/mipLabelMetadata">
+  <clbl:label id="{f42aa342-8706-4288-bd11-ebb85995028c}" enabled="1" method="Standard" siteId="{72f988bf-86f1-41af-91ab-2d7cd011db47}" removed="0"/>
+</clbl:labelList>
 </file>
--- a/src/Layers/W1/BaseApp/Inventory/Reports/InventoryCustomerSalesBody.docx
+++ b/src/Layers/W1/BaseApp/Inventory/Reports/InventoryCustomerSalesBody.docx
@@ -39,7 +39,6 @@
                 <w:dataBinding w:prefixMappings="xmlns:ns0='urn:microsoft-dynamics-nav/reports/FS_YSD_InventoryCustomerSales/50019/' " w:xpath="/ns0:NavWordReportXmlPart[1]/ns0:ReportHeader[1]/ns0:ItemFilter[1]" w:storeItemID="{0E62280E-706F-45D7-BEE2-B24E4BE14C14}"/>
                 <w:text/>
               </w:sdtPr>
-              <w:sdtEndPr/>
               <w:sdtContent>
                 <w:r>
                   <w:t>ItemFilter</w:t>
@@ -74,7 +73,6 @@
                 <w:dataBinding w:prefixMappings="xmlns:ns0='urn:microsoft-dynamics-nav/reports/FS_YSD_InventoryCustomerSales/50019/' " w:xpath="/ns0:NavWordReportXmlPart[1]/ns0:ReportHeader[1]/ns0:ItemLedgEntryFilter[1]" w:storeItemID="{0E62280E-706F-45D7-BEE2-B24E4BE14C14}"/>
                 <w:text/>
               </w:sdtPr>
-              <w:sdtEndPr/>
               <w:sdtContent>
                 <w:r>
                   <w:t>ItemLedgEntryFilter</w:t>
@@ -107,9 +105,7 @@
       <w:tr>
         <w:trPr>
           <w:cnfStyle w:val="100000000000" w:firstRow="1" w:lastRow="0" w:firstColumn="0" w:lastColumn="0" w:oddVBand="0" w:evenVBand="0" w:oddHBand="0" w:evenHBand="0" w:firstRowFirstColumn="0" w:firstRowLastColumn="0" w:lastRowFirstColumn="0" w:lastRowLastColumn="0"/>
-          <w:cantSplit/>
           <w:trHeight w:val="490"/>
-          <w:tblHeader/>
         </w:trPr>
         <w:sdt>
           <w:sdtPr>
@@ -122,19 +118,15 @@
             <w:dataBinding w:prefixMappings="xmlns:ns0='urn:microsoft-dynamics-nav/reports/FS_YSD_InventoryCustomerSales/50019/' " w:xpath="/ns0:NavWordReportXmlPart[1]/ns0:Labels[1]/ns0:CustomerNoLbl[1]" w:storeItemID="{0E62280E-706F-45D7-BEE2-B24E4BE14C14}"/>
             <w:text/>
           </w:sdtPr>
-          <w:sdtEndPr/>
           <w:sdtContent>
             <w:tc>
               <w:tcPr>
                 <w:tcW w:w="614" w:type="pct"/>
-                <w:tcBorders>
-                  <w:bottom w:val="single" w:sz="4" w:space="0" w:color="auto"/>
-                </w:tcBorders>
               </w:tcPr>
               <w:p>
                 <w:pPr>
                   <w:pStyle w:val="BCLabel"/>
-                  <w:spacing w:before="160" w:after="80"/>
+                  <w:spacing w:after="80"/>
                 </w:pPr>
                 <w:r>
                   <w:t>CustomerNoLbl</w:t>
@@ -154,19 +146,15 @@
             <w:dataBinding w:prefixMappings="xmlns:ns0='urn:microsoft-dynamics-nav/reports/FS_YSD_InventoryCustomerSales/50019/' " w:xpath="/ns0:NavWordReportXmlPart[1]/ns0:Labels[1]/ns0:CustNameLbl[1]" w:storeItemID="{0E62280E-706F-45D7-BEE2-B24E4BE14C14}"/>
             <w:text/>
           </w:sdtPr>
-          <w:sdtEndPr/>
           <w:sdtContent>
             <w:tc>
               <w:tcPr>
                 <w:tcW w:w="768" w:type="pct"/>
-                <w:tcBorders>
-                  <w:bottom w:val="single" w:sz="4" w:space="0" w:color="auto"/>
-                </w:tcBorders>
               </w:tcPr>
               <w:p>
                 <w:pPr>
                   <w:pStyle w:val="BCLabel"/>
-                  <w:spacing w:before="160" w:after="80"/>
+                  <w:spacing w:after="80"/>
                 </w:pPr>
                 <w:r>
                   <w:t>CustNameLbl</w:t>
@@ -178,23 +166,17 @@
         <w:tc>
           <w:tcPr>
             <w:tcW w:w="610" w:type="pct"/>
-            <w:tcBorders>
-              <w:bottom w:val="single" w:sz="4" w:space="0" w:color="auto"/>
-            </w:tcBorders>
           </w:tcPr>
           <w:p>
             <w:pPr>
               <w:pStyle w:val="BCLabel"/>
-              <w:spacing w:before="160" w:after="80"/>
+              <w:spacing w:after="80"/>
             </w:pPr>
           </w:p>
         </w:tc>
         <w:tc>
           <w:tcPr>
             <w:tcW w:w="544" w:type="pct"/>
-            <w:tcBorders>
-              <w:bottom w:val="single" w:sz="4" w:space="0" w:color="auto"/>
-            </w:tcBorders>
           </w:tcPr>
           <w:sdt>
             <w:sdtPr>
@@ -207,12 +189,11 @@
               <w:dataBinding w:prefixMappings="xmlns:ns0='urn:microsoft-dynamics-nav/reports/FS_YSD_InventoryCustomerSales/50019/' " w:xpath="/ns0:NavWordReportXmlPart[1]/ns0:Labels[1]/ns0:InvQtyLbl[1]" w:storeItemID="{0E62280E-706F-45D7-BEE2-B24E4BE14C14}"/>
               <w:text/>
             </w:sdtPr>
-            <w:sdtEndPr/>
             <w:sdtContent>
               <w:p>
                 <w:pPr>
                   <w:pStyle w:val="BCLabelNumber"/>
-                  <w:spacing w:before="160" w:after="80"/>
+                  <w:spacing w:after="80"/>
                   <w:jc w:val="right"/>
                 </w:pPr>
                 <w:r>
@@ -224,7 +205,7 @@
           <w:p>
             <w:pPr>
               <w:pStyle w:val="BCLabelNumber"/>
-              <w:spacing w:before="160" w:after="80"/>
+              <w:spacing w:after="80"/>
               <w:jc w:val="right"/>
             </w:pPr>
           </w:p>
@@ -240,19 +221,15 @@
             <w:dataBinding w:prefixMappings="xmlns:ns0='urn:microsoft-dynamics-nav/reports/FS_YSD_InventoryCustomerSales/50019/' " w:xpath="/ns0:NavWordReportXmlPart[1]/ns0:Labels[1]/ns0:AmountLbl[1]" w:storeItemID="{0E62280E-706F-45D7-BEE2-B24E4BE14C14}"/>
             <w:text/>
           </w:sdtPr>
-          <w:sdtEndPr/>
           <w:sdtContent>
             <w:tc>
               <w:tcPr>
                 <w:tcW w:w="734" w:type="pct"/>
-                <w:tcBorders>
-                  <w:bottom w:val="single" w:sz="4" w:space="0" w:color="auto"/>
-                </w:tcBorders>
               </w:tcPr>
               <w:p>
                 <w:pPr>
                   <w:pStyle w:val="BCLabelNumber"/>
-                  <w:spacing w:before="160" w:after="80"/>
+                  <w:spacing w:after="80"/>
                   <w:jc w:val="right"/>
                 </w:pPr>
                 <w:r>
@@ -265,9 +242,6 @@
         <w:tc>
           <w:tcPr>
             <w:tcW w:w="623" w:type="pct"/>
-            <w:tcBorders>
-              <w:bottom w:val="single" w:sz="4" w:space="0" w:color="auto"/>
-            </w:tcBorders>
           </w:tcPr>
           <w:sdt>
             <w:sdtPr>
@@ -280,12 +254,11 @@
               <w:dataBinding w:prefixMappings="xmlns:ns0='urn:microsoft-dynamics-nav/reports/FS_YSD_InventoryCustomerSales/50019/' " w:xpath="/ns0:NavWordReportXmlPart[1]/ns0:Labels[1]/ns0:DiscountAmtLbl[1]" w:storeItemID="{0E62280E-706F-45D7-BEE2-B24E4BE14C14}"/>
               <w:text/>
             </w:sdtPr>
-            <w:sdtEndPr/>
             <w:sdtContent>
               <w:p>
                 <w:pPr>
                   <w:pStyle w:val="BCLabelNumber"/>
-                  <w:spacing w:before="160" w:after="80"/>
+                  <w:spacing w:after="80"/>
                   <w:jc w:val="right"/>
                 </w:pPr>
                 <w:r>
@@ -306,19 +279,15 @@
             <w:dataBinding w:prefixMappings="xmlns:ns0='urn:microsoft-dynamics-nav/reports/FS_YSD_InventoryCustomerSales/50019/' " w:xpath="/ns0:NavWordReportXmlPart[1]/ns0:Labels[1]/ns0:ProfitLbl[1]" w:storeItemID="{0E62280E-706F-45D7-BEE2-B24E4BE14C14}"/>
             <w:text/>
           </w:sdtPr>
-          <w:sdtEndPr/>
           <w:sdtContent>
             <w:tc>
               <w:tcPr>
                 <w:tcW w:w="522" w:type="pct"/>
-                <w:tcBorders>
-                  <w:bottom w:val="single" w:sz="4" w:space="0" w:color="auto"/>
-                </w:tcBorders>
               </w:tcPr>
               <w:p>
                 <w:pPr>
                   <w:pStyle w:val="BCLabelNumber"/>
-                  <w:spacing w:before="160" w:after="80"/>
+                  <w:spacing w:after="80"/>
                   <w:jc w:val="right"/>
                 </w:pPr>
                 <w:r>
@@ -339,19 +308,15 @@
             <w:dataBinding w:prefixMappings="xmlns:ns0='urn:microsoft-dynamics-nav/reports/FS_YSD_InventoryCustomerSales/50019/' " w:xpath="/ns0:NavWordReportXmlPart[1]/ns0:Labels[1]/ns0:ProfitPctLbl[1]" w:storeItemID="{0E62280E-706F-45D7-BEE2-B24E4BE14C14}"/>
             <w:text/>
           </w:sdtPr>
-          <w:sdtEndPr/>
           <w:sdtContent>
             <w:tc>
               <w:tcPr>
                 <w:tcW w:w="586" w:type="pct"/>
-                <w:tcBorders>
-                  <w:bottom w:val="single" w:sz="4" w:space="0" w:color="auto"/>
-                </w:tcBorders>
               </w:tcPr>
               <w:p>
                 <w:pPr>
                   <w:pStyle w:val="BCLabelNumber"/>
-                  <w:spacing w:before="160" w:after="80"/>
+                  <w:spacing w:after="80"/>
                   <w:jc w:val="right"/>
                 </w:pPr>
                 <w:r>
@@ -403,15 +368,11 @@
               <w:tr>
                 <w:trPr>
                   <w:cnfStyle w:val="000000100000" w:firstRow="0" w:lastRow="0" w:firstColumn="0" w:lastColumn="0" w:oddVBand="0" w:evenVBand="0" w:oddHBand="1" w:evenHBand="0" w:firstRowFirstColumn="0" w:firstRowLastColumn="0" w:lastRowFirstColumn="0" w:lastRowLastColumn="0"/>
-                  <w:cantSplit/>
                   <w:trHeight w:val="20"/>
                 </w:trPr>
                 <w:tc>
                   <w:tcPr>
                     <w:tcW w:w="614" w:type="pct"/>
-                    <w:tcBorders>
-                      <w:top w:val="single" w:sz="4" w:space="0" w:color="auto"/>
-                    </w:tcBorders>
                   </w:tcPr>
                   <w:p>
                     <w:pPr>
@@ -423,9 +384,6 @@
                   <w:tcPr>
                     <w:tcW w:w="1377" w:type="pct"/>
                     <w:gridSpan w:val="2"/>
-                    <w:tcBorders>
-                      <w:top w:val="single" w:sz="4" w:space="0" w:color="auto"/>
-                    </w:tcBorders>
                   </w:tcPr>
                   <w:p>
                     <w:pPr>
@@ -436,9 +394,6 @@
                 <w:tc>
                   <w:tcPr>
                     <w:tcW w:w="544" w:type="pct"/>
-                    <w:tcBorders>
-                      <w:top w:val="single" w:sz="4" w:space="0" w:color="auto"/>
-                    </w:tcBorders>
                   </w:tcPr>
                   <w:p>
                     <w:pPr>
@@ -451,9 +406,6 @@
                 <w:tc>
                   <w:tcPr>
                     <w:tcW w:w="734" w:type="pct"/>
-                    <w:tcBorders>
-                      <w:top w:val="single" w:sz="4" w:space="0" w:color="auto"/>
-                    </w:tcBorders>
                   </w:tcPr>
                   <w:p>
                     <w:pPr>
@@ -466,9 +418,6 @@
                 <w:tc>
                   <w:tcPr>
                     <w:tcW w:w="623" w:type="pct"/>
-                    <w:tcBorders>
-                      <w:top w:val="single" w:sz="4" w:space="0" w:color="auto"/>
-                    </w:tcBorders>
                   </w:tcPr>
                   <w:p>
                     <w:pPr>
@@ -481,9 +430,6 @@
                 <w:tc>
                   <w:tcPr>
                     <w:tcW w:w="522" w:type="pct"/>
-                    <w:tcBorders>
-                      <w:top w:val="single" w:sz="4" w:space="0" w:color="auto"/>
-                    </w:tcBorders>
                   </w:tcPr>
                   <w:p>
                     <w:pPr>
@@ -496,9 +442,6 @@
                 <w:tc>
                   <w:tcPr>
                     <w:tcW w:w="586" w:type="pct"/>
-                    <w:tcBorders>
-                      <w:top w:val="single" w:sz="4" w:space="0" w:color="auto"/>
-                    </w:tcBorders>
                   </w:tcPr>
                   <w:p>
                     <w:pPr>
@@ -512,7 +455,6 @@
               <w:tr>
                 <w:trPr>
                   <w:cnfStyle w:val="000000010000" w:firstRow="0" w:lastRow="0" w:firstColumn="0" w:lastColumn="0" w:oddVBand="0" w:evenVBand="0" w:oddHBand="0" w:evenHBand="1" w:firstRowFirstColumn="0" w:firstRowLastColumn="0" w:lastRowFirstColumn="0" w:lastRowLastColumn="0"/>
-                  <w:cantSplit/>
                   <w:trHeight w:val="490"/>
                 </w:trPr>
                 <w:sdt>
@@ -525,7 +467,6 @@
                     </w:placeholder>
                     <w15:dataBinding w:prefixMappings="xmlns:ns0='urn:microsoft-dynamics-nav/reports/FS_YSR_InventoryCustomerSales/50003/' " w:xpath="/ns0:NavWordReportXmlPart[1]/ns0:Item[1]/ns0:No_Item[1]" w:storeItemID="{17357049-351C-4FB5-BA49-88074E24903C}"/>
                   </w:sdtPr>
-                  <w:sdtEndPr/>
                   <w:sdtContent>
                     <w:tc>
                       <w:tcPr>
@@ -552,7 +493,6 @@
                     </w:placeholder>
                     <w15:dataBinding w:prefixMappings="xmlns:ns0='urn:microsoft-dynamics-nav/reports/FS_YSR_InventoryCustomerSales/50003/' " w:xpath="/ns0:NavWordReportXmlPart[1]/ns0:Item[1]/ns0:Description_Item[1]" w:storeItemID="{17357049-351C-4FB5-BA49-88074E24903C}"/>
                   </w:sdtPr>
-                  <w:sdtEndPr/>
                   <w:sdtContent>
                     <w:tc>
                       <w:tcPr>
@@ -624,7 +564,6 @@
               <w:tr>
                 <w:trPr>
                   <w:cnfStyle w:val="000000100000" w:firstRow="0" w:lastRow="0" w:firstColumn="0" w:lastColumn="0" w:oddVBand="0" w:evenVBand="0" w:oddHBand="1" w:evenHBand="0" w:firstRowFirstColumn="0" w:firstRowLastColumn="0" w:lastRowFirstColumn="0" w:lastRowLastColumn="0"/>
-                  <w:cantSplit/>
                   <w:trHeight w:val="490"/>
                 </w:trPr>
                 <w:tc>
@@ -648,7 +587,6 @@
                     <w:dataBinding w:prefixMappings="xmlns:ns0='urn:microsoft-dynamics-nav/reports/FS_YSD_InventoryCustomerSales/50019/'" w:xpath="/ns0:NavWordReportXmlPart[1]/ns0:Labels[1]/ns0:BaseUnitofMeasure_ItemCaption[1]" w:storeItemID="{0E62280E-706F-45D7-BEE2-B24E4BE14C14}"/>
                     <w:text/>
                   </w:sdtPr>
-                  <w:sdtEndPr/>
                   <w:sdtContent>
                     <w:tc>
                       <w:tcPr>
@@ -675,7 +613,6 @@
                     </w:placeholder>
                     <w15:dataBinding w:prefixMappings="xmlns:ns0='urn:microsoft-dynamics-nav/reports/FS_YSR_InventoryCustomerSales/50003/' " w:xpath="/ns0:NavWordReportXmlPart[1]/ns0:Item[1]/ns0:BaseUnitofMeasure_Item[1]" w:storeItemID="{17357049-351C-4FB5-BA49-88074E24903C}"/>
                   </w:sdtPr>
-                  <w:sdtEndPr/>
                   <w:sdtContent>
                     <w:tc>
                       <w:tcPr>
@@ -760,7 +697,6 @@
                   <w15:dataBinding w:prefixMappings="xmlns:ns0='urn:microsoft-dynamics-nav/reports/FS_YSD_InventoryCustomerSales/50019/' " w:xpath="/ns0:NavWordReportXmlPart[1]/ns0:Item[1]/ns0:Item_Ledger_Entry" w:storeItemID="{0E62280E-706F-45D7-BEE2-B24E4BE14C14}"/>
                   <w15:repeatingSection/>
                 </w:sdtPr>
-                <w:sdtEndPr/>
                 <w:sdtContent>
                   <w:sdt>
                     <w:sdtPr>
@@ -774,7 +710,6 @@
                       </w:placeholder>
                       <w15:repeatingSectionItem/>
                     </w:sdtPr>
-                    <w:sdtEndPr/>
                     <w:sdtContent>
                       <w:sdt>
                         <w:sdtPr>
@@ -788,7 +723,6 @@
                           <w15:dataBinding w:prefixMappings="xmlns:ns0='urn:microsoft-dynamics-nav/reports/FS_YSD_InventoryCustomerSales/50019/' " w:xpath="/ns0:NavWordReportXmlPart[1]/ns0:Item[1]/ns0:Item_Ledger_Entry[1]/ns0:Integer" w:storeItemID="{0E62280E-706F-45D7-BEE2-B24E4BE14C14}"/>
                           <w15:repeatingSection/>
                         </w:sdtPr>
-                        <w:sdtEndPr/>
                         <w:sdtContent>
                           <w:sdt>
                             <w:sdtPr>
@@ -802,12 +736,10 @@
                               </w:placeholder>
                               <w15:repeatingSectionItem/>
                             </w:sdtPr>
-                            <w:sdtEndPr/>
                             <w:sdtContent>
                               <w:tr>
                                 <w:trPr>
                                   <w:cnfStyle w:val="000000010000" w:firstRow="0" w:lastRow="0" w:firstColumn="0" w:lastColumn="0" w:oddVBand="0" w:evenVBand="0" w:oddHBand="0" w:evenHBand="1" w:firstRowFirstColumn="0" w:firstRowLastColumn="0" w:lastRowFirstColumn="0" w:lastRowLastColumn="0"/>
-                                  <w:cantSplit/>
                                   <w:trHeight w:val="490"/>
                                 </w:trPr>
                                 <w:sdt>
@@ -834,7 +766,6 @@
                                     <w:tc>
                                       <w:tcPr>
                                         <w:tcW w:w="614" w:type="pct"/>
-                                        <w:shd w:val="clear" w:color="auto" w:fill="E8E8E8" w:themeFill="background2"/>
                                       </w:tcPr>
                                       <w:p>
                                         <w:pPr>
@@ -857,12 +788,10 @@
                                     </w:placeholder>
                                     <w15:dataBinding w:prefixMappings="xmlns:ns0='urn:microsoft-dynamics-nav/reports/FS_YSR_InventoryCustomerSales/50003/' " w:xpath="/ns0:NavWordReportXmlPart[1]/ns0:Item[1]/ns0:Item_Ledger_Entry[1]/ns0:Integer[1]/ns0:CustName[1]" w:storeItemID="{17357049-351C-4FB5-BA49-88074E24903C}"/>
                                   </w:sdtPr>
-                                  <w:sdtEndPr/>
                                   <w:sdtContent>
                                     <w:tc>
                                       <w:tcPr>
                                         <w:tcW w:w="768" w:type="pct"/>
-                                        <w:shd w:val="clear" w:color="auto" w:fill="E8E8E8" w:themeFill="background2"/>
                                       </w:tcPr>
                                       <w:p>
                                         <w:pPr>
@@ -878,7 +807,6 @@
                                 <w:tc>
                                   <w:tcPr>
                                     <w:tcW w:w="610" w:type="pct"/>
-                                    <w:shd w:val="clear" w:color="auto" w:fill="E8E8E8" w:themeFill="background2"/>
                                   </w:tcPr>
                                   <w:p>
                                     <w:pPr>
@@ -896,12 +824,10 @@
                                     </w:placeholder>
                                     <w15:dataBinding w:prefixMappings="xmlns:ns0='urn:microsoft-dynamics-nav/reports/FS_YSR_InventoryCustomerSales/50003/' " w:xpath="/ns0:NavWordReportXmlPart[1]/ns0:Item[1]/ns0:Item_Ledger_Entry[1]/ns0:Integer[1]/ns0:InvQty_ItemLedgEntry[1]" w:storeItemID="{17357049-351C-4FB5-BA49-88074E24903C}"/>
                                   </w:sdtPr>
-                                  <w:sdtEndPr/>
                                   <w:sdtContent>
                                     <w:tc>
                                       <w:tcPr>
                                         <w:tcW w:w="544" w:type="pct"/>
-                                        <w:shd w:val="clear" w:color="auto" w:fill="E8E8E8" w:themeFill="background2"/>
                                       </w:tcPr>
                                       <w:p>
                                         <w:pPr>
@@ -925,12 +851,10 @@
                                     </w:placeholder>
                                     <w15:dataBinding w:prefixMappings="xmlns:ns0='urn:microsoft-dynamics-nav/reports/FS_YSR_InventoryCustomerSales/50003/' " w:xpath="/ns0:NavWordReportXmlPart[1]/ns0:Item[1]/ns0:Item_Ledger_Entry[1]/ns0:Integer[1]/ns0:SalesAmtActual_ItemLedgEntry[1]" w:storeItemID="{17357049-351C-4FB5-BA49-88074E24903C}"/>
                                   </w:sdtPr>
-                                  <w:sdtEndPr/>
                                   <w:sdtContent>
                                     <w:tc>
                                       <w:tcPr>
                                         <w:tcW w:w="734" w:type="pct"/>
-                                        <w:shd w:val="clear" w:color="auto" w:fill="E8E8E8" w:themeFill="background2"/>
                                       </w:tcPr>
                                       <w:p>
                                         <w:pPr>
@@ -954,12 +878,10 @@
                                     </w:placeholder>
                                     <w15:dataBinding w:prefixMappings="xmlns:ns0='urn:microsoft-dynamics-nav/reports/FS_YSR_InventoryCustomerSales/50003/' " w:xpath="/ns0:NavWordReportXmlPart[1]/ns0:Item[1]/ns0:Item_Ledger_Entry[1]/ns0:Integer[1]/ns0:DiscountAmount[1]" w:storeItemID="{17357049-351C-4FB5-BA49-88074E24903C}"/>
                                   </w:sdtPr>
-                                  <w:sdtEndPr/>
                                   <w:sdtContent>
                                     <w:tc>
                                       <w:tcPr>
                                         <w:tcW w:w="623" w:type="pct"/>
-                                        <w:shd w:val="clear" w:color="auto" w:fill="E8E8E8" w:themeFill="background2"/>
                                       </w:tcPr>
                                       <w:p>
                                         <w:pPr>
@@ -983,12 +905,10 @@
                                     </w:placeholder>
                                     <w15:dataBinding w:prefixMappings="xmlns:ns0='urn:microsoft-dynamics-nav/reports/FS_YSR_InventoryCustomerSales/50003/' " w:xpath="/ns0:NavWordReportXmlPart[1]/ns0:Item[1]/ns0:Item_Ledger_Entry[1]/ns0:Integer[1]/ns0:Profit_ItemLedgEntry[1]" w:storeItemID="{17357049-351C-4FB5-BA49-88074E24903C}"/>
                                   </w:sdtPr>
-                                  <w:sdtEndPr/>
                                   <w:sdtContent>
                                     <w:tc>
                                       <w:tcPr>
                                         <w:tcW w:w="522" w:type="pct"/>
-                                        <w:shd w:val="clear" w:color="auto" w:fill="E8E8E8" w:themeFill="background2"/>
                                       </w:tcPr>
                                       <w:p>
                                         <w:pPr>
@@ -1012,12 +932,10 @@
                                     </w:placeholder>
                                     <w15:dataBinding w:prefixMappings="xmlns:ns0='urn:microsoft-dynamics-nav/reports/FS_YSR_InventoryCustomerSales/50003/' " w:xpath="/ns0:NavWordReportXmlPart[1]/ns0:Item[1]/ns0:Item_Ledger_Entry[1]/ns0:Integer[1]/ns0:ProfitPct_ItemLedgEntry[1]" w:storeItemID="{17357049-351C-4FB5-BA49-88074E24903C}"/>
                                   </w:sdtPr>
-                                  <w:sdtEndPr/>
                                   <w:sdtContent>
                                     <w:tc>
                                       <w:tcPr>
                                         <w:tcW w:w="586" w:type="pct"/>
-                                        <w:shd w:val="clear" w:color="auto" w:fill="E8E8E8" w:themeFill="background2"/>
                                       </w:tcPr>
                                       <w:p>
                                         <w:pPr>
@@ -1043,7 +961,6 @@
               <w:tr>
                 <w:trPr>
                   <w:cnfStyle w:val="000000100000" w:firstRow="0" w:lastRow="0" w:firstColumn="0" w:lastColumn="0" w:oddVBand="0" w:evenVBand="0" w:oddHBand="1" w:evenHBand="0" w:firstRowFirstColumn="0" w:firstRowLastColumn="0" w:lastRowFirstColumn="0" w:lastRowLastColumn="0"/>
-                  <w:cantSplit/>
                   <w:trHeight w:val="490"/>
                 </w:trPr>
                 <w:tc>
@@ -1069,7 +986,6 @@
                     </w:placeholder>
                     <w15:dataBinding w:prefixMappings="xmlns:ns0='urn:microsoft-dynamics-nav/reports/FS_YSR_InventoryCustomerSales/50003/' " w:xpath="/ns0:NavWordReportXmlPart[1]/ns0:Item[1]/ns0:SubTotals[1]/ns0:SubTotals_Description[1]" w:storeItemID="{17357049-351C-4FB5-BA49-88074E24903C}"/>
                   </w:sdtPr>
-                  <w:sdtEndPr/>
                   <w:sdtContent>
                     <w:tc>
                       <w:tcPr>
@@ -1108,7 +1024,6 @@
                     </w:placeholder>
                     <w15:dataBinding w:prefixMappings="xmlns:ns0='urn:microsoft-dynamics-nav/reports/FS_YSR_InventoryCustomerSales/50003/' " w:xpath="/ns0:NavWordReportXmlPart[1]/ns0:Item[1]/ns0:SubTotals[1]/ns0:SubTotals_InvQty[1]" w:storeItemID="{17357049-351C-4FB5-BA49-88074E24903C}"/>
                   </w:sdtPr>
-                  <w:sdtEndPr/>
                   <w:sdtContent>
                     <w:tc>
                       <w:tcPr>
@@ -1137,7 +1052,6 @@
                     </w:placeholder>
                     <w15:dataBinding w:prefixMappings="xmlns:ns0='urn:microsoft-dynamics-nav/reports/FS_YSR_InventoryCustomerSales/50003/' " w:xpath="/ns0:NavWordReportXmlPart[1]/ns0:Item[1]/ns0:SubTotals[1]/ns0:SubTotals_SalesAmtActual[1]" w:storeItemID="{17357049-351C-4FB5-BA49-88074E24903C}"/>
                   </w:sdtPr>
-                  <w:sdtEndPr/>
                   <w:sdtContent>
                     <w:tc>
                       <w:tcPr>
@@ -1166,7 +1080,6 @@
                     </w:placeholder>
                     <w15:dataBinding w:prefixMappings="xmlns:ns0='urn:microsoft-dynamics-nav/reports/FS_YSR_InventoryCustomerSales/50003/' " w:xpath="/ns0:NavWordReportXmlPart[1]/ns0:Item[1]/ns0:SubTotals[1]/ns0:SubTotals_DiscountAmount[1]" w:storeItemID="{17357049-351C-4FB5-BA49-88074E24903C}"/>
                   </w:sdtPr>
-                  <w:sdtEndPr/>
                   <w:sdtContent>
                     <w:tc>
                       <w:tcPr>
@@ -1195,7 +1108,6 @@
                     </w:placeholder>
                     <w15:dataBinding w:prefixMappings="xmlns:ns0='urn:microsoft-dynamics-nav/reports/FS_YSR_InventoryCustomerSales/50003/' " w:xpath="/ns0:NavWordReportXmlPart[1]/ns0:Item[1]/ns0:SubTotals[1]/ns0:SubTotals_Profit[1]" w:storeItemID="{17357049-351C-4FB5-BA49-88074E24903C}"/>
                   </w:sdtPr>
-                  <w:sdtEndPr/>
                   <w:sdtContent>
                     <w:tc>
                       <w:tcPr>
@@ -1224,7 +1136,6 @@
                     </w:placeholder>
                     <w15:dataBinding w:prefixMappings="xmlns:ns0='urn:microsoft-dynamics-nav/reports/FS_YSR_InventoryCustomerSales/50003/' " w:xpath="/ns0:NavWordReportXmlPart[1]/ns0:Item[1]/ns0:SubTotals[1]/ns0:SubTotals_ProfitPct[1]" w:storeItemID="{17357049-351C-4FB5-BA49-88074E24903C}"/>
                   </w:sdtPr>
-                  <w:sdtEndPr/>
                   <w:sdtContent>
                     <w:tc>
                       <w:tcPr>
@@ -1428,10 +1339,6 @@
 </w:document>
 </file>
 
-<file path=word/numbering.xml><?xml version="1.0" encoding="utf-8"?>
-<w:numbering xmlns:wpc="http://schemas.microsoft.com/office/word/2010/wordprocessingCanvas" xmlns:cx="http://schemas.microsoft.com/office/drawing/2014/chartex" xmlns:cx1="http://schemas.microsoft.com/office/drawing/2015/9/8/chartex" xmlns:cx2="http://schemas.microsoft.com/office/drawing/2015/10/21/chartex" xmlns:cx3="http://schemas.microsoft.com/office/drawing/2016/5/9/chartex" xmlns:cx4="http://schemas.microsoft.com/office/drawing/2016/5/10/chartex" xmlns:cx5="http://schemas.microsoft.com/office/drawing/2016/5/11/chartex" xmlns:cx6="http://schemas.microsoft.com/office/drawing/2016/5/12/chartex" xmlns:cx7="http://schemas.microsoft.com/office/drawing/2016/5/13/chartex" xmlns:cx8="http://schemas.microsoft.com/office/drawing/2016/5/14/chartex" xmlns:mc="http://schemas.openxmlformats.org/markup-compatibility/2006" xmlns:aink="http://schemas.microsoft.com/office/drawing/2016/ink" xmlns:am3d="http://schemas.microsoft.com/office/drawing/2017/model3d" xmlns:o="urn:schemas-microsoft-com:office:office" xmlns:oel="http://schemas.microsoft.com/office/2019/extlst" xmlns:r="http://schemas.openxmlformats.org/officeDocument/2006/relationships" xmlns:m="http://schemas.openxmlformats.org/officeDocument/2006/math" xmlns:v="urn:schemas-microsoft-com:vml" xmlns:wp14="http://schemas.microsoft.com/office/word/2010/wordprocessingDrawing" xmlns:wp="http://schemas.openxmlformats.org/drawingml/2006/wordprocessingDrawing" xmlns:w10="urn:schemas-microsoft-com:office:word" xmlns:w="http://schemas.openxmlformats.org/wordprocessingml/2006/main" xmlns:w14="http://schemas.microsoft.com/office/word/2010/wordml" xmlns:w15="http://schemas.microsoft.com/office/word/2012/wordml" xmlns:w16cei="http://schemas.microsoft.com/office/word/2026/wordml/cei" xmlns:w16cex="http://schemas.microsoft.com/office/word/2018/wordml/cex" xmlns:w16cid="http://schemas.microsoft.com/office/word/2016/wordml/cid" xmlns:w16="http://schemas.microsoft.com/office/word/2018/wordml" xmlns:w16du="http://schemas.microsoft.com/office/word/2023/wordml/word16du" xmlns:w16sdtdh="http://schemas.microsoft.com/office/word/2020/wordml/sdtdatahash" xmlns:w16sdtfl="http://schemas.microsoft.com/office/word/2024/wordml/sdtformatlock" xmlns:w16se="http://schemas.microsoft.com/office/word/2015/wordml/symex" xmlns:wpg="http://schemas.microsoft.com/office/word/2010/wordprocessingGroup" xmlns:wpi="http://schemas.microsoft.com/office/word/2010/wordprocessingInk" xmlns:wne="http://schemas.microsoft.com/office/word/2006/wordml" xmlns:wps="http://schemas.microsoft.com/office/word/2010/wordprocessingShape" mc:Ignorable="w14 w15 w16se w16cid w16 w16cex w16sdtdh w16sdtfl w16du wp14"/>
-</file>
-
 <file path=word/styles.xml><?xml version="1.0" encoding="utf-8"?>
 <w:styles xmlns:mc="http://schemas.openxmlformats.org/markup-compatibility/2006" xmlns:r="http://schemas.openxmlformats.org/officeDocument/2006/relationships" xmlns:w="http://schemas.openxmlformats.org/wordprocessingml/2006/main" xmlns:w14="http://schemas.microsoft.com/office/word/2010/wordml" xmlns:w15="http://schemas.microsoft.com/office/word/2012/wordml" xmlns:w16cex="http://schemas.microsoft.com/office/word/2018/wordml/cex" xmlns:w16cid="http://schemas.microsoft.com/office/word/2016/wordml/cid" xmlns:w16="http://schemas.microsoft.com/office/word/2018/wordml" xmlns:w16du="http://schemas.microsoft.com/office/word/2023/wordml/word16du" xmlns:w16sdtdh="http://schemas.microsoft.com/office/word/2020/wordml/sdtdatahash" xmlns:w16sdtfl="http://schemas.microsoft.com/office/word/2024/wordml/sdtformatlock" xmlns:w16se="http://schemas.microsoft.com/office/word/2015/wordml/symex" mc:Ignorable="w14 w15 w16se w16cid w16 w16cex w16sdtdh w16sdtfl w16du">
   <w:docDefaults>
@@ -1441,7 +1348,7 @@
         <w:kern w:val="2"/>
         <w:sz w:val="24"/>
         <w:szCs w:val="24"/>
-        <w:lang w:bidi="ar-SA"/>
+        <w:lang w:val="da-DK" w:eastAsia="da-DK" w:bidi="ar-SA"/>
         <w14:ligatures w14:val="standardContextual"/>
       </w:rPr>
     </w:rPrDefault>
@@ -2326,6 +2233,7 @@
 <w:settings xmlns:mc="http://schemas.openxmlformats.org/markup-compatibility/2006" xmlns:o="urn:schemas-microsoft-com:office:office" xmlns:r="http://schemas.openxmlformats.org/officeDocument/2006/relationships" xmlns:m="http://schemas.openxmlformats.org/officeDocument/2006/math" xmlns:v="urn:schemas-microsoft-com:vml" xmlns:w10="urn:schemas-microsoft-com:office:word" xmlns:w="http://schemas.openxmlformats.org/wordprocessingml/2006/main" xmlns:w14="http://schemas.microsoft.com/office/word/2010/wordml" xmlns:w15="http://schemas.microsoft.com/office/word/2012/wordml" xmlns:w16cex="http://schemas.microsoft.com/office/word/2018/wordml/cex" xmlns:w16cid="http://schemas.microsoft.com/office/word/2016/wordml/cid" xmlns:w16="http://schemas.microsoft.com/office/word/2018/wordml" xmlns:w16du="http://schemas.microsoft.com/office/word/2023/wordml/word16du" xmlns:w16sdtdh="http://schemas.microsoft.com/office/word/2020/wordml/sdtdatahash" xmlns:w16sdtfl="http://schemas.microsoft.com/office/word/2024/wordml/sdtformatlock" xmlns:w16se="http://schemas.microsoft.com/office/word/2015/wordml/symex" xmlns:sl="http://schemas.openxmlformats.org/schemaLibrary/2006/main" mc:Ignorable="w14 w15 w16se w16cid w16 w16cex w16sdtdh w16sdtfl w16du">
   <w:view w:val="normal"/>
   <w:defaultTabStop w:val="720"/>
+  <w:hyphenationZone w:val="425"/>
   <w:characterSpacingControl w:val="doNotCompress"/>
   <w:compat>
     <w:useFELayout/>
@@ -2338,13 +2246,18 @@
   </w:compat>
   <w:rsids>
     <w:rsidRoot w:val="005A587F"/>
+    <w:rsid w:val="00465A8D"/>
     <w:rsid w:val="00574A13"/>
     <w:rsid w:val="005A587F"/>
     <w:rsid w:val="00636643"/>
     <w:rsid w:val="006B2433"/>
     <w:rsid w:val="007A75D3"/>
+    <w:rsid w:val="008858E8"/>
     <w:rsid w:val="008E7FCD"/>
+    <w:rsid w:val="00B51BD9"/>
+    <w:rsid w:val="00B75241"/>
     <w:rsid w:val="00D001D3"/>
+    <w:rsid w:val="00D52F10"/>
     <w:rsid w:val="00D81983"/>
     <w:rsid w:val="00E5711F"/>
   </w:rsids>
@@ -2361,9 +2274,9 @@
     <m:intLim m:val="subSup"/>
     <m:naryLim m:val="undOvr"/>
   </m:mathPr>
-  <w:themeFontLang/>
+  <w:themeFontLang w:val="da-DK"/>
   <w:clrSchemeMapping w:bg1="light1" w:t1="dark1" w:bg2="light2" w:t2="dark2" w:accent1="accent1" w:accent2="accent2" w:accent3="accent3" w:accent4="accent4" w:accent5="accent5" w:accent6="accent6" w:hyperlink="hyperlink" w:followedHyperlink="followedHyperlink"/>
-  <w:decimalSymbol w:val="."/>
+  <w:decimalSymbol w:val=","/>
   <w:listSeparator w:val=","/>
   <w15:chartTrackingRefBased/>
 </w:settings>
@@ -2378,7 +2291,7 @@
         <w:kern w:val="2"/>
         <w:sz w:val="24"/>
         <w:szCs w:val="24"/>
-        <w:lang w:bidi="ar-SA"/>
+        <w:lang w:val="da-DK" w:eastAsia="da-DK" w:bidi="ar-SA"/>
         <w14:ligatures w14:val="standardContextual"/>
       </w:rPr>
     </w:rPrDefault>
@@ -3155,7 +3068,7 @@
 </a:theme>
 </file>
 
-<file path=customXml/item1.xml>��< ? x m l   v e r s i o n = " 1 . 0 "   e n c o d i n g = " u t f - 1 6 " ? > < N a v W o r d R e p o r t X m l P a r t   x m l n s = " u r n : m i c r o s o f t - d y n a m i c s - b u s i n e s s c e n t r a l / i n t e r n a l / e x t e n d e d / r e p o r t s / I n v e n t o r y _ C u s t o m e r _ S a l e s / 7 1 3 / " > +<file path=customXml/item1.xml>��< ? x m l   v e r s i o n = " 1 . 0 "   e n c o d i n g = " u t f - 1 6 " ? > < N a v W o r d R e p o r t X m l P a r t   x m l n s = " u r n : m i c r o s o f t - d y n a m i c s - n a v / r e p o r t s / I n v e n t o r y _ C u s t o m e r _ S a l e s / 7 1 3 / " >   
      < B C R e p o r t I n f o r m a t i o n >   
@@ -3223,156 +3136,154 @@
  
      < L a b e l s >   
-         < A b o u t T h e R e p o r t L b l   E l e m e n t T y p e = " P a r a m e t e r "   E l e m e n t I d = " 2 0 0 7 3 2 1 8 4 5 "   D a t a T y p e = " S t r i n g " > A b o u t T h e R e p o r t L b l < / A b o u t T h e R e p o r t L b l > - 
-         < A m o u n t   E l e m e n t T y p e = " P a r a m e t e r "   E l e m e n t I d = " 1 5 1 1 0 9 1 2 7 1 "   D a t a T y p e = " S t r i n g " > A m o u n t < / A m o u n t > - 
-         < A m o u n t L b l   E l e m e n t T y p e = " P a r a m e t e r "   E l e m e n t I d = " 9 0 1 6 2 1 0 3 7 "   D a t a T y p e = " S t r i n g " > A m o u n t L b l < / A m o u n t L b l > - 
-         < B a s e U n i t o f M e a s u r e _ I t e m C a p t i o n   E l e m e n t T y p e = " P a r a m e t e r "   E l e m e n t I d = " 1 5 8 7 4 1 4 0 5 "   D a t a T y p e = " S t r i n g " > B a s e U n i t o f M e a s u r e _ I t e m C a p t i o n < / B a s e U n i t o f M e a s u r e _ I t e m C a p t i o n > - 
-         < C o m p a n y L b l   E l e m e n t T y p e = " P a r a m e t e r "   E l e m e n t I d = " 7 6 3 5 6 2 8 8 8 "   D a t a T y p e = " S t r i n g " > C o m p a n y L b l < / C o m p a n y L b l > - 
-         < C u s t N a m e L b l   E l e m e n t T y p e = " P a r a m e t e r "   E l e m e n t I d = " 8 5 5 4 8 4 7 0 3 "   D a t a T y p e = " S t r i n g " > C u s t N a m e L b l < / C u s t N a m e L b l > - 
-         < C u s t o m e r N o   E l e m e n t T y p e = " P a r a m e t e r "   E l e m e n t I d = " 1 5 4 2 0 5 1 5 6 0 "   D a t a T y p e = " S t r i n g " > C u s t o m e r N o < / C u s t o m e r N o > - 
-         < C u s t o m e r N o L b l   E l e m e n t T y p e = " P a r a m e t e r "   E l e m e n t I d = " 7 5 1 2 0 1 9 3 0 "   D a t a T y p e = " S t r i n g " > C u s t o m e r N o L b l < / C u s t o m e r N o L b l > - 
-         < D a t a R e t r i e v e d L b l   E l e m e n t T y p e = " P a r a m e t e r "   E l e m e n t I d = " 1 0 9 1 6 8 3 3 6 5 "   D a t a T y p e = " S t r i n g " > D a t a R e t r i e v e d L b l < / D a t a R e t r i e v e d L b l > - 
-         < D e s c r i p t i o n _ I t e m C a p t i o n   E l e m e n t T y p e = " P a r a m e t e r "   E l e m e n t I d = " 1 5 2 9 8 3 2 4 7 3 "   D a t a T y p e = " S t r i n g " > D e s c r i p t i o n _ I t e m C a p t i o n < / D e s c r i p t i o n _ I t e m C a p t i o n > - 
-         < D i s c o u n t A m t   E l e m e n t T y p e = " P a r a m e t e r "   E l e m e n t I d = " 1 9 7 9 7 7 4 3 8 4 "   D a t a T y p e = " S t r i n g " > D i s c o u n t A m t < / D i s c o u n t A m t > - 
-         < D i s c o u n t A m t L b l   E l e m e n t T y p e = " P a r a m e t e r "   E l e m e n t I d = " 4 5 5 0 6 0 0 2 "   D a t a T y p e = " S t r i n g " > D i s c o u n t A m t L b l < / D i s c o u n t A m t L b l > - 
-         < D o c u m e n t a t i o n L b l   E l e m e n t T y p e = " P a r a m e t e r "   E l e m e n t I d = " 1 0 5 1 7 2 3 1 7 3 "   D a t a T y p e = " S t r i n g " > D o c u m e n t a t i o n L b l < / D o c u m e n t a t i o n L b l > - 
-         < E n v i r o n m e n t L b l   E l e m e n t T y p e = " P a r a m e t e r "   E l e m e n t I d = " 2 0 1 5 9 0 6 0 7 0 "   D a t a T y p e = " S t r i n g " > E n v i r o n m e n t L b l < / E n v i r o n m e n t L b l > - 
-         < I n v C u s t o m e r S a l e s A n a l y s i s L b l   E l e m e n t T y p e = " P a r a m e t e r "   E l e m e n t I d = " 1 5 6 4 8 2 0 0 5 6 "   D a t a T y p e = " S t r i n g " > I n v C u s t o m e r S a l e s A n a l y s i s L b l < / I n v C u s t o m e r S a l e s A n a l y s i s L b l > - 
-         < I n v C u s t o m e r S a l e s P r i n t L b l   E l e m e n t T y p e = " P a r a m e t e r "   E l e m e n t I d = " 1 7 5 2 4 7 2 8 5 3 "   D a t a T y p e = " S t r i n g " > I n v C u s t o m e r S a l e s P r i n t L b l < / I n v C u s t o m e r S a l e s P r i n t L b l > - 
-         < I n v e n t o r y C u s t o m e r S a l e s L b l   E l e m e n t T y p e = " P a r a m e t e r "   E l e m e n t I d = " 1 5 3 8 4 2 5 4 7 3 "   D a t a T y p e = " S t r i n g " > I n v e n t o r y C u s t o m e r S a l e s L b l < / I n v e n t o r y C u s t o m e r S a l e s L b l > - 
-         < I n v o i c e d Q t y   E l e m e n t T y p e = " P a r a m e t e r "   E l e m e n t I d = " 1 9 1 9 1 7 8 6 1 2 "   D a t a T y p e = " S t r i n g " > I n v o i c e d Q t y < / I n v o i c e d Q t y > - 
-         < I n v Q t y L b l   E l e m e n t T y p e = " P a r a m e t e r "   E l e m e n t I d = " 1 0 1 7 9 6 3 1 9 0 "   D a t a T y p e = " S t r i n g " > I n v Q t y L b l < / I n v Q t y L b l > - 
-         < N a m e   E l e m e n t T y p e = " P a r a m e t e r "   E l e m e n t I d = " 8 1 4 0 6 8 7 0 6 "   D a t a T y p e = " S t r i n g " > N a m e < / N a m e > - 
-         < N o _ I t e m C a p t i o n   E l e m e n t T y p e = " P a r a m e t e r "   E l e m e n t I d = " 1 5 4 7 7 6 9 6 5 4 "   D a t a T y p e = " S t r i n g " > N o _ I t e m C a p t i o n < / N o _ I t e m C a p t i o n > - 
-         < P a g e   E l e m e n t T y p e = " P a r a m e t e r "   E l e m e n t I d = " 1 7 0 8 5 7 3 7 5 4 "   D a t a T y p e = " S t r i n g " > P a g e < / P a g e > - 
-         < P e r i o d L b l   E l e m e n t T y p e = " P a r a m e t e r "   E l e m e n t I d = " 1 2 5 2 9 1 7 0 8 6 "   D a t a T y p e = " S t r i n g " > P e r i o d L b l < / P e r i o d L b l > - 
-         < P r o f i t   E l e m e n t T y p e = " P a r a m e t e r "   E l e m e n t I d = " 1 3 5 1 8 3 1 1 4 9 "   D a t a T y p e = " S t r i n g " > P r o f i t < / P r o f i t > - 
-         < P r o f i t _ I t e m L e d g E n t r y C a p t i o n   E l e m e n t T y p e = " P a r a m e t e r "   E l e m e n t I d = " 1 4 2 9 9 8 7 8 1 5 "   D a t a T y p e = " S t r i n g " > P r o f i t _ I t e m L e d g E n t r y C a p t i o n < / P r o f i t _ I t e m L e d g E n t r y C a p t i o n > - 
-         < P r o f i t L b l   E l e m e n t T y p e = " P a r a m e t e r "   E l e m e n t I d = " 6 1 6 4 1 9 1 1 1 "   D a t a T y p e = " S t r i n g " > P r o f i t L b l < / P r o f i t L b l > - 
-         < P r o f i t P c t   E l e m e n t T y p e = " P a r a m e t e r "   E l e m e n t I d = " 2 6 0 9 8 9 4 2 8 "   D a t a T y p e = " S t r i n g " > P r o f i t P c t < / P r o f i t P c t > - 
-         < P r o f i t P c t L b l   E l e m e n t T y p e = " P a r a m e t e r "   E l e m e n t I d = " 7 2 8 9 6 4 5 5 8 "   D a t a T y p e = " S t r i n g " > P r o f i t P c t L b l < / P r o f i t P c t L b l > - 
-         < R e p o r t N a m e L b l   E l e m e n t T y p e = " P a r a m e t e r "   E l e m e n t I d = " 1 5 2 9 7 0 2 3 5 4 "   D a t a T y p e = " S t r i n g " > R e p o r t N a m e L b l < / R e p o r t N a m e L b l > - 
-         < R e p o r t T i t l e   E l e m e n t T y p e = " P a r a m e t e r "   E l e m e n t I d = " 1 4 7 9 0 2 5 3 9 "   D a t a T y p e = " S t r i n g " > R e p o r t T i t l e < / R e p o r t T i t l e > - 
-         < R u n O n L b l   E l e m e n t T y p e = " P a r a m e t e r "   E l e m e n t I d = " 1 6 8 8 7 9 5 3 1 3 "   D a t a T y p e = " S t r i n g " > R u n O n L b l < / R u n O n L b l > - 
-         < S a l e s A m t A c t u a l _ I t e m L e d g E n t r y C a p t i o n   E l e m e n t T y p e = " P a r a m e t e r "   E l e m e n t I d = " 1 1 6 4 8 4 3 8 7 9 "   D a t a T y p e = " S t r i n g " > S a l e s A m t A c t u a l _ I t e m L e d g E n t r y C a p t i o n < / S a l e s A m t A c t u a l _ I t e m L e d g E n t r y C a p t i o n > - 
-         < S o u r c e N o _ I t e m L e d g E n t r y C a p t i o n   E l e m e n t T y p e = " P a r a m e t e r "   E l e m e n t I d = " 7 6 5 2 9 7 8 6 7 "   D a t a T y p e = " S t r i n g " > S o u r c e N o _ I t e m L e d g E n t r y C a p t i o n < / S o u r c e N o _ I t e m L e d g E n t r y C a p t i o n > - 
-         < T o t a l   E l e m e n t T y p e = " P a r a m e t e r "   E l e m e n t I d = " 1 9 0 2 0 5 6 9 4 5 "   D a t a T y p e = " S t r i n g " > T o t a l < / T o t a l > - 
-         < U s e r L b l   E l e m e n t T y p e = " P a r a m e t e r "   E l e m e n t I d = " 1 4 8 0 8 1 6 0 6 2 "   D a t a T y p e = " S t r i n g " > U s e r L b l < / U s e r L b l > +         < A b o u t T h e R e p o r t L b l > A b o u t T h e R e p o r t L b l < / A b o u t T h e R e p o r t L b l > + 
+         < A m o u n t > A m o u n t < / A m o u n t > + 
+         < A m o u n t L b l > A m o u n t L b l < / A m o u n t L b l > + 
+         < B a s e U n i t o f M e a s u r e _ I t e m C a p t i o n > B a s e U n i t o f M e a s u r e _ I t e m C a p t i o n < / B a s e U n i t o f M e a s u r e _ I t e m C a p t i o n > + 
+         < C o m p a n y L b l > C o m p a n y L b l < / C o m p a n y L b l > + 
+         < C u s t N a m e L b l > C u s t N a m e L b l < / C u s t N a m e L b l > + 
+         < C u s t o m e r N o > C u s t o m e r N o < / C u s t o m e r N o > + 
+         < C u s t o m e r N o L b l > C u s t o m e r N o L b l < / C u s t o m e r N o L b l > + 
+         < D a t a R e t r i e v e d L b l > D a t a R e t r i e v e d L b l < / D a t a R e t r i e v e d L b l > + 
+         < D e s c r i p t i o n _ I t e m C a p t i o n > D e s c r i p t i o n _ I t e m C a p t i o n < / D e s c r i p t i o n _ I t e m C a p t i o n > + 
+         < D i s c o u n t A m t > D i s c o u n t A m t < / D i s c o u n t A m t > + 
+         < D i s c o u n t A m t L b l > D i s c o u n t A m t L b l < / D i s c o u n t A m t L b l > + 
+         < D o c u m e n t a t i o n L b l > D o c u m e n t a t i o n L b l < / D o c u m e n t a t i o n L b l > + 
+         < E n v i r o n m e n t L b l > E n v i r o n m e n t L b l < / E n v i r o n m e n t L b l > + 
+         < I n v C u s t o m e r S a l e s A n a l y s i s L b l > I n v C u s t o m e r S a l e s A n a l y s i s L b l < / I n v C u s t o m e r S a l e s A n a l y s i s L b l > + 
+         < I n v C u s t o m e r S a l e s P r i n t L b l > I n v C u s t o m e r S a l e s P r i n t L b l < / I n v C u s t o m e r S a l e s P r i n t L b l > + 
+         < I n v e n t o r y C u s t o m e r S a l e s L b l > I n v e n t o r y C u s t o m e r S a l e s L b l < / I n v e n t o r y C u s t o m e r S a l e s L b l > + 
+         < I n v o i c e d Q t y > I n v o i c e d Q t y < / I n v o i c e d Q t y > + 
+         < I n v Q t y L b l > I n v Q t y L b l < / I n v Q t y L b l > + 
+         < N a m e > N a m e < / N a m e > + 
+         < N o _ I t e m C a p t i o n > N o _ I t e m C a p t i o n < / N o _ I t e m C a p t i o n > + 
+         < P a g e > P a g e < / P a g e > + 
+         < P e r i o d L b l > P e r i o d L b l < / P e r i o d L b l > + 
+         < P r o f i t > P r o f i t < / P r o f i t > + 
+         < P r o f i t _ I t e m L e d g E n t r y C a p t i o n > P r o f i t _ I t e m L e d g E n t r y C a p t i o n < / P r o f i t _ I t e m L e d g E n t r y C a p t i o n > + 
+         < P r o f i t L b l > P r o f i t L b l < / P r o f i t L b l > + 
+         < P r o f i t P c t > P r o f i t P c t < / P r o f i t P c t > + 
+         < P r o f i t P c t L b l > P r o f i t P c t L b l < / P r o f i t P c t L b l > + 
+         < R e p o r t N a m e L b l > R e p o r t N a m e L b l < / R e p o r t N a m e L b l > + 
+         < R e p o r t T i t l e > R e p o r t T i t l e < / R e p o r t T i t l e > + 
+         < R u n O n L b l > R u n O n L b l < / R u n O n L b l > + 
+         < S a l e s A m t A c t u a l _ I t e m L e d g E n t r y C a p t i o n > S a l e s A m t A c t u a l _ I t e m L e d g E n t r y C a p t i o n < / S a l e s A m t A c t u a l _ I t e m L e d g E n t r y C a p t i o n > + 
+         < S o u r c e N o _ I t e m L e d g E n t r y C a p t i o n > S o u r c e N o _ I t e m L e d g E n t r y C a p t i o n < / S o u r c e N o _ I t e m L e d g E n t r y C a p t i o n > + 
+         < T o t a l > T o t a l < / T o t a l > + 
+         < U s e r L b l > U s e r L b l < / U s e r L b l >   
      < / L a b e l s >   
-     < T o o l t i p s / > - 
-     < R e p o r t H e a d e r   E l e m e n t T y p e = " D a t a I t e m "   E l e m e n t I d = " 1 4 9 2 2 2 5 3 1 6 " > - 
-         < C o m p a n y N a m e   E l e m e n t T y p e = " C o l u m n "   E l e m e n t I d = " 1 5 9 5 4 7 7 3 9 5 "   D a t a T y p e = " S t r i n g " > C o m p a n y N a m e < / C o m p a n y N a m e > - 
-         < I t e m F i l t e r   E l e m e n t T y p e = " C o l u m n "   E l e m e n t I d = " 5 9 3 7 9 7 3 7 6 "   D a t a T y p e = " T e x t " > I t e m F i l t e r < / I t e m F i l t e r > - 
-         < I t e m L e d g E n t r y F i l t e r   E l e m e n t T y p e = " C o l u m n "   E l e m e n t I d = " 2 1 1 1 8 9 1 8 5 4 "   D a t a T y p e = " T e x t " > I t e m L e d g E n t r y F i l t e r < / I t e m L e d g E n t r y F i l t e r > - 
-         < P e r i o d T e x t   E l e m e n t T y p e = " C o l u m n "   E l e m e n t I d = " 1 6 2 7 7 5 1 2 5 9 "   D a t a T y p e = " T e x t " > P e r i o d T e x t < / P e r i o d T e x t > +     < R e p o r t H e a d e r > + 
+         < C o m p a n y N a m e > C o m p a n y N a m e < / C o m p a n y N a m e > + 
+         < I t e m F i l t e r > I t e m F i l t e r < / I t e m F i l t e r > + 
+         < I t e m L e d g E n t r y F i l t e r > I t e m L e d g E n t r y F i l t e r < / I t e m L e d g E n t r y F i l t e r > + 
+         < P e r i o d T e x t > P e r i o d T e x t < / P e r i o d T e x t >   
      < / R e p o r t H e a d e r >   
-     < I t e m   E l e m e n t T y p e = " D a t a I t e m "   E l e m e n t I d = " 1 1 2 8 8 3 0 2 4 8 " > - 
-         < B a s e U n i t o f M e a s u r e _ I t e m   E l e m e n t T y p e = " C o l u m n "   E l e m e n t I d = " 1 5 8 7 4 1 4 0 5 "   D a t a T y p e = " C o d e " > B a s e U n i t o f M e a s u r e _ I t e m < / B a s e U n i t o f M e a s u r e _ I t e m > - 
-         < D e s c r i p t i o n _ I t e m   E l e m e n t T y p e = " C o l u m n "   E l e m e n t I d = " 1 5 2 9 8 3 2 4 7 3 "   D a t a T y p e = " T e x t " > D e s c r i p t i o n _ I t e m < / D e s c r i p t i o n _ I t e m > - 
-         < N o _ I t e m   E l e m e n t T y p e = " C o l u m n "   E l e m e n t I d = " 1 5 4 7 7 6 9 6 5 4 "   D a t a T y p e = " C o d e " > N o _ I t e m < / N o _ I t e m > - 
-         < I t e m _ L e d g e r _ E n t r y   E l e m e n t T y p e = " D a t a I t e m "   E l e m e n t I d = " 1 9 4 1 8 1 0 5 4 5 " > - 
-             < I n t e g e r   E l e m e n t T y p e = " D a t a I t e m "   E l e m e n t I d = " 1 7 3 5 6 9 8 6 1 9 " > - 
-                 < C u s t N a m e   E l e m e n t T y p e = " C o l u m n "   E l e m e n t I d = " 9 5 6 5 5 0 1 8 1 "   D a t a T y p e = " T e x t " > C u s t N a m e < / C u s t N a m e > - 
-                 < D i s c o u n t A m o u n t   E l e m e n t T y p e = " C o l u m n "   E l e m e n t I d = " 1 2 7 0 4 5 4 2 6 8 "   D a t a T y p e = " D e c i m a l " > D i s c o u n t A m o u n t < / D i s c o u n t A m o u n t > - 
-                 < I n v Q t y _ I t e m L e d g E n t r y   E l e m e n t T y p e = " C o l u m n "   E l e m e n t I d = " 1 9 5 2 9 0 2 1 8 0 "   D a t a T y p e = " D e c i m a l " > I n v Q t y _ I t e m L e d g E n t r y < / I n v Q t y _ I t e m L e d g E n t r y > - 
-                 < P r o f i t _ I t e m L e d g E n t r y   E l e m e n t T y p e = " C o l u m n "   E l e m e n t I d = " 1 4 2 9 9 8 7 8 1 5 "   D a t a T y p e = " D e c i m a l " > P r o f i t _ I t e m L e d g E n t r y < / P r o f i t _ I t e m L e d g E n t r y > - 
-                 < P r o f i t P c t _ I t e m L e d g E n t r y   E l e m e n t T y p e = " C o l u m n "   E l e m e n t I d = " 3 5 6 3 7 5 8 8 0 "   D a t a T y p e = " D e c i m a l " > P r o f i t P c t _ I t e m L e d g E n t r y < / P r o f i t P c t _ I t e m L e d g E n t r y > - 
-                 < S a l e s A m t A c t u a l _ I t e m L e d g E n t r y   E l e m e n t T y p e = " C o l u m n "   E l e m e n t I d = " 1 1 6 4 8 4 3 8 7 9 "   D a t a T y p e = " D e c i m a l " > S a l e s A m t A c t u a l _ I t e m L e d g E n t r y < / S a l e s A m t A c t u a l _ I t e m L e d g E n t r y > - 
-                 < S o u r c e N o _ I t e m L e d g E n t r y   E l e m e n t T y p e = " C o l u m n "   E l e m e n t I d = " 7 6 5 2 9 7 8 6 7 "   D a t a T y p e = " C o d e " > S o u r c e N o _ I t e m L e d g E n t r y < / S o u r c e N o _ I t e m L e d g E n t r y > +     < I t e m > + 
+         < B a s e U n i t o f M e a s u r e _ I t e m > B a s e U n i t o f M e a s u r e _ I t e m < / B a s e U n i t o f M e a s u r e _ I t e m > + 
+         < D e s c r i p t i o n _ I t e m > D e s c r i p t i o n _ I t e m < / D e s c r i p t i o n _ I t e m > + 
+         < N o _ I t e m > N o _ I t e m < / N o _ I t e m > + 
+         < I t e m _ L e d g e r _ E n t r y > + 
+             < I n t e g e r > + 
+                 < C u s t N a m e > C u s t N a m e < / C u s t N a m e > + 
+                 < D i s c o u n t A m o u n t > D i s c o u n t A m o u n t < / D i s c o u n t A m o u n t > + 
+                 < I n v Q t y _ I t e m L e d g E n t r y > I n v Q t y _ I t e m L e d g E n t r y < / I n v Q t y _ I t e m L e d g E n t r y > + 
+                 < P r o f i t _ I t e m L e d g E n t r y > P r o f i t _ I t e m L e d g E n t r y < / P r o f i t _ I t e m L e d g E n t r y > + 
+                 < P r o f i t P c t _ I t e m L e d g E n t r y > P r o f i t P c t _ I t e m L e d g E n t r y < / P r o f i t P c t _ I t e m L e d g E n t r y > + 
+                 < S a l e s A m t A c t u a l _ I t e m L e d g E n t r y > S a l e s A m t A c t u a l _ I t e m L e d g E n t r y < / S a l e s A m t A c t u a l _ I t e m L e d g E n t r y > + 
+                 < S o u r c e N o _ I t e m L e d g E n t r y > S o u r c e N o _ I t e m L e d g E n t r y < / S o u r c e N o _ I t e m L e d g E n t r y >   
              < / I n t e g e r >   
          < / I t e m _ L e d g e r _ E n t r y >   
-         < S u b T o t a l s   E l e m e n t T y p e = " D a t a I t e m "   E l e m e n t I d = " 3 1 2 0 6 2 4 2 4 " > - 
-             < S u b T o t a l s _ D e s c r i p t i o n   E l e m e n t T y p e = " C o l u m n "   E l e m e n t I d = " 7 0 6 2 7 4 0 4 9 "   D a t a T y p e = " T e x t " > S u b T o t a l s _ D e s c r i p t i o n < / S u b T o t a l s _ D e s c r i p t i o n > - 
-             < S u b T o t a l s _ D i s c o u n t A m o u n t   E l e m e n t T y p e = " C o l u m n "   E l e m e n t I d = " 9 5 9 9 4 9 7 5 4 "   D a t a T y p e = " D e c i m a l " > S u b T o t a l s _ D i s c o u n t A m o u n t < / S u b T o t a l s _ D i s c o u n t A m o u n t > - 
-             < S u b T o t a l s _ I n v Q t y   E l e m e n t T y p e = " C o l u m n "   E l e m e n t I d = " 1 9 5 3 9 7 9 7 1 4 "   D a t a T y p e = " D e c i m a l " > S u b T o t a l s _ I n v Q t y < / S u b T o t a l s _ I n v Q t y > - 
-             < S u b T o t a l s _ P r o f i t   E l e m e n t T y p e = " C o l u m n "   E l e m e n t I d = " 1 6 6 1 9 3 7 2 2 3 "   D a t a T y p e = " D e c i m a l " > S u b T o t a l s _ P r o f i t < / S u b T o t a l s _ P r o f i t > - 
-             < S u b T o t a l s _ P r o f i t P c t   E l e m e n t T y p e = " C o l u m n "   E l e m e n t I d = " 1 4 6 8 4 5 9 8 1 4 "   D a t a T y p e = " D e c i m a l " > S u b T o t a l s _ P r o f i t P c t < / S u b T o t a l s _ P r o f i t P c t > - 
-             < S u b T o t a l s _ S a l e s A m t A c t u a l   E l e m e n t T y p e = " C o l u m n "   E l e m e n t I d = " 1 4 5 4 9 7 6 4 8 9 "   D a t a T y p e = " D e c i m a l " > S u b T o t a l s _ S a l e s A m t A c t u a l < / S u b T o t a l s _ S a l e s A m t A c t u a l > +         < S u b T o t a l s > + 
+             < S u b T o t a l s _ D e s c r i p t i o n > S u b T o t a l s _ D e s c r i p t i o n < / S u b T o t a l s _ D e s c r i p t i o n > + 
+             < S u b T o t a l s _ D i s c o u n t A m o u n t > S u b T o t a l s _ D i s c o u n t A m o u n t < / S u b T o t a l s _ D i s c o u n t A m o u n t > + 
+             < S u b T o t a l s _ I n v Q t y > S u b T o t a l s _ I n v Q t y < / S u b T o t a l s _ I n v Q t y > + 
+             < S u b T o t a l s _ P r o f i t > S u b T o t a l s _ P r o f i t < / S u b T o t a l s _ P r o f i t > + 
+             < S u b T o t a l s _ P r o f i t P c t > S u b T o t a l s _ P r o f i t P c t < / S u b T o t a l s _ P r o f i t P c t > + 
+             < S u b T o t a l s _ S a l e s A m t A c t u a l > S u b T o t a l s _ S a l e s A m t A c t u a l < / S u b T o t a l s _ S a l e s A m t A c t u a l >   
          < / S u b T o t a l s >   
      < / I t e m >   
-     < T o t a l s   E l e m e n t T y p e = " D a t a I t e m "   E l e m e n t I d = " 1 8 2 3 9 5 0 0 4 4 " > - 
-         < T o t a l s _ D i s c o u n t A m o u n t   E l e m e n t T y p e = " C o l u m n "   E l e m e n t I d = " 1 7 7 4 7 6 0 9 4 2 "   D a t a T y p e = " D e c i m a l " > T o t a l s _ D i s c o u n t A m o u n t < / T o t a l s _ D i s c o u n t A m o u n t > - 
-         < T o t a l s _ P r o f i t   E l e m e n t T y p e = " C o l u m n "   E l e m e n t I d = " 6 4 6 2 9 5 2 1 9 "   D a t a T y p e = " D e c i m a l " > T o t a l s _ P r o f i t < / T o t a l s _ P r o f i t > - 
-         < T o t a l s _ P r o f i t P c t   E l e m e n t T y p e = " C o l u m n "   E l e m e n t I d = " 2 2 3 4 7 8 0 9 8 "   D a t a T y p e = " D e c i m a l " > T o t a l s _ P r o f i t P c t < / T o t a l s _ P r o f i t P c t > - 
-         < T o t a l s _ S a l e s A m t A c t u a l   E l e m e n t T y p e = " C o l u m n "   E l e m e n t I d = " 1 9 0 5 8 4 7 9 3 9 "   D a t a T y p e = " D e c i m a l " > T o t a l s _ S a l e s A m t A c t u a l < / T o t a l s _ S a l e s A m t A c t u a l > +     < T o t a l s > + 
+         < T o t a l s _ D i s c o u n t A m o u n t > T o t a l s _ D i s c o u n t A m o u n t < / T o t a l s _ D i s c o u n t A m o u n t > + 
+         < T o t a l s _ P r o f i t > T o t a l s _ P r o f i t < / T o t a l s _ P r o f i t > + 
+         < T o t a l s _ P r o f i t P c t > T o t a l s _ P r o f i t P c t < / T o t a l s _ P r o f i t P c t > + 
+         < T o t a l s _ S a l e s A m t A c t u a l > T o t a l s _ S a l e s A m t A c t u a l < / T o t a l s _ S a l e s A m t A c t u a l >   
      < / T o t a l s >   
  < / N a v W o r d R e p o r t X m l P a r t > 
 </file>
 
-<file path=customXml/item2.xml>��< ? x m l   v e r s i o n = " 1 . 0 "   e n c o d i n g = " u t f - 1 6 " ? > < N a v W o r d R e p o r t X m l P a r t   x m l n s = " u r n : m i c r o s o f t - d y n a m i c s - n a v / r e p o r t s / I n v e n t o r y _ C u s t o m e r _ S a l e s / 7 1 3 / " > +<file path=customXml/item2.xml>��< ? x m l   v e r s i o n = " 1 . 0 "   e n c o d i n g = " u t f - 1 6 " ? > < N a v W o r d R e p o r t X m l P a r t   x m l n s = " u r n : m i c r o s o f t - d y n a m i c s - b u s i n e s s c e n t r a l / i n t e r n a l / e x t e n d e d / r e p o r t s / I n v e n t o r y _ C u s t o m e r _ S a l e s / 7 1 3 / " >   
      < B C R e p o r t I n f o r m a t i o n >   
@@ -3440,147 +3351,149 @@
  
      < L a b e l s >   
-         < A b o u t T h e R e p o r t L b l > A b o u t T h e R e p o r t L b l < / A b o u t T h e R e p o r t L b l > - 
-         < A m o u n t > A m o u n t < / A m o u n t > - 
-         < A m o u n t L b l > A m o u n t L b l < / A m o u n t L b l > - 
-         < B a s e U n i t o f M e a s u r e _ I t e m C a p t i o n > B a s e U n i t o f M e a s u r e _ I t e m C a p t i o n < / B a s e U n i t o f M e a s u r e _ I t e m C a p t i o n > - 
-         < C o m p a n y L b l > C o m p a n y L b l < / C o m p a n y L b l > - 
-         < C u s t N a m e L b l > C u s t N a m e L b l < / C u s t N a m e L b l > - 
-         < C u s t o m e r N o > C u s t o m e r N o < / C u s t o m e r N o > - 
-         < C u s t o m e r N o L b l > C u s t o m e r N o L b l < / C u s t o m e r N o L b l > - 
-         < D a t a R e t r i e v e d L b l > D a t a R e t r i e v e d L b l < / D a t a R e t r i e v e d L b l > - 
-         < D e s c r i p t i o n _ I t e m C a p t i o n > D e s c r i p t i o n _ I t e m C a p t i o n < / D e s c r i p t i o n _ I t e m C a p t i o n > - 
-         < D i s c o u n t A m t > D i s c o u n t A m t < / D i s c o u n t A m t > - 
-         < D i s c o u n t A m t L b l > D i s c o u n t A m t L b l < / D i s c o u n t A m t L b l > - 
-         < D o c u m e n t a t i o n L b l > D o c u m e n t a t i o n L b l < / D o c u m e n t a t i o n L b l > - 
-         < E n v i r o n m e n t L b l > E n v i r o n m e n t L b l < / E n v i r o n m e n t L b l > - 
-         < I n v C u s t o m e r S a l e s A n a l y s i s L b l > I n v C u s t o m e r S a l e s A n a l y s i s L b l < / I n v C u s t o m e r S a l e s A n a l y s i s L b l > - 
-         < I n v C u s t o m e r S a l e s P r i n t L b l > I n v C u s t o m e r S a l e s P r i n t L b l < / I n v C u s t o m e r S a l e s P r i n t L b l > - 
-         < I n v e n t o r y C u s t o m e r S a l e s L b l > I n v e n t o r y C u s t o m e r S a l e s L b l < / I n v e n t o r y C u s t o m e r S a l e s L b l > - 
-         < I n v o i c e d Q t y > I n v o i c e d Q t y < / I n v o i c e d Q t y > - 
-         < I n v Q t y L b l > I n v Q t y L b l < / I n v Q t y L b l > - 
-         < N a m e > N a m e < / N a m e > - 
-         < N o _ I t e m C a p t i o n > N o _ I t e m C a p t i o n < / N o _ I t e m C a p t i o n > - 
-         < P a g e > P a g e < / P a g e > - 
-         < P e r i o d L b l > P e r i o d L b l < / P e r i o d L b l > - 
-         < P r o f i t > P r o f i t < / P r o f i t > - 
-         < P r o f i t _ I t e m L e d g E n t r y C a p t i o n > P r o f i t _ I t e m L e d g E n t r y C a p t i o n < / P r o f i t _ I t e m L e d g E n t r y C a p t i o n > - 
-         < P r o f i t L b l > P r o f i t L b l < / P r o f i t L b l > - 
-         < P r o f i t P c t > P r o f i t P c t < / P r o f i t P c t > - 
-         < P r o f i t P c t L b l > P r o f i t P c t L b l < / P r o f i t P c t L b l > - 
-         < R e p o r t N a m e L b l > R e p o r t N a m e L b l < / R e p o r t N a m e L b l > - 
-         < R e p o r t T i t l e > R e p o r t T i t l e < / R e p o r t T i t l e > - 
-         < R u n O n L b l > R u n O n L b l < / R u n O n L b l > - 
-         < S a l e s A m t A c t u a l _ I t e m L e d g E n t r y C a p t i o n > S a l e s A m t A c t u a l _ I t e m L e d g E n t r y C a p t i o n < / S a l e s A m t A c t u a l _ I t e m L e d g E n t r y C a p t i o n > - 
-         < S o u r c e N o _ I t e m L e d g E n t r y C a p t i o n > S o u r c e N o _ I t e m L e d g E n t r y C a p t i o n < / S o u r c e N o _ I t e m L e d g E n t r y C a p t i o n > - 
-         < T o t a l > T o t a l < / T o t a l > - 
-         < U s e r L b l > U s e r L b l < / U s e r L b l > +         < A b o u t T h e R e p o r t L b l   E l e m e n t T y p e = " P a r a m e t e r "   E l e m e n t I d = " 2 0 0 7 3 2 1 8 4 5 "   D a t a T y p e = " S t r i n g " > A b o u t T h e R e p o r t L b l < / A b o u t T h e R e p o r t L b l > + 
+         < A m o u n t   E l e m e n t T y p e = " P a r a m e t e r "   E l e m e n t I d = " 1 5 1 1 0 9 1 2 7 1 "   D a t a T y p e = " S t r i n g " > A m o u n t < / A m o u n t > + 
+         < A m o u n t L b l   E l e m e n t T y p e = " P a r a m e t e r "   E l e m e n t I d = " 9 0 1 6 2 1 0 3 7 "   D a t a T y p e = " S t r i n g " > A m o u n t L b l < / A m o u n t L b l > + 
+         < B a s e U n i t o f M e a s u r e _ I t e m C a p t i o n   E l e m e n t T y p e = " P a r a m e t e r "   E l e m e n t I d = " 1 5 8 7 4 1 4 0 5 "   D a t a T y p e = " S t r i n g " > B a s e U n i t o f M e a s u r e _ I t e m C a p t i o n < / B a s e U n i t o f M e a s u r e _ I t e m C a p t i o n > + 
+         < C o m p a n y L b l   E l e m e n t T y p e = " P a r a m e t e r "   E l e m e n t I d = " 7 6 3 5 6 2 8 8 8 "   D a t a T y p e = " S t r i n g " > C o m p a n y L b l < / C o m p a n y L b l > + 
+         < C u s t N a m e L b l   E l e m e n t T y p e = " P a r a m e t e r "   E l e m e n t I d = " 8 5 5 4 8 4 7 0 3 "   D a t a T y p e = " S t r i n g " > C u s t N a m e L b l < / C u s t N a m e L b l > + 
+         < C u s t o m e r N o   E l e m e n t T y p e = " P a r a m e t e r "   E l e m e n t I d = " 1 5 4 2 0 5 1 5 6 0 "   D a t a T y p e = " S t r i n g " > C u s t o m e r N o < / C u s t o m e r N o > + 
+         < C u s t o m e r N o L b l   E l e m e n t T y p e = " P a r a m e t e r "   E l e m e n t I d = " 7 5 1 2 0 1 9 3 0 "   D a t a T y p e = " S t r i n g " > C u s t o m e r N o L b l < / C u s t o m e r N o L b l > + 
+         < D a t a R e t r i e v e d L b l   E l e m e n t T y p e = " P a r a m e t e r "   E l e m e n t I d = " 1 0 9 1 6 8 3 3 6 5 "   D a t a T y p e = " S t r i n g " > D a t a R e t r i e v e d L b l < / D a t a R e t r i e v e d L b l > + 
+         < D e s c r i p t i o n _ I t e m C a p t i o n   E l e m e n t T y p e = " P a r a m e t e r "   E l e m e n t I d = " 1 5 2 9 8 3 2 4 7 3 "   D a t a T y p e = " S t r i n g " > D e s c r i p t i o n _ I t e m C a p t i o n < / D e s c r i p t i o n _ I t e m C a p t i o n > + 
+         < D i s c o u n t A m t   E l e m e n t T y p e = " P a r a m e t e r "   E l e m e n t I d = " 1 9 7 9 7 7 4 3 8 4 "   D a t a T y p e = " S t r i n g " > D i s c o u n t A m t < / D i s c o u n t A m t > + 
+         < D i s c o u n t A m t L b l   E l e m e n t T y p e = " P a r a m e t e r "   E l e m e n t I d = " 4 5 5 0 6 0 0 2 "   D a t a T y p e = " S t r i n g " > D i s c o u n t A m t L b l < / D i s c o u n t A m t L b l > + 
+         < D o c u m e n t a t i o n L b l   E l e m e n t T y p e = " P a r a m e t e r "   E l e m e n t I d = " 1 0 5 1 7 2 3 1 7 3 "   D a t a T y p e = " S t r i n g " > D o c u m e n t a t i o n L b l < / D o c u m e n t a t i o n L b l > + 
+         < E n v i r o n m e n t L b l   E l e m e n t T y p e = " P a r a m e t e r "   E l e m e n t I d = " 2 0 1 5 9 0 6 0 7 0 "   D a t a T y p e = " S t r i n g " > E n v i r o n m e n t L b l < / E n v i r o n m e n t L b l > + 
+         < I n v C u s t o m e r S a l e s A n a l y s i s L b l   E l e m e n t T y p e = " P a r a m e t e r "   E l e m e n t I d = " 1 5 6 4 8 2 0 0 5 6 "   D a t a T y p e = " S t r i n g " > I n v C u s t o m e r S a l e s A n a l y s i s L b l < / I n v C u s t o m e r S a l e s A n a l y s i s L b l > + 
+         < I n v C u s t o m e r S a l e s P r i n t L b l   E l e m e n t T y p e = " P a r a m e t e r "   E l e m e n t I d = " 1 7 5 2 4 7 2 8 5 3 "   D a t a T y p e = " S t r i n g " > I n v C u s t o m e r S a l e s P r i n t L b l < / I n v C u s t o m e r S a l e s P r i n t L b l > + 
+         < I n v e n t o r y C u s t o m e r S a l e s L b l   E l e m e n t T y p e = " P a r a m e t e r "   E l e m e n t I d = " 1 5 3 8 4 2 5 4 7 3 "   D a t a T y p e = " S t r i n g " > I n v e n t o r y C u s t o m e r S a l e s L b l < / I n v e n t o r y C u s t o m e r S a l e s L b l > + 
+         < I n v o i c e d Q t y   E l e m e n t T y p e = " P a r a m e t e r "   E l e m e n t I d = " 1 9 1 9 1 7 8 6 1 2 "   D a t a T y p e = " S t r i n g " > I n v o i c e d Q t y < / I n v o i c e d Q t y > + 
+         < I n v Q t y L b l   E l e m e n t T y p e = " P a r a m e t e r "   E l e m e n t I d = " 1 0 1 7 9 6 3 1 9 0 "   D a t a T y p e = " S t r i n g " > I n v Q t y L b l < / I n v Q t y L b l > + 
+         < N a m e   E l e m e n t T y p e = " P a r a m e t e r "   E l e m e n t I d = " 8 1 4 0 6 8 7 0 6 "   D a t a T y p e = " S t r i n g " > N a m e < / N a m e > + 
+         < N o _ I t e m C a p t i o n   E l e m e n t T y p e = " P a r a m e t e r "   E l e m e n t I d = " 1 5 4 7 7 6 9 6 5 4 "   D a t a T y p e = " S t r i n g " > N o _ I t e m C a p t i o n < / N o _ I t e m C a p t i o n > + 
+         < P a g e   E l e m e n t T y p e = " P a r a m e t e r "   E l e m e n t I d = " 1 7 0 8 5 7 3 7 5 4 "   D a t a T y p e = " S t r i n g " > P a g e < / P a g e > + 
+         < P e r i o d L b l   E l e m e n t T y p e = " P a r a m e t e r "   E l e m e n t I d = " 1 2 5 2 9 1 7 0 8 6 "   D a t a T y p e = " S t r i n g " > P e r i o d L b l < / P e r i o d L b l > + 
+         < P r o f i t   E l e m e n t T y p e = " P a r a m e t e r "   E l e m e n t I d = " 1 3 5 1 8 3 1 1 4 9 "   D a t a T y p e = " S t r i n g " > P r o f i t < / P r o f i t > + 
+         < P r o f i t _ I t e m L e d g E n t r y C a p t i o n   E l e m e n t T y p e = " P a r a m e t e r "   E l e m e n t I d = " 1 4 2 9 9 8 7 8 1 5 "   D a t a T y p e = " S t r i n g " > P r o f i t _ I t e m L e d g E n t r y C a p t i o n < / P r o f i t _ I t e m L e d g E n t r y C a p t i o n > + 
+         < P r o f i t L b l   E l e m e n t T y p e = " P a r a m e t e r "   E l e m e n t I d = " 6 1 6 4 1 9 1 1 1 "   D a t a T y p e = " S t r i n g " > P r o f i t L b l < / P r o f i t L b l > + 
+         < P r o f i t P c t   E l e m e n t T y p e = " P a r a m e t e r "   E l e m e n t I d = " 2 6 0 9 8 9 4 2 8 "   D a t a T y p e = " S t r i n g " > P r o f i t P c t < / P r o f i t P c t > + 
+         < P r o f i t P c t L b l   E l e m e n t T y p e = " P a r a m e t e r "   E l e m e n t I d = " 7 2 8 9 6 4 5 5 8 "   D a t a T y p e = " S t r i n g " > P r o f i t P c t L b l < / P r o f i t P c t L b l > + 
+         < R e p o r t N a m e L b l   E l e m e n t T y p e = " P a r a m e t e r "   E l e m e n t I d = " 1 5 2 9 7 0 2 3 5 4 "   D a t a T y p e = " S t r i n g " > R e p o r t N a m e L b l < / R e p o r t N a m e L b l > + 
+         < R e p o r t T i t l e   E l e m e n t T y p e = " P a r a m e t e r "   E l e m e n t I d = " 1 4 7 9 0 2 5 3 9 "   D a t a T y p e = " S t r i n g " > R e p o r t T i t l e < / R e p o r t T i t l e > + 
+         < R u n O n L b l   E l e m e n t T y p e = " P a r a m e t e r "   E l e m e n t I d = " 1 6 8 8 7 9 5 3 1 3 "   D a t a T y p e = " S t r i n g " > R u n O n L b l < / R u n O n L b l > + 
+         < S a l e s A m t A c t u a l _ I t e m L e d g E n t r y C a p t i o n   E l e m e n t T y p e = " P a r a m e t e r "   E l e m e n t I d = " 1 1 6 4 8 4 3 8 7 9 "   D a t a T y p e = " S t r i n g " > S a l e s A m t A c t u a l _ I t e m L e d g E n t r y C a p t i o n < / S a l e s A m t A c t u a l _ I t e m L e d g E n t r y C a p t i o n > + 
+         < S o u r c e N o _ I t e m L e d g E n t r y C a p t i o n   E l e m e n t T y p e = " P a r a m e t e r "   E l e m e n t I d = " 7 6 5 2 9 7 8 6 7 "   D a t a T y p e = " S t r i n g " > S o u r c e N o _ I t e m L e d g E n t r y C a p t i o n < / S o u r c e N o _ I t e m L e d g E n t r y C a p t i o n > + 
+         < T o t a l   E l e m e n t T y p e = " P a r a m e t e r "   E l e m e n t I d = " 1 9 0 2 0 5 6 9 4 5 "   D a t a T y p e = " S t r i n g " > T o t a l < / T o t a l > + 
+         < U s e r L b l   E l e m e n t T y p e = " P a r a m e t e r "   E l e m e n t I d = " 1 4 8 0 8 1 6 0 6 2 "   D a t a T y p e = " S t r i n g " > U s e r L b l < / U s e r L b l >   
      < / L a b e l s >   
-     < R e p o r t H e a d e r > - 
-         < C o m p a n y N a m e > C o m p a n y N a m e < / C o m p a n y N a m e > - 
-         < I t e m F i l t e r > I t e m F i l t e r < / I t e m F i l t e r > - 
-         < I t e m L e d g E n t r y F i l t e r > I t e m L e d g E n t r y F i l t e r < / I t e m L e d g E n t r y F i l t e r > - 
-         < P e r i o d T e x t > P e r i o d T e x t < / P e r i o d T e x t > +     < T o o l t i p s / > + 
+     < R e p o r t H e a d e r   E l e m e n t T y p e = " D a t a I t e m "   E l e m e n t I d = " 1 4 9 2 2 2 5 3 1 6 " > + 
+         < C o m p a n y N a m e   E l e m e n t T y p e = " C o l u m n "   E l e m e n t I d = " 1 5 9 5 4 7 7 3 9 5 "   D a t a T y p e = " S t r i n g " > C o m p a n y N a m e < / C o m p a n y N a m e > + 
+         < I t e m F i l t e r   E l e m e n t T y p e = " C o l u m n "   E l e m e n t I d = " 5 9 3 7 9 7 3 7 6 "   D a t a T y p e = " T e x t " > I t e m F i l t e r < / I t e m F i l t e r > + 
+         < I t e m L e d g E n t r y F i l t e r   E l e m e n t T y p e = " C o l u m n "   E l e m e n t I d = " 2 1 1 1 8 9 1 8 5 4 "   D a t a T y p e = " T e x t " > I t e m L e d g E n t r y F i l t e r < / I t e m L e d g E n t r y F i l t e r > + 
+         < P e r i o d T e x t   E l e m e n t T y p e = " C o l u m n "   E l e m e n t I d = " 1 6 2 7 7 5 1 2 5 9 "   D a t a T y p e = " T e x t " > P e r i o d T e x t < / P e r i o d T e x t >   
      < / R e p o r t H e a d e r >   
-     < I t e m > - 
-         < B a s e U n i t o f M e a s u r e _ I t e m > B a s e U n i t o f M e a s u r e _ I t e m < / B a s e U n i t o f M e a s u r e _ I t e m > - 
-         < D e s c r i p t i o n _ I t e m > D e s c r i p t i o n _ I t e m < / D e s c r i p t i o n _ I t e m > - 
-         < N o _ I t e m > N o _ I t e m < / N o _ I t e m > - 
-         < I t e m _ L e d g e r _ E n t r y > - 
-             < I n t e g e r > - 
-                 < C u s t N a m e > C u s t N a m e < / C u s t N a m e > - 
-                 < D i s c o u n t A m o u n t > D i s c o u n t A m o u n t < / D i s c o u n t A m o u n t > - 
-                 < I n v Q t y _ I t e m L e d g E n t r y > I n v Q t y _ I t e m L e d g E n t r y < / I n v Q t y _ I t e m L e d g E n t r y > - 
-                 < P r o f i t _ I t e m L e d g E n t r y > P r o f i t _ I t e m L e d g E n t r y < / P r o f i t _ I t e m L e d g E n t r y > - 
-                 < P r o f i t P c t _ I t e m L e d g E n t r y > P r o f i t P c t _ I t e m L e d g E n t r y < / P r o f i t P c t _ I t e m L e d g E n t r y > - 
-                 < S a l e s A m t A c t u a l _ I t e m L e d g E n t r y > S a l e s A m t A c t u a l _ I t e m L e d g E n t r y < / S a l e s A m t A c t u a l _ I t e m L e d g E n t r y > - 
-                 < S o u r c e N o _ I t e m L e d g E n t r y > S o u r c e N o _ I t e m L e d g E n t r y < / S o u r c e N o _ I t e m L e d g E n t r y > +     < I t e m   E l e m e n t T y p e = " D a t a I t e m "   E l e m e n t I d = " 1 1 2 8 8 3 0 2 4 8 " > + 
+         < B a s e U n i t o f M e a s u r e _ I t e m   E l e m e n t T y p e = " C o l u m n "   E l e m e n t I d = " 1 5 8 7 4 1 4 0 5 "   D a t a T y p e = " C o d e " > B a s e U n i t o f M e a s u r e _ I t e m < / B a s e U n i t o f M e a s u r e _ I t e m > + 
+         < D e s c r i p t i o n _ I t e m   E l e m e n t T y p e = " C o l u m n "   E l e m e n t I d = " 1 5 2 9 8 3 2 4 7 3 "   D a t a T y p e = " T e x t " > D e s c r i p t i o n _ I t e m < / D e s c r i p t i o n _ I t e m > + 
+         < N o _ I t e m   E l e m e n t T y p e = " C o l u m n "   E l e m e n t I d = " 1 5 4 7 7 6 9 6 5 4 "   D a t a T y p e = " C o d e " > N o _ I t e m < / N o _ I t e m > + 
+         < I t e m _ L e d g e r _ E n t r y   E l e m e n t T y p e = " D a t a I t e m "   E l e m e n t I d = " 1 9 4 1 8 1 0 5 4 5 " > + 
+             < I n t e g e r   E l e m e n t T y p e = " D a t a I t e m "   E l e m e n t I d = " 1 7 3 5 6 9 8 6 1 9 " > + 
+                 < C u s t N a m e   E l e m e n t T y p e = " C o l u m n "   E l e m e n t I d = " 9 5 6 5 5 0 1 8 1 "   D a t a T y p e = " T e x t " > C u s t N a m e < / C u s t N a m e > + 
+                 < D i s c o u n t A m o u n t   E l e m e n t T y p e = " C o l u m n "   E l e m e n t I d = " 1 2 7 0 4 5 4 2 6 8 "   D a t a T y p e = " D e c i m a l " > D i s c o u n t A m o u n t < / D i s c o u n t A m o u n t > + 
+                 < I n v Q t y _ I t e m L e d g E n t r y   E l e m e n t T y p e = " C o l u m n "   E l e m e n t I d = " 1 9 5 2 9 0 2 1 8 0 "   D a t a T y p e = " D e c i m a l " > I n v Q t y _ I t e m L e d g E n t r y < / I n v Q t y _ I t e m L e d g E n t r y > + 
+                 < P r o f i t _ I t e m L e d g E n t r y   E l e m e n t T y p e = " C o l u m n "   E l e m e n t I d = " 1 4 2 9 9 8 7 8 1 5 "   D a t a T y p e = " D e c i m a l " > P r o f i t _ I t e m L e d g E n t r y < / P r o f i t _ I t e m L e d g E n t r y > + 
+                 < P r o f i t P c t _ I t e m L e d g E n t r y   E l e m e n t T y p e = " C o l u m n "   E l e m e n t I d = " 3 5 6 3 7 5 8 8 0 "   D a t a T y p e = " D e c i m a l " > P r o f i t P c t _ I t e m L e d g E n t r y < / P r o f i t P c t _ I t e m L e d g E n t r y > + 
+                 < S a l e s A m t A c t u a l _ I t e m L e d g E n t r y   E l e m e n t T y p e = " C o l u m n "   E l e m e n t I d = " 1 1 6 4 8 4 3 8 7 9 "   D a t a T y p e = " D e c i m a l " > S a l e s A m t A c t u a l _ I t e m L e d g E n t r y < / S a l e s A m t A c t u a l _ I t e m L e d g E n t r y > + 
+                 < S o u r c e N o _ I t e m L e d g E n t r y   E l e m e n t T y p e = " C o l u m n "   E l e m e n t I d = " 7 6 5 2 9 7 8 6 7 "   D a t a T y p e = " C o d e " > S o u r c e N o _ I t e m L e d g E n t r y < / S o u r c e N o _ I t e m L e d g E n t r y >   
              < / I n t e g e r >   
          < / I t e m _ L e d g e r _ E n t r y >   
-         < S u b T o t a l s > - 
-             < S u b T o t a l s _ D e s c r i p t i o n > S u b T o t a l s _ D e s c r i p t i o n < / S u b T o t a l s _ D e s c r i p t i o n > - 
-             < S u b T o t a l s _ D i s c o u n t A m o u n t > S u b T o t a l s _ D i s c o u n t A m o u n t < / S u b T o t a l s _ D i s c o u n t A m o u n t > - 
-             < S u b T o t a l s _ I n v Q t y > S u b T o t a l s _ I n v Q t y < / S u b T o t a l s _ I n v Q t y > - 
-             < S u b T o t a l s _ P r o f i t > S u b T o t a l s _ P r o f i t < / S u b T o t a l s _ P r o f i t > - 
-             < S u b T o t a l s _ P r o f i t P c t > S u b T o t a l s _ P r o f i t P c t < / S u b T o t a l s _ P r o f i t P c t > - 
-             < S u b T o t a l s _ S a l e s A m t A c t u a l > S u b T o t a l s _ S a l e s A m t A c t u a l < / S u b T o t a l s _ S a l e s A m t A c t u a l > +         < S u b T o t a l s   E l e m e n t T y p e = " D a t a I t e m "   E l e m e n t I d = " 3 1 2 0 6 2 4 2 4 " > + 
+             < S u b T o t a l s _ D e s c r i p t i o n   E l e m e n t T y p e = " C o l u m n "   E l e m e n t I d = " 7 0 6 2 7 4 0 4 9 "   D a t a T y p e = " T e x t " > S u b T o t a l s _ D e s c r i p t i o n < / S u b T o t a l s _ D e s c r i p t i o n > + 
+             < S u b T o t a l s _ D i s c o u n t A m o u n t   E l e m e n t T y p e = " C o l u m n "   E l e m e n t I d = " 9 5 9 9 4 9 7 5 4 "   D a t a T y p e = " D e c i m a l " > S u b T o t a l s _ D i s c o u n t A m o u n t < / S u b T o t a l s _ D i s c o u n t A m o u n t > + 
+             < S u b T o t a l s _ I n v Q t y   E l e m e n t T y p e = " C o l u m n "   E l e m e n t I d = " 1 9 5 3 9 7 9 7 1 4 "   D a t a T y p e = " D e c i m a l " > S u b T o t a l s _ I n v Q t y < / S u b T o t a l s _ I n v Q t y > + 
+             < S u b T o t a l s _ P r o f i t   E l e m e n t T y p e = " C o l u m n "   E l e m e n t I d = " 1 6 6 1 9 3 7 2 2 3 "   D a t a T y p e = " D e c i m a l " > S u b T o t a l s _ P r o f i t < / S u b T o t a l s _ P r o f i t > + 
+             < S u b T o t a l s _ P r o f i t P c t   E l e m e n t T y p e = " C o l u m n "   E l e m e n t I d = " 1 4 6 8 4 5 9 8 1 4 "   D a t a T y p e = " D e c i m a l " > S u b T o t a l s _ P r o f i t P c t < / S u b T o t a l s _ P r o f i t P c t > + 
+             < S u b T o t a l s _ S a l e s A m t A c t u a l   E l e m e n t T y p e = " C o l u m n "   E l e m e n t I d = " 1 4 5 4 9 7 6 4 8 9 "   D a t a T y p e = " D e c i m a l " > S u b T o t a l s _ S a l e s A m t A c t u a l < / S u b T o t a l s _ S a l e s A m t A c t u a l >   
          < / S u b T o t a l s >   
      < / I t e m >   
-     < T o t a l s > - 
-         < T o t a l s _ D i s c o u n t A m o u n t > T o t a l s _ D i s c o u n t A m o u n t < / T o t a l s _ D i s c o u n t A m o u n t > - 
-         < T o t a l s _ P r o f i t > T o t a l s _ P r o f i t < / T o t a l s _ P r o f i t > - 
-         < T o t a l s _ P r o f i t P c t > T o t a l s _ P r o f i t P c t < / T o t a l s _ P r o f i t P c t > - 
-         < T o t a l s _ S a l e s A m t A c t u a l > T o t a l s _ S a l e s A m t A c t u a l < / T o t a l s _ S a l e s A m t A c t u a l > +     < T o t a l s   E l e m e n t T y p e = " D a t a I t e m "   E l e m e n t I d = " 1 8 2 3 9 5 0 0 4 4 " > + 
+         < T o t a l s _ D i s c o u n t A m o u n t   E l e m e n t T y p e = " C o l u m n "   E l e m e n t I d = " 1 7 7 4 7 6 0 9 4 2 "   D a t a T y p e = " D e c i m a l " > T o t a l s _ D i s c o u n t A m o u n t < / T o t a l s _ D i s c o u n t A m o u n t > + 
+         < T o t a l s _ P r o f i t   E l e m e n t T y p e = " C o l u m n "   E l e m e n t I d = " 6 4 6 2 9 5 2 1 9 "   D a t a T y p e = " D e c i m a l " > T o t a l s _ P r o f i t < / T o t a l s _ P r o f i t > + 
+         < T o t a l s _ P r o f i t P c t   E l e m e n t T y p e = " C o l u m n "   E l e m e n t I d = " 2 2 3 4 7 8 0 9 8 "   D a t a T y p e = " D e c i m a l " > T o t a l s _ P r o f i t P c t < / T o t a l s _ P r o f i t P c t > + 
+         < T o t a l s _ S a l e s A m t A c t u a l   E l e m e n t T y p e = " C o l u m n "   E l e m e n t I d = " 1 9 0 5 8 4 7 9 3 9 "   D a t a T y p e = " D e c i m a l " > T o t a l s _ S a l e s A m t A c t u a l < / T o t a l s _ S a l e s A m t A c t u a l >   
      < / T o t a l s >   
@@ -3588,17 +3501,17 @@
 </file>
 
 <file path=customXml/itemProps1.xml><?xml version="1.0" encoding="utf-8"?>
-<ds:datastoreItem xmlns:ds="http://schemas.openxmlformats.org/officeDocument/2006/customXml" ds:itemID="{A7CDB4A6-413E-4C8C-8393-803F00FA2081}">
+<ds:datastoreItem xmlns:ds="http://schemas.openxmlformats.org/officeDocument/2006/customXml" ds:itemID="{9FE80CD2-CE10-4EF4-957E-75892F0387BE}">
   <ds:schemaRefs>
-    <ds:schemaRef ds:uri="urn:microsoft-dynamics-businesscentral/internal/extended/reports/Inventory_Customer_Sales/713/"/>
+    <ds:schemaRef ds:uri="urn:microsoft-dynamics-nav/reports/Inventory_Customer_Sales/713/"/>
   </ds:schemaRefs>
 </ds:datastoreItem>
 </file>
 
 <file path=customXml/itemProps2.xml><?xml version="1.0" encoding="utf-8"?>
-<ds:datastoreItem xmlns:ds="http://schemas.openxmlformats.org/officeDocument/2006/customXml" ds:itemID="{9FE80CD2-CE10-4EF4-957E-75892F0387BE}">
+<ds:datastoreItem xmlns:ds="http://schemas.openxmlformats.org/officeDocument/2006/customXml" ds:itemID="{A7CDB4A6-413E-4C8C-8393-803F00FA2081}">
   <ds:schemaRefs>
-    <ds:schemaRef ds:uri="urn:microsoft-dynamics-nav/reports/Inventory_Customer_Sales/713/"/>
+    <ds:schemaRef ds:uri="urn:microsoft-dynamics-businesscentral/internal/extended/reports/Inventory_Customer_Sales/713/"/>
   </ds:schemaRefs>
 </ds:datastoreItem>
 </file>

--- a/src/Layers/W1/BaseApp/Inventory/Reports/InventoryCustomerSalesBody.docx
+++ b/src/Layers/W1/BaseApp/Inventory/Reports/InventoryCustomerSalesBody.docx
@@ -31,12 +31,12 @@
             <w:sdt>
               <w:sdtPr>
                 <w:alias w:val="#Nav: /ReportHeader/ItemFilter"/>
-                <w:tag w:val="#Nav: FS_YSD_InventoryCustomerSales/50019"/>
+                <w:tag w:val="#Nav: Inventory_Customer_Sales/713"/>
                 <w:id w:val="-1090542280"/>
                 <w:placeholder>
                   <w:docPart w:val="9A8100A76D1048CAB6FC6D492C929923"/>
                 </w:placeholder>
-                <w:dataBinding w:prefixMappings="xmlns:ns0='urn:microsoft-dynamics-nav/reports/FS_YSD_InventoryCustomerSales/50019/' " w:xpath="/ns0:NavWordReportXmlPart[1]/ns0:ReportHeader[1]/ns0:ItemFilter[1]" w:storeItemID="{0E62280E-706F-45D7-BEE2-B24E4BE14C14}"/>
+                <w:dataBinding w:prefixMappings="xmlns:ns0='urn:microsoft-dynamics-nav/reports/Inventory_Customer_Sales/713/'" w:xpath="/ns0:NavWordReportXmlPart[1]/ns0:ReportHeader[1]/ns0:ItemFilter[1]" w:storeItemID="{0E62280E-706F-45D7-BEE2-B24E4BE14C14}"/>
                 <w:text/>
               </w:sdtPr>
               <w:sdtContent>
@@ -65,12 +65,12 @@
             <w:sdt>
               <w:sdtPr>
                 <w:alias w:val="#Nav: /ReportHeader/ItemLedgEntryFilter"/>
-                <w:tag w:val="#Nav: FS_YSD_InventoryCustomerSales/50019"/>
+                <w:tag w:val="#Nav: Inventory_Customer_Sales/713"/>
                 <w:id w:val="821245802"/>
                 <w:placeholder>
                   <w:docPart w:val="A068C28382E74556B48A0640A88D4552"/>
                 </w:placeholder>
-                <w:dataBinding w:prefixMappings="xmlns:ns0='urn:microsoft-dynamics-nav/reports/FS_YSD_InventoryCustomerSales/50019/' " w:xpath="/ns0:NavWordReportXmlPart[1]/ns0:ReportHeader[1]/ns0:ItemLedgEntryFilter[1]" w:storeItemID="{0E62280E-706F-45D7-BEE2-B24E4BE14C14}"/>
+                <w:dataBinding w:prefixMappings="xmlns:ns0='urn:microsoft-dynamics-nav/reports/Inventory_Customer_Sales/713/'" w:xpath="/ns0:NavWordReportXmlPart[1]/ns0:ReportHeader[1]/ns0:ItemLedgEntryFilter[1]" w:storeItemID="{0E62280E-706F-45D7-BEE2-B24E4BE14C14}"/>
                 <w:text/>
               </w:sdtPr>
               <w:sdtContent>
@@ -110,12 +110,12 @@
         <w:sdt>
           <w:sdtPr>
             <w:alias w:val="#Nav: /Labels/CustomerNoLbl"/>
-            <w:tag w:val="#Nav: FS_YSD_InventoryCustomerSales/50019"/>
+            <w:tag w:val="#Nav: Inventory_Customer_Sales/713"/>
             <w:id w:val="501544555"/>
             <w:placeholder>
               <w:docPart w:val="944B0424967B42A5AFC5CCA909FE17E3"/>
             </w:placeholder>
-            <w:dataBinding w:prefixMappings="xmlns:ns0='urn:microsoft-dynamics-nav/reports/FS_YSD_InventoryCustomerSales/50019/' " w:xpath="/ns0:NavWordReportXmlPart[1]/ns0:Labels[1]/ns0:CustomerNoLbl[1]" w:storeItemID="{0E62280E-706F-45D7-BEE2-B24E4BE14C14}"/>
+            <w:dataBinding w:prefixMappings="xmlns:ns0='urn:microsoft-dynamics-nav/reports/Inventory_Customer_Sales/713/'" w:xpath="/ns0:NavWordReportXmlPart[1]/ns0:Labels[1]/ns0:CustomerNoLbl[1]" w:storeItemID="{0E62280E-706F-45D7-BEE2-B24E4BE14C14}"/>
             <w:text/>
           </w:sdtPr>
           <w:sdtContent>
@@ -138,12 +138,12 @@
         <w:sdt>
           <w:sdtPr>
             <w:alias w:val="#Nav: /Labels/CustNameLbl"/>
-            <w:tag w:val="#Nav: FS_YSD_InventoryCustomerSales/50019"/>
+            <w:tag w:val="#Nav: Inventory_Customer_Sales/713"/>
             <w:id w:val="-1060179346"/>
             <w:placeholder>
               <w:docPart w:val="944B0424967B42A5AFC5CCA909FE17E3"/>
             </w:placeholder>
-            <w:dataBinding w:prefixMappings="xmlns:ns0='urn:microsoft-dynamics-nav/reports/FS_YSD_InventoryCustomerSales/50019/' " w:xpath="/ns0:NavWordReportXmlPart[1]/ns0:Labels[1]/ns0:CustNameLbl[1]" w:storeItemID="{0E62280E-706F-45D7-BEE2-B24E4BE14C14}"/>
+            <w:dataBinding w:prefixMappings="xmlns:ns0='urn:microsoft-dynamics-nav/reports/Inventory_Customer_Sales/713/'" w:xpath="/ns0:NavWordReportXmlPart[1]/ns0:Labels[1]/ns0:CustNameLbl[1]" w:storeItemID="{0E62280E-706F-45D7-BEE2-B24E4BE14C14}"/>
             <w:text/>
           </w:sdtPr>
           <w:sdtContent>
@@ -181,12 +181,12 @@
           <w:sdt>
             <w:sdtPr>
               <w:alias w:val="#Nav: /Labels/InvQtyLbl"/>
-              <w:tag w:val="#Nav: FS_YSD_InventoryCustomerSales/50019"/>
+              <w:tag w:val="#Nav: Inventory_Customer_Sales/713"/>
               <w:id w:val="1986968305"/>
               <w:placeholder>
                 <w:docPart w:val="944B0424967B42A5AFC5CCA909FE17E3"/>
               </w:placeholder>
-              <w:dataBinding w:prefixMappings="xmlns:ns0='urn:microsoft-dynamics-nav/reports/FS_YSD_InventoryCustomerSales/50019/' " w:xpath="/ns0:NavWordReportXmlPart[1]/ns0:Labels[1]/ns0:InvQtyLbl[1]" w:storeItemID="{0E62280E-706F-45D7-BEE2-B24E4BE14C14}"/>
+              <w:dataBinding w:prefixMappings="xmlns:ns0='urn:microsoft-dynamics-nav/reports/Inventory_Customer_Sales/713/'" w:xpath="/ns0:NavWordReportXmlPart[1]/ns0:Labels[1]/ns0:InvQtyLbl[1]" w:storeItemID="{0E62280E-706F-45D7-BEE2-B24E4BE14C14}"/>
               <w:text/>
             </w:sdtPr>
             <w:sdtContent>
@@ -213,12 +213,12 @@
         <w:sdt>
           <w:sdtPr>
             <w:alias w:val="#Nav: /Labels/AmountLbl"/>
-            <w:tag w:val="#Nav: FS_YSD_InventoryCustomerSales/50019"/>
+            <w:tag w:val="#Nav: Inventory_Customer_Sales/713"/>
             <w:id w:val="208617712"/>
             <w:placeholder>
               <w:docPart w:val="944B0424967B42A5AFC5CCA909FE17E3"/>
             </w:placeholder>
-            <w:dataBinding w:prefixMappings="xmlns:ns0='urn:microsoft-dynamics-nav/reports/FS_YSD_InventoryCustomerSales/50019/' " w:xpath="/ns0:NavWordReportXmlPart[1]/ns0:Labels[1]/ns0:AmountLbl[1]" w:storeItemID="{0E62280E-706F-45D7-BEE2-B24E4BE14C14}"/>
+            <w:dataBinding w:prefixMappings="xmlns:ns0='urn:microsoft-dynamics-nav/reports/Inventory_Customer_Sales/713/'" w:xpath="/ns0:NavWordReportXmlPart[1]/ns0:Labels[1]/ns0:AmountLbl[1]" w:storeItemID="{0E62280E-706F-45D7-BEE2-B24E4BE14C14}"/>
             <w:text/>
           </w:sdtPr>
           <w:sdtContent>
@@ -246,12 +246,12 @@
           <w:sdt>
             <w:sdtPr>
               <w:alias w:val="#Nav: /Labels/DiscountAmtLbl"/>
-              <w:tag w:val="#Nav: FS_YSD_InventoryCustomerSales/50019"/>
+              <w:tag w:val="#Nav: Inventory_Customer_Sales/713"/>
               <w:id w:val="1430861775"/>
               <w:placeholder>
                 <w:docPart w:val="944B0424967B42A5AFC5CCA909FE17E3"/>
               </w:placeholder>
-              <w:dataBinding w:prefixMappings="xmlns:ns0='urn:microsoft-dynamics-nav/reports/FS_YSD_InventoryCustomerSales/50019/' " w:xpath="/ns0:NavWordReportXmlPart[1]/ns0:Labels[1]/ns0:DiscountAmtLbl[1]" w:storeItemID="{0E62280E-706F-45D7-BEE2-B24E4BE14C14}"/>
+              <w:dataBinding w:prefixMappings="xmlns:ns0='urn:microsoft-dynamics-nav/reports/Inventory_Customer_Sales/713/'" w:xpath="/ns0:NavWordReportXmlPart[1]/ns0:Labels[1]/ns0:DiscountAmtLbl[1]" w:storeItemID="{0E62280E-706F-45D7-BEE2-B24E4BE14C14}"/>
               <w:text/>
             </w:sdtPr>
             <w:sdtContent>
@@ -271,12 +271,12 @@
         <w:sdt>
           <w:sdtPr>
             <w:alias w:val="#Nav: /Labels/ProfitLbl"/>
-            <w:tag w:val="#Nav: FS_YSD_InventoryCustomerSales/50019"/>
+            <w:tag w:val="#Nav: Inventory_Customer_Sales/713"/>
             <w:id w:val="-469984770"/>
             <w:placeholder>
               <w:docPart w:val="944B0424967B42A5AFC5CCA909FE17E3"/>
             </w:placeholder>
-            <w:dataBinding w:prefixMappings="xmlns:ns0='urn:microsoft-dynamics-nav/reports/FS_YSD_InventoryCustomerSales/50019/' " w:xpath="/ns0:NavWordReportXmlPart[1]/ns0:Labels[1]/ns0:ProfitLbl[1]" w:storeItemID="{0E62280E-706F-45D7-BEE2-B24E4BE14C14}"/>
+            <w:dataBinding w:prefixMappings="xmlns:ns0='urn:microsoft-dynamics-nav/reports/Inventory_Customer_Sales/713/'" w:xpath="/ns0:NavWordReportXmlPart[1]/ns0:Labels[1]/ns0:ProfitLbl[1]" w:storeItemID="{0E62280E-706F-45D7-BEE2-B24E4BE14C14}"/>
             <w:text/>
           </w:sdtPr>
           <w:sdtContent>
@@ -300,12 +300,12 @@
         <w:sdt>
           <w:sdtPr>
             <w:alias w:val="#Nav: /Labels/ProfitPctLbl"/>
-            <w:tag w:val="#Nav: FS_YSD_InventoryCustomerSales/50019"/>
+            <w:tag w:val="#Nav: Inventory_Customer_Sales/713"/>
             <w:id w:val="482126167"/>
             <w:placeholder>
               <w:docPart w:val="944B0424967B42A5AFC5CCA909FE17E3"/>
             </w:placeholder>
-            <w:dataBinding w:prefixMappings="xmlns:ns0='urn:microsoft-dynamics-nav/reports/FS_YSD_InventoryCustomerSales/50019/' " w:xpath="/ns0:NavWordReportXmlPart[1]/ns0:Labels[1]/ns0:ProfitPctLbl[1]" w:storeItemID="{0E62280E-706F-45D7-BEE2-B24E4BE14C14}"/>
+            <w:dataBinding w:prefixMappings="xmlns:ns0='urn:microsoft-dynamics-nav/reports/Inventory_Customer_Sales/713/'" w:xpath="/ns0:NavWordReportXmlPart[1]/ns0:Labels[1]/ns0:ProfitPctLbl[1]" w:storeItemID="{0E62280E-706F-45D7-BEE2-B24E4BE14C14}"/>
             <w:text/>
           </w:sdtPr>
           <w:sdtContent>
@@ -330,14 +330,14 @@
       <w:sdt>
         <w:sdtPr>
           <w:rPr>
-            <w:rFonts w:asciiTheme="majorHAnsi" w:eastAsiaTheme="majorEastAsia" w:hAnsiTheme="majorHAnsi" w:cstheme="majorBidi"/>
+            <w:rFonts w:asciiTheme="majorHAnsi" w:hAnsiTheme="majorHAnsi" w:eastAsiaTheme="majorEastAsia" w:cstheme="majorBidi"/>
             <w:lang w:eastAsia="zh-CN"/>
             <w14:numSpacing w14:val="tabular"/>
           </w:rPr>
           <w:alias w:val="#Nav: /Item"/>
-          <w:tag w:val="#Nav: FS_YSD_InventoryCustomerSales/50019"/>
+          <w:tag w:val="#Nav: Inventory_Customer_Sales/713"/>
           <w:id w:val="37015946"/>
-          <w15:dataBinding w:prefixMappings="xmlns:ns0='urn:microsoft-dynamics-nav/reports/FS_YSD_InventoryCustomerSales/50019/' " w:xpath="/ns0:NavWordReportXmlPart[1]/ns0:Item" w:storeItemID="{0E62280E-706F-45D7-BEE2-B24E4BE14C14}"/>
+          <w15:dataBinding w:prefixMappings="xmlns:ns0='urn:microsoft-dynamics-nav/reports/Inventory_Customer_Sales/713/'" w:xpath="/ns0:NavWordReportXmlPart[1]/ns0:Item" w:storeItemID="{0E62280E-706F-45D7-BEE2-B24E4BE14C14}"/>
           <w15:repeatingSection/>
         </w:sdtPr>
         <w:sdtEndPr>
@@ -349,7 +349,7 @@
           <w:sdt>
             <w:sdtPr>
               <w:rPr>
-                <w:rFonts w:asciiTheme="majorHAnsi" w:eastAsiaTheme="majorEastAsia" w:hAnsiTheme="majorHAnsi" w:cstheme="majorBidi"/>
+                <w:rFonts w:asciiTheme="majorHAnsi" w:hAnsiTheme="majorHAnsi" w:eastAsiaTheme="majorEastAsia" w:cstheme="majorBidi"/>
                 <w:lang w:eastAsia="zh-CN"/>
                 <w14:numSpacing w14:val="tabular"/>
               </w:rPr>
@@ -579,12 +579,12 @@
                 <w:sdt>
                   <w:sdtPr>
                     <w:alias w:val="#Nav: /Labels/BaseUnitofMeasure_ItemCaption"/>
-                    <w:tag w:val="#Nav: FS_YSD_InventoryCustomerSales/50019"/>
+                    <w:tag w:val="#Nav: Inventory_Customer_Sales/713"/>
                     <w:id w:val="-1204844"/>
                     <w:placeholder>
                       <w:docPart w:val="944B0424967B42A5AFC5CCA909FE17E3"/>
                     </w:placeholder>
-                    <w:dataBinding w:prefixMappings="xmlns:ns0='urn:microsoft-dynamics-nav/reports/FS_YSD_InventoryCustomerSales/50019/'" w:xpath="/ns0:NavWordReportXmlPart[1]/ns0:Labels[1]/ns0:BaseUnitofMeasure_ItemCaption[1]" w:storeItemID="{0E62280E-706F-45D7-BEE2-B24E4BE14C14}"/>
+                    <w:dataBinding w:prefixMappings="xmlns:ns0='urn:microsoft-dynamics-nav/reports/Inventory_Customer_Sales/713/'" w:xpath="/ns0:NavWordReportXmlPart[1]/ns0:Labels[1]/ns0:BaseUnitofMeasure_ItemCaption[1]" w:storeItemID="{0E62280E-706F-45D7-BEE2-B24E4BE14C14}"/>
                     <w:text/>
                   </w:sdtPr>
                   <w:sdtContent>
@@ -692,9 +692,9 @@
                     <w14:numSpacing w14:val="tabular"/>
                   </w:rPr>
                   <w:alias w:val="#Nav: /Item/Item_Ledger_Entry"/>
-                  <w:tag w:val="#Nav: FS_YSD_InventoryCustomerSales/50019"/>
+                  <w:tag w:val="#Nav: Inventory_Customer_Sales/713"/>
                   <w:id w:val="100769726"/>
-                  <w15:dataBinding w:prefixMappings="xmlns:ns0='urn:microsoft-dynamics-nav/reports/FS_YSD_InventoryCustomerSales/50019/' " w:xpath="/ns0:NavWordReportXmlPart[1]/ns0:Item[1]/ns0:Item_Ledger_Entry" w:storeItemID="{0E62280E-706F-45D7-BEE2-B24E4BE14C14}"/>
+                  <w15:dataBinding w:prefixMappings="xmlns:ns0='urn:microsoft-dynamics-nav/reports/Inventory_Customer_Sales/713/'" w:xpath="/ns0:NavWordReportXmlPart[1]/ns0:Item[1]/ns0:Item_Ledger_Entry" w:storeItemID="{0E62280E-706F-45D7-BEE2-B24E4BE14C14}"/>
                   <w15:repeatingSection/>
                 </w:sdtPr>
                 <w:sdtContent>
@@ -718,9 +718,9 @@
                             <w14:numSpacing w14:val="tabular"/>
                           </w:rPr>
                           <w:alias w:val="#Nav: /Item/Item_Ledger_Entry/Integer"/>
-                          <w:tag w:val="#Nav: FS_YSD_InventoryCustomerSales/50019"/>
+                          <w:tag w:val="#Nav: Inventory_Customer_Sales/713"/>
                           <w:id w:val="1092279626"/>
-                          <w15:dataBinding w:prefixMappings="xmlns:ns0='urn:microsoft-dynamics-nav/reports/FS_YSD_InventoryCustomerSales/50019/' " w:xpath="/ns0:NavWordReportXmlPart[1]/ns0:Item[1]/ns0:Item_Ledger_Entry[1]/ns0:Integer" w:storeItemID="{0E62280E-706F-45D7-BEE2-B24E4BE14C14}"/>
+                          <w15:dataBinding w:prefixMappings="xmlns:ns0='urn:microsoft-dynamics-nav/reports/Inventory_Customer_Sales/713/'" w:xpath="/ns0:NavWordReportXmlPart[1]/ns0:Item[1]/ns0:Item_Ledger_Entry[1]/ns0:Integer" w:storeItemID="{0E62280E-706F-45D7-BEE2-B24E4BE14C14}"/>
                           <w15:repeatingSection/>
                         </w:sdtPr>
                         <w:sdtContent>
@@ -1187,8 +1187,8 @@
           <w:tcPr>
             <w:tcW w:w="2573" w:type="pct"/>
             <w:tcBorders>
-              <w:top w:val="single" w:sz="4" w:space="0" w:color="auto"/>
-              <w:bottom w:val="single" w:sz="4" w:space="0" w:color="auto"/>
+              <w:top w:val="single" w:color="auto" w:sz="4" w:space="0"/>
+              <w:bottom w:val="single" w:color="auto" w:sz="4" w:space="0"/>
             </w:tcBorders>
           </w:tcPr>
           <w:p>
@@ -1205,12 +1205,12 @@
         <w:sdt>
           <w:sdtPr>
             <w:alias w:val="#Nav: /Totals/Totals_SalesAmtActual"/>
-            <w:tag w:val="#Nav: FS_YSD_InventoryCustomerSales/50019"/>
+            <w:tag w:val="#Nav: Inventory_Customer_Sales/713"/>
             <w:id w:val="-1960557500"/>
             <w:placeholder>
               <w:docPart w:val="E3A0DBB4794B4B1A91AEB15620821FAF"/>
             </w:placeholder>
-            <w:dataBinding w:prefixMappings="xmlns:ns0='urn:microsoft-dynamics-nav/reports/FS_YSD_InventoryCustomerSales/50019/'" w:xpath="/ns0:NavWordReportXmlPart[1]/ns0:Totals[1]/ns0:Totals_SalesAmtActual[1]" w:storeItemID="{0E62280E-706F-45D7-BEE2-B24E4BE14C14}"/>
+            <w:dataBinding w:prefixMappings="xmlns:ns0='urn:microsoft-dynamics-nav/reports/Inventory_Customer_Sales/713/'" w:xpath="/ns0:NavWordReportXmlPart[1]/ns0:Totals[1]/ns0:Totals_SalesAmtActual[1]" w:storeItemID="{0E62280E-706F-45D7-BEE2-B24E4BE14C14}"/>
             <w:text/>
           </w:sdtPr>
           <w:sdtContent>
@@ -1218,8 +1218,8 @@
               <w:tcPr>
                 <w:tcW w:w="729" w:type="pct"/>
                 <w:tcBorders>
-                  <w:top w:val="single" w:sz="4" w:space="0" w:color="auto"/>
-                  <w:bottom w:val="single" w:sz="4" w:space="0" w:color="auto"/>
+                  <w:top w:val="single" w:color="auto" w:sz="4" w:space="0"/>
+                  <w:bottom w:val="single" w:color="auto" w:sz="4" w:space="0"/>
                 </w:tcBorders>
               </w:tcPr>
               <w:p>
@@ -1236,12 +1236,12 @@
         <w:sdt>
           <w:sdtPr>
             <w:alias w:val="#Nav: /Totals/Totals_DiscountAmount"/>
-            <w:tag w:val="#Nav: FS_YSD_InventoryCustomerSales/50019"/>
+            <w:tag w:val="#Nav: Inventory_Customer_Sales/713"/>
             <w:id w:val="-1954698414"/>
             <w:placeholder>
               <w:docPart w:val="E3A0DBB4794B4B1A91AEB15620821FAF"/>
             </w:placeholder>
-            <w:dataBinding w:prefixMappings="xmlns:ns0='urn:microsoft-dynamics-nav/reports/FS_YSD_InventoryCustomerSales/50019/'" w:xpath="/ns0:NavWordReportXmlPart[1]/ns0:Totals[1]/ns0:Totals_DiscountAmount[1]" w:storeItemID="{0E62280E-706F-45D7-BEE2-B24E4BE14C14}"/>
+            <w:dataBinding w:prefixMappings="xmlns:ns0='urn:microsoft-dynamics-nav/reports/Inventory_Customer_Sales/713/'" w:xpath="/ns0:NavWordReportXmlPart[1]/ns0:Totals[1]/ns0:Totals_DiscountAmount[1]" w:storeItemID="{0E62280E-706F-45D7-BEE2-B24E4BE14C14}"/>
             <w:text/>
           </w:sdtPr>
           <w:sdtContent>
@@ -1249,8 +1249,8 @@
               <w:tcPr>
                 <w:tcW w:w="600" w:type="pct"/>
                 <w:tcBorders>
-                  <w:top w:val="single" w:sz="4" w:space="0" w:color="auto"/>
-                  <w:bottom w:val="single" w:sz="4" w:space="0" w:color="auto"/>
+                  <w:top w:val="single" w:color="auto" w:sz="4" w:space="0"/>
+                  <w:bottom w:val="single" w:color="auto" w:sz="4" w:space="0"/>
                 </w:tcBorders>
               </w:tcPr>
               <w:p>
@@ -1267,12 +1267,12 @@
         <w:sdt>
           <w:sdtPr>
             <w:alias w:val="#Nav: /Totals/Totals_Profit"/>
-            <w:tag w:val="#Nav: FS_YSD_InventoryCustomerSales/50019"/>
+            <w:tag w:val="#Nav: Inventory_Customer_Sales/713"/>
             <w:id w:val="1030993549"/>
             <w:placeholder>
               <w:docPart w:val="E3A0DBB4794B4B1A91AEB15620821FAF"/>
             </w:placeholder>
-            <w:dataBinding w:prefixMappings="xmlns:ns0='urn:microsoft-dynamics-nav/reports/FS_YSD_InventoryCustomerSales/50019/'" w:xpath="/ns0:NavWordReportXmlPart[1]/ns0:Totals[1]/ns0:Totals_Profit[1]" w:storeItemID="{0E62280E-706F-45D7-BEE2-B24E4BE14C14}"/>
+            <w:dataBinding w:prefixMappings="xmlns:ns0='urn:microsoft-dynamics-nav/reports/Inventory_Customer_Sales/713/'" w:xpath="/ns0:NavWordReportXmlPart[1]/ns0:Totals[1]/ns0:Totals_Profit[1]" w:storeItemID="{0E62280E-706F-45D7-BEE2-B24E4BE14C14}"/>
             <w:text/>
           </w:sdtPr>
           <w:sdtContent>
@@ -1280,8 +1280,8 @@
               <w:tcPr>
                 <w:tcW w:w="560" w:type="pct"/>
                 <w:tcBorders>
-                  <w:top w:val="single" w:sz="4" w:space="0" w:color="auto"/>
-                  <w:bottom w:val="single" w:sz="4" w:space="0" w:color="auto"/>
+                  <w:top w:val="single" w:color="auto" w:sz="4" w:space="0"/>
+                  <w:bottom w:val="single" w:color="auto" w:sz="4" w:space="0"/>
                 </w:tcBorders>
               </w:tcPr>
               <w:p>
@@ -1298,12 +1298,12 @@
         <w:sdt>
           <w:sdtPr>
             <w:alias w:val="#Nav: /Totals/Totals_ProfitPct"/>
-            <w:tag w:val="#Nav: FS_YSD_InventoryCustomerSales/50019"/>
+            <w:tag w:val="#Nav: Inventory_Customer_Sales/713"/>
             <w:id w:val="1949193217"/>
             <w:placeholder>
               <w:docPart w:val="E3A0DBB4794B4B1A91AEB15620821FAF"/>
             </w:placeholder>
-            <w:dataBinding w:prefixMappings="xmlns:ns0='urn:microsoft-dynamics-nav/reports/FS_YSD_InventoryCustomerSales/50019/'" w:xpath="/ns0:NavWordReportXmlPart[1]/ns0:Totals[1]/ns0:Totals_ProfitPct[1]" w:storeItemID="{0E62280E-706F-45D7-BEE2-B24E4BE14C14}"/>
+            <w:dataBinding w:prefixMappings="xmlns:ns0='urn:microsoft-dynamics-nav/reports/Inventory_Customer_Sales/713/'" w:xpath="/ns0:NavWordReportXmlPart[1]/ns0:Totals[1]/ns0:Totals_ProfitPct[1]" w:storeItemID="{0E62280E-706F-45D7-BEE2-B24E4BE14C14}"/>
             <w:text/>
           </w:sdtPr>
           <w:sdtContent>
@@ -1311,8 +1311,8 @@
               <w:tcPr>
                 <w:tcW w:w="538" w:type="pct"/>
                 <w:tcBorders>
-                  <w:top w:val="single" w:sz="4" w:space="0" w:color="auto"/>
-                  <w:bottom w:val="single" w:sz="4" w:space="0" w:color="auto"/>
+                  <w:top w:val="single" w:color="auto" w:sz="4" w:space="0"/>
+                  <w:bottom w:val="single" w:color="auto" w:sz="4" w:space="0"/>
                 </w:tcBorders>
               </w:tcPr>
               <w:p>
@@ -3068,7 +3068,9 @@
 </a:theme>
 </file>
 
-<file path=customXml/item1.xml>��< ? x m l   v e r s i o n = " 1 . 0 "   e n c o d i n g = " u t f - 1 6 " ? > < N a v W o r d R e p o r t X m l P a r t   x m l n s = " u r n : m i c r o s o f t - d y n a m i c s - n a v / r e p o r t s / I n v e n t o r y _ C u s t o m e r _ S a l e s / 7 1 3 / " > +<file path=customXml/item1.xml>��< ? x m l   v e r s i o n = " 1 . 0 "   e n c o d i n g = " u t f - 1 6 " ? > + 
+ < N a v W o r d R e p o r t X m l P a r t   x m l n s = " u r n : m i c r o s o f t - d y n a m i c s - n a v / r e p o r t s / I n v e n t o r y _ C u s t o m e r _ S a l e s / 7 1 3 / " >   
      < B C R e p o r t I n f o r m a t i o n >   
@@ -3132,6 +3134,84 @@
  
          < / R e p o r t R e q u e s t >   
+         < C o m p a n y M e t a d a t a > + 
+             < C o m p a n y N a m e > C o m p a n y   N a m e < / C o m p a n y N a m e > + 
+             < C o m p a n y D i s p l a y N a m e > C o m p a n y   D i s p l a y   N a m e < / C o m p a n y D i s p l a y N a m e > + 
+             < C o m p a n y A d d r e s s L i n e s > + 
+                 < C o m p a n y A d d r e s s L i n e > C o m p a n y   A d d r e s s   L i n e   1 < / C o m p a n y A d d r e s s L i n e > + 
+                 < C o m p a n y A d d r e s s L i n e > C o m p a n y   A d d r e s s   L i n e   2 < / C o m p a n y A d d r e s s L i n e > + 
+                 < C o m p a n y A d d r e s s L i n e > C o m p a n y   A d d r e s s   L i n e   3 < / C o m p a n y A d d r e s s L i n e > + 
+                 < C o m p a n y A d d r e s s L i n e > C o m p a n y   A d d r e s s   L i n e   4 < / C o m p a n y A d d r e s s L i n e > + 
+                 < C o m p a n y A d d r e s s L i n e > C o m p a n y   A d d r e s s   L i n e   5 < / C o m p a n y A d d r e s s L i n e > + 
+                 < C o m p a n y A d d r e s s L i n e > C o m p a n y   A d d r e s s   L i n e   6 < / C o m p a n y A d d r e s s L i n e > + 
+                 < C o m p a n y A d d r e s s L i n e > C o m p a n y   A d d r e s s   L i n e   7 < / C o m p a n y A d d r e s s L i n e > + 
+                 < C o m p a n y A d d r e s s L i n e > C o m p a n y   A d d r e s s   L i n e   8 < / C o m p a n y A d d r e s s L i n e > + 
+             < / C o m p a n y A d d r e s s L i n e s > + 
+             < C o m p a n y P h o n e > C o m p a n y   P h o n e < / C o m p a n y P h o n e > + 
+             < C o m p a n y P h o n e C a p t i o n > C o m p a n y   P h o n e   C a p t i o n < / C o m p a n y P h o n e C a p t i o n > + 
+             < C o m p a n y F a x N o > C o m p a n y   F a x   N o . < / C o m p a n y F a x N o > + 
+             < C o m p a n y F a x N o C a p t i o n > C o m p a n y   F a x   N o .   C a p t i o n < / C o m p a n y F a x N o C a p t i o n > + 
+             < C o m p a n y E m a i l > C o m p a n y   E m a i l < / C o m p a n y E m a i l > + 
+             < C o m p a n y E m a i l C a p t i o n > C o m p a n y   E m a i l   C a p t i o n < / C o m p a n y E m a i l C a p t i o n > + 
+             < C o m p a n y H o m e P a g e > C o m p a n y   H o m e   P a g e < / C o m p a n y H o m e P a g e > + 
+             < C o m p a n y H o m e P a g e C a p t i o n > C o m p a n y   H o m e   P a g e   C a p t i o n < / C o m p a n y H o m e P a g e C a p t i o n > + 
+             < C o m p a n y L o g o > C o m p a n y   L o g o < / C o m p a n y L o g o > + 
+             < C o m p a n y V A T R e g i s t r a t i o n N o > C o m p a n y   V A T   R e g i s t r a t i o n   N o . < / C o m p a n y V A T R e g i s t r a t i o n N o > + 
+             < C o m p a n y V A T R e g i s t r a t i o n N o C a p t i o n > C o m p a n y   V A T   R e g i s t r a t i o n   N o .   C a p t i o n < / C o m p a n y V A T R e g i s t r a t i o n N o C a p t i o n > + 
+             < C o m p a n y R e g i s t r a t i o n N o > C o m p a n y   R e g i s t r a t i o n   N o . < / C o m p a n y R e g i s t r a t i o n N o > + 
+             < C o m p a n y R e g i s t r a t i o n N o C a p t i o n > C o m p a n y   R e g i s t r a t i o n   N o .   C a p t i o n < / C o m p a n y R e g i s t r a t i o n N o C a p t i o n > + 
+             < C o m p a n y B a n k N a m e > C o m p a n y   B a n k   N a m e < / C o m p a n y B a n k N a m e > + 
+             < C o m p a n y B a n k N a m e C a p t i o n > C o m p a n y   B a n k   N a m e   C a p t i o n < / C o m p a n y B a n k N a m e C a p t i o n > + 
+             < C o m p a n y B a n k A c c o u n t N o > C o m p a n y   B a n k   A c c o u n t   N o . < / C o m p a n y B a n k A c c o u n t N o > + 
+             < C o m p a n y B a n k A c c o u n t N o C a p t i o n > C o m p a n y   B a n k   A c c o u n t   N o .   C a p t i o n < / C o m p a n y B a n k A c c o u n t N o C a p t i o n > + 
+             < C o m p a n y B a n k B r a n c h N o > C o m p a n y   B a n k   B r a n c h   N o . < / C o m p a n y B a n k B r a n c h N o > + 
+             < C o m p a n y B a n k B r a n c h N o C a p t i o n > C o m p a n y   B a n k   B r a n c h   N o .   C a p t i o n < / C o m p a n y B a n k B r a n c h N o C a p t i o n > + 
+             < C o m p a n y I B A N > C o m p a n y   I B A N < / C o m p a n y I B A N > + 
+             < C o m p a n y I B A N C a p t i o n > C o m p a n y   I B A N   C a p t i o n < / C o m p a n y I B A N C a p t i o n > + 
+             < C o m p a n y B a n k S W I F T > C o m p a n y   B a n k   S W I F T < / C o m p a n y B a n k S W I F T > + 
+             < C o m p a n y B a n k S W I F T C a p t i o n > C o m p a n y   B a n k   S W I F T   C a p t i o n < / C o m p a n y B a n k S W I F T C a p t i o n > + 
+             < C o m p a n y G i r o N o > C o m p a n y   G i r o   N o . < / C o m p a n y G i r o N o > + 
+             < C o m p a n y G i r o N o C a p t i o n > C o m p a n y   G i r o   N o .   C a p t i o n < / C o m p a n y G i r o N o C a p t i o n > + 
+         < / C o m p a n y M e t a d a t a > + 
      < / B C R e p o r t I n f o r m a t i o n >   
      < L a b e l s > @@ -3238,9 +3318,9 @@
  
                  < I n v Q t y _ I t e m L e d g E n t r y > I n v Q t y _ I t e m L e d g E n t r y < / I n v Q t y _ I t e m L e d g E n t r y >   
+                 < P r o f i t P c t _ I t e m L e d g E n t r y > P r o f i t P c t _ I t e m L e d g E n t r y < / P r o f i t P c t _ I t e m L e d g E n t r y > + 
                  < P r o f i t _ I t e m L e d g E n t r y > P r o f i t _ I t e m L e d g E n t r y < / P r o f i t _ I t e m L e d g E n t r y > - 
-                 < P r o f i t P c t _ I t e m L e d g E n t r y > P r o f i t P c t _ I t e m L e d g E n t r y < / P r o f i t P c t _ I t e m L e d g E n t r y >   
                  < S a l e s A m t A c t u a l _ I t e m L e d g E n t r y > S a l e s A m t A c t u a l _ I t e m L e d g E n t r y < / S a l e s A m t A c t u a l _ I t e m L e d g E n t r y >   
@@ -3283,7 +3363,9 @@
  < / N a v W o r d R e p o r t X m l P a r t > 
 </file>
 
-<file path=customXml/item2.xml>��< ? x m l   v e r s i o n = " 1 . 0 "   e n c o d i n g = " u t f - 1 6 " ? > < N a v W o r d R e p o r t X m l P a r t   x m l n s = " u r n : m i c r o s o f t - d y n a m i c s - b u s i n e s s c e n t r a l / i n t e r n a l / e x t e n d e d / r e p o r t s / I n v e n t o r y _ C u s t o m e r _ S a l e s / 7 1 3 / " > +<file path=customXml/item2.xml>��< ? x m l   v e r s i o n = " 1 . 0 "   e n c o d i n g = " u t f - 1 6 " ? > + 
+ < N a v W o r d R e p o r t X m l P a r t   x m l n s = " u r n : m i c r o s o f t - d y n a m i c s - b u s i n e s s c e n t r a l / i n t e r n a l / e x t e n d e d / r e p o r t s / I n v e n t o r y _ C u s t o m e r _ S a l e s / 7 1 3 / " >   
      < B C R e p o r t I n f o r m a t i o n >   
@@ -3347,6 +3429,84 @@
  
          < / R e p o r t R e q u e s t >   
+         < C o m p a n y M e t a d a t a > + 
+             < C o m p a n y N a m e > C o m p a n y   N a m e < / C o m p a n y N a m e > + 
+             < C o m p a n y D i s p l a y N a m e > C o m p a n y   D i s p l a y   N a m e < / C o m p a n y D i s p l a y N a m e > + 
+             < C o m p a n y A d d r e s s L i n e s > + 
+                 < C o m p a n y A d d r e s s L i n e > C o m p a n y   A d d r e s s   L i n e   1 < / C o m p a n y A d d r e s s L i n e > + 
+                 < C o m p a n y A d d r e s s L i n e > C o m p a n y   A d d r e s s   L i n e   2 < / C o m p a n y A d d r e s s L i n e > + 
+                 < C o m p a n y A d d r e s s L i n e > C o m p a n y   A d d r e s s   L i n e   3 < / C o m p a n y A d d r e s s L i n e > + 
+                 < C o m p a n y A d d r e s s L i n e > C o m p a n y   A d d r e s s   L i n e   4 < / C o m p a n y A d d r e s s L i n e > + 
+                 < C o m p a n y A d d r e s s L i n e > C o m p a n y   A d d r e s s   L i n e   5 < / C o m p a n y A d d r e s s L i n e > + 
+                 < C o m p a n y A d d r e s s L i n e > C o m p a n y   A d d r e s s   L i n e   6 < / C o m p a n y A d d r e s s L i n e > + 
+                 < C o m p a n y A d d r e s s L i n e > C o m p a n y   A d d r e s s   L i n e   7 < / C o m p a n y A d d r e s s L i n e > + 
+                 < C o m p a n y A d d r e s s L i n e > C o m p a n y   A d d r e s s   L i n e   8 < / C o m p a n y A d d r e s s L i n e > + 
+             < / C o m p a n y A d d r e s s L i n e s > + 
+             < C o m p a n y P h o n e > C o m p a n y   P h o n e < / C o m p a n y P h o n e > + 
+             < C o m p a n y P h o n e C a p t i o n > C o m p a n y   P h o n e   C a p t i o n < / C o m p a n y P h o n e C a p t i o n > + 
+             < C o m p a n y F a x N o > C o m p a n y   F a x   N o . < / C o m p a n y F a x N o > + 
+             < C o m p a n y F a x N o C a p t i o n > C o m p a n y   F a x   N o .   C a p t i o n < / C o m p a n y F a x N o C a p t i o n > + 
+             < C o m p a n y E m a i l > C o m p a n y   E m a i l < / C o m p a n y E m a i l > + 
+             < C o m p a n y E m a i l C a p t i o n > C o m p a n y   E m a i l   C a p t i o n < / C o m p a n y E m a i l C a p t i o n > + 
+             < C o m p a n y H o m e P a g e > C o m p a n y   H o m e   P a g e < / C o m p a n y H o m e P a g e > + 
+             < C o m p a n y H o m e P a g e C a p t i o n > C o m p a n y   H o m e   P a g e   C a p t i o n < / C o m p a n y H o m e P a g e C a p t i o n > + 
+             < C o m p a n y L o g o > C o m p a n y   L o g o < / C o m p a n y L o g o > + 
+             < C o m p a n y V A T R e g i s t r a t i o n N o > C o m p a n y   V A T   R e g i s t r a t i o n   N o . < / C o m p a n y V A T R e g i s t r a t i o n N o > + 
+             < C o m p a n y V A T R e g i s t r a t i o n N o C a p t i o n > C o m p a n y   V A T   R e g i s t r a t i o n   N o .   C a p t i o n < / C o m p a n y V A T R e g i s t r a t i o n N o C a p t i o n > + 
+             < C o m p a n y R e g i s t r a t i o n N o > C o m p a n y   R e g i s t r a t i o n   N o . < / C o m p a n y R e g i s t r a t i o n N o > + 
+             < C o m p a n y R e g i s t r a t i o n N o C a p t i o n > C o m p a n y   R e g i s t r a t i o n   N o .   C a p t i o n < / C o m p a n y R e g i s t r a t i o n N o C a p t i o n > + 
+             < C o m p a n y B a n k N a m e > C o m p a n y   B a n k   N a m e < / C o m p a n y B a n k N a m e > + 
+             < C o m p a n y B a n k N a m e C a p t i o n > C o m p a n y   B a n k   N a m e   C a p t i o n < / C o m p a n y B a n k N a m e C a p t i o n > + 
+             < C o m p a n y B a n k A c c o u n t N o > C o m p a n y   B a n k   A c c o u n t   N o . < / C o m p a n y B a n k A c c o u n t N o > + 
+             < C o m p a n y B a n k A c c o u n t N o C a p t i o n > C o m p a n y   B a n k   A c c o u n t   N o .   C a p t i o n < / C o m p a n y B a n k A c c o u n t N o C a p t i o n > + 
+             < C o m p a n y B a n k B r a n c h N o > C o m p a n y   B a n k   B r a n c h   N o . < / C o m p a n y B a n k B r a n c h N o > + 
+             < C o m p a n y B a n k B r a n c h N o C a p t i o n > C o m p a n y   B a n k   B r a n c h   N o .   C a p t i o n < / C o m p a n y B a n k B r a n c h N o C a p t i o n > + 
+             < C o m p a n y I B A N > C o m p a n y   I B A N < / C o m p a n y I B A N > + 
+             < C o m p a n y I B A N C a p t i o n > C o m p a n y   I B A N   C a p t i o n < / C o m p a n y I B A N C a p t i o n > + 
+             < C o m p a n y B a n k S W I F T > C o m p a n y   B a n k   S W I F T < / C o m p a n y B a n k S W I F T > + 
+             < C o m p a n y B a n k S W I F T C a p t i o n > C o m p a n y   B a n k   S W I F T   C a p t i o n < / C o m p a n y B a n k S W I F T C a p t i o n > + 
+             < C o m p a n y G i r o N o > C o m p a n y   G i r o   N o . < / C o m p a n y G i r o N o > + 
+             < C o m p a n y G i r o N o C a p t i o n > C o m p a n y   G i r o   N o .   C a p t i o n < / C o m p a n y G i r o N o C a p t i o n > + 
+         < / C o m p a n y M e t a d a t a > + 
      < / B C R e p o r t I n f o r m a t i o n >   
      < L a b e l s > @@ -3423,17 +3583,49 @@
  
      < / L a b e l s >   
-     < T o o l t i p s / > +     < T o o l t i p s > + 
+         < T o o l t i p   c o l u m n = " N o _ I t e m "   E l e m e n t I d = " 1 5 4 7 7 6 9 6 5 4 " > + 
+             < T o o l t i p T e x t   l a n g = " e n - U S " > S p e c i f i e s   t h e   n u m b e r   o f   t h e   i t e m . < / T o o l t i p T e x t > + 
+         < / T o o l t i p > + 
+         < T o o l t i p   c o l u m n = " D e s c r i p t i o n _ I t e m "   E l e m e n t I d = " 1 5 2 9 8 3 2 4 7 3 " > + 
+             < T o o l t i p T e x t   l a n g = " e n - U S " > S p e c i f i e s   a   d e s c r i p t i o n   o f   t h e   i t e m . < / T o o l t i p T e x t > + 
+         < / T o o l t i p > + 
+         < T o o l t i p   c o l u m n = " B a s e U n i t o f M e a s u r e _ I t e m "   E l e m e n t I d = " 1 5 8 7 4 1 4 0 5 " > + 
+             < T o o l t i p T e x t   l a n g = " e n - U S " > S p e c i f i e s   t h e   b a s e   u n i t   u s e d   t o   m e a s u r e   t h e   i t e m ,   s u c h   a s   p i e c e ,   b o x ,   o r   p a l l e t .   T h e   b a s e   u n i t   o f   m e a s u r e   a l s o   s e r v e s   a s   t h e   c o n v e r s i o n   b a s i s   f o r   a l t e r n a t e   u n i t s   o f   m e a s u r e . < / T o o l t i p T e x t > + 
+         < / T o o l t i p > + 
+         < T o o l t i p   c o l u m n = " S o u r c e N o _ I t e m L e d g E n t r y "   E l e m e n t I d = " 7 6 5 2 9 7 8 6 7 " > + 
+             < T o o l t i p T e x t   l a n g = " e n - U S " > S p e c i f i e s   t h e   n u m b e r   o f   t h e   s o u r c e   d o c u m e n t   t h a t   t h e   e n t r y   o r i g i n a t e s   f r o m . < / T o o l t i p T e x t > + 
+         < / T o o l t i p > + 
+         < T o o l t i p   c o l u m n = " S u b T o t a l s _ D e s c r i p t i o n "   E l e m e n t I d = " 7 0 6 2 7 4 0 4 9 " > + 
+             < T o o l t i p T e x t   l a n g = " e n - U S " > S p e c i f i e s   a   d e s c r i p t i o n   o f   t h e   i t e m . < / T o o l t i p T e x t > + 
+         < / T o o l t i p > + 
+     < / T o o l t i p s >   
      < R e p o r t H e a d e r   E l e m e n t T y p e = " D a t a I t e m "   E l e m e n t I d = " 1 4 9 2 2 2 5 3 1 6 " >   
-         < C o m p a n y N a m e   E l e m e n t T y p e = " C o l u m n "   E l e m e n t I d = " 1 5 9 5 4 7 7 3 9 5 "   D a t a T y p e = " S t r i n g " > C o m p a n y N a m e < / C o m p a n y N a m e > +         < C o m p a n y N a m e   E l e m e n t T y p e = " C o l u m n "   E l e m e n t I d = " 1 5 9 5 4 7 7 3 9 5 "   D a t a T y p e = " S t r i n g "   O b s o l e t e S t a t e = " P e n d i n g " > C o m p a n y N a m e < / C o m p a n y N a m e >   
          < I t e m F i l t e r   E l e m e n t T y p e = " C o l u m n "   E l e m e n t I d = " 5 9 3 7 9 7 3 7 6 "   D a t a T y p e = " T e x t " > I t e m F i l t e r < / I t e m F i l t e r >   
          < I t e m L e d g E n t r y F i l t e r   E l e m e n t T y p e = " C o l u m n "   E l e m e n t I d = " 2 1 1 1 8 9 1 8 5 4 "   D a t a T y p e = " T e x t " > I t e m L e d g E n t r y F i l t e r < / I t e m L e d g E n t r y F i l t e r >   
-         < P e r i o d T e x t   E l e m e n t T y p e = " C o l u m n "   E l e m e n t I d = " 1 6 2 7 7 5 1 2 5 9 "   D a t a T y p e = " T e x t " > P e r i o d T e x t < / P e r i o d T e x t > +         < P e r i o d T e x t   E l e m e n t T y p e = " C o l u m n "   E l e m e n t I d = " 1 6 2 7 7 5 1 2 5 9 "   D a t a T y p e = " T e x t "   O b s o l e t e S t a t e = " P e n d i n g " > P e r i o d T e x t < / P e r i o d T e x t >   
      < / R e p o r t H e a d e r >   
@@ -3445,7 +3637,7 @@
  
          < N o _ I t e m   E l e m e n t T y p e = " C o l u m n "   E l e m e n t I d = " 1 5 4 7 7 6 9 6 5 4 "   D a t a T y p e = " C o d e " > N o _ I t e m < / N o _ I t e m >   
-         < I t e m _ L e d g e r _ E n t r y   E l e m e n t T y p e = " D a t a I t e m "   E l e m e n t I d = " 1 9 4 1 8 1 0 5 4 5 " > +         < I t e m _ L e d g e r _ E n t r y   E l e m e n t T y p e = " D a t a I t e m "   E l e m e n t I d = " 2 0 1 1 5 8 9 5 6 1 " >   
              < I n t e g e r   E l e m e n t T y p e = " D a t a I t e m "   E l e m e n t I d = " 1 7 3 5 6 9 8 6 1 9 " >   
@@ -3455,9 +3647,9 @@
  
                  < I n v Q t y _ I t e m L e d g E n t r y   E l e m e n t T y p e = " C o l u m n "   E l e m e n t I d = " 1 9 5 2 9 0 2 1 8 0 "   D a t a T y p e = " D e c i m a l " > I n v Q t y _ I t e m L e d g E n t r y < / I n v Q t y _ I t e m L e d g E n t r y >   
+                 < P r o f i t P c t _ I t e m L e d g E n t r y   E l e m e n t T y p e = " C o l u m n "   E l e m e n t I d = " 3 5 6 3 7 5 8 8 0 "   D a t a T y p e = " D e c i m a l " > P r o f i t P c t _ I t e m L e d g E n t r y < / P r o f i t P c t _ I t e m L e d g E n t r y > + 
                  < P r o f i t _ I t e m L e d g E n t r y   E l e m e n t T y p e = " C o l u m n "   E l e m e n t I d = " 1 4 2 9 9 8 7 8 1 5 "   D a t a T y p e = " D e c i m a l " > P r o f i t _ I t e m L e d g E n t r y < / P r o f i t _ I t e m L e d g E n t r y > - 
-                 < P r o f i t P c t _ I t e m L e d g E n t r y   E l e m e n t T y p e = " C o l u m n "   E l e m e n t I d = " 3 5 6 3 7 5 8 8 0 "   D a t a T y p e = " D e c i m a l " > P r o f i t P c t _ I t e m L e d g E n t r y < / P r o f i t P c t _ I t e m L e d g E n t r y >   
                  < S a l e s A m t A c t u a l _ I t e m L e d g E n t r y   E l e m e n t T y p e = " C o l u m n "   E l e m e n t I d = " 1 1 6 4 8 4 3 8 7 9 "   D a t a T y p e = " D e c i m a l " > S a l e s A m t A c t u a l _ I t e m L e d g E n t r y < / S a l e s A m t A c t u a l _ I t e m L e d g E n t r y >   

--- a/src/Layers/W1/BaseApp/Inventory/Reports/InventoryCustomerSalesBody.docx
+++ b/src/Layers/W1/BaseApp/Inventory/Reports/InventoryCustomerSalesBody.docx
@@ -3088,6 +3088,8 @@
  
              < R e p o r t N a m e > R e p o r t   N a m e < / R e p o r t N a m e >   
+             < R e p o r t C a p t i o n > R e p o r t   C a p t i o n < / R e p o r t C a p t i o n > + 
              < A b o u t T h i s R e p o r t T i t l e > A b o u t   T h i s   R e p o r t   T i t l e < / A b o u t T h i s R e p o r t T i t l e >   
              < A b o u t T h i s R e p o r t T e x t > A b o u t   T h i s   R e p o r t   T e x t < / A b o u t T h i s R e p o r t T e x t > @@ -3142,21 +3144,21 @@
  
              < C o m p a n y A d d r e s s L i n e s >   
-                 < C o m p a n y A d d r e s s L i n e > C o m p a n y   A d d r e s s   L i n e   1 < / C o m p a n y A d d r e s s L i n e > - 
-                 < C o m p a n y A d d r e s s L i n e > C o m p a n y   A d d r e s s   L i n e   2 < / C o m p a n y A d d r e s s L i n e > - 
-                 < C o m p a n y A d d r e s s L i n e > C o m p a n y   A d d r e s s   L i n e   3 < / C o m p a n y A d d r e s s L i n e > - 
-                 < C o m p a n y A d d r e s s L i n e > C o m p a n y   A d d r e s s   L i n e   4 < / C o m p a n y A d d r e s s L i n e > - 
-                 < C o m p a n y A d d r e s s L i n e > C o m p a n y   A d d r e s s   L i n e   5 < / C o m p a n y A d d r e s s L i n e > - 
-                 < C o m p a n y A d d r e s s L i n e > C o m p a n y   A d d r e s s   L i n e   6 < / C o m p a n y A d d r e s s L i n e > - 
-                 < C o m p a n y A d d r e s s L i n e > C o m p a n y   A d d r e s s   L i n e   7 < / C o m p a n y A d d r e s s L i n e > - 
-                 < C o m p a n y A d d r e s s L i n e > C o m p a n y   A d d r e s s   L i n e   8 < / C o m p a n y A d d r e s s L i n e > +                 < C o m p a n y A d d r e s s L i n e 1 > C o m p a n y   A d d r e s s   L i n e   1 < / C o m p a n y A d d r e s s L i n e 1 > + 
+                 < C o m p a n y A d d r e s s L i n e 2 > C o m p a n y   A d d r e s s   L i n e   2 < / C o m p a n y A d d r e s s L i n e 2 > + 
+                 < C o m p a n y A d d r e s s L i n e 3 > C o m p a n y   A d d r e s s   L i n e   3 < / C o m p a n y A d d r e s s L i n e 3 > + 
+                 < C o m p a n y A d d r e s s L i n e 4 > C o m p a n y   A d d r e s s   L i n e   4 < / C o m p a n y A d d r e s s L i n e 4 > + 
+                 < C o m p a n y A d d r e s s L i n e 5 > C o m p a n y   A d d r e s s   L i n e   5 < / C o m p a n y A d d r e s s L i n e 5 > + 
+                 < C o m p a n y A d d r e s s L i n e 6 > C o m p a n y   A d d r e s s   L i n e   6 < / C o m p a n y A d d r e s s L i n e 6 > + 
+                 < C o m p a n y A d d r e s s L i n e 7 > C o m p a n y   A d d r e s s   L i n e   7 < / C o m p a n y A d d r e s s L i n e 7 > + 
+                 < C o m p a n y A d d r e s s L i n e 8 > C o m p a n y   A d d r e s s   L i n e   8 < / C o m p a n y A d d r e s s L i n e 8 >   
              < / C o m p a n y A d d r e s s L i n e s >   
@@ -3383,6 +3385,8 @@
  
              < R e p o r t N a m e > R e p o r t   N a m e < / R e p o r t N a m e >   
+             < R e p o r t C a p t i o n > R e p o r t   C a p t i o n < / R e p o r t C a p t i o n > + 
              < A b o u t T h i s R e p o r t T i t l e > A b o u t   T h i s   R e p o r t   T i t l e < / A b o u t T h i s R e p o r t T i t l e >   
              < A b o u t T h i s R e p o r t T e x t > A b o u t   T h i s   R e p o r t   T e x t < / A b o u t T h i s R e p o r t T e x t > @@ -3437,21 +3441,21 @@
  
              < C o m p a n y A d d r e s s L i n e s >   
-                 < C o m p a n y A d d r e s s L i n e > C o m p a n y   A d d r e s s   L i n e   1 < / C o m p a n y A d d r e s s L i n e > - 
-                 < C o m p a n y A d d r e s s L i n e > C o m p a n y   A d d r e s s   L i n e   2 < / C o m p a n y A d d r e s s L i n e > - 
-                 < C o m p a n y A d d r e s s L i n e > C o m p a n y   A d d r e s s   L i n e   3 < / C o m p a n y A d d r e s s L i n e > - 
-                 < C o m p a n y A d d r e s s L i n e > C o m p a n y   A d d r e s s   L i n e   4 < / C o m p a n y A d d r e s s L i n e > - 
-                 < C o m p a n y A d d r e s s L i n e > C o m p a n y   A d d r e s s   L i n e   5 < / C o m p a n y A d d r e s s L i n e > - 
-                 < C o m p a n y A d d r e s s L i n e > C o m p a n y   A d d r e s s   L i n e   6 < / C o m p a n y A d d r e s s L i n e > - 
-                 < C o m p a n y A d d r e s s L i n e > C o m p a n y   A d d r e s s   L i n e   7 < / C o m p a n y A d d r e s s L i n e > - 
-                 < C o m p a n y A d d r e s s L i n e > C o m p a n y   A d d r e s s   L i n e   8 < / C o m p a n y A d d r e s s L i n e > +                 < C o m p a n y A d d r e s s L i n e 1 > C o m p a n y   A d d r e s s   L i n e   1 < / C o m p a n y A d d r e s s L i n e 1 > + 
+                 < C o m p a n y A d d r e s s L i n e 2 > C o m p a n y   A d d r e s s   L i n e   2 < / C o m p a n y A d d r e s s L i n e 2 > + 
+                 < C o m p a n y A d d r e s s L i n e 3 > C o m p a n y   A d d r e s s   L i n e   3 < / C o m p a n y A d d r e s s L i n e 3 > + 
+                 < C o m p a n y A d d r e s s L i n e 4 > C o m p a n y   A d d r e s s   L i n e   4 < / C o m p a n y A d d r e s s L i n e 4 > + 
+                 < C o m p a n y A d d r e s s L i n e 5 > C o m p a n y   A d d r e s s   L i n e   5 < / C o m p a n y A d d r e s s L i n e 5 > + 
+                 < C o m p a n y A d d r e s s L i n e 6 > C o m p a n y   A d d r e s s   L i n e   6 < / C o m p a n y A d d r e s s L i n e 6 > + 
+                 < C o m p a n y A d d r e s s L i n e 7 > C o m p a n y   A d d r e s s   L i n e   7 < / C o m p a n y A d d r e s s L i n e 7 > + 
+                 < C o m p a n y A d d r e s s L i n e 8 > C o m p a n y   A d d r e s s   L i n e   8 < / C o m p a n y A d d r e s s L i n e 8 >   
              < / C o m p a n y A d d r e s s L i n e s >   

--- a/src/Layers/W1/BaseApp/Inventory/Reports/InventoryCustomerSalesBody.docx
+++ b/src/Layers/W1/BaseApp/Inventory/Reports/InventoryCustomerSalesBody.docx
@@ -27,20 +27,32 @@
             <w:pPr>
               <w:pStyle w:val="NoSpacing"/>
               <w:spacing w:line="278" w:lineRule="auto"/>
+              <w:rPr>
+                <w:sz w:val="18"/>
+                <w:szCs w:val="18"/>
+              </w:rPr>
             </w:pPr>
             <w:sdt>
               <w:sdtPr>
+                <w:rPr>
+                  <w:sz w:val="18"/>
+                  <w:szCs w:val="18"/>
+                </w:rPr>
                 <w:alias w:val="#Nav: /ReportHeader/ItemFilter"/>
                 <w:tag w:val="#Nav: Inventory_Customer_Sales/713"/>
                 <w:id w:val="-1090542280"/>
                 <w:placeholder>
                   <w:docPart w:val="9A8100A76D1048CAB6FC6D492C929923"/>
                 </w:placeholder>
-                <w:dataBinding w:prefixMappings="xmlns:ns0='urn:microsoft-dynamics-nav/reports/Inventory_Customer_Sales/713/'" w:xpath="/ns0:NavWordReportXmlPart[1]/ns0:ReportHeader[1]/ns0:ItemFilter[1]" w:storeItemID="{0E62280E-706F-45D7-BEE2-B24E4BE14C14}"/>
+                <w:dataBinding w:prefixMappings="xmlns:ns0='urn:microsoft-dynamics-nav/reports/Inventory_Customer_Sales/713/'" w:xpath="/ns0:NavWordReportXmlPart[1]/ns0:ReportHeader[1]/ns0:ItemFilter[1]" w:storeItemID="{9FE80CD2-CE10-4EF4-957E-75892F0387BE}"/>
                 <w:text/>
               </w:sdtPr>
               <w:sdtContent>
                 <w:r>
+                  <w:rPr>
+                    <w:sz w:val="18"/>
+                    <w:szCs w:val="18"/>
+                  </w:rPr>
                   <w:t>ItemFilter</w:t>
                 </w:r>
               </w:sdtContent>
@@ -61,20 +73,32 @@
             <w:pPr>
               <w:pStyle w:val="NoSpacing"/>
               <w:spacing w:line="278" w:lineRule="auto"/>
+              <w:rPr>
+                <w:sz w:val="18"/>
+                <w:szCs w:val="18"/>
+              </w:rPr>
             </w:pPr>
             <w:sdt>
               <w:sdtPr>
+                <w:rPr>
+                  <w:sz w:val="18"/>
+                  <w:szCs w:val="18"/>
+                </w:rPr>
                 <w:alias w:val="#Nav: /ReportHeader/ItemLedgEntryFilter"/>
                 <w:tag w:val="#Nav: Inventory_Customer_Sales/713"/>
                 <w:id w:val="821245802"/>
                 <w:placeholder>
                   <w:docPart w:val="A068C28382E74556B48A0640A88D4552"/>
                 </w:placeholder>
-                <w:dataBinding w:prefixMappings="xmlns:ns0='urn:microsoft-dynamics-nav/reports/Inventory_Customer_Sales/713/'" w:xpath="/ns0:NavWordReportXmlPart[1]/ns0:ReportHeader[1]/ns0:ItemLedgEntryFilter[1]" w:storeItemID="{0E62280E-706F-45D7-BEE2-B24E4BE14C14}"/>
+                <w:dataBinding w:prefixMappings="xmlns:ns0='urn:microsoft-dynamics-nav/reports/Inventory_Customer_Sales/713/'" w:xpath="/ns0:NavWordReportXmlPart[1]/ns0:ReportHeader[1]/ns0:ItemLedgEntryFilter[1]" w:storeItemID="{9FE80CD2-CE10-4EF4-957E-75892F0387BE}"/>
                 <w:text/>
               </w:sdtPr>
               <w:sdtContent>
                 <w:r>
+                  <w:rPr>
+                    <w:sz w:val="18"/>
+                    <w:szCs w:val="18"/>
+                  </w:rPr>
                   <w:t>ItemLedgEntryFilter</w:t>
                 </w:r>
               </w:sdtContent>
@@ -83,24 +107,32 @@
         </w:tc>
       </w:tr>
     </w:tbl>
-    <w:p/>
+    <w:p>
+      <w:pPr>
+        <w:rPr>
+          <w:sz w:val="18"/>
+          <w:szCs w:val="18"/>
+        </w:rPr>
+      </w:pPr>
+    </w:p>
     <w:tbl>
       <w:tblPr>
         <w:tblStyle w:val="BCDataTable"/>
         <w:tblW w:w="5000" w:type="pct"/>
+        <w:tblLayout w:type="fixed"/>
         <w:tblLook w:val="0420" w:firstRow="1" w:lastRow="0" w:firstColumn="0" w:lastColumn="0" w:noHBand="0" w:noVBand="1"/>
         <w:tblCaption w:val="Table 2"/>
         <w:tblDescription w:val="Document lines. Column headers in the first row."/>
       </w:tblPr>
       <w:tblGrid>
-        <w:gridCol w:w="1289"/>
-        <w:gridCol w:w="1611"/>
-        <w:gridCol w:w="1280"/>
-        <w:gridCol w:w="1141"/>
-        <w:gridCol w:w="1540"/>
-        <w:gridCol w:w="1307"/>
-        <w:gridCol w:w="1096"/>
-        <w:gridCol w:w="1230"/>
+        <w:gridCol w:w="1395"/>
+        <w:gridCol w:w="2655"/>
+        <w:gridCol w:w="630"/>
+        <w:gridCol w:w="900"/>
+        <w:gridCol w:w="1352"/>
+        <w:gridCol w:w="1054"/>
+        <w:gridCol w:w="1182"/>
+        <w:gridCol w:w="1326"/>
       </w:tblGrid>
       <w:tr>
         <w:trPr>
@@ -109,54 +141,80 @@
         </w:trPr>
         <w:sdt>
           <w:sdtPr>
+            <w:rPr>
+              <w:sz w:val="18"/>
+              <w:szCs w:val="18"/>
+            </w:rPr>
             <w:alias w:val="#Nav: /Labels/CustomerNoLbl"/>
             <w:tag w:val="#Nav: Inventory_Customer_Sales/713"/>
             <w:id w:val="501544555"/>
             <w:placeholder>
               <w:docPart w:val="944B0424967B42A5AFC5CCA909FE17E3"/>
             </w:placeholder>
-            <w:dataBinding w:prefixMappings="xmlns:ns0='urn:microsoft-dynamics-nav/reports/Inventory_Customer_Sales/713/'" w:xpath="/ns0:NavWordReportXmlPart[1]/ns0:Labels[1]/ns0:CustomerNoLbl[1]" w:storeItemID="{0E62280E-706F-45D7-BEE2-B24E4BE14C14}"/>
+            <w:dataBinding w:prefixMappings="xmlns:ns0='urn:microsoft-dynamics-nav/reports/Inventory_Customer_Sales/713/'" w:xpath="/ns0:NavWordReportXmlPart[1]/ns0:Labels[1]/ns0:CustomerNoLbl[1]" w:storeItemID="{9FE80CD2-CE10-4EF4-957E-75892F0387BE}"/>
             <w:text/>
           </w:sdtPr>
           <w:sdtContent>
             <w:tc>
               <w:tcPr>
-                <w:tcW w:w="614" w:type="pct"/>
+                <w:tcW w:w="665" w:type="pct"/>
               </w:tcPr>
               <w:p>
                 <w:pPr>
                   <w:pStyle w:val="BCLabel"/>
                   <w:spacing w:after="80"/>
+                  <w:rPr>
+                    <w:sz w:val="18"/>
+                    <w:szCs w:val="18"/>
+                  </w:rPr>
                 </w:pPr>
+                <w:proofErr w:type="spellStart"/>
                 <w:r>
+                  <w:rPr>
+                    <w:sz w:val="18"/>
+                    <w:szCs w:val="18"/>
+                  </w:rPr>
                   <w:t>CustomerNoLbl</w:t>
                 </w:r>
+                <w:proofErr w:type="spellEnd"/>
               </w:p>
             </w:tc>
           </w:sdtContent>
         </w:sdt>
         <w:sdt>
           <w:sdtPr>
+            <w:rPr>
+              <w:sz w:val="18"/>
+              <w:szCs w:val="18"/>
+            </w:rPr>
             <w:alias w:val="#Nav: /Labels/CustNameLbl"/>
             <w:tag w:val="#Nav: Inventory_Customer_Sales/713"/>
             <w:id w:val="-1060179346"/>
             <w:placeholder>
               <w:docPart w:val="944B0424967B42A5AFC5CCA909FE17E3"/>
             </w:placeholder>
-            <w:dataBinding w:prefixMappings="xmlns:ns0='urn:microsoft-dynamics-nav/reports/Inventory_Customer_Sales/713/'" w:xpath="/ns0:NavWordReportXmlPart[1]/ns0:Labels[1]/ns0:CustNameLbl[1]" w:storeItemID="{0E62280E-706F-45D7-BEE2-B24E4BE14C14}"/>
+            <w:dataBinding w:prefixMappings="xmlns:ns0='urn:microsoft-dynamics-nav/reports/Inventory_Customer_Sales/713/'" w:xpath="/ns0:NavWordReportXmlPart[1]/ns0:Labels[1]/ns0:CustNameLbl[1]" w:storeItemID="{9FE80CD2-CE10-4EF4-957E-75892F0387BE}"/>
             <w:text/>
           </w:sdtPr>
           <w:sdtContent>
             <w:tc>
               <w:tcPr>
-                <w:tcW w:w="768" w:type="pct"/>
+                <w:tcW w:w="1265" w:type="pct"/>
               </w:tcPr>
               <w:p>
                 <w:pPr>
                   <w:pStyle w:val="BCLabel"/>
                   <w:spacing w:after="80"/>
+                  <w:rPr>
+                    <w:sz w:val="18"/>
+                    <w:szCs w:val="18"/>
+                  </w:rPr>
                 </w:pPr>
                 <w:r>
+                  <w:rPr>
+                    <w:sz w:val="18"/>
+                    <w:szCs w:val="18"/>
+                  </w:rPr>
                   <w:t>CustNameLbl</w:t>
                 </w:r>
               </w:p>
@@ -165,28 +223,36 @@
         </w:sdt>
         <w:tc>
           <w:tcPr>
-            <w:tcW w:w="610" w:type="pct"/>
+            <w:tcW w:w="300" w:type="pct"/>
           </w:tcPr>
           <w:p>
             <w:pPr>
               <w:pStyle w:val="BCLabel"/>
               <w:spacing w:after="80"/>
+              <w:rPr>
+                <w:sz w:val="18"/>
+                <w:szCs w:val="18"/>
+              </w:rPr>
             </w:pPr>
           </w:p>
         </w:tc>
         <w:tc>
           <w:tcPr>
-            <w:tcW w:w="544" w:type="pct"/>
+            <w:tcW w:w="429" w:type="pct"/>
           </w:tcPr>
           <w:sdt>
             <w:sdtPr>
+              <w:rPr>
+                <w:sz w:val="18"/>
+                <w:szCs w:val="18"/>
+              </w:rPr>
               <w:alias w:val="#Nav: /Labels/InvQtyLbl"/>
               <w:tag w:val="#Nav: Inventory_Customer_Sales/713"/>
               <w:id w:val="1986968305"/>
               <w:placeholder>
                 <w:docPart w:val="944B0424967B42A5AFC5CCA909FE17E3"/>
               </w:placeholder>
-              <w:dataBinding w:prefixMappings="xmlns:ns0='urn:microsoft-dynamics-nav/reports/Inventory_Customer_Sales/713/'" w:xpath="/ns0:NavWordReportXmlPart[1]/ns0:Labels[1]/ns0:InvQtyLbl[1]" w:storeItemID="{0E62280E-706F-45D7-BEE2-B24E4BE14C14}"/>
+              <w:dataBinding w:prefixMappings="xmlns:ns0='urn:microsoft-dynamics-nav/reports/Inventory_Customer_Sales/713/'" w:xpath="/ns0:NavWordReportXmlPart[1]/ns0:Labels[1]/ns0:InvQtyLbl[1]" w:storeItemID="{9FE80CD2-CE10-4EF4-957E-75892F0387BE}"/>
               <w:text/>
             </w:sdtPr>
             <w:sdtContent>
@@ -195,8 +261,16 @@
                   <w:pStyle w:val="BCLabelNumber"/>
                   <w:spacing w:after="80"/>
                   <w:jc w:val="right"/>
+                  <w:rPr>
+                    <w:sz w:val="18"/>
+                    <w:szCs w:val="18"/>
+                  </w:rPr>
                 </w:pPr>
                 <w:r>
+                  <w:rPr>
+                    <w:sz w:val="18"/>
+                    <w:szCs w:val="18"/>
+                  </w:rPr>
                   <w:t>InvQtyLbl</w:t>
                 </w:r>
               </w:p>
@@ -207,32 +281,48 @@
               <w:pStyle w:val="BCLabelNumber"/>
               <w:spacing w:after="80"/>
               <w:jc w:val="right"/>
+              <w:rPr>
+                <w:sz w:val="18"/>
+                <w:szCs w:val="18"/>
+              </w:rPr>
             </w:pPr>
           </w:p>
         </w:tc>
         <w:sdt>
           <w:sdtPr>
+            <w:rPr>
+              <w:sz w:val="18"/>
+              <w:szCs w:val="18"/>
+            </w:rPr>
             <w:alias w:val="#Nav: /Labels/AmountLbl"/>
             <w:tag w:val="#Nav: Inventory_Customer_Sales/713"/>
             <w:id w:val="208617712"/>
             <w:placeholder>
               <w:docPart w:val="944B0424967B42A5AFC5CCA909FE17E3"/>
             </w:placeholder>
-            <w:dataBinding w:prefixMappings="xmlns:ns0='urn:microsoft-dynamics-nav/reports/Inventory_Customer_Sales/713/'" w:xpath="/ns0:NavWordReportXmlPart[1]/ns0:Labels[1]/ns0:AmountLbl[1]" w:storeItemID="{0E62280E-706F-45D7-BEE2-B24E4BE14C14}"/>
+            <w:dataBinding w:prefixMappings="xmlns:ns0='urn:microsoft-dynamics-nav/reports/Inventory_Customer_Sales/713/'" w:xpath="/ns0:NavWordReportXmlPart[1]/ns0:Labels[1]/ns0:AmountLbl[1]" w:storeItemID="{9FE80CD2-CE10-4EF4-957E-75892F0387BE}"/>
             <w:text/>
           </w:sdtPr>
           <w:sdtContent>
             <w:tc>
               <w:tcPr>
-                <w:tcW w:w="734" w:type="pct"/>
+                <w:tcW w:w="644" w:type="pct"/>
               </w:tcPr>
               <w:p>
                 <w:pPr>
                   <w:pStyle w:val="BCLabelNumber"/>
                   <w:spacing w:after="80"/>
                   <w:jc w:val="right"/>
+                  <w:rPr>
+                    <w:sz w:val="18"/>
+                    <w:szCs w:val="18"/>
+                  </w:rPr>
                 </w:pPr>
                 <w:r>
+                  <w:rPr>
+                    <w:sz w:val="18"/>
+                    <w:szCs w:val="18"/>
+                  </w:rPr>
                   <w:t>AmountLbl</w:t>
                 </w:r>
               </w:p>
@@ -241,17 +331,21 @@
         </w:sdt>
         <w:tc>
           <w:tcPr>
-            <w:tcW w:w="623" w:type="pct"/>
+            <w:tcW w:w="502" w:type="pct"/>
           </w:tcPr>
           <w:sdt>
             <w:sdtPr>
+              <w:rPr>
+                <w:sz w:val="18"/>
+                <w:szCs w:val="18"/>
+              </w:rPr>
               <w:alias w:val="#Nav: /Labels/DiscountAmtLbl"/>
               <w:tag w:val="#Nav: Inventory_Customer_Sales/713"/>
               <w:id w:val="1430861775"/>
               <w:placeholder>
                 <w:docPart w:val="944B0424967B42A5AFC5CCA909FE17E3"/>
               </w:placeholder>
-              <w:dataBinding w:prefixMappings="xmlns:ns0='urn:microsoft-dynamics-nav/reports/Inventory_Customer_Sales/713/'" w:xpath="/ns0:NavWordReportXmlPart[1]/ns0:Labels[1]/ns0:DiscountAmtLbl[1]" w:storeItemID="{0E62280E-706F-45D7-BEE2-B24E4BE14C14}"/>
+              <w:dataBinding w:prefixMappings="xmlns:ns0='urn:microsoft-dynamics-nav/reports/Inventory_Customer_Sales/713/'" w:xpath="/ns0:NavWordReportXmlPart[1]/ns0:Labels[1]/ns0:DiscountAmtLbl[1]" w:storeItemID="{9FE80CD2-CE10-4EF4-957E-75892F0387BE}"/>
               <w:text/>
             </w:sdtPr>
             <w:sdtContent>
@@ -260,8 +354,16 @@
                   <w:pStyle w:val="BCLabelNumber"/>
                   <w:spacing w:after="80"/>
                   <w:jc w:val="right"/>
+                  <w:rPr>
+                    <w:sz w:val="18"/>
+                    <w:szCs w:val="18"/>
+                  </w:rPr>
                 </w:pPr>
                 <w:r>
+                  <w:rPr>
+                    <w:sz w:val="18"/>
+                    <w:szCs w:val="18"/>
+                  </w:rPr>
                   <w:t>DiscountAmtLbl</w:t>
                 </w:r>
               </w:p>
@@ -270,27 +372,39 @@
         </w:tc>
         <w:sdt>
           <w:sdtPr>
+            <w:rPr>
+              <w:sz w:val="18"/>
+              <w:szCs w:val="18"/>
+            </w:rPr>
             <w:alias w:val="#Nav: /Labels/ProfitLbl"/>
             <w:tag w:val="#Nav: Inventory_Customer_Sales/713"/>
             <w:id w:val="-469984770"/>
             <w:placeholder>
               <w:docPart w:val="944B0424967B42A5AFC5CCA909FE17E3"/>
             </w:placeholder>
-            <w:dataBinding w:prefixMappings="xmlns:ns0='urn:microsoft-dynamics-nav/reports/Inventory_Customer_Sales/713/'" w:xpath="/ns0:NavWordReportXmlPart[1]/ns0:Labels[1]/ns0:ProfitLbl[1]" w:storeItemID="{0E62280E-706F-45D7-BEE2-B24E4BE14C14}"/>
+            <w:dataBinding w:prefixMappings="xmlns:ns0='urn:microsoft-dynamics-nav/reports/Inventory_Customer_Sales/713/'" w:xpath="/ns0:NavWordReportXmlPart[1]/ns0:Labels[1]/ns0:ProfitLbl[1]" w:storeItemID="{9FE80CD2-CE10-4EF4-957E-75892F0387BE}"/>
             <w:text/>
           </w:sdtPr>
           <w:sdtContent>
             <w:tc>
               <w:tcPr>
-                <w:tcW w:w="522" w:type="pct"/>
+                <w:tcW w:w="563" w:type="pct"/>
               </w:tcPr>
               <w:p>
                 <w:pPr>
                   <w:pStyle w:val="BCLabelNumber"/>
                   <w:spacing w:after="80"/>
                   <w:jc w:val="right"/>
+                  <w:rPr>
+                    <w:sz w:val="18"/>
+                    <w:szCs w:val="18"/>
+                  </w:rPr>
                 </w:pPr>
                 <w:r>
+                  <w:rPr>
+                    <w:sz w:val="18"/>
+                    <w:szCs w:val="18"/>
+                  </w:rPr>
                   <w:t>ProfitLbl</w:t>
                 </w:r>
               </w:p>
@@ -299,27 +413,39 @@
         </w:sdt>
         <w:sdt>
           <w:sdtPr>
+            <w:rPr>
+              <w:sz w:val="18"/>
+              <w:szCs w:val="18"/>
+            </w:rPr>
             <w:alias w:val="#Nav: /Labels/ProfitPctLbl"/>
             <w:tag w:val="#Nav: Inventory_Customer_Sales/713"/>
             <w:id w:val="482126167"/>
             <w:placeholder>
               <w:docPart w:val="944B0424967B42A5AFC5CCA909FE17E3"/>
             </w:placeholder>
-            <w:dataBinding w:prefixMappings="xmlns:ns0='urn:microsoft-dynamics-nav/reports/Inventory_Customer_Sales/713/'" w:xpath="/ns0:NavWordReportXmlPart[1]/ns0:Labels[1]/ns0:ProfitPctLbl[1]" w:storeItemID="{0E62280E-706F-45D7-BEE2-B24E4BE14C14}"/>
+            <w:dataBinding w:prefixMappings="xmlns:ns0='urn:microsoft-dynamics-nav/reports/Inventory_Customer_Sales/713/'" w:xpath="/ns0:NavWordReportXmlPart[1]/ns0:Labels[1]/ns0:ProfitPctLbl[1]" w:storeItemID="{9FE80CD2-CE10-4EF4-957E-75892F0387BE}"/>
             <w:text/>
           </w:sdtPr>
           <w:sdtContent>
             <w:tc>
               <w:tcPr>
-                <w:tcW w:w="586" w:type="pct"/>
+                <w:tcW w:w="632" w:type="pct"/>
               </w:tcPr>
               <w:p>
                 <w:pPr>
                   <w:pStyle w:val="BCLabelNumber"/>
                   <w:spacing w:after="80"/>
                   <w:jc w:val="right"/>
+                  <w:rPr>
+                    <w:sz w:val="18"/>
+                    <w:szCs w:val="18"/>
+                  </w:rPr>
                 </w:pPr>
                 <w:r>
+                  <w:rPr>
+                    <w:sz w:val="18"/>
+                    <w:szCs w:val="18"/>
+                  </w:rPr>
                   <w:t>ProfitPctLbl</w:t>
                 </w:r>
               </w:p>
@@ -331,13 +457,15 @@
         <w:sdtPr>
           <w:rPr>
             <w:rFonts w:asciiTheme="majorHAnsi" w:hAnsiTheme="majorHAnsi" w:eastAsiaTheme="majorEastAsia" w:cstheme="majorBidi"/>
+            <w:sz w:val="18"/>
+            <w:szCs w:val="18"/>
             <w:lang w:eastAsia="zh-CN"/>
             <w14:numSpacing w14:val="tabular"/>
           </w:rPr>
           <w:alias w:val="#Nav: /Item"/>
           <w:tag w:val="#Nav: Inventory_Customer_Sales/713"/>
           <w:id w:val="37015946"/>
-          <w15:dataBinding w:prefixMappings="xmlns:ns0='urn:microsoft-dynamics-nav/reports/Inventory_Customer_Sales/713/'" w:xpath="/ns0:NavWordReportXmlPart[1]/ns0:Item" w:storeItemID="{0E62280E-706F-45D7-BEE2-B24E4BE14C14}"/>
+          <w15:dataBinding w:prefixMappings="xmlns:ns0='urn:microsoft-dynamics-nav/reports/Inventory_Customer_Sales/713/' " w:xpath="/ns0:NavWordReportXmlPart[1]/ns0:Item" w:storeItemID="{9FE80CD2-CE10-4EF4-957E-75892F0387BE}"/>
           <w15:repeatingSection/>
         </w:sdtPr>
         <w:sdtEndPr>
@@ -350,6 +478,8 @@
             <w:sdtPr>
               <w:rPr>
                 <w:rFonts w:asciiTheme="majorHAnsi" w:hAnsiTheme="majorHAnsi" w:eastAsiaTheme="majorEastAsia" w:cstheme="majorBidi"/>
+                <w:sz w:val="18"/>
+                <w:szCs w:val="18"/>
                 <w:lang w:eastAsia="zh-CN"/>
                 <w14:numSpacing w14:val="tabular"/>
               </w:rPr>
@@ -372,82 +502,110 @@
                 </w:trPr>
                 <w:tc>
                   <w:tcPr>
-                    <w:tcW w:w="614" w:type="pct"/>
+                    <w:tcW w:w="665" w:type="pct"/>
                   </w:tcPr>
                   <w:p>
                     <w:pPr>
                       <w:pStyle w:val="NoSpacing"/>
+                      <w:rPr>
+                        <w:sz w:val="18"/>
+                        <w:szCs w:val="18"/>
+                      </w:rPr>
                     </w:pPr>
                   </w:p>
                 </w:tc>
                 <w:tc>
                   <w:tcPr>
-                    <w:tcW w:w="1377" w:type="pct"/>
+                    <w:tcW w:w="1565" w:type="pct"/>
                     <w:gridSpan w:val="2"/>
                   </w:tcPr>
                   <w:p>
                     <w:pPr>
                       <w:pStyle w:val="NoSpacing"/>
+                      <w:rPr>
+                        <w:sz w:val="18"/>
+                        <w:szCs w:val="18"/>
+                      </w:rPr>
                     </w:pPr>
                   </w:p>
                 </w:tc>
                 <w:tc>
                   <w:tcPr>
-                    <w:tcW w:w="544" w:type="pct"/>
+                    <w:tcW w:w="429" w:type="pct"/>
                   </w:tcPr>
                   <w:p>
                     <w:pPr>
                       <w:pStyle w:val="BCNumber"/>
                       <w:spacing w:after="120"/>
                       <w:jc w:val="right"/>
+                      <w:rPr>
+                        <w:sz w:val="18"/>
+                        <w:szCs w:val="18"/>
+                      </w:rPr>
                     </w:pPr>
                   </w:p>
                 </w:tc>
                 <w:tc>
                   <w:tcPr>
-                    <w:tcW w:w="734" w:type="pct"/>
+                    <w:tcW w:w="644" w:type="pct"/>
                   </w:tcPr>
                   <w:p>
                     <w:pPr>
                       <w:pStyle w:val="BCNumber"/>
                       <w:spacing w:after="120"/>
                       <w:jc w:val="right"/>
+                      <w:rPr>
+                        <w:sz w:val="18"/>
+                        <w:szCs w:val="18"/>
+                      </w:rPr>
                     </w:pPr>
                   </w:p>
                 </w:tc>
                 <w:tc>
                   <w:tcPr>
-                    <w:tcW w:w="623" w:type="pct"/>
+                    <w:tcW w:w="502" w:type="pct"/>
                   </w:tcPr>
                   <w:p>
                     <w:pPr>
                       <w:pStyle w:val="BCNumber"/>
                       <w:spacing w:after="120"/>
                       <w:jc w:val="right"/>
+                      <w:rPr>
+                        <w:sz w:val="18"/>
+                        <w:szCs w:val="18"/>
+                      </w:rPr>
                     </w:pPr>
                   </w:p>
                 </w:tc>
                 <w:tc>
                   <w:tcPr>
-                    <w:tcW w:w="522" w:type="pct"/>
+                    <w:tcW w:w="563" w:type="pct"/>
                   </w:tcPr>
                   <w:p>
                     <w:pPr>
                       <w:pStyle w:val="BCNumber"/>
                       <w:spacing w:after="120"/>
                       <w:jc w:val="right"/>
+                      <w:rPr>
+                        <w:sz w:val="18"/>
+                        <w:szCs w:val="18"/>
+                      </w:rPr>
                     </w:pPr>
                   </w:p>
                 </w:tc>
                 <w:tc>
                   <w:tcPr>
-                    <w:tcW w:w="586" w:type="pct"/>
+                    <w:tcW w:w="632" w:type="pct"/>
                   </w:tcPr>
                   <w:p>
                     <w:pPr>
                       <w:pStyle w:val="BCNumber"/>
                       <w:spacing w:after="120"/>
                       <w:jc w:val="right"/>
+                      <w:rPr>
+                        <w:sz w:val="18"/>
+                        <w:szCs w:val="18"/>
+                      </w:rPr>
                     </w:pPr>
                   </w:p>
                 </w:tc>
@@ -459,6 +617,10 @@
                 </w:trPr>
                 <w:sdt>
                   <w:sdtPr>
+                    <w:rPr>
+                      <w:sz w:val="18"/>
+                      <w:szCs w:val="18"/>
+                    </w:rPr>
                     <w:alias w:val="#Nav: /Item/No_Item"/>
                     <w:tag w:val="#Nav: FS_YSR_InventoryCustomerSales/50003"/>
                     <w:id w:val="-1983850351"/>
@@ -470,13 +632,21 @@
                   <w:sdtContent>
                     <w:tc>
                       <w:tcPr>
-                        <w:tcW w:w="614" w:type="pct"/>
+                        <w:tcW w:w="665" w:type="pct"/>
                       </w:tcPr>
                       <w:p>
                         <w:pPr>
                           <w:pStyle w:val="BCLabel"/>
+                          <w:rPr>
+                            <w:sz w:val="18"/>
+                            <w:szCs w:val="18"/>
+                          </w:rPr>
                         </w:pPr>
                         <w:r>
+                          <w:rPr>
+                            <w:sz w:val="18"/>
+                            <w:szCs w:val="18"/>
+                          </w:rPr>
                           <w:t>No_Item</w:t>
                         </w:r>
                       </w:p>
@@ -485,6 +655,10 @@
                 </w:sdt>
                 <w:sdt>
                   <w:sdtPr>
+                    <w:rPr>
+                      <w:sz w:val="18"/>
+                      <w:szCs w:val="18"/>
+                    </w:rPr>
                     <w:alias w:val="#Nav: /Item/Description_Item"/>
                     <w:tag w:val="#Nav: FS_YSR_InventoryCustomerSales/50003"/>
                     <w:id w:val="116645057"/>
@@ -496,14 +670,22 @@
                   <w:sdtContent>
                     <w:tc>
                       <w:tcPr>
-                        <w:tcW w:w="1377" w:type="pct"/>
+                        <w:tcW w:w="1565" w:type="pct"/>
                         <w:gridSpan w:val="2"/>
                       </w:tcPr>
                       <w:p>
                         <w:pPr>
                           <w:pStyle w:val="BCLabel"/>
+                          <w:rPr>
+                            <w:sz w:val="18"/>
+                            <w:szCs w:val="18"/>
+                          </w:rPr>
                         </w:pPr>
                         <w:r>
+                          <w:rPr>
+                            <w:sz w:val="18"/>
+                            <w:szCs w:val="18"/>
+                          </w:rPr>
                           <w:t>Description_Item</w:t>
                         </w:r>
                       </w:p>
@@ -512,51 +694,71 @@
                 </w:sdt>
                 <w:tc>
                   <w:tcPr>
-                    <w:tcW w:w="544" w:type="pct"/>
+                    <w:tcW w:w="429" w:type="pct"/>
                   </w:tcPr>
                   <w:p>
                     <w:pPr>
                       <w:pStyle w:val="BCLabel"/>
+                      <w:rPr>
+                        <w:sz w:val="18"/>
+                        <w:szCs w:val="18"/>
+                      </w:rPr>
                     </w:pPr>
                   </w:p>
                 </w:tc>
                 <w:tc>
                   <w:tcPr>
-                    <w:tcW w:w="734" w:type="pct"/>
+                    <w:tcW w:w="644" w:type="pct"/>
                   </w:tcPr>
                   <w:p>
                     <w:pPr>
                       <w:pStyle w:val="BCLabel"/>
+                      <w:rPr>
+                        <w:sz w:val="18"/>
+                        <w:szCs w:val="18"/>
+                      </w:rPr>
                     </w:pPr>
                   </w:p>
                 </w:tc>
                 <w:tc>
                   <w:tcPr>
-                    <w:tcW w:w="623" w:type="pct"/>
+                    <w:tcW w:w="502" w:type="pct"/>
                   </w:tcPr>
                   <w:p>
                     <w:pPr>
                       <w:pStyle w:val="BCLabel"/>
+                      <w:rPr>
+                        <w:sz w:val="18"/>
+                        <w:szCs w:val="18"/>
+                      </w:rPr>
                     </w:pPr>
                   </w:p>
                 </w:tc>
                 <w:tc>
                   <w:tcPr>
-                    <w:tcW w:w="522" w:type="pct"/>
+                    <w:tcW w:w="563" w:type="pct"/>
                   </w:tcPr>
                   <w:p>
                     <w:pPr>
                       <w:pStyle w:val="BCLabel"/>
+                      <w:rPr>
+                        <w:sz w:val="18"/>
+                        <w:szCs w:val="18"/>
+                      </w:rPr>
                     </w:pPr>
                   </w:p>
                 </w:tc>
                 <w:tc>
                   <w:tcPr>
-                    <w:tcW w:w="586" w:type="pct"/>
+                    <w:tcW w:w="632" w:type="pct"/>
                   </w:tcPr>
                   <w:p>
                     <w:pPr>
                       <w:pStyle w:val="BCLabel"/>
+                      <w:rPr>
+                        <w:sz w:val="18"/>
+                        <w:szCs w:val="18"/>
+                      </w:rPr>
                     </w:pPr>
                   </w:p>
                 </w:tc>
@@ -568,35 +770,51 @@
                 </w:trPr>
                 <w:tc>
                   <w:tcPr>
-                    <w:tcW w:w="614" w:type="pct"/>
+                    <w:tcW w:w="665" w:type="pct"/>
                   </w:tcPr>
                   <w:p>
                     <w:pPr>
                       <w:pStyle w:val="NoSpacing"/>
+                      <w:rPr>
+                        <w:sz w:val="18"/>
+                        <w:szCs w:val="18"/>
+                      </w:rPr>
                     </w:pPr>
                   </w:p>
                 </w:tc>
                 <w:sdt>
                   <w:sdtPr>
+                    <w:rPr>
+                      <w:sz w:val="18"/>
+                      <w:szCs w:val="18"/>
+                    </w:rPr>
                     <w:alias w:val="#Nav: /Labels/BaseUnitofMeasure_ItemCaption"/>
                     <w:tag w:val="#Nav: Inventory_Customer_Sales/713"/>
                     <w:id w:val="-1204844"/>
                     <w:placeholder>
                       <w:docPart w:val="944B0424967B42A5AFC5CCA909FE17E3"/>
                     </w:placeholder>
-                    <w:dataBinding w:prefixMappings="xmlns:ns0='urn:microsoft-dynamics-nav/reports/Inventory_Customer_Sales/713/'" w:xpath="/ns0:NavWordReportXmlPart[1]/ns0:Labels[1]/ns0:BaseUnitofMeasure_ItemCaption[1]" w:storeItemID="{0E62280E-706F-45D7-BEE2-B24E4BE14C14}"/>
+                    <w:dataBinding w:prefixMappings="xmlns:ns0='urn:microsoft-dynamics-nav/reports/Inventory_Customer_Sales/713/'" w:xpath="/ns0:NavWordReportXmlPart[1]/ns0:Labels[1]/ns0:BaseUnitofMeasure_ItemCaption[1]" w:storeItemID="{9FE80CD2-CE10-4EF4-957E-75892F0387BE}"/>
                     <w:text/>
                   </w:sdtPr>
                   <w:sdtContent>
                     <w:tc>
                       <w:tcPr>
-                        <w:tcW w:w="768" w:type="pct"/>
+                        <w:tcW w:w="1265" w:type="pct"/>
                       </w:tcPr>
                       <w:p>
                         <w:pPr>
                           <w:pStyle w:val="NoSpacing"/>
+                          <w:rPr>
+                            <w:sz w:val="18"/>
+                            <w:szCs w:val="18"/>
+                          </w:rPr>
                         </w:pPr>
                         <w:r>
+                          <w:rPr>
+                            <w:sz w:val="18"/>
+                            <w:szCs w:val="18"/>
+                          </w:rPr>
                           <w:t>BaseUnitofMeasure_ItemCaption</w:t>
                         </w:r>
                       </w:p>
@@ -605,6 +823,10 @@
                 </w:sdt>
                 <w:sdt>
                   <w:sdtPr>
+                    <w:rPr>
+                      <w:sz w:val="18"/>
+                      <w:szCs w:val="18"/>
+                    </w:rPr>
                     <w:alias w:val="#Nav: /Item/BaseUnitofMeasure_Item"/>
                     <w:tag w:val="#Nav: FS_YSR_InventoryCustomerSales/50003"/>
                     <w:id w:val="-707411818"/>
@@ -616,71 +838,108 @@
                   <w:sdtContent>
                     <w:tc>
                       <w:tcPr>
-                        <w:tcW w:w="610" w:type="pct"/>
+                        <w:tcW w:w="300" w:type="pct"/>
                       </w:tcPr>
                       <w:p>
                         <w:pPr>
                           <w:pStyle w:val="NoSpacing"/>
+                          <w:rPr>
+                            <w:sz w:val="18"/>
+                            <w:szCs w:val="18"/>
+                          </w:rPr>
                         </w:pPr>
+                        <w:proofErr w:type="spellStart"/>
                         <w:r>
-                          <w:t>BaseUnitofMeasure_Item</w:t>
+                          <w:rPr>
+                            <w:sz w:val="18"/>
+                            <w:szCs w:val="18"/>
+                          </w:rPr>
+                          <w:t>Base</w:t>
                         </w:r>
+                        <w:r>
+                          <w:rPr>
+                            <w:sz w:val="18"/>
+                            <w:szCs w:val="18"/>
+                          </w:rPr>
+                          <w:t>U</w:t>
+                        </w:r>
+                        <w:proofErr w:type="spellEnd"/>
                       </w:p>
                     </w:tc>
                   </w:sdtContent>
                 </w:sdt>
                 <w:tc>
                   <w:tcPr>
-                    <w:tcW w:w="544" w:type="pct"/>
+                    <w:tcW w:w="429" w:type="pct"/>
                   </w:tcPr>
                   <w:p>
                     <w:pPr>
                       <w:pStyle w:val="BCNumber"/>
                       <w:jc w:val="right"/>
+                      <w:rPr>
+                        <w:sz w:val="18"/>
+                        <w:szCs w:val="18"/>
+                      </w:rPr>
                     </w:pPr>
                   </w:p>
                 </w:tc>
                 <w:tc>
                   <w:tcPr>
-                    <w:tcW w:w="734" w:type="pct"/>
+                    <w:tcW w:w="644" w:type="pct"/>
                   </w:tcPr>
                   <w:p>
                     <w:pPr>
                       <w:pStyle w:val="BCNumber"/>
                       <w:jc w:val="right"/>
+                      <w:rPr>
+                        <w:sz w:val="18"/>
+                        <w:szCs w:val="18"/>
+                      </w:rPr>
                     </w:pPr>
                   </w:p>
                 </w:tc>
                 <w:tc>
                   <w:tcPr>
-                    <w:tcW w:w="623" w:type="pct"/>
+                    <w:tcW w:w="502" w:type="pct"/>
                   </w:tcPr>
                   <w:p>
                     <w:pPr>
                       <w:pStyle w:val="BCNumber"/>
                       <w:jc w:val="right"/>
+                      <w:rPr>
+                        <w:sz w:val="18"/>
+                        <w:szCs w:val="18"/>
+                      </w:rPr>
                     </w:pPr>
                   </w:p>
                 </w:tc>
                 <w:tc>
                   <w:tcPr>
-                    <w:tcW w:w="522" w:type="pct"/>
+                    <w:tcW w:w="563" w:type="pct"/>
                   </w:tcPr>
                   <w:p>
                     <w:pPr>
                       <w:pStyle w:val="BCNumber"/>
                       <w:jc w:val="right"/>
+                      <w:rPr>
+                        <w:sz w:val="18"/>
+                        <w:szCs w:val="18"/>
+                      </w:rPr>
                     </w:pPr>
                   </w:p>
                 </w:tc>
                 <w:tc>
                   <w:tcPr>
-                    <w:tcW w:w="586" w:type="pct"/>
+                    <w:tcW w:w="632" w:type="pct"/>
                   </w:tcPr>
                   <w:p>
                     <w:pPr>
                       <w:pStyle w:val="BCNumber"/>
                       <w:jc w:val="right"/>
+                      <w:rPr>
+                        <w:sz w:val="18"/>
+                        <w:szCs w:val="18"/>
+                      </w:rPr>
                     </w:pPr>
                   </w:p>
                 </w:tc>
@@ -688,19 +947,23 @@
               <w:sdt>
                 <w:sdtPr>
                   <w:rPr>
+                    <w:sz w:val="18"/>
+                    <w:szCs w:val="18"/>
                     <w:lang w:eastAsia="zh-CN"/>
                     <w14:numSpacing w14:val="tabular"/>
                   </w:rPr>
                   <w:alias w:val="#Nav: /Item/Item_Ledger_Entry"/>
                   <w:tag w:val="#Nav: Inventory_Customer_Sales/713"/>
                   <w:id w:val="100769726"/>
-                  <w15:dataBinding w:prefixMappings="xmlns:ns0='urn:microsoft-dynamics-nav/reports/Inventory_Customer_Sales/713/'" w:xpath="/ns0:NavWordReportXmlPart[1]/ns0:Item[1]/ns0:Item_Ledger_Entry" w:storeItemID="{0E62280E-706F-45D7-BEE2-B24E4BE14C14}"/>
+                  <w15:dataBinding w:prefixMappings="xmlns:ns0='urn:microsoft-dynamics-nav/reports/Inventory_Customer_Sales/713/' " w:xpath="/ns0:NavWordReportXmlPart[1]/ns0:Item[1]/ns0:Item_Ledger_Entry" w:storeItemID="{9FE80CD2-CE10-4EF4-957E-75892F0387BE}"/>
                   <w15:repeatingSection/>
                 </w:sdtPr>
                 <w:sdtContent>
                   <w:sdt>
                     <w:sdtPr>
                       <w:rPr>
+                        <w:sz w:val="18"/>
+                        <w:szCs w:val="18"/>
                         <w:lang w:eastAsia="zh-CN"/>
                         <w14:numSpacing w14:val="tabular"/>
                       </w:rPr>
@@ -714,19 +977,23 @@
                       <w:sdt>
                         <w:sdtPr>
                           <w:rPr>
+                            <w:sz w:val="18"/>
+                            <w:szCs w:val="18"/>
                             <w:lang w:eastAsia="zh-CN"/>
                             <w14:numSpacing w14:val="tabular"/>
                           </w:rPr>
                           <w:alias w:val="#Nav: /Item/Item_Ledger_Entry/Integer"/>
                           <w:tag w:val="#Nav: Inventory_Customer_Sales/713"/>
                           <w:id w:val="1092279626"/>
-                          <w15:dataBinding w:prefixMappings="xmlns:ns0='urn:microsoft-dynamics-nav/reports/Inventory_Customer_Sales/713/'" w:xpath="/ns0:NavWordReportXmlPart[1]/ns0:Item[1]/ns0:Item_Ledger_Entry[1]/ns0:Integer" w:storeItemID="{0E62280E-706F-45D7-BEE2-B24E4BE14C14}"/>
+                          <w15:dataBinding w:prefixMappings="xmlns:ns0='urn:microsoft-dynamics-nav/reports/Inventory_Customer_Sales/713/' " w:xpath="/ns0:NavWordReportXmlPart[1]/ns0:Item[1]/ns0:Item_Ledger_Entry[1]/ns0:Integer" w:storeItemID="{9FE80CD2-CE10-4EF4-957E-75892F0387BE}"/>
                           <w15:repeatingSection/>
                         </w:sdtPr>
                         <w:sdtContent>
                           <w:sdt>
                             <w:sdtPr>
                               <w:rPr>
+                                <w:sz w:val="18"/>
+                                <w:szCs w:val="18"/>
                                 <w:lang w:eastAsia="zh-CN"/>
                                 <w14:numSpacing w14:val="tabular"/>
                               </w:rPr>
@@ -745,6 +1012,8 @@
                                 <w:sdt>
                                   <w:sdtPr>
                                     <w:rPr>
+                                      <w:sz w:val="18"/>
+                                      <w:szCs w:val="18"/>
                                       <w:lang w:eastAsia="zh-CN"/>
                                       <w14:numSpacing w14:val="tabular"/>
                                     </w:rPr>
@@ -765,13 +1034,21 @@
                                   <w:sdtContent>
                                     <w:tc>
                                       <w:tcPr>
-                                        <w:tcW w:w="614" w:type="pct"/>
+                                        <w:tcW w:w="665" w:type="pct"/>
                                       </w:tcPr>
                                       <w:p>
                                         <w:pPr>
                                           <w:pStyle w:val="NoSpacing"/>
+                                          <w:rPr>
+                                            <w:sz w:val="18"/>
+                                            <w:szCs w:val="18"/>
+                                          </w:rPr>
                                         </w:pPr>
                                         <w:r>
+                                          <w:rPr>
+                                            <w:sz w:val="18"/>
+                                            <w:szCs w:val="18"/>
+                                          </w:rPr>
                                           <w:t>SourceNo_ItemLedgEntry</w:t>
                                         </w:r>
                                       </w:p>
@@ -780,6 +1057,10 @@
                                 </w:sdt>
                                 <w:sdt>
                                   <w:sdtPr>
+                                    <w:rPr>
+                                      <w:sz w:val="18"/>
+                                      <w:szCs w:val="18"/>
+                                    </w:rPr>
                                     <w:alias w:val="#Nav: /Item/Item_Ledger_Entry/Integer/CustName"/>
                                     <w:tag w:val="#Nav: FS_YSR_InventoryCustomerSales/50003"/>
                                     <w:id w:val="1775664958"/>
@@ -791,13 +1072,21 @@
                                   <w:sdtContent>
                                     <w:tc>
                                       <w:tcPr>
-                                        <w:tcW w:w="768" w:type="pct"/>
+                                        <w:tcW w:w="1265" w:type="pct"/>
                                       </w:tcPr>
                                       <w:p>
                                         <w:pPr>
                                           <w:pStyle w:val="NoSpacing"/>
+                                          <w:rPr>
+                                            <w:sz w:val="18"/>
+                                            <w:szCs w:val="18"/>
+                                          </w:rPr>
                                         </w:pPr>
                                         <w:r>
+                                          <w:rPr>
+                                            <w:sz w:val="18"/>
+                                            <w:szCs w:val="18"/>
+                                          </w:rPr>
                                           <w:t>CustName</w:t>
                                         </w:r>
                                       </w:p>
@@ -806,16 +1095,24 @@
                                 </w:sdt>
                                 <w:tc>
                                   <w:tcPr>
-                                    <w:tcW w:w="610" w:type="pct"/>
+                                    <w:tcW w:w="300" w:type="pct"/>
                                   </w:tcPr>
                                   <w:p>
                                     <w:pPr>
                                       <w:pStyle w:val="NoSpacing"/>
+                                      <w:rPr>
+                                        <w:sz w:val="18"/>
+                                        <w:szCs w:val="18"/>
+                                      </w:rPr>
                                     </w:pPr>
                                   </w:p>
                                 </w:tc>
                                 <w:sdt>
                                   <w:sdtPr>
+                                    <w:rPr>
+                                      <w:sz w:val="18"/>
+                                      <w:szCs w:val="18"/>
+                                    </w:rPr>
                                     <w:alias w:val="#Nav: /Item/Item_Ledger_Entry/Integer/InvQty_ItemLedgEntry"/>
                                     <w:tag w:val="#Nav: FS_YSR_InventoryCustomerSales/50003"/>
                                     <w:id w:val="1659958318"/>
@@ -827,14 +1124,22 @@
                                   <w:sdtContent>
                                     <w:tc>
                                       <w:tcPr>
-                                        <w:tcW w:w="544" w:type="pct"/>
+                                        <w:tcW w:w="429" w:type="pct"/>
                                       </w:tcPr>
                                       <w:p>
                                         <w:pPr>
                                           <w:pStyle w:val="BCNumber"/>
                                           <w:jc w:val="right"/>
+                                          <w:rPr>
+                                            <w:sz w:val="18"/>
+                                            <w:szCs w:val="18"/>
+                                          </w:rPr>
                                         </w:pPr>
                                         <w:r>
+                                          <w:rPr>
+                                            <w:sz w:val="18"/>
+                                            <w:szCs w:val="18"/>
+                                          </w:rPr>
                                           <w:t>InvQty_ItemLedgEntry</w:t>
                                         </w:r>
                                       </w:p>
@@ -843,6 +1148,10 @@
                                 </w:sdt>
                                 <w:sdt>
                                   <w:sdtPr>
+                                    <w:rPr>
+                                      <w:sz w:val="18"/>
+                                      <w:szCs w:val="18"/>
+                                    </w:rPr>
                                     <w:alias w:val="#Nav: /Item/Item_Ledger_Entry/Integer/SalesAmtActual_ItemLedgEntry"/>
                                     <w:tag w:val="#Nav: FS_YSR_InventoryCustomerSales/50003"/>
                                     <w:id w:val="-319190641"/>
@@ -854,14 +1163,22 @@
                                   <w:sdtContent>
                                     <w:tc>
                                       <w:tcPr>
-                                        <w:tcW w:w="734" w:type="pct"/>
+                                        <w:tcW w:w="644" w:type="pct"/>
                                       </w:tcPr>
                                       <w:p>
                                         <w:pPr>
                                           <w:pStyle w:val="BCNumber"/>
                                           <w:jc w:val="right"/>
+                                          <w:rPr>
+                                            <w:sz w:val="18"/>
+                                            <w:szCs w:val="18"/>
+                                          </w:rPr>
                                         </w:pPr>
                                         <w:r>
+                                          <w:rPr>
+                                            <w:sz w:val="18"/>
+                                            <w:szCs w:val="18"/>
+                                          </w:rPr>
                                           <w:t>SalesAmtActual_ItemLedgEntry</w:t>
                                         </w:r>
                                       </w:p>
@@ -870,6 +1187,10 @@
                                 </w:sdt>
                                 <w:sdt>
                                   <w:sdtPr>
+                                    <w:rPr>
+                                      <w:sz w:val="18"/>
+                                      <w:szCs w:val="18"/>
+                                    </w:rPr>
                                     <w:alias w:val="#Nav: /Item/Item_Ledger_Entry/Integer/DiscountAmount"/>
                                     <w:tag w:val="#Nav: FS_YSR_InventoryCustomerSales/50003"/>
                                     <w:id w:val="773518039"/>
@@ -881,14 +1202,22 @@
                                   <w:sdtContent>
                                     <w:tc>
                                       <w:tcPr>
-                                        <w:tcW w:w="623" w:type="pct"/>
+                                        <w:tcW w:w="502" w:type="pct"/>
                                       </w:tcPr>
                                       <w:p>
                                         <w:pPr>
                                           <w:pStyle w:val="BCNumber"/>
                                           <w:jc w:val="right"/>
+                                          <w:rPr>
+                                            <w:sz w:val="18"/>
+                                            <w:szCs w:val="18"/>
+                                          </w:rPr>
                                         </w:pPr>
                                         <w:r>
+                                          <w:rPr>
+                                            <w:sz w:val="18"/>
+                                            <w:szCs w:val="18"/>
+                                          </w:rPr>
                                           <w:t>DiscountAmount</w:t>
                                         </w:r>
                                       </w:p>
@@ -897,6 +1226,10 @@
                                 </w:sdt>
                                 <w:sdt>
                                   <w:sdtPr>
+                                    <w:rPr>
+                                      <w:sz w:val="18"/>
+                                      <w:szCs w:val="18"/>
+                                    </w:rPr>
                                     <w:alias w:val="#Nav: /Item/Item_Ledger_Entry/Integer/Profit_ItemLedgEntry"/>
                                     <w:tag w:val="#Nav: FS_YSR_InventoryCustomerSales/50003"/>
                                     <w:id w:val="-44374590"/>
@@ -908,14 +1241,22 @@
                                   <w:sdtContent>
                                     <w:tc>
                                       <w:tcPr>
-                                        <w:tcW w:w="522" w:type="pct"/>
+                                        <w:tcW w:w="563" w:type="pct"/>
                                       </w:tcPr>
                                       <w:p>
                                         <w:pPr>
                                           <w:pStyle w:val="BCNumber"/>
                                           <w:jc w:val="right"/>
+                                          <w:rPr>
+                                            <w:sz w:val="18"/>
+                                            <w:szCs w:val="18"/>
+                                          </w:rPr>
                                         </w:pPr>
                                         <w:r>
+                                          <w:rPr>
+                                            <w:sz w:val="18"/>
+                                            <w:szCs w:val="18"/>
+                                          </w:rPr>
                                           <w:t>Profit_ItemLedgEntry</w:t>
                                         </w:r>
                                       </w:p>
@@ -924,6 +1265,10 @@
                                 </w:sdt>
                                 <w:sdt>
                                   <w:sdtPr>
+                                    <w:rPr>
+                                      <w:sz w:val="18"/>
+                                      <w:szCs w:val="18"/>
+                                    </w:rPr>
                                     <w:alias w:val="#Nav: /Item/Item_Ledger_Entry/Integer/ProfitPct_ItemLedgEntry"/>
                                     <w:tag w:val="#Nav: FS_YSR_InventoryCustomerSales/50003"/>
                                     <w:id w:val="622428734"/>
@@ -935,14 +1280,22 @@
                                   <w:sdtContent>
                                     <w:tc>
                                       <w:tcPr>
-                                        <w:tcW w:w="586" w:type="pct"/>
+                                        <w:tcW w:w="632" w:type="pct"/>
                                       </w:tcPr>
                                       <w:p>
                                         <w:pPr>
                                           <w:pStyle w:val="BCNumber"/>
                                           <w:jc w:val="right"/>
+                                          <w:rPr>
+                                            <w:sz w:val="18"/>
+                                            <w:szCs w:val="18"/>
+                                          </w:rPr>
                                         </w:pPr>
                                         <w:r>
+                                          <w:rPr>
+                                            <w:sz w:val="18"/>
+                                            <w:szCs w:val="18"/>
+                                          </w:rPr>
                                           <w:t>ProfitPct_ItemLedgEntry</w:t>
                                         </w:r>
                                       </w:p>
@@ -965,7 +1318,7 @@
                 </w:trPr>
                 <w:tc>
                   <w:tcPr>
-                    <w:tcW w:w="614" w:type="pct"/>
+                    <w:tcW w:w="665" w:type="pct"/>
                   </w:tcPr>
                   <w:p>
                     <w:pPr>
@@ -973,11 +1326,19 @@
                       <w:tabs>
                         <w:tab w:val="left" w:pos="528"/>
                       </w:tabs>
+                      <w:rPr>
+                        <w:sz w:val="18"/>
+                        <w:szCs w:val="18"/>
+                      </w:rPr>
                     </w:pPr>
                   </w:p>
                 </w:tc>
                 <w:sdt>
                   <w:sdtPr>
+                    <w:rPr>
+                      <w:sz w:val="18"/>
+                      <w:szCs w:val="18"/>
+                    </w:rPr>
                     <w:alias w:val="#Nav: /Item/SubTotals/SubTotals_Description"/>
                     <w:tag w:val="#Nav: FS_YSR_InventoryCustomerSales/50003"/>
                     <w:id w:val="-1557544250"/>
@@ -989,14 +1350,21 @@
                   <w:sdtContent>
                     <w:tc>
                       <w:tcPr>
-                        <w:tcW w:w="768" w:type="pct"/>
+                        <w:tcW w:w="1265" w:type="pct"/>
                       </w:tcPr>
                       <w:p>
                         <w:pPr>
                           <w:pStyle w:val="BCLabel"/>
-                          <w:spacing w:before="120" w:after="120"/>
+                          <w:rPr>
+                            <w:sz w:val="18"/>
+                            <w:szCs w:val="18"/>
+                          </w:rPr>
                         </w:pPr>
                         <w:r>
+                          <w:rPr>
+                            <w:sz w:val="18"/>
+                            <w:szCs w:val="18"/>
+                          </w:rPr>
                           <w:t>SubTotals_Description</w:t>
                         </w:r>
                       </w:p>
@@ -1005,17 +1373,25 @@
                 </w:sdt>
                 <w:tc>
                   <w:tcPr>
-                    <w:tcW w:w="610" w:type="pct"/>
+                    <w:tcW w:w="300" w:type="pct"/>
                   </w:tcPr>
                   <w:p>
                     <w:pPr>
                       <w:pStyle w:val="BCLabel"/>
                       <w:spacing w:before="120" w:after="120"/>
+                      <w:rPr>
+                        <w:sz w:val="18"/>
+                        <w:szCs w:val="18"/>
+                      </w:rPr>
                     </w:pPr>
                   </w:p>
                 </w:tc>
                 <w:sdt>
                   <w:sdtPr>
+                    <w:rPr>
+                      <w:sz w:val="18"/>
+                      <w:szCs w:val="18"/>
+                    </w:rPr>
                     <w:alias w:val="#Nav: /Item/SubTotals/SubTotals_InvQty"/>
                     <w:tag w:val="#Nav: FS_YSR_InventoryCustomerSales/50003"/>
                     <w:id w:val="-1122840040"/>
@@ -1027,15 +1403,22 @@
                   <w:sdtContent>
                     <w:tc>
                       <w:tcPr>
-                        <w:tcW w:w="544" w:type="pct"/>
+                        <w:tcW w:w="429" w:type="pct"/>
                       </w:tcPr>
                       <w:p>
                         <w:pPr>
                           <w:pStyle w:val="BCLabelNumber"/>
-                          <w:spacing w:before="120" w:after="120"/>
                           <w:jc w:val="right"/>
+                          <w:rPr>
+                            <w:sz w:val="18"/>
+                            <w:szCs w:val="18"/>
+                          </w:rPr>
                         </w:pPr>
                         <w:r>
+                          <w:rPr>
+                            <w:sz w:val="18"/>
+                            <w:szCs w:val="18"/>
+                          </w:rPr>
                           <w:t>SubTotals_InvQty</w:t>
                         </w:r>
                       </w:p>
@@ -1044,6 +1427,10 @@
                 </w:sdt>
                 <w:sdt>
                   <w:sdtPr>
+                    <w:rPr>
+                      <w:sz w:val="18"/>
+                      <w:szCs w:val="18"/>
+                    </w:rPr>
                     <w:alias w:val="#Nav: /Item/SubTotals/SubTotals_SalesAmtActual"/>
                     <w:tag w:val="#Nav: FS_YSR_InventoryCustomerSales/50003"/>
                     <w:id w:val="362331527"/>
@@ -1055,15 +1442,22 @@
                   <w:sdtContent>
                     <w:tc>
                       <w:tcPr>
-                        <w:tcW w:w="734" w:type="pct"/>
+                        <w:tcW w:w="644" w:type="pct"/>
                       </w:tcPr>
                       <w:p>
                         <w:pPr>
                           <w:pStyle w:val="BCLabelNumber"/>
-                          <w:spacing w:before="120" w:after="120"/>
                           <w:jc w:val="right"/>
+                          <w:rPr>
+                            <w:sz w:val="18"/>
+                            <w:szCs w:val="18"/>
+                          </w:rPr>
                         </w:pPr>
                         <w:r>
+                          <w:rPr>
+                            <w:sz w:val="18"/>
+                            <w:szCs w:val="18"/>
+                          </w:rPr>
                           <w:t>SubTotals_SalesAmtActual</w:t>
                         </w:r>
                       </w:p>
@@ -1072,6 +1466,10 @@
                 </w:sdt>
                 <w:sdt>
                   <w:sdtPr>
+                    <w:rPr>
+                      <w:sz w:val="18"/>
+                      <w:szCs w:val="18"/>
+                    </w:rPr>
                     <w:alias w:val="#Nav: /Item/SubTotals/SubTotals_DiscountAmount"/>
                     <w:tag w:val="#Nav: FS_YSR_InventoryCustomerSales/50003"/>
                     <w:id w:val="-1922089006"/>
@@ -1083,15 +1481,22 @@
                   <w:sdtContent>
                     <w:tc>
                       <w:tcPr>
-                        <w:tcW w:w="623" w:type="pct"/>
+                        <w:tcW w:w="502" w:type="pct"/>
                       </w:tcPr>
                       <w:p>
                         <w:pPr>
                           <w:pStyle w:val="BCLabelNumber"/>
-                          <w:spacing w:before="120" w:after="120"/>
                           <w:jc w:val="right"/>
+                          <w:rPr>
+                            <w:sz w:val="18"/>
+                            <w:szCs w:val="18"/>
+                          </w:rPr>
                         </w:pPr>
                         <w:r>
+                          <w:rPr>
+                            <w:sz w:val="18"/>
+                            <w:szCs w:val="18"/>
+                          </w:rPr>
                           <w:t>SubTotals_DiscountAmount</w:t>
                         </w:r>
                       </w:p>
@@ -1100,6 +1505,10 @@
                 </w:sdt>
                 <w:sdt>
                   <w:sdtPr>
+                    <w:rPr>
+                      <w:sz w:val="18"/>
+                      <w:szCs w:val="18"/>
+                    </w:rPr>
                     <w:alias w:val="#Nav: /Item/SubTotals/SubTotals_Profit"/>
                     <w:tag w:val="#Nav: FS_YSR_InventoryCustomerSales/50003"/>
                     <w:id w:val="419533847"/>
@@ -1111,15 +1520,22 @@
                   <w:sdtContent>
                     <w:tc>
                       <w:tcPr>
-                        <w:tcW w:w="522" w:type="pct"/>
+                        <w:tcW w:w="563" w:type="pct"/>
                       </w:tcPr>
                       <w:p>
                         <w:pPr>
                           <w:pStyle w:val="BCLabelNumber"/>
-                          <w:spacing w:before="120" w:after="120"/>
                           <w:jc w:val="right"/>
+                          <w:rPr>
+                            <w:sz w:val="18"/>
+                            <w:szCs w:val="18"/>
+                          </w:rPr>
                         </w:pPr>
                         <w:r>
+                          <w:rPr>
+                            <w:sz w:val="18"/>
+                            <w:szCs w:val="18"/>
+                          </w:rPr>
                           <w:t>SubTotals_Profit</w:t>
                         </w:r>
                       </w:p>
@@ -1128,6 +1544,10 @@
                 </w:sdt>
                 <w:sdt>
                   <w:sdtPr>
+                    <w:rPr>
+                      <w:sz w:val="18"/>
+                      <w:szCs w:val="18"/>
+                    </w:rPr>
                     <w:alias w:val="#Nav: /Item/SubTotals/SubTotals_ProfitPct"/>
                     <w:tag w:val="#Nav: FS_YSR_InventoryCustomerSales/50003"/>
                     <w:id w:val="483431967"/>
@@ -1139,15 +1559,22 @@
                   <w:sdtContent>
                     <w:tc>
                       <w:tcPr>
-                        <w:tcW w:w="586" w:type="pct"/>
+                        <w:tcW w:w="632" w:type="pct"/>
                       </w:tcPr>
                       <w:p>
                         <w:pPr>
                           <w:pStyle w:val="BCLabelNumber"/>
-                          <w:spacing w:before="120" w:after="120"/>
                           <w:jc w:val="right"/>
+                          <w:rPr>
+                            <w:sz w:val="18"/>
+                            <w:szCs w:val="18"/>
+                          </w:rPr>
                         </w:pPr>
                         <w:r>
+                          <w:rPr>
+                            <w:sz w:val="18"/>
+                            <w:szCs w:val="18"/>
+                          </w:rPr>
                           <w:t>SubTotals_ProfitPct</w:t>
                         </w:r>
                       </w:p>
@@ -1160,7 +1587,14 @@
         </w:sdtContent>
       </w:sdt>
     </w:tbl>
-    <w:p/>
+    <w:p>
+      <w:pPr>
+        <w:rPr>
+          <w:sz w:val="18"/>
+          <w:szCs w:val="18"/>
+        </w:rPr>
+      </w:pPr>
+    </w:p>
     <w:tbl>
       <w:tblPr>
         <w:tblStyle w:val="BCTotalsTable"/>
@@ -1196,21 +1630,33 @@
               <w:pStyle w:val="BCLabel"/>
               <w:spacing w:before="120" w:after="120"/>
               <w:jc w:val="both"/>
+              <w:rPr>
+                <w:sz w:val="18"/>
+                <w:szCs w:val="18"/>
+              </w:rPr>
             </w:pPr>
             <w:r>
+              <w:rPr>
+                <w:sz w:val="18"/>
+                <w:szCs w:val="18"/>
+              </w:rPr>
               <w:t>Total</w:t>
             </w:r>
           </w:p>
         </w:tc>
         <w:sdt>
           <w:sdtPr>
+            <w:rPr>
+              <w:sz w:val="18"/>
+              <w:szCs w:val="18"/>
+            </w:rPr>
             <w:alias w:val="#Nav: /Totals/Totals_SalesAmtActual"/>
             <w:tag w:val="#Nav: Inventory_Customer_Sales/713"/>
             <w:id w:val="-1960557500"/>
             <w:placeholder>
               <w:docPart w:val="E3A0DBB4794B4B1A91AEB15620821FAF"/>
             </w:placeholder>
-            <w:dataBinding w:prefixMappings="xmlns:ns0='urn:microsoft-dynamics-nav/reports/Inventory_Customer_Sales/713/'" w:xpath="/ns0:NavWordReportXmlPart[1]/ns0:Totals[1]/ns0:Totals_SalesAmtActual[1]" w:storeItemID="{0E62280E-706F-45D7-BEE2-B24E4BE14C14}"/>
+            <w:dataBinding w:prefixMappings="xmlns:ns0='urn:microsoft-dynamics-nav/reports/Inventory_Customer_Sales/713/'" w:xpath="/ns0:NavWordReportXmlPart[1]/ns0:Totals[1]/ns0:Totals_SalesAmtActual[1]" w:storeItemID="{9FE80CD2-CE10-4EF4-957E-75892F0387BE}"/>
             <w:text/>
           </w:sdtPr>
           <w:sdtContent>
@@ -1225,8 +1671,16 @@
               <w:p>
                 <w:pPr>
                   <w:pStyle w:val="BCLabelNumber"/>
+                  <w:rPr>
+                    <w:sz w:val="18"/>
+                    <w:szCs w:val="18"/>
+                  </w:rPr>
                 </w:pPr>
                 <w:r>
+                  <w:rPr>
+                    <w:sz w:val="18"/>
+                    <w:szCs w:val="18"/>
+                  </w:rPr>
                   <w:t>Totals_SalesAmtActual</w:t>
                 </w:r>
               </w:p>
@@ -1235,13 +1689,17 @@
         </w:sdt>
         <w:sdt>
           <w:sdtPr>
+            <w:rPr>
+              <w:sz w:val="18"/>
+              <w:szCs w:val="18"/>
+            </w:rPr>
             <w:alias w:val="#Nav: /Totals/Totals_DiscountAmount"/>
             <w:tag w:val="#Nav: Inventory_Customer_Sales/713"/>
             <w:id w:val="-1954698414"/>
             <w:placeholder>
               <w:docPart w:val="E3A0DBB4794B4B1A91AEB15620821FAF"/>
             </w:placeholder>
-            <w:dataBinding w:prefixMappings="xmlns:ns0='urn:microsoft-dynamics-nav/reports/Inventory_Customer_Sales/713/'" w:xpath="/ns0:NavWordReportXmlPart[1]/ns0:Totals[1]/ns0:Totals_DiscountAmount[1]" w:storeItemID="{0E62280E-706F-45D7-BEE2-B24E4BE14C14}"/>
+            <w:dataBinding w:prefixMappings="xmlns:ns0='urn:microsoft-dynamics-nav/reports/Inventory_Customer_Sales/713/'" w:xpath="/ns0:NavWordReportXmlPart[1]/ns0:Totals[1]/ns0:Totals_DiscountAmount[1]" w:storeItemID="{9FE80CD2-CE10-4EF4-957E-75892F0387BE}"/>
             <w:text/>
           </w:sdtPr>
           <w:sdtContent>
@@ -1256,8 +1714,16 @@
               <w:p>
                 <w:pPr>
                   <w:pStyle w:val="BCLabelNumber"/>
+                  <w:rPr>
+                    <w:sz w:val="18"/>
+                    <w:szCs w:val="18"/>
+                  </w:rPr>
                 </w:pPr>
                 <w:r>
+                  <w:rPr>
+                    <w:sz w:val="18"/>
+                    <w:szCs w:val="18"/>
+                  </w:rPr>
                   <w:t>Totals_DiscountAmount</w:t>
                 </w:r>
               </w:p>
@@ -1266,13 +1732,17 @@
         </w:sdt>
         <w:sdt>
           <w:sdtPr>
+            <w:rPr>
+              <w:sz w:val="18"/>
+              <w:szCs w:val="18"/>
+            </w:rPr>
             <w:alias w:val="#Nav: /Totals/Totals_Profit"/>
             <w:tag w:val="#Nav: Inventory_Customer_Sales/713"/>
             <w:id w:val="1030993549"/>
             <w:placeholder>
               <w:docPart w:val="E3A0DBB4794B4B1A91AEB15620821FAF"/>
             </w:placeholder>
-            <w:dataBinding w:prefixMappings="xmlns:ns0='urn:microsoft-dynamics-nav/reports/Inventory_Customer_Sales/713/'" w:xpath="/ns0:NavWordReportXmlPart[1]/ns0:Totals[1]/ns0:Totals_Profit[1]" w:storeItemID="{0E62280E-706F-45D7-BEE2-B24E4BE14C14}"/>
+            <w:dataBinding w:prefixMappings="xmlns:ns0='urn:microsoft-dynamics-nav/reports/Inventory_Customer_Sales/713/'" w:xpath="/ns0:NavWordReportXmlPart[1]/ns0:Totals[1]/ns0:Totals_Profit[1]" w:storeItemID="{9FE80CD2-CE10-4EF4-957E-75892F0387BE}"/>
             <w:text/>
           </w:sdtPr>
           <w:sdtContent>
@@ -1287,8 +1757,16 @@
               <w:p>
                 <w:pPr>
                   <w:pStyle w:val="BCLabelNumber"/>
+                  <w:rPr>
+                    <w:sz w:val="18"/>
+                    <w:szCs w:val="18"/>
+                  </w:rPr>
                 </w:pPr>
                 <w:r>
+                  <w:rPr>
+                    <w:sz w:val="18"/>
+                    <w:szCs w:val="18"/>
+                  </w:rPr>
                   <w:t>Totals_Profit</w:t>
                 </w:r>
               </w:p>
@@ -1297,13 +1775,17 @@
         </w:sdt>
         <w:sdt>
           <w:sdtPr>
+            <w:rPr>
+              <w:sz w:val="18"/>
+              <w:szCs w:val="18"/>
+            </w:rPr>
             <w:alias w:val="#Nav: /Totals/Totals_ProfitPct"/>
             <w:tag w:val="#Nav: Inventory_Customer_Sales/713"/>
             <w:id w:val="1949193217"/>
             <w:placeholder>
               <w:docPart w:val="E3A0DBB4794B4B1A91AEB15620821FAF"/>
             </w:placeholder>
-            <w:dataBinding w:prefixMappings="xmlns:ns0='urn:microsoft-dynamics-nav/reports/Inventory_Customer_Sales/713/'" w:xpath="/ns0:NavWordReportXmlPart[1]/ns0:Totals[1]/ns0:Totals_ProfitPct[1]" w:storeItemID="{0E62280E-706F-45D7-BEE2-B24E4BE14C14}"/>
+            <w:dataBinding w:prefixMappings="xmlns:ns0='urn:microsoft-dynamics-nav/reports/Inventory_Customer_Sales/713/'" w:xpath="/ns0:NavWordReportXmlPart[1]/ns0:Totals[1]/ns0:Totals_ProfitPct[1]" w:storeItemID="{9FE80CD2-CE10-4EF4-957E-75892F0387BE}"/>
             <w:text/>
           </w:sdtPr>
           <w:sdtContent>
@@ -1318,8 +1800,16 @@
               <w:p>
                 <w:pPr>
                   <w:pStyle w:val="BCLabelNumber"/>
+                  <w:rPr>
+                    <w:sz w:val="18"/>
+                    <w:szCs w:val="18"/>
+                  </w:rPr>
                 </w:pPr>
                 <w:r>
+                  <w:rPr>
+                    <w:sz w:val="18"/>
+                    <w:szCs w:val="18"/>
+                  </w:rPr>
                   <w:t>Totals_ProfitPct</w:t>
                 </w:r>
               </w:p>
@@ -1328,8 +1818,21 @@
         </w:sdt>
       </w:tr>
     </w:tbl>
-    <w:p/>
+    <w:p>
+      <w:pPr>
+        <w:rPr>
+          <w:sz w:val="18"/>
+          <w:szCs w:val="18"/>
+        </w:rPr>
+      </w:pPr>
+    </w:p>
     <w:sectPr>
+      <w:headerReference w:type="even" r:id="rId8"/>
+      <w:headerReference w:type="default" r:id="rId9"/>
+      <w:footerReference w:type="even" r:id="rId10"/>
+      <w:footerReference w:type="default" r:id="rId11"/>
+      <w:headerReference w:type="first" r:id="rId12"/>
+      <w:footerReference w:type="first" r:id="rId13"/>
       <w:pgSz w:w="11906" w:h="16838"/>
       <w:pgMar w:top="576" w:right="706" w:bottom="576" w:left="706" w:header="708" w:footer="708" w:gutter="0"/>
       <w:cols w:space="708"/>
@@ -1337,6 +1840,116 @@
     </w:sectPr>
   </w:body>
 </w:document>
+</file>
+
+<file path=word/endnotes.xml><?xml version="1.0" encoding="utf-8"?>
+<w:endnotes xmlns:wpc="http://schemas.microsoft.com/office/word/2010/wordprocessingCanvas" xmlns:cx="http://schemas.microsoft.com/office/drawing/2014/chartex" xmlns:cx1="http://schemas.microsoft.com/office/drawing/2015/9/8/chartex" xmlns:cx2="http://schemas.microsoft.com/office/drawing/2015/10/21/chartex" xmlns:cx3="http://schemas.microsoft.com/office/drawing/2016/5/9/chartex" xmlns:cx4="http://schemas.microsoft.com/office/drawing/2016/5/10/chartex" xmlns:cx5="http://schemas.microsoft.com/office/drawing/2016/5/11/chartex" xmlns:cx6="http://schemas.microsoft.com/office/drawing/2016/5/12/chartex" xmlns:cx7="http://schemas.microsoft.com/office/drawing/2016/5/13/chartex" xmlns:cx8="http://schemas.microsoft.com/office/drawing/2016/5/14/chartex" xmlns:mc="http://schemas.openxmlformats.org/markup-compatibility/2006" xmlns:aink="http://schemas.microsoft.com/office/drawing/2016/ink" xmlns:am3d="http://schemas.microsoft.com/office/drawing/2017/model3d" xmlns:o="urn:schemas-microsoft-com:office:office" xmlns:oel="http://schemas.microsoft.com/office/2019/extlst" xmlns:r="http://schemas.openxmlformats.org/officeDocument/2006/relationships" xmlns:m="http://schemas.openxmlformats.org/officeDocument/2006/math" xmlns:v="urn:schemas-microsoft-com:vml" xmlns:wp14="http://schemas.microsoft.com/office/word/2010/wordprocessingDrawing" xmlns:wp="http://schemas.openxmlformats.org/drawingml/2006/wordprocessingDrawing" xmlns:w10="urn:schemas-microsoft-com:office:word" xmlns:w="http://schemas.openxmlformats.org/wordprocessingml/2006/main" xmlns:w14="http://schemas.microsoft.com/office/word/2010/wordml" xmlns:w15="http://schemas.microsoft.com/office/word/2012/wordml" xmlns:w16cei="http://schemas.microsoft.com/office/word/2026/wordml/cei" xmlns:w16cex="http://schemas.microsoft.com/office/word/2018/wordml/cex" xmlns:w16cid="http://schemas.microsoft.com/office/word/2016/wordml/cid" xmlns:w16="http://schemas.microsoft.com/office/word/2018/wordml" xmlns:w16du="http://schemas.microsoft.com/office/word/2023/wordml/word16du" xmlns:w16sdtdh="http://schemas.microsoft.com/office/word/2020/wordml/sdtdatahash" xmlns:w16sdtfl="http://schemas.microsoft.com/office/word/2024/wordml/sdtformatlock" xmlns:w16se="http://schemas.microsoft.com/office/word/2015/wordml/symex" xmlns:wpg="http://schemas.microsoft.com/office/word/2010/wordprocessingGroup" xmlns:wpi="http://schemas.microsoft.com/office/word/2010/wordprocessingInk" xmlns:wne="http://schemas.microsoft.com/office/word/2006/wordml" xmlns:wps="http://schemas.microsoft.com/office/word/2010/wordprocessingShape" mc:Ignorable="w14 w15 w16se w16cid w16 w16cex w16sdtdh w16sdtfl w16du wp14">
+  <w:endnote w:type="separator" w:id="-1">
+    <w:p>
+      <w:pPr>
+        <w:spacing w:after="0" w:line="240" w:lineRule="auto"/>
+      </w:pPr>
+      <w:r>
+        <w:separator/>
+      </w:r>
+    </w:p>
+  </w:endnote>
+  <w:endnote w:type="continuationSeparator" w:id="0">
+    <w:p>
+      <w:pPr>
+        <w:spacing w:after="0" w:line="240" w:lineRule="auto"/>
+      </w:pPr>
+      <w:r>
+        <w:continuationSeparator/>
+      </w:r>
+    </w:p>
+  </w:endnote>
+</w:endnotes>
+</file>
+
+<file path=word/footer1.xml><?xml version="1.0" encoding="utf-8"?>
+<w:ftr xmlns:wpc="http://schemas.microsoft.com/office/word/2010/wordprocessingCanvas" xmlns:cx="http://schemas.microsoft.com/office/drawing/2014/chartex" xmlns:cx1="http://schemas.microsoft.com/office/drawing/2015/9/8/chartex" xmlns:cx2="http://schemas.microsoft.com/office/drawing/2015/10/21/chartex" xmlns:cx3="http://schemas.microsoft.com/office/drawing/2016/5/9/chartex" xmlns:cx4="http://schemas.microsoft.com/office/drawing/2016/5/10/chartex" xmlns:cx5="http://schemas.microsoft.com/office/drawing/2016/5/11/chartex" xmlns:cx6="http://schemas.microsoft.com/office/drawing/2016/5/12/chartex" xmlns:cx7="http://schemas.microsoft.com/office/drawing/2016/5/13/chartex" xmlns:cx8="http://schemas.microsoft.com/office/drawing/2016/5/14/chartex" xmlns:mc="http://schemas.openxmlformats.org/markup-compatibility/2006" xmlns:aink="http://schemas.microsoft.com/office/drawing/2016/ink" xmlns:am3d="http://schemas.microsoft.com/office/drawing/2017/model3d" xmlns:o="urn:schemas-microsoft-com:office:office" xmlns:oel="http://schemas.microsoft.com/office/2019/extlst" xmlns:r="http://schemas.openxmlformats.org/officeDocument/2006/relationships" xmlns:m="http://schemas.openxmlformats.org/officeDocument/2006/math" xmlns:v="urn:schemas-microsoft-com:vml" xmlns:wp14="http://schemas.microsoft.com/office/word/2010/wordprocessingDrawing" xmlns:wp="http://schemas.openxmlformats.org/drawingml/2006/wordprocessingDrawing" xmlns:w10="urn:schemas-microsoft-com:office:word" xmlns:w="http://schemas.openxmlformats.org/wordprocessingml/2006/main" xmlns:w14="http://schemas.microsoft.com/office/word/2010/wordml" xmlns:w15="http://schemas.microsoft.com/office/word/2012/wordml" xmlns:w16cei="http://schemas.microsoft.com/office/word/2026/wordml/cei" xmlns:w16cex="http://schemas.microsoft.com/office/word/2018/wordml/cex" xmlns:w16cid="http://schemas.microsoft.com/office/word/2016/wordml/cid" xmlns:w16="http://schemas.microsoft.com/office/word/2018/wordml" xmlns:w16du="http://schemas.microsoft.com/office/word/2023/wordml/word16du" xmlns:w16sdtdh="http://schemas.microsoft.com/office/word/2020/wordml/sdtdatahash" xmlns:w16sdtfl="http://schemas.microsoft.com/office/word/2024/wordml/sdtformatlock" xmlns:w16se="http://schemas.microsoft.com/office/word/2015/wordml/symex" xmlns:wpg="http://schemas.microsoft.com/office/word/2010/wordprocessingGroup" xmlns:wpi="http://schemas.microsoft.com/office/word/2010/wordprocessingInk" xmlns:wne="http://schemas.microsoft.com/office/word/2006/wordml" xmlns:wps="http://schemas.microsoft.com/office/word/2010/wordprocessingShape" mc:Ignorable="w14 w15 w16se w16cid w16 w16cex w16sdtdh w16sdtfl w16du wp14">
+  <w:p>
+    <w:pPr>
+      <w:pStyle w:val="Footer"/>
+    </w:pPr>
+  </w:p>
+</w:ftr>
+</file>
+
+<file path=word/footer2.xml><?xml version="1.0" encoding="utf-8"?>
+<w:ftr xmlns:wpc="http://schemas.microsoft.com/office/word/2010/wordprocessingCanvas" xmlns:cx="http://schemas.microsoft.com/office/drawing/2014/chartex" xmlns:cx1="http://schemas.microsoft.com/office/drawing/2015/9/8/chartex" xmlns:cx2="http://schemas.microsoft.com/office/drawing/2015/10/21/chartex" xmlns:cx3="http://schemas.microsoft.com/office/drawing/2016/5/9/chartex" xmlns:cx4="http://schemas.microsoft.com/office/drawing/2016/5/10/chartex" xmlns:cx5="http://schemas.microsoft.com/office/drawing/2016/5/11/chartex" xmlns:cx6="http://schemas.microsoft.com/office/drawing/2016/5/12/chartex" xmlns:cx7="http://schemas.microsoft.com/office/drawing/2016/5/13/chartex" xmlns:cx8="http://schemas.microsoft.com/office/drawing/2016/5/14/chartex" xmlns:mc="http://schemas.openxmlformats.org/markup-compatibility/2006" xmlns:aink="http://schemas.microsoft.com/office/drawing/2016/ink" xmlns:am3d="http://schemas.microsoft.com/office/drawing/2017/model3d" xmlns:o="urn:schemas-microsoft-com:office:office" xmlns:oel="http://schemas.microsoft.com/office/2019/extlst" xmlns:r="http://schemas.openxmlformats.org/officeDocument/2006/relationships" xmlns:m="http://schemas.openxmlformats.org/officeDocument/2006/math" xmlns:v="urn:schemas-microsoft-com:vml" xmlns:wp14="http://schemas.microsoft.com/office/word/2010/wordprocessingDrawing" xmlns:wp="http://schemas.openxmlformats.org/drawingml/2006/wordprocessingDrawing" xmlns:w10="urn:schemas-microsoft-com:office:word" xmlns:w="http://schemas.openxmlformats.org/wordprocessingml/2006/main" xmlns:w14="http://schemas.microsoft.com/office/word/2010/wordml" xmlns:w15="http://schemas.microsoft.com/office/word/2012/wordml" xmlns:w16cei="http://schemas.microsoft.com/office/word/2026/wordml/cei" xmlns:w16cex="http://schemas.microsoft.com/office/word/2018/wordml/cex" xmlns:w16cid="http://schemas.microsoft.com/office/word/2016/wordml/cid" xmlns:w16="http://schemas.microsoft.com/office/word/2018/wordml" xmlns:w16du="http://schemas.microsoft.com/office/word/2023/wordml/word16du" xmlns:w16sdtdh="http://schemas.microsoft.com/office/word/2020/wordml/sdtdatahash" xmlns:w16sdtfl="http://schemas.microsoft.com/office/word/2024/wordml/sdtformatlock" xmlns:w16se="http://schemas.microsoft.com/office/word/2015/wordml/symex" xmlns:wpg="http://schemas.microsoft.com/office/word/2010/wordprocessingGroup" xmlns:wpi="http://schemas.microsoft.com/office/word/2010/wordprocessingInk" xmlns:wne="http://schemas.microsoft.com/office/word/2006/wordml" xmlns:wps="http://schemas.microsoft.com/office/word/2010/wordprocessingShape" mc:Ignorable="w14 w15 w16se w16cid w16 w16cex w16sdtdh w16sdtfl w16du wp14">
+  <w:p>
+    <w:pPr>
+      <w:pStyle w:val="Footer"/>
+    </w:pPr>
+  </w:p>
+</w:ftr>
+</file>
+
+<file path=word/footer3.xml><?xml version="1.0" encoding="utf-8"?>
+<w:ftr xmlns:wpc="http://schemas.microsoft.com/office/word/2010/wordprocessingCanvas" xmlns:cx="http://schemas.microsoft.com/office/drawing/2014/chartex" xmlns:cx1="http://schemas.microsoft.com/office/drawing/2015/9/8/chartex" xmlns:cx2="http://schemas.microsoft.com/office/drawing/2015/10/21/chartex" xmlns:cx3="http://schemas.microsoft.com/office/drawing/2016/5/9/chartex" xmlns:cx4="http://schemas.microsoft.com/office/drawing/2016/5/10/chartex" xmlns:cx5="http://schemas.microsoft.com/office/drawing/2016/5/11/chartex" xmlns:cx6="http://schemas.microsoft.com/office/drawing/2016/5/12/chartex" xmlns:cx7="http://schemas.microsoft.com/office/drawing/2016/5/13/chartex" xmlns:cx8="http://schemas.microsoft.com/office/drawing/2016/5/14/chartex" xmlns:mc="http://schemas.openxmlformats.org/markup-compatibility/2006" xmlns:aink="http://schemas.microsoft.com/office/drawing/2016/ink" xmlns:am3d="http://schemas.microsoft.com/office/drawing/2017/model3d" xmlns:o="urn:schemas-microsoft-com:office:office" xmlns:oel="http://schemas.microsoft.com/office/2019/extlst" xmlns:r="http://schemas.openxmlformats.org/officeDocument/2006/relationships" xmlns:m="http://schemas.openxmlformats.org/officeDocument/2006/math" xmlns:v="urn:schemas-microsoft-com:vml" xmlns:wp14="http://schemas.microsoft.com/office/word/2010/wordprocessingDrawing" xmlns:wp="http://schemas.openxmlformats.org/drawingml/2006/wordprocessingDrawing" xmlns:w10="urn:schemas-microsoft-com:office:word" xmlns:w="http://schemas.openxmlformats.org/wordprocessingml/2006/main" xmlns:w14="http://schemas.microsoft.com/office/word/2010/wordml" xmlns:w15="http://schemas.microsoft.com/office/word/2012/wordml" xmlns:w16cei="http://schemas.microsoft.com/office/word/2026/wordml/cei" xmlns:w16cex="http://schemas.microsoft.com/office/word/2018/wordml/cex" xmlns:w16cid="http://schemas.microsoft.com/office/word/2016/wordml/cid" xmlns:w16="http://schemas.microsoft.com/office/word/2018/wordml" xmlns:w16du="http://schemas.microsoft.com/office/word/2023/wordml/word16du" xmlns:w16sdtdh="http://schemas.microsoft.com/office/word/2020/wordml/sdtdatahash" xmlns:w16sdtfl="http://schemas.microsoft.com/office/word/2024/wordml/sdtformatlock" xmlns:w16se="http://schemas.microsoft.com/office/word/2015/wordml/symex" xmlns:wpg="http://schemas.microsoft.com/office/word/2010/wordprocessingGroup" xmlns:wpi="http://schemas.microsoft.com/office/word/2010/wordprocessingInk" xmlns:wne="http://schemas.microsoft.com/office/word/2006/wordml" xmlns:wps="http://schemas.microsoft.com/office/word/2010/wordprocessingShape" mc:Ignorable="w14 w15 w16se w16cid w16 w16cex w16sdtdh w16sdtfl w16du wp14">
+  <w:p>
+    <w:pPr>
+      <w:pStyle w:val="Footer"/>
+    </w:pPr>
+  </w:p>
+</w:ftr>
+</file>
+
+<file path=word/footnotes.xml><?xml version="1.0" encoding="utf-8"?>
+<w:footnotes xmlns:wpc="http://schemas.microsoft.com/office/word/2010/wordprocessingCanvas" xmlns:cx="http://schemas.microsoft.com/office/drawing/2014/chartex" xmlns:cx1="http://schemas.microsoft.com/office/drawing/2015/9/8/chartex" xmlns:cx2="http://schemas.microsoft.com/office/drawing/2015/10/21/chartex" xmlns:cx3="http://schemas.microsoft.com/office/drawing/2016/5/9/chartex" xmlns:cx4="http://schemas.microsoft.com/office/drawing/2016/5/10/chartex" xmlns:cx5="http://schemas.microsoft.com/office/drawing/2016/5/11/chartex" xmlns:cx6="http://schemas.microsoft.com/office/drawing/2016/5/12/chartex" xmlns:cx7="http://schemas.microsoft.com/office/drawing/2016/5/13/chartex" xmlns:cx8="http://schemas.microsoft.com/office/drawing/2016/5/14/chartex" xmlns:mc="http://schemas.openxmlformats.org/markup-compatibility/2006" xmlns:aink="http://schemas.microsoft.com/office/drawing/2016/ink" xmlns:am3d="http://schemas.microsoft.com/office/drawing/2017/model3d" xmlns:o="urn:schemas-microsoft-com:office:office" xmlns:oel="http://schemas.microsoft.com/office/2019/extlst" xmlns:r="http://schemas.openxmlformats.org/officeDocument/2006/relationships" xmlns:m="http://schemas.openxmlformats.org/officeDocument/2006/math" xmlns:v="urn:schemas-microsoft-com:vml" xmlns:wp14="http://schemas.microsoft.com/office/word/2010/wordprocessingDrawing" xmlns:wp="http://schemas.openxmlformats.org/drawingml/2006/wordprocessingDrawing" xmlns:w10="urn:schemas-microsoft-com:office:word" xmlns:w="http://schemas.openxmlformats.org/wordprocessingml/2006/main" xmlns:w14="http://schemas.microsoft.com/office/word/2010/wordml" xmlns:w15="http://schemas.microsoft.com/office/word/2012/wordml" xmlns:w16cei="http://schemas.microsoft.com/office/word/2026/wordml/cei" xmlns:w16cex="http://schemas.microsoft.com/office/word/2018/wordml/cex" xmlns:w16cid="http://schemas.microsoft.com/office/word/2016/wordml/cid" xmlns:w16="http://schemas.microsoft.com/office/word/2018/wordml" xmlns:w16du="http://schemas.microsoft.com/office/word/2023/wordml/word16du" xmlns:w16sdtdh="http://schemas.microsoft.com/office/word/2020/wordml/sdtdatahash" xmlns:w16sdtfl="http://schemas.microsoft.com/office/word/2024/wordml/sdtformatlock" xmlns:w16se="http://schemas.microsoft.com/office/word/2015/wordml/symex" xmlns:wpg="http://schemas.microsoft.com/office/word/2010/wordprocessingGroup" xmlns:wpi="http://schemas.microsoft.com/office/word/2010/wordprocessingInk" xmlns:wne="http://schemas.microsoft.com/office/word/2006/wordml" xmlns:wps="http://schemas.microsoft.com/office/word/2010/wordprocessingShape" mc:Ignorable="w14 w15 w16se w16cid w16 w16cex w16sdtdh w16sdtfl w16du wp14">
+  <w:footnote w:type="separator" w:id="-1">
+    <w:p>
+      <w:pPr>
+        <w:spacing w:after="0" w:line="240" w:lineRule="auto"/>
+      </w:pPr>
+      <w:r>
+        <w:separator/>
+      </w:r>
+    </w:p>
+  </w:footnote>
+  <w:footnote w:type="continuationSeparator" w:id="0">
+    <w:p>
+      <w:pPr>
+        <w:spacing w:after="0" w:line="240" w:lineRule="auto"/>
+      </w:pPr>
+      <w:r>
+        <w:continuationSeparator/>
+      </w:r>
+    </w:p>
+  </w:footnote>
+</w:footnotes>
+</file>
+
+<file path=word/header1.xml><?xml version="1.0" encoding="utf-8"?>
+<w:hdr xmlns:wpc="http://schemas.microsoft.com/office/word/2010/wordprocessingCanvas" xmlns:cx="http://schemas.microsoft.com/office/drawing/2014/chartex" xmlns:cx1="http://schemas.microsoft.com/office/drawing/2015/9/8/chartex" xmlns:cx2="http://schemas.microsoft.com/office/drawing/2015/10/21/chartex" xmlns:cx3="http://schemas.microsoft.com/office/drawing/2016/5/9/chartex" xmlns:cx4="http://schemas.microsoft.com/office/drawing/2016/5/10/chartex" xmlns:cx5="http://schemas.microsoft.com/office/drawing/2016/5/11/chartex" xmlns:cx6="http://schemas.microsoft.com/office/drawing/2016/5/12/chartex" xmlns:cx7="http://schemas.microsoft.com/office/drawing/2016/5/13/chartex" xmlns:cx8="http://schemas.microsoft.com/office/drawing/2016/5/14/chartex" xmlns:mc="http://schemas.openxmlformats.org/markup-compatibility/2006" xmlns:aink="http://schemas.microsoft.com/office/drawing/2016/ink" xmlns:am3d="http://schemas.microsoft.com/office/drawing/2017/model3d" xmlns:o="urn:schemas-microsoft-com:office:office" xmlns:oel="http://schemas.microsoft.com/office/2019/extlst" xmlns:r="http://schemas.openxmlformats.org/officeDocument/2006/relationships" xmlns:m="http://schemas.openxmlformats.org/officeDocument/2006/math" xmlns:v="urn:schemas-microsoft-com:vml" xmlns:wp14="http://schemas.microsoft.com/office/word/2010/wordprocessingDrawing" xmlns:wp="http://schemas.openxmlformats.org/drawingml/2006/wordprocessingDrawing" xmlns:w10="urn:schemas-microsoft-com:office:word" xmlns:w="http://schemas.openxmlformats.org/wordprocessingml/2006/main" xmlns:w14="http://schemas.microsoft.com/office/word/2010/wordml" xmlns:w15="http://schemas.microsoft.com/office/word/2012/wordml" xmlns:w16cei="http://schemas.microsoft.com/office/word/2026/wordml/cei" xmlns:w16cex="http://schemas.microsoft.com/office/word/2018/wordml/cex" xmlns:w16cid="http://schemas.microsoft.com/office/word/2016/wordml/cid" xmlns:w16="http://schemas.microsoft.com/office/word/2018/wordml" xmlns:w16du="http://schemas.microsoft.com/office/word/2023/wordml/word16du" xmlns:w16sdtdh="http://schemas.microsoft.com/office/word/2020/wordml/sdtdatahash" xmlns:w16sdtfl="http://schemas.microsoft.com/office/word/2024/wordml/sdtformatlock" xmlns:w16se="http://schemas.microsoft.com/office/word/2015/wordml/symex" xmlns:wpg="http://schemas.microsoft.com/office/word/2010/wordprocessingGroup" xmlns:wpi="http://schemas.microsoft.com/office/word/2010/wordprocessingInk" xmlns:wne="http://schemas.microsoft.com/office/word/2006/wordml" xmlns:wps="http://schemas.microsoft.com/office/word/2010/wordprocessingShape" mc:Ignorable="w14 w15 w16se w16cid w16 w16cex w16sdtdh w16sdtfl w16du wp14">
+  <w:p>
+    <w:pPr>
+      <w:pStyle w:val="Header"/>
+    </w:pPr>
+  </w:p>
+</w:hdr>
+</file>
+
+<file path=word/header2.xml><?xml version="1.0" encoding="utf-8"?>
+<w:hdr xmlns:wpc="http://schemas.microsoft.com/office/word/2010/wordprocessingCanvas" xmlns:cx="http://schemas.microsoft.com/office/drawing/2014/chartex" xmlns:cx1="http://schemas.microsoft.com/office/drawing/2015/9/8/chartex" xmlns:cx2="http://schemas.microsoft.com/office/drawing/2015/10/21/chartex" xmlns:cx3="http://schemas.microsoft.com/office/drawing/2016/5/9/chartex" xmlns:cx4="http://schemas.microsoft.com/office/drawing/2016/5/10/chartex" xmlns:cx5="http://schemas.microsoft.com/office/drawing/2016/5/11/chartex" xmlns:cx6="http://schemas.microsoft.com/office/drawing/2016/5/12/chartex" xmlns:cx7="http://schemas.microsoft.com/office/drawing/2016/5/13/chartex" xmlns:cx8="http://schemas.microsoft.com/office/drawing/2016/5/14/chartex" xmlns:mc="http://schemas.openxmlformats.org/markup-compatibility/2006" xmlns:aink="http://schemas.microsoft.com/office/drawing/2016/ink" xmlns:am3d="http://schemas.microsoft.com/office/drawing/2017/model3d" xmlns:o="urn:schemas-microsoft-com:office:office" xmlns:oel="http://schemas.microsoft.com/office/2019/extlst" xmlns:r="http://schemas.openxmlformats.org/officeDocument/2006/relationships" xmlns:m="http://schemas.openxmlformats.org/officeDocument/2006/math" xmlns:v="urn:schemas-microsoft-com:vml" xmlns:wp14="http://schemas.microsoft.com/office/word/2010/wordprocessingDrawing" xmlns:wp="http://schemas.openxmlformats.org/drawingml/2006/wordprocessingDrawing" xmlns:w10="urn:schemas-microsoft-com:office:word" xmlns:w="http://schemas.openxmlformats.org/wordprocessingml/2006/main" xmlns:w14="http://schemas.microsoft.com/office/word/2010/wordml" xmlns:w15="http://schemas.microsoft.com/office/word/2012/wordml" xmlns:w16cei="http://schemas.microsoft.com/office/word/2026/wordml/cei" xmlns:w16cex="http://schemas.microsoft.com/office/word/2018/wordml/cex" xmlns:w16cid="http://schemas.microsoft.com/office/word/2016/wordml/cid" xmlns:w16="http://schemas.microsoft.com/office/word/2018/wordml" xmlns:w16du="http://schemas.microsoft.com/office/word/2023/wordml/word16du" xmlns:w16sdtdh="http://schemas.microsoft.com/office/word/2020/wordml/sdtdatahash" xmlns:w16sdtfl="http://schemas.microsoft.com/office/word/2024/wordml/sdtformatlock" xmlns:w16se="http://schemas.microsoft.com/office/word/2015/wordml/symex" xmlns:wpg="http://schemas.microsoft.com/office/word/2010/wordprocessingGroup" xmlns:wpi="http://schemas.microsoft.com/office/word/2010/wordprocessingInk" xmlns:wne="http://schemas.microsoft.com/office/word/2006/wordml" xmlns:wps="http://schemas.microsoft.com/office/word/2010/wordprocessingShape" mc:Ignorable="w14 w15 w16se w16cid w16 w16cex w16sdtdh w16sdtfl w16du wp14">
+  <w:p>
+    <w:pPr>
+      <w:pStyle w:val="Header"/>
+    </w:pPr>
+  </w:p>
+</w:hdr>
+</file>
+
+<file path=word/header3.xml><?xml version="1.0" encoding="utf-8"?>
+<w:hdr xmlns:wpc="http://schemas.microsoft.com/office/word/2010/wordprocessingCanvas" xmlns:cx="http://schemas.microsoft.com/office/drawing/2014/chartex" xmlns:cx1="http://schemas.microsoft.com/office/drawing/2015/9/8/chartex" xmlns:cx2="http://schemas.microsoft.com/office/drawing/2015/10/21/chartex" xmlns:cx3="http://schemas.microsoft.com/office/drawing/2016/5/9/chartex" xmlns:cx4="http://schemas.microsoft.com/office/drawing/2016/5/10/chartex" xmlns:cx5="http://schemas.microsoft.com/office/drawing/2016/5/11/chartex" xmlns:cx6="http://schemas.microsoft.com/office/drawing/2016/5/12/chartex" xmlns:cx7="http://schemas.microsoft.com/office/drawing/2016/5/13/chartex" xmlns:cx8="http://schemas.microsoft.com/office/drawing/2016/5/14/chartex" xmlns:mc="http://schemas.openxmlformats.org/markup-compatibility/2006" xmlns:aink="http://schemas.microsoft.com/office/drawing/2016/ink" xmlns:am3d="http://schemas.microsoft.com/office/drawing/2017/model3d" xmlns:o="urn:schemas-microsoft-com:office:office" xmlns:oel="http://schemas.microsoft.com/office/2019/extlst" xmlns:r="http://schemas.openxmlformats.org/officeDocument/2006/relationships" xmlns:m="http://schemas.openxmlformats.org/officeDocument/2006/math" xmlns:v="urn:schemas-microsoft-com:vml" xmlns:wp14="http://schemas.microsoft.com/office/word/2010/wordprocessingDrawing" xmlns:wp="http://schemas.openxmlformats.org/drawingml/2006/wordprocessingDrawing" xmlns:w10="urn:schemas-microsoft-com:office:word" xmlns:w="http://schemas.openxmlformats.org/wordprocessingml/2006/main" xmlns:w14="http://schemas.microsoft.com/office/word/2010/wordml" xmlns:w15="http://schemas.microsoft.com/office/word/2012/wordml" xmlns:w16cei="http://schemas.microsoft.com/office/word/2026/wordml/cei" xmlns:w16cex="http://schemas.microsoft.com/office/word/2018/wordml/cex" xmlns:w16cid="http://schemas.microsoft.com/office/word/2016/wordml/cid" xmlns:w16="http://schemas.microsoft.com/office/word/2018/wordml" xmlns:w16du="http://schemas.microsoft.com/office/word/2023/wordml/word16du" xmlns:w16sdtdh="http://schemas.microsoft.com/office/word/2020/wordml/sdtdatahash" xmlns:w16sdtfl="http://schemas.microsoft.com/office/word/2024/wordml/sdtformatlock" xmlns:w16se="http://schemas.microsoft.com/office/word/2015/wordml/symex" xmlns:wpg="http://schemas.microsoft.com/office/word/2010/wordprocessingGroup" xmlns:wpi="http://schemas.microsoft.com/office/word/2010/wordprocessingInk" xmlns:wne="http://schemas.microsoft.com/office/word/2006/wordml" xmlns:wps="http://schemas.microsoft.com/office/word/2010/wordprocessingShape" mc:Ignorable="w14 w15 w16se w16cid w16 w16cex w16sdtdh w16sdtfl w16du wp14">
+  <w:p>
+    <w:pPr>
+      <w:pStyle w:val="Header"/>
+    </w:pPr>
+  </w:p>
+</w:hdr>
 </file>
 
 <file path=word/styles.xml><?xml version="1.0" encoding="utf-8"?>
@@ -2050,6 +2663,50 @@
       </w:tcPr>
     </w:tblStylePr>
   </w:style>
+  <w:style w:type="paragraph" w:styleId="Header">
+    <w:name w:val="header"/>
+    <w:basedOn w:val="Normal"/>
+    <w:link w:val="HeaderChar"/>
+    <w:uiPriority w:val="99"/>
+    <w:unhideWhenUsed/>
+    <w:rsid w:val="00406E50"/>
+    <w:pPr>
+      <w:tabs>
+        <w:tab w:val="center" w:pos="4513"/>
+        <w:tab w:val="right" w:pos="9026"/>
+      </w:tabs>
+      <w:spacing w:after="0" w:line="240" w:lineRule="auto"/>
+    </w:pPr>
+  </w:style>
+  <w:style w:type="character" w:customStyle="1" w:styleId="HeaderChar">
+    <w:name w:val="Header Char"/>
+    <w:basedOn w:val="DefaultParagraphFont"/>
+    <w:link w:val="Header"/>
+    <w:uiPriority w:val="99"/>
+    <w:rsid w:val="00406E50"/>
+  </w:style>
+  <w:style w:type="paragraph" w:styleId="Footer">
+    <w:name w:val="footer"/>
+    <w:basedOn w:val="Normal"/>
+    <w:link w:val="FooterChar"/>
+    <w:uiPriority w:val="99"/>
+    <w:unhideWhenUsed/>
+    <w:rsid w:val="00406E50"/>
+    <w:pPr>
+      <w:tabs>
+        <w:tab w:val="center" w:pos="4513"/>
+        <w:tab w:val="right" w:pos="9026"/>
+      </w:tabs>
+      <w:spacing w:after="0" w:line="240" w:lineRule="auto"/>
+    </w:pPr>
+  </w:style>
+  <w:style w:type="character" w:customStyle="1" w:styleId="FooterChar">
+    <w:name w:val="Footer Char"/>
+    <w:basedOn w:val="DefaultParagraphFont"/>
+    <w:link w:val="Footer"/>
+    <w:uiPriority w:val="99"/>
+    <w:rsid w:val="00406E50"/>
+  </w:style>
 </w:styles>
 </file>
 
@@ -2254,8 +2911,11 @@
     <w:rsid w:val="007A75D3"/>
     <w:rsid w:val="008858E8"/>
     <w:rsid w:val="008E7FCD"/>
+    <w:rsid w:val="00A73924"/>
     <w:rsid w:val="00B51BD9"/>
+    <w:rsid w:val="00B708D6"/>
     <w:rsid w:val="00B75241"/>
+    <w:rsid w:val="00CA3358"/>
     <w:rsid w:val="00D001D3"/>
     <w:rsid w:val="00D52F10"/>
     <w:rsid w:val="00D81983"/>
@@ -2715,7 +3375,7 @@
     <w:basedOn w:val="DefaultParagraphFont"/>
     <w:uiPriority w:val="99"/>
     <w:semiHidden/>
-    <w:rsid w:val="006B2433"/>
+    <w:rsid w:val="00A73924"/>
     <w:rPr>
       <w:color w:val="666666"/>
     </w:rPr>
@@ -2742,6 +3402,14 @@
     <w:rPr>
       <w:lang w:val="en-US" w:eastAsia="en-US"/>
     </w:rPr>
+  </w:style>
+  <w:style w:type="paragraph" w:customStyle="1" w:styleId="E6A2C3B091274C218898C3A56463B0B1">
+    <w:name w:val="E6A2C3B091274C218898C3A56463B0B1"/>
+    <w:rsid w:val="00A73924"/>
+  </w:style>
+  <w:style w:type="paragraph" w:customStyle="1" w:styleId="7CEED3D2DC8F434E9781CA3FA673C9EF">
+    <w:name w:val="7CEED3D2DC8F434E9781CA3FA673C9EF"/>
+    <w:rsid w:val="00A73924"/>
   </w:style>
 </w:styles>
 </file>
@@ -3068,9 +3736,29 @@
 </a:theme>
 </file>
 
-<file path=customXml/item1.xml>��< ? x m l   v e r s i o n = " 1 . 0 "   e n c o d i n g = " u t f - 1 6 " ? > - 
- < N a v W o r d R e p o r t X m l P a r t   x m l n s = " u r n : m i c r o s o f t - d y n a m i c s - n a v / r e p o r t s / I n v e n t o r y _ C u s t o m e r _ S a l e s / 7 1 3 / " > +<file path=word/webextensions/taskpanes.xml><?xml version="1.0" encoding="utf-8"?>
+<wetp:taskpanes xmlns:wetp="http://schemas.microsoft.com/office/webextensions/taskpanes/2010/11">
+  <wetp:taskpane dockstate="right" visibility="0" width="350" row="3">
+    <wetp:webextensionref xmlns:r="http://schemas.openxmlformats.org/officeDocument/2006/relationships" r:id="rId1"/>
+  </wetp:taskpane>
+</wetp:taskpanes>
+</file>
+
+<file path=word/webextensions/webextension1.xml><?xml version="1.0" encoding="utf-8"?>
+<we:webextension xmlns:we="http://schemas.microsoft.com/office/webextensions/webextension/2010/11" id="{2CF12093-6ED5-4DCC-A6BA-B55116F9B5D5}">
+  <we:reference id="WA200010725" version="1.0.0.1" store="Omex" storeType="OMEX"/>
+  <we:alternateReferences>
+    <we:reference id="WA200010725" version="1.0.0.1" store="WA200010725" storeType="OMEX"/>
+  </we:alternateReferences>
+  <we:properties>
+    <we:property name="claude.fileId" value="&quot;dc8ba740-b019-4d26-81e9-b0dd9a63e815&quot;"/>
+  </we:properties>
+  <we:bindings/>
+  <we:snapshot xmlns:r="http://schemas.openxmlformats.org/officeDocument/2006/relationships"/>
+</we:webextension>
+</file>
+
+<file path=customXml/item1.xml>��< ? x m l   v e r s i o n = " 1 . 0 "   e n c o d i n g = " u t f - 1 6 " ? > < N a v W o r d R e p o r t X m l P a r t   x m l n s = " u r n : m i c r o s o f t - d y n a m i c s - b u s i n e s s c e n t r a l / i n t e r n a l / e x t e n d e d / r e p o r t s / I n v e n t o r y _ C u s t o m e r _ S a l e s / 7 1 3 / " >   
      < B C R e p o r t I n f o r m a t i o n >   
@@ -3218,147 +3906,181 @@
  
      < L a b e l s >   
-         < A b o u t T h e R e p o r t L b l > A b o u t T h e R e p o r t L b l < / A b o u t T h e R e p o r t L b l > - 
-         < A m o u n t > A m o u n t < / A m o u n t > - 
-         < A m o u n t L b l > A m o u n t L b l < / A m o u n t L b l > - 
-         < B a s e U n i t o f M e a s u r e _ I t e m C a p t i o n > B a s e U n i t o f M e a s u r e _ I t e m C a p t i o n < / B a s e U n i t o f M e a s u r e _ I t e m C a p t i o n > - 
-         < C o m p a n y L b l > C o m p a n y L b l < / C o m p a n y L b l > - 
-         < C u s t N a m e L b l > C u s t N a m e L b l < / C u s t N a m e L b l > - 
-         < C u s t o m e r N o > C u s t o m e r N o < / C u s t o m e r N o > - 
-         < C u s t o m e r N o L b l > C u s t o m e r N o L b l < / C u s t o m e r N o L b l > - 
-         < D a t a R e t r i e v e d L b l > D a t a R e t r i e v e d L b l < / D a t a R e t r i e v e d L b l > - 
-         < D e s c r i p t i o n _ I t e m C a p t i o n > D e s c r i p t i o n _ I t e m C a p t i o n < / D e s c r i p t i o n _ I t e m C a p t i o n > - 
-         < D i s c o u n t A m t > D i s c o u n t A m t < / D i s c o u n t A m t > - 
-         < D i s c o u n t A m t L b l > D i s c o u n t A m t L b l < / D i s c o u n t A m t L b l > - 
-         < D o c u m e n t a t i o n L b l > D o c u m e n t a t i o n L b l < / D o c u m e n t a t i o n L b l > - 
-         < E n v i r o n m e n t L b l > E n v i r o n m e n t L b l < / E n v i r o n m e n t L b l > - 
-         < I n v C u s t o m e r S a l e s A n a l y s i s L b l > I n v C u s t o m e r S a l e s A n a l y s i s L b l < / I n v C u s t o m e r S a l e s A n a l y s i s L b l > - 
-         < I n v C u s t o m e r S a l e s P r i n t L b l > I n v C u s t o m e r S a l e s P r i n t L b l < / I n v C u s t o m e r S a l e s P r i n t L b l > - 
-         < I n v e n t o r y C u s t o m e r S a l e s L b l > I n v e n t o r y C u s t o m e r S a l e s L b l < / I n v e n t o r y C u s t o m e r S a l e s L b l > - 
-         < I n v o i c e d Q t y > I n v o i c e d Q t y < / I n v o i c e d Q t y > - 
-         < I n v Q t y L b l > I n v Q t y L b l < / I n v Q t y L b l > - 
-         < N a m e > N a m e < / N a m e > - 
-         < N o _ I t e m C a p t i o n > N o _ I t e m C a p t i o n < / N o _ I t e m C a p t i o n > - 
-         < P a g e > P a g e < / P a g e > - 
-         < P e r i o d L b l > P e r i o d L b l < / P e r i o d L b l > - 
-         < P r o f i t > P r o f i t < / P r o f i t > - 
-         < P r o f i t _ I t e m L e d g E n t r y C a p t i o n > P r o f i t _ I t e m L e d g E n t r y C a p t i o n < / P r o f i t _ I t e m L e d g E n t r y C a p t i o n > - 
-         < P r o f i t L b l > P r o f i t L b l < / P r o f i t L b l > - 
-         < P r o f i t P c t > P r o f i t P c t < / P r o f i t P c t > - 
-         < P r o f i t P c t L b l > P r o f i t P c t L b l < / P r o f i t P c t L b l > - 
-         < R e p o r t N a m e L b l > R e p o r t N a m e L b l < / R e p o r t N a m e L b l > - 
-         < R e p o r t T i t l e > R e p o r t T i t l e < / R e p o r t T i t l e > - 
-         < R u n O n L b l > R u n O n L b l < / R u n O n L b l > - 
-         < S a l e s A m t A c t u a l _ I t e m L e d g E n t r y C a p t i o n > S a l e s A m t A c t u a l _ I t e m L e d g E n t r y C a p t i o n < / S a l e s A m t A c t u a l _ I t e m L e d g E n t r y C a p t i o n > - 
-         < S o u r c e N o _ I t e m L e d g E n t r y C a p t i o n > S o u r c e N o _ I t e m L e d g E n t r y C a p t i o n < / S o u r c e N o _ I t e m L e d g E n t r y C a p t i o n > - 
-         < T o t a l > T o t a l < / T o t a l > - 
-         < U s e r L b l > U s e r L b l < / U s e r L b l > +         < A b o u t T h e R e p o r t L b l   E l e m e n t T y p e = " P a r a m e t e r "   E l e m e n t I d = " 2 0 0 7 3 2 1 8 4 5 "   D a t a T y p e = " S t r i n g " > A b o u t T h e R e p o r t L b l < / A b o u t T h e R e p o r t L b l > + 
+         < A m o u n t   E l e m e n t T y p e = " P a r a m e t e r "   E l e m e n t I d = " 1 5 1 1 0 9 1 2 7 1 "   D a t a T y p e = " S t r i n g " > A m o u n t < / A m o u n t > + 
+         < A m o u n t L b l   E l e m e n t T y p e = " P a r a m e t e r "   E l e m e n t I d = " 9 0 1 6 2 1 0 3 7 "   D a t a T y p e = " S t r i n g " > A m o u n t L b l < / A m o u n t L b l > + 
+         < B a s e U n i t o f M e a s u r e _ I t e m C a p t i o n   E l e m e n t T y p e = " P a r a m e t e r "   E l e m e n t I d = " 1 5 8 7 4 1 4 0 5 "   D a t a T y p e = " S t r i n g " > B a s e U n i t o f M e a s u r e _ I t e m C a p t i o n < / B a s e U n i t o f M e a s u r e _ I t e m C a p t i o n > + 
+         < C o m p a n y L b l   E l e m e n t T y p e = " P a r a m e t e r "   E l e m e n t I d = " 7 6 3 5 6 2 8 8 8 "   D a t a T y p e = " S t r i n g " > C o m p a n y L b l < / C o m p a n y L b l > + 
+         < C u s t N a m e L b l   E l e m e n t T y p e = " P a r a m e t e r "   E l e m e n t I d = " 8 5 5 4 8 4 7 0 3 "   D a t a T y p e = " S t r i n g " > C u s t N a m e L b l < / C u s t N a m e L b l > + 
+         < C u s t o m e r N o   E l e m e n t T y p e = " P a r a m e t e r "   E l e m e n t I d = " 1 5 4 2 0 5 1 5 6 0 "   D a t a T y p e = " S t r i n g " > C u s t o m e r N o < / C u s t o m e r N o > + 
+         < C u s t o m e r N o L b l   E l e m e n t T y p e = " P a r a m e t e r "   E l e m e n t I d = " 7 5 1 2 0 1 9 3 0 "   D a t a T y p e = " S t r i n g " > C u s t o m e r N o L b l < / C u s t o m e r N o L b l > + 
+         < D a t a R e t r i e v e d L b l   E l e m e n t T y p e = " P a r a m e t e r "   E l e m e n t I d = " 1 0 9 1 6 8 3 3 6 5 "   D a t a T y p e = " S t r i n g " > D a t a R e t r i e v e d L b l < / D a t a R e t r i e v e d L b l > + 
+         < D e s c r i p t i o n _ I t e m C a p t i o n   E l e m e n t T y p e = " P a r a m e t e r "   E l e m e n t I d = " 1 5 2 9 8 3 2 4 7 3 "   D a t a T y p e = " S t r i n g " > D e s c r i p t i o n _ I t e m C a p t i o n < / D e s c r i p t i o n _ I t e m C a p t i o n > + 
+         < D i s c o u n t A m t   E l e m e n t T y p e = " P a r a m e t e r "   E l e m e n t I d = " 1 9 7 9 7 7 4 3 8 4 "   D a t a T y p e = " S t r i n g " > D i s c o u n t A m t < / D i s c o u n t A m t > + 
+         < D i s c o u n t A m t L b l   E l e m e n t T y p e = " P a r a m e t e r "   E l e m e n t I d = " 4 5 5 0 6 0 0 2 "   D a t a T y p e = " S t r i n g " > D i s c o u n t A m t L b l < / D i s c o u n t A m t L b l > + 
+         < D o c u m e n t a t i o n L b l   E l e m e n t T y p e = " P a r a m e t e r "   E l e m e n t I d = " 1 0 5 1 7 2 3 1 7 3 "   D a t a T y p e = " S t r i n g " > D o c u m e n t a t i o n L b l < / D o c u m e n t a t i o n L b l > + 
+         < E n v i r o n m e n t L b l   E l e m e n t T y p e = " P a r a m e t e r "   E l e m e n t I d = " 2 0 1 5 9 0 6 0 7 0 "   D a t a T y p e = " S t r i n g " > E n v i r o n m e n t L b l < / E n v i r o n m e n t L b l > + 
+         < I n v C u s t o m e r S a l e s A n a l y s i s L b l   E l e m e n t T y p e = " P a r a m e t e r "   E l e m e n t I d = " 1 5 6 4 8 2 0 0 5 6 "   D a t a T y p e = " S t r i n g " > I n v C u s t o m e r S a l e s A n a l y s i s L b l < / I n v C u s t o m e r S a l e s A n a l y s i s L b l > + 
+         < I n v C u s t o m e r S a l e s P r i n t L b l   E l e m e n t T y p e = " P a r a m e t e r "   E l e m e n t I d = " 1 7 5 2 4 7 2 8 5 3 "   D a t a T y p e = " S t r i n g " > I n v C u s t o m e r S a l e s P r i n t L b l < / I n v C u s t o m e r S a l e s P r i n t L b l > + 
+         < I n v e n t o r y C u s t o m e r S a l e s L b l   E l e m e n t T y p e = " P a r a m e t e r "   E l e m e n t I d = " 1 5 3 8 4 2 5 4 7 3 "   D a t a T y p e = " S t r i n g " > I n v e n t o r y C u s t o m e r S a l e s L b l < / I n v e n t o r y C u s t o m e r S a l e s L b l > + 
+         < I n v o i c e d Q t y   E l e m e n t T y p e = " P a r a m e t e r "   E l e m e n t I d = " 1 9 1 9 1 7 8 6 1 2 "   D a t a T y p e = " S t r i n g " > I n v o i c e d Q t y < / I n v o i c e d Q t y > + 
+         < I n v Q t y L b l   E l e m e n t T y p e = " P a r a m e t e r "   E l e m e n t I d = " 1 0 1 7 9 6 3 1 9 0 "   D a t a T y p e = " S t r i n g " > I n v Q t y L b l < / I n v Q t y L b l > + 
+         < N a m e   E l e m e n t T y p e = " P a r a m e t e r "   E l e m e n t I d = " 8 1 4 0 6 8 7 0 6 "   D a t a T y p e = " S t r i n g " > N a m e < / N a m e > + 
+         < N o _ I t e m C a p t i o n   E l e m e n t T y p e = " P a r a m e t e r "   E l e m e n t I d = " 1 5 4 7 7 6 9 6 5 4 "   D a t a T y p e = " S t r i n g " > N o _ I t e m C a p t i o n < / N o _ I t e m C a p t i o n > + 
+         < P a g e   E l e m e n t T y p e = " P a r a m e t e r "   E l e m e n t I d = " 1 7 0 8 5 7 3 7 5 4 "   D a t a T y p e = " S t r i n g " > P a g e < / P a g e > + 
+         < P e r i o d L b l   E l e m e n t T y p e = " P a r a m e t e r "   E l e m e n t I d = " 1 2 5 2 9 1 7 0 8 6 "   D a t a T y p e = " S t r i n g " > P e r i o d L b l < / P e r i o d L b l > + 
+         < P r o f i t   E l e m e n t T y p e = " P a r a m e t e r "   E l e m e n t I d = " 1 3 5 1 8 3 1 1 4 9 "   D a t a T y p e = " S t r i n g " > P r o f i t < / P r o f i t > + 
+         < P r o f i t _ I t e m L e d g E n t r y C a p t i o n   E l e m e n t T y p e = " P a r a m e t e r "   E l e m e n t I d = " 1 4 2 9 9 8 7 8 1 5 "   D a t a T y p e = " S t r i n g " > P r o f i t _ I t e m L e d g E n t r y C a p t i o n < / P r o f i t _ I t e m L e d g E n t r y C a p t i o n > + 
+         < P r o f i t L b l   E l e m e n t T y p e = " P a r a m e t e r "   E l e m e n t I d = " 6 1 6 4 1 9 1 1 1 "   D a t a T y p e = " S t r i n g " > P r o f i t L b l < / P r o f i t L b l > + 
+         < P r o f i t P c t   E l e m e n t T y p e = " P a r a m e t e r "   E l e m e n t I d = " 2 6 0 9 8 9 4 2 8 "   D a t a T y p e = " S t r i n g " > P r o f i t P c t < / P r o f i t P c t > + 
+         < P r o f i t P c t L b l   E l e m e n t T y p e = " P a r a m e t e r "   E l e m e n t I d = " 7 2 8 9 6 4 5 5 8 "   D a t a T y p e = " S t r i n g " > P r o f i t P c t L b l < / P r o f i t P c t L b l > + 
+         < R e p o r t N a m e L b l   E l e m e n t T y p e = " P a r a m e t e r "   E l e m e n t I d = " 1 5 2 9 7 0 2 3 5 4 "   D a t a T y p e = " S t r i n g " > R e p o r t N a m e L b l < / R e p o r t N a m e L b l > + 
+         < R e p o r t T i t l e   E l e m e n t T y p e = " P a r a m e t e r "   E l e m e n t I d = " 1 4 7 9 0 2 5 3 9 "   D a t a T y p e = " S t r i n g " > R e p o r t T i t l e < / R e p o r t T i t l e > + 
+         < R u n O n L b l   E l e m e n t T y p e = " P a r a m e t e r "   E l e m e n t I d = " 1 6 8 8 7 9 5 3 1 3 "   D a t a T y p e = " S t r i n g " > R u n O n L b l < / R u n O n L b l > + 
+         < S a l e s A m t A c t u a l _ I t e m L e d g E n t r y C a p t i o n   E l e m e n t T y p e = " P a r a m e t e r "   E l e m e n t I d = " 1 1 6 4 8 4 3 8 7 9 "   D a t a T y p e = " S t r i n g " > S a l e s A m t A c t u a l _ I t e m L e d g E n t r y C a p t i o n < / S a l e s A m t A c t u a l _ I t e m L e d g E n t r y C a p t i o n > + 
+         < S o u r c e N o _ I t e m L e d g E n t r y C a p t i o n   E l e m e n t T y p e = " P a r a m e t e r "   E l e m e n t I d = " 7 6 5 2 9 7 8 6 7 "   D a t a T y p e = " S t r i n g " > S o u r c e N o _ I t e m L e d g E n t r y C a p t i o n < / S o u r c e N o _ I t e m L e d g E n t r y C a p t i o n > + 
+         < T o t a l   E l e m e n t T y p e = " P a r a m e t e r "   E l e m e n t I d = " 1 9 0 2 0 5 6 9 4 5 "   D a t a T y p e = " S t r i n g " > T o t a l < / T o t a l > + 
+         < U s e r L b l   E l e m e n t T y p e = " P a r a m e t e r "   E l e m e n t I d = " 1 4 8 0 8 1 6 0 6 2 "   D a t a T y p e = " S t r i n g " > U s e r L b l < / U s e r L b l >   
      < / L a b e l s >   
-     < R e p o r t H e a d e r > - 
-         < C o m p a n y N a m e > C o m p a n y N a m e < / C o m p a n y N a m e > - 
-         < I t e m F i l t e r > I t e m F i l t e r < / I t e m F i l t e r > - 
-         < I t e m L e d g E n t r y F i l t e r > I t e m L e d g E n t r y F i l t e r < / I t e m L e d g E n t r y F i l t e r > - 
-         < P e r i o d T e x t > P e r i o d T e x t < / P e r i o d T e x t > +     < T o o l t i p s > + 
+         < T o o l t i p   c o l u m n = " N o _ I t e m "   E l e m e n t I d = " 1 5 4 7 7 6 9 6 5 4 " > + 
+             < T o o l t i p T e x t   l a n g = " e n - U S " > S p e c i f i e s   t h e   n u m b e r   o f   t h e   i t e m . < / T o o l t i p T e x t > + 
+         < / T o o l t i p > + 
+         < T o o l t i p   c o l u m n = " D e s c r i p t i o n _ I t e m "   E l e m e n t I d = " 1 5 2 9 8 3 2 4 7 3 " > + 
+             < T o o l t i p T e x t   l a n g = " e n - U S " > S p e c i f i e s   a   d e s c r i p t i o n   o f   t h e   i t e m . < / T o o l t i p T e x t > + 
+         < / T o o l t i p > + 
+         < T o o l t i p   c o l u m n = " B a s e U n i t o f M e a s u r e _ I t e m "   E l e m e n t I d = " 1 5 8 7 4 1 4 0 5 " > + 
+             < T o o l t i p T e x t   l a n g = " e n - U S " > S p e c i f i e s   t h e   b a s e   u n i t   u s e d   t o   m e a s u r e   t h e   i t e m ,   s u c h   a s   p i e c e ,   b o x ,   o r   p a l l e t .   T h e   b a s e   u n i t   o f   m e a s u r e   a l s o   s e r v e s   a s   t h e   c o n v e r s i o n   b a s i s   f o r   a l t e r n a t e   u n i t s   o f   m e a s u r e . < / T o o l t i p T e x t > + 
+         < / T o o l t i p > + 
+         < T o o l t i p   c o l u m n = " S o u r c e N o _ I t e m L e d g E n t r y "   E l e m e n t I d = " 7 6 5 2 9 7 8 6 7 " > + 
+             < T o o l t i p T e x t   l a n g = " e n - U S " > S p e c i f i e s   t h e   n u m b e r   o f   t h e   s o u r c e   d o c u m e n t   t h a t   t h e   e n t r y   o r i g i n a t e s   f r o m . < / T o o l t i p T e x t > + 
+         < / T o o l t i p > + 
+         < T o o l t i p   c o l u m n = " S u b T o t a l s _ D e s c r i p t i o n "   E l e m e n t I d = " 7 0 6 2 7 4 0 4 9 " > + 
+             < T o o l t i p T e x t   l a n g = " e n - U S " > S p e c i f i e s   a   d e s c r i p t i o n   o f   t h e   i t e m . < / T o o l t i p T e x t > + 
+         < / T o o l t i p > + 
+     < / T o o l t i p s > + 
+     < R e p o r t H e a d e r   E l e m e n t T y p e = " D a t a I t e m "   E l e m e n t I d = " 1 4 9 2 2 2 5 3 1 6 " > + 
+         < C o m p a n y N a m e   E l e m e n t T y p e = " C o l u m n "   E l e m e n t I d = " 1 5 9 5 4 7 7 3 9 5 "   D a t a T y p e = " S t r i n g "   O b s o l e t e S t a t e = " P e n d i n g " > C o m p a n y N a m e < / C o m p a n y N a m e > + 
+         < I t e m F i l t e r   E l e m e n t T y p e = " C o l u m n "   E l e m e n t I d = " 5 9 3 7 9 7 3 7 6 "   D a t a T y p e = " T e x t " > I t e m F i l t e r < / I t e m F i l t e r > + 
+         < I t e m L e d g E n t r y F i l t e r   E l e m e n t T y p e = " C o l u m n "   E l e m e n t I d = " 2 1 1 1 8 9 1 8 5 4 "   D a t a T y p e = " T e x t " > I t e m L e d g E n t r y F i l t e r < / I t e m L e d g E n t r y F i l t e r > + 
+         < P e r i o d T e x t   E l e m e n t T y p e = " C o l u m n "   E l e m e n t I d = " 1 6 2 7 7 5 1 2 5 9 "   D a t a T y p e = " T e x t "   O b s o l e t e S t a t e = " P e n d i n g " > P e r i o d T e x t < / P e r i o d T e x t >   
      < / R e p o r t H e a d e r >   
-     < I t e m > - 
-         < B a s e U n i t o f M e a s u r e _ I t e m > B a s e U n i t o f M e a s u r e _ I t e m < / B a s e U n i t o f M e a s u r e _ I t e m > - 
-         < D e s c r i p t i o n _ I t e m > D e s c r i p t i o n _ I t e m < / D e s c r i p t i o n _ I t e m > - 
-         < N o _ I t e m > N o _ I t e m < / N o _ I t e m > - 
-         < I t e m _ L e d g e r _ E n t r y > - 
-             < I n t e g e r > - 
-                 < C u s t N a m e > C u s t N a m e < / C u s t N a m e > - 
-                 < D i s c o u n t A m o u n t > D i s c o u n t A m o u n t < / D i s c o u n t A m o u n t > - 
-                 < I n v Q t y _ I t e m L e d g E n t r y > I n v Q t y _ I t e m L e d g E n t r y < / I n v Q t y _ I t e m L e d g E n t r y > - 
-                 < P r o f i t P c t _ I t e m L e d g E n t r y > P r o f i t P c t _ I t e m L e d g E n t r y < / P r o f i t P c t _ I t e m L e d g E n t r y > - 
-                 < P r o f i t _ I t e m L e d g E n t r y > P r o f i t _ I t e m L e d g E n t r y < / P r o f i t _ I t e m L e d g E n t r y > - 
-                 < S a l e s A m t A c t u a l _ I t e m L e d g E n t r y > S a l e s A m t A c t u a l _ I t e m L e d g E n t r y < / S a l e s A m t A c t u a l _ I t e m L e d g E n t r y > - 
-                 < S o u r c e N o _ I t e m L e d g E n t r y > S o u r c e N o _ I t e m L e d g E n t r y < / S o u r c e N o _ I t e m L e d g E n t r y > +     < I t e m   E l e m e n t T y p e = " D a t a I t e m "   E l e m e n t I d = " 1 1 2 8 8 3 0 2 4 8 " > + 
+         < B a s e U n i t o f M e a s u r e _ I t e m   E l e m e n t T y p e = " C o l u m n "   E l e m e n t I d = " 1 5 8 7 4 1 4 0 5 "   D a t a T y p e = " C o d e " > B a s e U n i t o f M e a s u r e _ I t e m < / B a s e U n i t o f M e a s u r e _ I t e m > + 
+         < D e s c r i p t i o n _ I t e m   E l e m e n t T y p e = " C o l u m n "   E l e m e n t I d = " 1 5 2 9 8 3 2 4 7 3 "   D a t a T y p e = " T e x t " > D e s c r i p t i o n _ I t e m < / D e s c r i p t i o n _ I t e m > + 
+         < N o _ I t e m   E l e m e n t T y p e = " C o l u m n "   E l e m e n t I d = " 1 5 4 7 7 6 9 6 5 4 "   D a t a T y p e = " C o d e " > N o _ I t e m < / N o _ I t e m > + 
+         < I t e m _ L e d g e r _ E n t r y   E l e m e n t T y p e = " D a t a I t e m "   E l e m e n t I d = " 2 0 1 1 5 8 9 5 6 1 " > + 
+             < I n t e g e r   E l e m e n t T y p e = " D a t a I t e m "   E l e m e n t I d = " 1 7 3 5 6 9 8 6 1 9 " > + 
+                 < C u s t N a m e   E l e m e n t T y p e = " C o l u m n "   E l e m e n t I d = " 9 5 6 5 5 0 1 8 1 "   D a t a T y p e = " T e x t " > C u s t N a m e < / C u s t N a m e > + 
+                 < D i s c o u n t A m o u n t   E l e m e n t T y p e = " C o l u m n "   E l e m e n t I d = " 1 2 7 0 4 5 4 2 6 8 "   D a t a T y p e = " D e c i m a l " > D i s c o u n t A m o u n t < / D i s c o u n t A m o u n t > + 
+                 < I n v Q t y _ I t e m L e d g E n t r y   E l e m e n t T y p e = " C o l u m n "   E l e m e n t I d = " 1 9 5 2 9 0 2 1 8 0 "   D a t a T y p e = " D e c i m a l " > I n v Q t y _ I t e m L e d g E n t r y < / I n v Q t y _ I t e m L e d g E n t r y > + 
+                 < P r o f i t P c t _ I t e m L e d g E n t r y   E l e m e n t T y p e = " C o l u m n "   E l e m e n t I d = " 3 5 6 3 7 5 8 8 0 "   D a t a T y p e = " D e c i m a l " > P r o f i t P c t _ I t e m L e d g E n t r y < / P r o f i t P c t _ I t e m L e d g E n t r y > + 
+                 < P r o f i t _ I t e m L e d g E n t r y   E l e m e n t T y p e = " C o l u m n "   E l e m e n t I d = " 1 4 2 9 9 8 7 8 1 5 "   D a t a T y p e = " D e c i m a l " > P r o f i t _ I t e m L e d g E n t r y < / P r o f i t _ I t e m L e d g E n t r y > + 
+                 < S a l e s A m t A c t u a l _ I t e m L e d g E n t r y   E l e m e n t T y p e = " C o l u m n "   E l e m e n t I d = " 1 1 6 4 8 4 3 8 7 9 "   D a t a T y p e = " D e c i m a l " > S a l e s A m t A c t u a l _ I t e m L e d g E n t r y < / S a l e s A m t A c t u a l _ I t e m L e d g E n t r y > + 
+                 < S o u r c e N o _ I t e m L e d g E n t r y   E l e m e n t T y p e = " C o l u m n "   E l e m e n t I d = " 7 6 5 2 9 7 8 6 7 "   D a t a T y p e = " C o d e " > S o u r c e N o _ I t e m L e d g E n t r y < / S o u r c e N o _ I t e m L e d g E n t r y >   
              < / I n t e g e r >   
          < / I t e m _ L e d g e r _ E n t r y >   
-         < S u b T o t a l s > - 
-             < S u b T o t a l s _ D e s c r i p t i o n > S u b T o t a l s _ D e s c r i p t i o n < / S u b T o t a l s _ D e s c r i p t i o n > - 
-             < S u b T o t a l s _ D i s c o u n t A m o u n t > S u b T o t a l s _ D i s c o u n t A m o u n t < / S u b T o t a l s _ D i s c o u n t A m o u n t > - 
-             < S u b T o t a l s _ I n v Q t y > S u b T o t a l s _ I n v Q t y < / S u b T o t a l s _ I n v Q t y > - 
-             < S u b T o t a l s _ P r o f i t > S u b T o t a l s _ P r o f i t < / S u b T o t a l s _ P r o f i t > - 
-             < S u b T o t a l s _ P r o f i t P c t > S u b T o t a l s _ P r o f i t P c t < / S u b T o t a l s _ P r o f i t P c t > - 
-             < S u b T o t a l s _ S a l e s A m t A c t u a l > S u b T o t a l s _ S a l e s A m t A c t u a l < / S u b T o t a l s _ S a l e s A m t A c t u a l > +         < S u b T o t a l s   E l e m e n t T y p e = " D a t a I t e m "   E l e m e n t I d = " 3 1 2 0 6 2 4 2 4 " > + 
+             < S u b T o t a l s _ D e s c r i p t i o n   E l e m e n t T y p e = " C o l u m n "   E l e m e n t I d = " 7 0 6 2 7 4 0 4 9 "   D a t a T y p e = " T e x t " > S u b T o t a l s _ D e s c r i p t i o n < / S u b T o t a l s _ D e s c r i p t i o n > + 
+             < S u b T o t a l s _ D i s c o u n t A m o u n t   E l e m e n t T y p e = " C o l u m n "   E l e m e n t I d = " 9 5 9 9 4 9 7 5 4 "   D a t a T y p e = " D e c i m a l " > S u b T o t a l s _ D i s c o u n t A m o u n t < / S u b T o t a l s _ D i s c o u n t A m o u n t > + 
+             < S u b T o t a l s _ I n v Q t y   E l e m e n t T y p e = " C o l u m n "   E l e m e n t I d = " 1 9 5 3 9 7 9 7 1 4 "   D a t a T y p e = " D e c i m a l " > S u b T o t a l s _ I n v Q t y < / S u b T o t a l s _ I n v Q t y > + 
+             < S u b T o t a l s _ P r o f i t   E l e m e n t T y p e = " C o l u m n "   E l e m e n t I d = " 1 6 6 1 9 3 7 2 2 3 "   D a t a T y p e = " D e c i m a l " > S u b T o t a l s _ P r o f i t < / S u b T o t a l s _ P r o f i t > + 
+             < S u b T o t a l s _ P r o f i t P c t   E l e m e n t T y p e = " C o l u m n "   E l e m e n t I d = " 1 4 6 8 4 5 9 8 1 4 "   D a t a T y p e = " D e c i m a l " > S u b T o t a l s _ P r o f i t P c t < / S u b T o t a l s _ P r o f i t P c t > + 
+             < S u b T o t a l s _ S a l e s A m t A c t u a l   E l e m e n t T y p e = " C o l u m n "   E l e m e n t I d = " 1 4 5 4 9 7 6 4 8 9 "   D a t a T y p e = " D e c i m a l " > S u b T o t a l s _ S a l e s A m t A c t u a l < / S u b T o t a l s _ S a l e s A m t A c t u a l >   
          < / S u b T o t a l s >   
      < / I t e m >   
-     < T o t a l s > - 
-         < T o t a l s _ D i s c o u n t A m o u n t > T o t a l s _ D i s c o u n t A m o u n t < / T o t a l s _ D i s c o u n t A m o u n t > - 
-         < T o t a l s _ P r o f i t > T o t a l s _ P r o f i t < / T o t a l s _ P r o f i t > - 
-         < T o t a l s _ P r o f i t P c t > T o t a l s _ P r o f i t P c t < / T o t a l s _ P r o f i t P c t > - 
-         < T o t a l s _ S a l e s A m t A c t u a l > T o t a l s _ S a l e s A m t A c t u a l < / T o t a l s _ S a l e s A m t A c t u a l > +     < T o t a l s   E l e m e n t T y p e = " D a t a I t e m "   E l e m e n t I d = " 1 8 2 3 9 5 0 0 4 4 " > + 
+         < T o t a l s _ D i s c o u n t A m o u n t   E l e m e n t T y p e = " C o l u m n "   E l e m e n t I d = " 1 7 7 4 7 6 0 9 4 2 "   D a t a T y p e = " D e c i m a l " > T o t a l s _ D i s c o u n t A m o u n t < / T o t a l s _ D i s c o u n t A m o u n t > + 
+         < T o t a l s _ P r o f i t   E l e m e n t T y p e = " C o l u m n "   E l e m e n t I d = " 6 4 6 2 9 5 2 1 9 "   D a t a T y p e = " D e c i m a l " > T o t a l s _ P r o f i t < / T o t a l s _ P r o f i t > + 
+         < T o t a l s _ P r o f i t P c t   E l e m e n t T y p e = " C o l u m n "   E l e m e n t I d = " 2 2 3 4 7 8 0 9 8 "   D a t a T y p e = " D e c i m a l " > T o t a l s _ P r o f i t P c t < / T o t a l s _ P r o f i t P c t > + 
+         < T o t a l s _ S a l e s A m t A c t u a l   E l e m e n t T y p e = " C o l u m n "   E l e m e n t I d = " 1 9 0 5 8 4 7 9 3 9 "   D a t a T y p e = " D e c i m a l " > T o t a l s _ S a l e s A m t A c t u a l < / T o t a l s _ S a l e s A m t A c t u a l >   
      < / T o t a l s >   
@@ -3367,7 +4089,7 @@
 
 <file path=customXml/item2.xml>��< ? x m l   v e r s i o n = " 1 . 0 "   e n c o d i n g = " u t f - 1 6 " ? >   
- < N a v W o r d R e p o r t X m l P a r t   x m l n s = " u r n : m i c r o s o f t - d y n a m i c s - b u s i n e s s c e n t r a l / i n t e r n a l / e x t e n d e d / r e p o r t s / I n v e n t o r y _ C u s t o m e r _ S a l e s / 7 1 3 / " > + < N a v W o r d R e p o r t X m l P a r t   x m l n s = " u r n : m i c r o s o f t - d y n a m i c s - n a v / r e p o r t s / I n v e n t o r y _ C u s t o m e r _ S a l e s / 7 1 3 / " >   
      < B C R e p o r t I n f o r m a t i o n >   
@@ -3515,181 +4237,147 @@
  
      < L a b e l s >   
-         < A b o u t T h e R e p o r t L b l   E l e m e n t T y p e = " P a r a m e t e r "   E l e m e n t I d = " 2 0 0 7 3 2 1 8 4 5 "   D a t a T y p e = " S t r i n g " > A b o u t T h e R e p o r t L b l < / A b o u t T h e R e p o r t L b l > - 
-         < A m o u n t   E l e m e n t T y p e = " P a r a m e t e r "   E l e m e n t I d = " 1 5 1 1 0 9 1 2 7 1 "   D a t a T y p e = " S t r i n g " > A m o u n t < / A m o u n t > - 
-         < A m o u n t L b l   E l e m e n t T y p e = " P a r a m e t e r "   E l e m e n t I d = " 9 0 1 6 2 1 0 3 7 "   D a t a T y p e = " S t r i n g " > A m o u n t L b l < / A m o u n t L b l > - 
-         < B a s e U n i t o f M e a s u r e _ I t e m C a p t i o n   E l e m e n t T y p e = " P a r a m e t e r "   E l e m e n t I d = " 1 5 8 7 4 1 4 0 5 "   D a t a T y p e = " S t r i n g " > B a s e U n i t o f M e a s u r e _ I t e m C a p t i o n < / B a s e U n i t o f M e a s u r e _ I t e m C a p t i o n > - 
-         < C o m p a n y L b l   E l e m e n t T y p e = " P a r a m e t e r "   E l e m e n t I d = " 7 6 3 5 6 2 8 8 8 "   D a t a T y p e = " S t r i n g " > C o m p a n y L b l < / C o m p a n y L b l > - 
-         < C u s t N a m e L b l   E l e m e n t T y p e = " P a r a m e t e r "   E l e m e n t I d = " 8 5 5 4 8 4 7 0 3 "   D a t a T y p e = " S t r i n g " > C u s t N a m e L b l < / C u s t N a m e L b l > - 
-         < C u s t o m e r N o   E l e m e n t T y p e = " P a r a m e t e r "   E l e m e n t I d = " 1 5 4 2 0 5 1 5 6 0 "   D a t a T y p e = " S t r i n g " > C u s t o m e r N o < / C u s t o m e r N o > - 
-         < C u s t o m e r N o L b l   E l e m e n t T y p e = " P a r a m e t e r "   E l e m e n t I d = " 7 5 1 2 0 1 9 3 0 "   D a t a T y p e = " S t r i n g " > C u s t o m e r N o L b l < / C u s t o m e r N o L b l > - 
-         < D a t a R e t r i e v e d L b l   E l e m e n t T y p e = " P a r a m e t e r "   E l e m e n t I d = " 1 0 9 1 6 8 3 3 6 5 "   D a t a T y p e = " S t r i n g " > D a t a R e t r i e v e d L b l < / D a t a R e t r i e v e d L b l > - 
-         < D e s c r i p t i o n _ I t e m C a p t i o n   E l e m e n t T y p e = " P a r a m e t e r "   E l e m e n t I d = " 1 5 2 9 8 3 2 4 7 3 "   D a t a T y p e = " S t r i n g " > D e s c r i p t i o n _ I t e m C a p t i o n < / D e s c r i p t i o n _ I t e m C a p t i o n > - 
-         < D i s c o u n t A m t   E l e m e n t T y p e = " P a r a m e t e r "   E l e m e n t I d = " 1 9 7 9 7 7 4 3 8 4 "   D a t a T y p e = " S t r i n g " > D i s c o u n t A m t < / D i s c o u n t A m t > - 
-         < D i s c o u n t A m t L b l   E l e m e n t T y p e = " P a r a m e t e r "   E l e m e n t I d = " 4 5 5 0 6 0 0 2 "   D a t a T y p e = " S t r i n g " > D i s c o u n t A m t L b l < / D i s c o u n t A m t L b l > - 
-         < D o c u m e n t a t i o n L b l   E l e m e n t T y p e = " P a r a m e t e r "   E l e m e n t I d = " 1 0 5 1 7 2 3 1 7 3 "   D a t a T y p e = " S t r i n g " > D o c u m e n t a t i o n L b l < / D o c u m e n t a t i o n L b l > - 
-         < E n v i r o n m e n t L b l   E l e m e n t T y p e = " P a r a m e t e r "   E l e m e n t I d = " 2 0 1 5 9 0 6 0 7 0 "   D a t a T y p e = " S t r i n g " > E n v i r o n m e n t L b l < / E n v i r o n m e n t L b l > - 
-         < I n v C u s t o m e r S a l e s A n a l y s i s L b l   E l e m e n t T y p e = " P a r a m e t e r "   E l e m e n t I d = " 1 5 6 4 8 2 0 0 5 6 "   D a t a T y p e = " S t r i n g " > I n v C u s t o m e r S a l e s A n a l y s i s L b l < / I n v C u s t o m e r S a l e s A n a l y s i s L b l > - 
-         < I n v C u s t o m e r S a l e s P r i n t L b l   E l e m e n t T y p e = " P a r a m e t e r "   E l e m e n t I d = " 1 7 5 2 4 7 2 8 5 3 "   D a t a T y p e = " S t r i n g " > I n v C u s t o m e r S a l e s P r i n t L b l < / I n v C u s t o m e r S a l e s P r i n t L b l > - 
-         < I n v e n t o r y C u s t o m e r S a l e s L b l   E l e m e n t T y p e = " P a r a m e t e r "   E l e m e n t I d = " 1 5 3 8 4 2 5 4 7 3 "   D a t a T y p e = " S t r i n g " > I n v e n t o r y C u s t o m e r S a l e s L b l < / I n v e n t o r y C u s t o m e r S a l e s L b l > - 
-         < I n v o i c e d Q t y   E l e m e n t T y p e = " P a r a m e t e r "   E l e m e n t I d = " 1 9 1 9 1 7 8 6 1 2 "   D a t a T y p e = " S t r i n g " > I n v o i c e d Q t y < / I n v o i c e d Q t y > - 
-         < I n v Q t y L b l   E l e m e n t T y p e = " P a r a m e t e r "   E l e m e n t I d = " 1 0 1 7 9 6 3 1 9 0 "   D a t a T y p e = " S t r i n g " > I n v Q t y L b l < / I n v Q t y L b l > - 
-         < N a m e   E l e m e n t T y p e = " P a r a m e t e r "   E l e m e n t I d = " 8 1 4 0 6 8 7 0 6 "   D a t a T y p e = " S t r i n g " > N a m e < / N a m e > - 
-         < N o _ I t e m C a p t i o n   E l e m e n t T y p e = " P a r a m e t e r "   E l e m e n t I d = " 1 5 4 7 7 6 9 6 5 4 "   D a t a T y p e = " S t r i n g " > N o _ I t e m C a p t i o n < / N o _ I t e m C a p t i o n > - 
-         < P a g e   E l e m e n t T y p e = " P a r a m e t e r "   E l e m e n t I d = " 1 7 0 8 5 7 3 7 5 4 "   D a t a T y p e = " S t r i n g " > P a g e < / P a g e > - 
-         < P e r i o d L b l   E l e m e n t T y p e = " P a r a m e t e r "   E l e m e n t I d = " 1 2 5 2 9 1 7 0 8 6 "   D a t a T y p e = " S t r i n g " > P e r i o d L b l < / P e r i o d L b l > - 
-         < P r o f i t   E l e m e n t T y p e = " P a r a m e t e r "   E l e m e n t I d = " 1 3 5 1 8 3 1 1 4 9 "   D a t a T y p e = " S t r i n g " > P r o f i t < / P r o f i t > - 
-         < P r o f i t _ I t e m L e d g E n t r y C a p t i o n   E l e m e n t T y p e = " P a r a m e t e r "   E l e m e n t I d = " 1 4 2 9 9 8 7 8 1 5 "   D a t a T y p e = " S t r i n g " > P r o f i t _ I t e m L e d g E n t r y C a p t i o n < / P r o f i t _ I t e m L e d g E n t r y C a p t i o n > - 
-         < P r o f i t L b l   E l e m e n t T y p e = " P a r a m e t e r "   E l e m e n t I d = " 6 1 6 4 1 9 1 1 1 "   D a t a T y p e = " S t r i n g " > P r o f i t L b l < / P r o f i t L b l > - 
-         < P r o f i t P c t   E l e m e n t T y p e = " P a r a m e t e r "   E l e m e n t I d = " 2 6 0 9 8 9 4 2 8 "   D a t a T y p e = " S t r i n g " > P r o f i t P c t < / P r o f i t P c t > - 
-         < P r o f i t P c t L b l   E l e m e n t T y p e = " P a r a m e t e r "   E l e m e n t I d = " 7 2 8 9 6 4 5 5 8 "   D a t a T y p e = " S t r i n g " > P r o f i t P c t L b l < / P r o f i t P c t L b l > - 
-         < R e p o r t N a m e L b l   E l e m e n t T y p e = " P a r a m e t e r "   E l e m e n t I d = " 1 5 2 9 7 0 2 3 5 4 "   D a t a T y p e = " S t r i n g " > R e p o r t N a m e L b l < / R e p o r t N a m e L b l > - 
-         < R e p o r t T i t l e   E l e m e n t T y p e = " P a r a m e t e r "   E l e m e n t I d = " 1 4 7 9 0 2 5 3 9 "   D a t a T y p e = " S t r i n g " > R e p o r t T i t l e < / R e p o r t T i t l e > - 
-         < R u n O n L b l   E l e m e n t T y p e = " P a r a m e t e r "   E l e m e n t I d = " 1 6 8 8 7 9 5 3 1 3 "   D a t a T y p e = " S t r i n g " > R u n O n L b l < / R u n O n L b l > - 
-         < S a l e s A m t A c t u a l _ I t e m L e d g E n t r y C a p t i o n   E l e m e n t T y p e = " P a r a m e t e r "   E l e m e n t I d = " 1 1 6 4 8 4 3 8 7 9 "   D a t a T y p e = " S t r i n g " > S a l e s A m t A c t u a l _ I t e m L e d g E n t r y C a p t i o n < / S a l e s A m t A c t u a l _ I t e m L e d g E n t r y C a p t i o n > - 
-         < S o u r c e N o _ I t e m L e d g E n t r y C a p t i o n   E l e m e n t T y p e = " P a r a m e t e r "   E l e m e n t I d = " 7 6 5 2 9 7 8 6 7 "   D a t a T y p e = " S t r i n g " > S o u r c e N o _ I t e m L e d g E n t r y C a p t i o n < / S o u r c e N o _ I t e m L e d g E n t r y C a p t i o n > - 
-         < T o t a l   E l e m e n t T y p e = " P a r a m e t e r "   E l e m e n t I d = " 1 9 0 2 0 5 6 9 4 5 "   D a t a T y p e = " S t r i n g " > T o t a l < / T o t a l > - 
-         < U s e r L b l   E l e m e n t T y p e = " P a r a m e t e r "   E l e m e n t I d = " 1 4 8 0 8 1 6 0 6 2 "   D a t a T y p e = " S t r i n g " > U s e r L b l < / U s e r L b l > +         < A b o u t T h e R e p o r t L b l > A b o u t T h e R e p o r t L b l < / A b o u t T h e R e p o r t L b l > + 
+         < A m o u n t > A m o u n t < / A m o u n t > + 
+         < A m o u n t L b l > A m o u n t L b l < / A m o u n t L b l > + 
+         < B a s e U n i t o f M e a s u r e _ I t e m C a p t i o n > B a s e U n i t o f M e a s u r e _ I t e m C a p t i o n < / B a s e U n i t o f M e a s u r e _ I t e m C a p t i o n > + 
+         < C o m p a n y L b l > C o m p a n y L b l < / C o m p a n y L b l > + 
+         < C u s t N a m e L b l > C u s t N a m e L b l < / C u s t N a m e L b l > + 
+         < C u s t o m e r N o > C u s t o m e r N o < / C u s t o m e r N o > + 
+         < C u s t o m e r N o L b l > C u s t o m e r N o L b l < / C u s t o m e r N o L b l > + 
+         < D a t a R e t r i e v e d L b l > D a t a R e t r i e v e d L b l < / D a t a R e t r i e v e d L b l > + 
+         < D e s c r i p t i o n _ I t e m C a p t i o n > D e s c r i p t i o n _ I t e m C a p t i o n < / D e s c r i p t i o n _ I t e m C a p t i o n > + 
+         < D i s c o u n t A m t > D i s c o u n t A m t < / D i s c o u n t A m t > + 
+         < D i s c o u n t A m t L b l > D i s c o u n t A m t L b l < / D i s c o u n t A m t L b l > + 
+         < D o c u m e n t a t i o n L b l > D o c u m e n t a t i o n L b l < / D o c u m e n t a t i o n L b l > + 
+         < E n v i r o n m e n t L b l > E n v i r o n m e n t L b l < / E n v i r o n m e n t L b l > + 
+         < I n v C u s t o m e r S a l e s A n a l y s i s L b l > I n v C u s t o m e r S a l e s A n a l y s i s L b l < / I n v C u s t o m e r S a l e s A n a l y s i s L b l > + 
+         < I n v C u s t o m e r S a l e s P r i n t L b l > I n v C u s t o m e r S a l e s P r i n t L b l < / I n v C u s t o m e r S a l e s P r i n t L b l > + 
+         < I n v e n t o r y C u s t o m e r S a l e s L b l > I n v e n t o r y C u s t o m e r S a l e s L b l < / I n v e n t o r y C u s t o m e r S a l e s L b l > + 
+         < I n v o i c e d Q t y > I n v o i c e d Q t y < / I n v o i c e d Q t y > + 
+         < I n v Q t y L b l > I n v Q t y L b l < / I n v Q t y L b l > + 
+         < N a m e > N a m e < / N a m e > + 
+         < N o _ I t e m C a p t i o n > N o _ I t e m C a p t i o n < / N o _ I t e m C a p t i o n > + 
+         < P a g e > P a g e < / P a g e > + 
+         < P e r i o d L b l > P e r i o d L b l < / P e r i o d L b l > + 
+         < P r o f i t > P r o f i t < / P r o f i t > + 
+         < P r o f i t _ I t e m L e d g E n t r y C a p t i o n > P r o f i t _ I t e m L e d g E n t r y C a p t i o n < / P r o f i t _ I t e m L e d g E n t r y C a p t i o n > + 
+         < P r o f i t L b l > P r o f i t L b l < / P r o f i t L b l > + 
+         < P r o f i t P c t > P r o f i t P c t < / P r o f i t P c t > + 
+         < P r o f i t P c t L b l > P r o f i t P c t L b l < / P r o f i t P c t L b l > + 
+         < R e p o r t N a m e L b l > R e p o r t N a m e L b l < / R e p o r t N a m e L b l > + 
+         < R e p o r t T i t l e > R e p o r t T i t l e < / R e p o r t T i t l e > + 
+         < R u n O n L b l > R u n O n L b l < / R u n O n L b l > + 
+         < S a l e s A m t A c t u a l _ I t e m L e d g E n t r y C a p t i o n > S a l e s A m t A c t u a l _ I t e m L e d g E n t r y C a p t i o n < / S a l e s A m t A c t u a l _ I t e m L e d g E n t r y C a p t i o n > + 
+         < S o u r c e N o _ I t e m L e d g E n t r y C a p t i o n > S o u r c e N o _ I t e m L e d g E n t r y C a p t i o n < / S o u r c e N o _ I t e m L e d g E n t r y C a p t i o n > + 
+         < T o t a l > T o t a l < / T o t a l > + 
+         < U s e r L b l > U s e r L b l < / U s e r L b l >   
      < / L a b e l s >   
-     < T o o l t i p s > - 
-         < T o o l t i p   c o l u m n = " N o _ I t e m "   E l e m e n t I d = " 1 5 4 7 7 6 9 6 5 4 " > - 
-             < T o o l t i p T e x t   l a n g = " e n - U S " > S p e c i f i e s   t h e   n u m b e r   o f   t h e   i t e m . < / T o o l t i p T e x t > - 
-         < / T o o l t i p > - 
-         < T o o l t i p   c o l u m n = " D e s c r i p t i o n _ I t e m "   E l e m e n t I d = " 1 5 2 9 8 3 2 4 7 3 " > - 
-             < T o o l t i p T e x t   l a n g = " e n - U S " > S p e c i f i e s   a   d e s c r i p t i o n   o f   t h e   i t e m . < / T o o l t i p T e x t > - 
-         < / T o o l t i p > - 
-         < T o o l t i p   c o l u m n = " B a s e U n i t o f M e a s u r e _ I t e m "   E l e m e n t I d = " 1 5 8 7 4 1 4 0 5 " > - 
-             < T o o l t i p T e x t   l a n g = " e n - U S " > S p e c i f i e s   t h e   b a s e   u n i t   u s e d   t o   m e a s u r e   t h e   i t e m ,   s u c h   a s   p i e c e ,   b o x ,   o r   p a l l e t .   T h e   b a s e   u n i t   o f   m e a s u r e   a l s o   s e r v e s   a s   t h e   c o n v e r s i o n   b a s i s   f o r   a l t e r n a t e   u n i t s   o f   m e a s u r e . < / T o o l t i p T e x t > - 
-         < / T o o l t i p > - 
-         < T o o l t i p   c o l u m n = " S o u r c e N o _ I t e m L e d g E n t r y "   E l e m e n t I d = " 7 6 5 2 9 7 8 6 7 " > - 
-             < T o o l t i p T e x t   l a n g = " e n - U S " > S p e c i f i e s   t h e   n u m b e r   o f   t h e   s o u r c e   d o c u m e n t   t h a t   t h e   e n t r y   o r i g i n a t e s   f r o m . < / T o o l t i p T e x t > - 
-         < / T o o l t i p > - 
-         < T o o l t i p   c o l u m n = " S u b T o t a l s _ D e s c r i p t i o n "   E l e m e n t I d = " 7 0 6 2 7 4 0 4 9 " > - 
-             < T o o l t i p T e x t   l a n g = " e n - U S " > S p e c i f i e s   a   d e s c r i p t i o n   o f   t h e   i t e m . < / T o o l t i p T e x t > - 
-         < / T o o l t i p > - 
-     < / T o o l t i p s > - 
-     < R e p o r t H e a d e r   E l e m e n t T y p e = " D a t a I t e m "   E l e m e n t I d = " 1 4 9 2 2 2 5 3 1 6 " > - 
-         < C o m p a n y N a m e   E l e m e n t T y p e = " C o l u m n "   E l e m e n t I d = " 1 5 9 5 4 7 7 3 9 5 "   D a t a T y p e = " S t r i n g "   O b s o l e t e S t a t e = " P e n d i n g " > C o m p a n y N a m e < / C o m p a n y N a m e > - 
-         < I t e m F i l t e r   E l e m e n t T y p e = " C o l u m n "   E l e m e n t I d = " 5 9 3 7 9 7 3 7 6 "   D a t a T y p e = " T e x t " > I t e m F i l t e r < / I t e m F i l t e r > - 
-         < I t e m L e d g E n t r y F i l t e r   E l e m e n t T y p e = " C o l u m n "   E l e m e n t I d = " 2 1 1 1 8 9 1 8 5 4 "   D a t a T y p e = " T e x t " > I t e m L e d g E n t r y F i l t e r < / I t e m L e d g E n t r y F i l t e r > - 
-         < P e r i o d T e x t   E l e m e n t T y p e = " C o l u m n "   E l e m e n t I d = " 1 6 2 7 7 5 1 2 5 9 "   D a t a T y p e = " T e x t "   O b s o l e t e S t a t e = " P e n d i n g " > P e r i o d T e x t < / P e r i o d T e x t > +     < R e p o r t H e a d e r > + 
+         < C o m p a n y N a m e > C o m p a n y N a m e < / C o m p a n y N a m e > + 
+         < I t e m F i l t e r > I t e m F i l t e r < / I t e m F i l t e r > + 
+         < I t e m L e d g E n t r y F i l t e r > I t e m L e d g E n t r y F i l t e r < / I t e m L e d g E n t r y F i l t e r > + 
+         < P e r i o d T e x t > P e r i o d T e x t < / P e r i o d T e x t >   
      < / R e p o r t H e a d e r >   
-     < I t e m   E l e m e n t T y p e = " D a t a I t e m "   E l e m e n t I d = " 1 1 2 8 8 3 0 2 4 8 " > - 
-         < B a s e U n i t o f M e a s u r e _ I t e m   E l e m e n t T y p e = " C o l u m n "   E l e m e n t I d = " 1 5 8 7 4 1 4 0 5 "   D a t a T y p e = " C o d e " > B a s e U n i t o f M e a s u r e _ I t e m < / B a s e U n i t o f M e a s u r e _ I t e m > - 
-         < D e s c r i p t i o n _ I t e m   E l e m e n t T y p e = " C o l u m n "   E l e m e n t I d = " 1 5 2 9 8 3 2 4 7 3 "   D a t a T y p e = " T e x t " > D e s c r i p t i o n _ I t e m < / D e s c r i p t i o n _ I t e m > - 
-         < N o _ I t e m   E l e m e n t T y p e = " C o l u m n "   E l e m e n t I d = " 1 5 4 7 7 6 9 6 5 4 "   D a t a T y p e = " C o d e " > N o _ I t e m < / N o _ I t e m > - 
-         < I t e m _ L e d g e r _ E n t r y   E l e m e n t T y p e = " D a t a I t e m "   E l e m e n t I d = " 2 0 1 1 5 8 9 5 6 1 " > - 
-             < I n t e g e r   E l e m e n t T y p e = " D a t a I t e m "   E l e m e n t I d = " 1 7 3 5 6 9 8 6 1 9 " > - 
-                 < C u s t N a m e   E l e m e n t T y p e = " C o l u m n "   E l e m e n t I d = " 9 5 6 5 5 0 1 8 1 "   D a t a T y p e = " T e x t " > C u s t N a m e < / C u s t N a m e > - 
-                 < D i s c o u n t A m o u n t   E l e m e n t T y p e = " C o l u m n "   E l e m e n t I d = " 1 2 7 0 4 5 4 2 6 8 "   D a t a T y p e = " D e c i m a l " > D i s c o u n t A m o u n t < / D i s c o u n t A m o u n t > - 
-                 < I n v Q t y _ I t e m L e d g E n t r y   E l e m e n t T y p e = " C o l u m n "   E l e m e n t I d = " 1 9 5 2 9 0 2 1 8 0 "   D a t a T y p e = " D e c i m a l " > I n v Q t y _ I t e m L e d g E n t r y < / I n v Q t y _ I t e m L e d g E n t r y > - 
-                 < P r o f i t P c t _ I t e m L e d g E n t r y   E l e m e n t T y p e = " C o l u m n "   E l e m e n t I d = " 3 5 6 3 7 5 8 8 0 "   D a t a T y p e = " D e c i m a l " > P r o f i t P c t _ I t e m L e d g E n t r y < / P r o f i t P c t _ I t e m L e d g E n t r y > - 
-                 < P r o f i t _ I t e m L e d g E n t r y   E l e m e n t T y p e = " C o l u m n "   E l e m e n t I d = " 1 4 2 9 9 8 7 8 1 5 "   D a t a T y p e = " D e c i m a l " > P r o f i t _ I t e m L e d g E n t r y < / P r o f i t _ I t e m L e d g E n t r y > - 
-                 < S a l e s A m t A c t u a l _ I t e m L e d g E n t r y   E l e m e n t T y p e = " C o l u m n "   E l e m e n t I d = " 1 1 6 4 8 4 3 8 7 9 "   D a t a T y p e = " D e c i m a l " > S a l e s A m t A c t u a l _ I t e m L e d g E n t r y < / S a l e s A m t A c t u a l _ I t e m L e d g E n t r y > - 
-                 < S o u r c e N o _ I t e m L e d g E n t r y   E l e m e n t T y p e = " C o l u m n "   E l e m e n t I d = " 7 6 5 2 9 7 8 6 7 "   D a t a T y p e = " C o d e " > S o u r c e N o _ I t e m L e d g E n t r y < / S o u r c e N o _ I t e m L e d g E n t r y > +     < I t e m > + 
+         < B a s e U n i t o f M e a s u r e _ I t e m > B a s e U n i t o f M e a s u r e _ I t e m < / B a s e U n i t o f M e a s u r e _ I t e m > + 
+         < D e s c r i p t i o n _ I t e m > D e s c r i p t i o n _ I t e m < / D e s c r i p t i o n _ I t e m > + 
+         < N o _ I t e m > N o _ I t e m < / N o _ I t e m > + 
+         < I t e m _ L e d g e r _ E n t r y > + 
+             < I n t e g e r > + 
+                 < C u s t N a m e > C u s t N a m e < / C u s t N a m e > + 
+                 < D i s c o u n t A m o u n t > D i s c o u n t A m o u n t < / D i s c o u n t A m o u n t > + 
+                 < I n v Q t y _ I t e m L e d g E n t r y > I n v Q t y _ I t e m L e d g E n t r y < / I n v Q t y _ I t e m L e d g E n t r y > + 
+                 < P r o f i t P c t _ I t e m L e d g E n t r y > P r o f i t P c t _ I t e m L e d g E n t r y < / P r o f i t P c t _ I t e m L e d g E n t r y > + 
+                 < P r o f i t _ I t e m L e d g E n t r y > P r o f i t _ I t e m L e d g E n t r y < / P r o f i t _ I t e m L e d g E n t r y > + 
+                 < S a l e s A m t A c t u a l _ I t e m L e d g E n t r y > S a l e s A m t A c t u a l _ I t e m L e d g E n t r y < / S a l e s A m t A c t u a l _ I t e m L e d g E n t r y > + 
+                 < S o u r c e N o _ I t e m L e d g E n t r y > S o u r c e N o _ I t e m L e d g E n t r y < / S o u r c e N o _ I t e m L e d g E n t r y >   
              < / I n t e g e r >   
          < / I t e m _ L e d g e r _ E n t r y >   
-         < S u b T o t a l s   E l e m e n t T y p e = " D a t a I t e m "   E l e m e n t I d = " 3 1 2 0 6 2 4 2 4 " > - 
-             < S u b T o t a l s _ D e s c r i p t i o n   E l e m e n t T y p e = " C o l u m n "   E l e m e n t I d = " 7 0 6 2 7 4 0 4 9 "   D a t a T y p e = " T e x t " > S u b T o t a l s _ D e s c r i p t i o n < / S u b T o t a l s _ D e s c r i p t i o n > - 
-             < S u b T o t a l s _ D i s c o u n t A m o u n t   E l e m e n t T y p e = " C o l u m n "   E l e m e n t I d = " 9 5 9 9 4 9 7 5 4 "   D a t a T y p e = " D e c i m a l " > S u b T o t a l s _ D i s c o u n t A m o u n t < / S u b T o t a l s _ D i s c o u n t A m o u n t > - 
-             < S u b T o t a l s _ I n v Q t y   E l e m e n t T y p e = " C o l u m n "   E l e m e n t I d = " 1 9 5 3 9 7 9 7 1 4 "   D a t a T y p e = " D e c i m a l " > S u b T o t a l s _ I n v Q t y < / S u b T o t a l s _ I n v Q t y > - 
-             < S u b T o t a l s _ P r o f i t   E l e m e n t T y p e = " C o l u m n "   E l e m e n t I d = " 1 6 6 1 9 3 7 2 2 3 "   D a t a T y p e = " D e c i m a l " > S u b T o t a l s _ P r o f i t < / S u b T o t a l s _ P r o f i t > - 
-             < S u b T o t a l s _ P r o f i t P c t   E l e m e n t T y p e = " C o l u m n "   E l e m e n t I d = " 1 4 6 8 4 5 9 8 1 4 "   D a t a T y p e = " D e c i m a l " > S u b T o t a l s _ P r o f i t P c t < / S u b T o t a l s _ P r o f i t P c t > - 
-             < S u b T o t a l s _ S a l e s A m t A c t u a l   E l e m e n t T y p e = " C o l u m n "   E l e m e n t I d = " 1 4 5 4 9 7 6 4 8 9 "   D a t a T y p e = " D e c i m a l " > S u b T o t a l s _ S a l e s A m t A c t u a l < / S u b T o t a l s _ S a l e s A m t A c t u a l > +         < S u b T o t a l s > + 
+             < S u b T o t a l s _ D e s c r i p t i o n > S u b T o t a l s _ D e s c r i p t i o n < / S u b T o t a l s _ D e s c r i p t i o n > + 
+             < S u b T o t a l s _ D i s c o u n t A m o u n t > S u b T o t a l s _ D i s c o u n t A m o u n t < / S u b T o t a l s _ D i s c o u n t A m o u n t > + 
+             < S u b T o t a l s _ I n v Q t y > S u b T o t a l s _ I n v Q t y < / S u b T o t a l s _ I n v Q t y > + 
+             < S u b T o t a l s _ P r o f i t > S u b T o t a l s _ P r o f i t < / S u b T o t a l s _ P r o f i t > + 
+             < S u b T o t a l s _ P r o f i t P c t > S u b T o t a l s _ P r o f i t P c t < / S u b T o t a l s _ P r o f i t P c t > + 
+             < S u b T o t a l s _ S a l e s A m t A c t u a l > S u b T o t a l s _ S a l e s A m t A c t u a l < / S u b T o t a l s _ S a l e s A m t A c t u a l >   
          < / S u b T o t a l s >   
      < / I t e m >   
-     < T o t a l s   E l e m e n t T y p e = " D a t a I t e m "   E l e m e n t I d = " 1 8 2 3 9 5 0 0 4 4 " > - 
-         < T o t a l s _ D i s c o u n t A m o u n t   E l e m e n t T y p e = " C o l u m n "   E l e m e n t I d = " 1 7 7 4 7 6 0 9 4 2 "   D a t a T y p e = " D e c i m a l " > T o t a l s _ D i s c o u n t A m o u n t < / T o t a l s _ D i s c o u n t A m o u n t > - 
-         < T o t a l s _ P r o f i t   E l e m e n t T y p e = " C o l u m n "   E l e m e n t I d = " 6 4 6 2 9 5 2 1 9 "   D a t a T y p e = " D e c i m a l " > T o t a l s _ P r o f i t < / T o t a l s _ P r o f i t > - 
-         < T o t a l s _ P r o f i t P c t   E l e m e n t T y p e = " C o l u m n "   E l e m e n t I d = " 2 2 3 4 7 8 0 9 8 "   D a t a T y p e = " D e c i m a l " > T o t a l s _ P r o f i t P c t < / T o t a l s _ P r o f i t P c t > - 
-         < T o t a l s _ S a l e s A m t A c t u a l   E l e m e n t T y p e = " C o l u m n "   E l e m e n t I d = " 1 9 0 5 8 4 7 9 3 9 "   D a t a T y p e = " D e c i m a l " > T o t a l s _ S a l e s A m t A c t u a l < / T o t a l s _ S a l e s A m t A c t u a l > +     < T o t a l s > + 
+         < T o t a l s _ D i s c o u n t A m o u n t > T o t a l s _ D i s c o u n t A m o u n t < / T o t a l s _ D i s c o u n t A m o u n t > + 
+         < T o t a l s _ P r o f i t > T o t a l s _ P r o f i t < / T o t a l s _ P r o f i t > + 
+         < T o t a l s _ P r o f i t P c t > T o t a l s _ P r o f i t P c t < / T o t a l s _ P r o f i t P c t > + 
+         < T o t a l s _ S a l e s A m t A c t u a l > T o t a l s _ S a l e s A m t A c t u a l < / T o t a l s _ S a l e s A m t A c t u a l >   
      < / T o t a l s >   
@@ -3697,17 +4385,17 @@
 </file>
 
 <file path=customXml/itemProps1.xml><?xml version="1.0" encoding="utf-8"?>
-<ds:datastoreItem xmlns:ds="http://schemas.openxmlformats.org/officeDocument/2006/customXml" ds:itemID="{9FE80CD2-CE10-4EF4-957E-75892F0387BE}">
+<ds:datastoreItem xmlns:ds="http://schemas.openxmlformats.org/officeDocument/2006/customXml" ds:itemID="{A7CDB4A6-413E-4C8C-8393-803F00FA2081}">
   <ds:schemaRefs>
-    <ds:schemaRef ds:uri="urn:microsoft-dynamics-nav/reports/Inventory_Customer_Sales/713/"/>
+    <ds:schemaRef ds:uri="urn:microsoft-dynamics-businesscentral/internal/extended/reports/Inventory_Customer_Sales/713/"/>
   </ds:schemaRefs>
 </ds:datastoreItem>
 </file>
 
 <file path=customXml/itemProps2.xml><?xml version="1.0" encoding="utf-8"?>
-<ds:datastoreItem xmlns:ds="http://schemas.openxmlformats.org/officeDocument/2006/customXml" ds:itemID="{A7CDB4A6-413E-4C8C-8393-803F00FA2081}">
+<ds:datastoreItem xmlns:ds="http://schemas.openxmlformats.org/officeDocument/2006/customXml" ds:itemID="{9FE80CD2-CE10-4EF4-957E-75892F0387BE}">
   <ds:schemaRefs>
-    <ds:schemaRef ds:uri="urn:microsoft-dynamics-businesscentral/internal/extended/reports/Inventory_Customer_Sales/713/"/>
+    <ds:schemaRef ds:uri="urn:microsoft-dynamics-nav/reports/Inventory_Customer_Sales/713/"/>
   </ds:schemaRefs>
 </ds:datastoreItem>
 </file>

--- a/src/Layers/W1/BaseApp/Inventory/Reports/InventoryCustomerSalesBody.docx
+++ b/src/Layers/W1/BaseApp/Inventory/Reports/InventoryCustomerSalesBody.docx
@@ -47,6 +47,7 @@
                 <w:dataBinding w:prefixMappings="xmlns:ns0='urn:microsoft-dynamics-nav/reports/Inventory_Customer_Sales/713/'" w:xpath="/ns0:NavWordReportXmlPart[1]/ns0:ReportHeader[1]/ns0:ItemFilter[1]" w:storeItemID="{9FE80CD2-CE10-4EF4-957E-75892F0387BE}"/>
                 <w:text/>
               </w:sdtPr>
+              <w:sdtEndPr/>
               <w:sdtContent>
                 <w:r>
                   <w:rPr>
@@ -93,6 +94,7 @@
                 <w:dataBinding w:prefixMappings="xmlns:ns0='urn:microsoft-dynamics-nav/reports/Inventory_Customer_Sales/713/'" w:xpath="/ns0:NavWordReportXmlPart[1]/ns0:ReportHeader[1]/ns0:ItemLedgEntryFilter[1]" w:storeItemID="{9FE80CD2-CE10-4EF4-957E-75892F0387BE}"/>
                 <w:text/>
               </w:sdtPr>
+              <w:sdtEndPr/>
               <w:sdtContent>
                 <w:r>
                   <w:rPr>
@@ -125,14 +127,14 @@
         <w:tblDescription w:val="Document lines. Column headers in the first row."/>
       </w:tblPr>
       <w:tblGrid>
-        <w:gridCol w:w="1395"/>
-        <w:gridCol w:w="2655"/>
-        <w:gridCol w:w="630"/>
-        <w:gridCol w:w="900"/>
-        <w:gridCol w:w="1352"/>
-        <w:gridCol w:w="1054"/>
-        <w:gridCol w:w="1182"/>
-        <w:gridCol w:w="1326"/>
+        <w:gridCol w:w="1396"/>
+        <w:gridCol w:w="3148"/>
+        <w:gridCol w:w="586"/>
+        <w:gridCol w:w="1171"/>
+        <w:gridCol w:w="1259"/>
+        <w:gridCol w:w="1169"/>
+        <w:gridCol w:w="991"/>
+        <w:gridCol w:w="774"/>
       </w:tblGrid>
       <w:tr>
         <w:trPr>
@@ -154,6 +156,7 @@
             <w:dataBinding w:prefixMappings="xmlns:ns0='urn:microsoft-dynamics-nav/reports/Inventory_Customer_Sales/713/'" w:xpath="/ns0:NavWordReportXmlPart[1]/ns0:Labels[1]/ns0:CustomerNoLbl[1]" w:storeItemID="{9FE80CD2-CE10-4EF4-957E-75892F0387BE}"/>
             <w:text/>
           </w:sdtPr>
+          <w:sdtEndPr/>
           <w:sdtContent>
             <w:tc>
               <w:tcPr>
@@ -196,10 +199,11 @@
             <w:dataBinding w:prefixMappings="xmlns:ns0='urn:microsoft-dynamics-nav/reports/Inventory_Customer_Sales/713/'" w:xpath="/ns0:NavWordReportXmlPart[1]/ns0:Labels[1]/ns0:CustNameLbl[1]" w:storeItemID="{9FE80CD2-CE10-4EF4-957E-75892F0387BE}"/>
             <w:text/>
           </w:sdtPr>
+          <w:sdtEndPr/>
           <w:sdtContent>
             <w:tc>
               <w:tcPr>
-                <w:tcW w:w="1265" w:type="pct"/>
+                <w:tcW w:w="1500" w:type="pct"/>
               </w:tcPr>
               <w:p>
                 <w:pPr>
@@ -223,7 +227,7 @@
         </w:sdt>
         <w:tc>
           <w:tcPr>
-            <w:tcW w:w="300" w:type="pct"/>
+            <w:tcW w:w="279" w:type="pct"/>
           </w:tcPr>
           <w:p>
             <w:pPr>
@@ -238,7 +242,7 @@
         </w:tc>
         <w:tc>
           <w:tcPr>
-            <w:tcW w:w="429" w:type="pct"/>
+            <w:tcW w:w="558" w:type="pct"/>
           </w:tcPr>
           <w:sdt>
             <w:sdtPr>
@@ -255,6 +259,7 @@
               <w:dataBinding w:prefixMappings="xmlns:ns0='urn:microsoft-dynamics-nav/reports/Inventory_Customer_Sales/713/'" w:xpath="/ns0:NavWordReportXmlPart[1]/ns0:Labels[1]/ns0:InvQtyLbl[1]" w:storeItemID="{9FE80CD2-CE10-4EF4-957E-75892F0387BE}"/>
               <w:text/>
             </w:sdtPr>
+            <w:sdtEndPr/>
             <w:sdtContent>
               <w:p>
                 <w:pPr>
@@ -303,10 +308,11 @@
             <w:dataBinding w:prefixMappings="xmlns:ns0='urn:microsoft-dynamics-nav/reports/Inventory_Customer_Sales/713/'" w:xpath="/ns0:NavWordReportXmlPart[1]/ns0:Labels[1]/ns0:AmountLbl[1]" w:storeItemID="{9FE80CD2-CE10-4EF4-957E-75892F0387BE}"/>
             <w:text/>
           </w:sdtPr>
+          <w:sdtEndPr/>
           <w:sdtContent>
             <w:tc>
               <w:tcPr>
-                <w:tcW w:w="644" w:type="pct"/>
+                <w:tcW w:w="600" w:type="pct"/>
               </w:tcPr>
               <w:p>
                 <w:pPr>
@@ -331,7 +337,7 @@
         </w:sdt>
         <w:tc>
           <w:tcPr>
-            <w:tcW w:w="502" w:type="pct"/>
+            <w:tcW w:w="557" w:type="pct"/>
           </w:tcPr>
           <w:sdt>
             <w:sdtPr>
@@ -348,6 +354,7 @@
               <w:dataBinding w:prefixMappings="xmlns:ns0='urn:microsoft-dynamics-nav/reports/Inventory_Customer_Sales/713/'" w:xpath="/ns0:NavWordReportXmlPart[1]/ns0:Labels[1]/ns0:DiscountAmtLbl[1]" w:storeItemID="{9FE80CD2-CE10-4EF4-957E-75892F0387BE}"/>
               <w:text/>
             </w:sdtPr>
+            <w:sdtEndPr/>
             <w:sdtContent>
               <w:p>
                 <w:pPr>
@@ -385,10 +392,11 @@
             <w:dataBinding w:prefixMappings="xmlns:ns0='urn:microsoft-dynamics-nav/reports/Inventory_Customer_Sales/713/'" w:xpath="/ns0:NavWordReportXmlPart[1]/ns0:Labels[1]/ns0:ProfitLbl[1]" w:storeItemID="{9FE80CD2-CE10-4EF4-957E-75892F0387BE}"/>
             <w:text/>
           </w:sdtPr>
+          <w:sdtEndPr/>
           <w:sdtContent>
             <w:tc>
               <w:tcPr>
-                <w:tcW w:w="563" w:type="pct"/>
+                <w:tcW w:w="472" w:type="pct"/>
               </w:tcPr>
               <w:p>
                 <w:pPr>
@@ -426,10 +434,11 @@
             <w:dataBinding w:prefixMappings="xmlns:ns0='urn:microsoft-dynamics-nav/reports/Inventory_Customer_Sales/713/'" w:xpath="/ns0:NavWordReportXmlPart[1]/ns0:Labels[1]/ns0:ProfitPctLbl[1]" w:storeItemID="{9FE80CD2-CE10-4EF4-957E-75892F0387BE}"/>
             <w:text/>
           </w:sdtPr>
+          <w:sdtEndPr/>
           <w:sdtContent>
             <w:tc>
               <w:tcPr>
-                <w:tcW w:w="632" w:type="pct"/>
+                <w:tcW w:w="369" w:type="pct"/>
               </w:tcPr>
               <w:p>
                 <w:pPr>
@@ -456,7 +465,7 @@
       <w:sdt>
         <w:sdtPr>
           <w:rPr>
-            <w:rFonts w:asciiTheme="majorHAnsi" w:hAnsiTheme="majorHAnsi" w:eastAsiaTheme="majorEastAsia" w:cstheme="majorBidi"/>
+            <w:rFonts w:asciiTheme="majorHAnsi" w:eastAsiaTheme="majorEastAsia" w:hAnsiTheme="majorHAnsi" w:cstheme="majorBidi"/>
             <w:sz w:val="18"/>
             <w:szCs w:val="18"/>
             <w:lang w:eastAsia="zh-CN"/>
@@ -477,7 +486,7 @@
           <w:sdt>
             <w:sdtPr>
               <w:rPr>
-                <w:rFonts w:asciiTheme="majorHAnsi" w:hAnsiTheme="majorHAnsi" w:eastAsiaTheme="majorEastAsia" w:cstheme="majorBidi"/>
+                <w:rFonts w:asciiTheme="majorHAnsi" w:eastAsiaTheme="majorEastAsia" w:hAnsiTheme="majorHAnsi" w:cstheme="majorBidi"/>
                 <w:sz w:val="18"/>
                 <w:szCs w:val="18"/>
                 <w:lang w:eastAsia="zh-CN"/>
@@ -516,7 +525,7 @@
                 </w:tc>
                 <w:tc>
                   <w:tcPr>
-                    <w:tcW w:w="1565" w:type="pct"/>
+                    <w:tcW w:w="1779" w:type="pct"/>
                     <w:gridSpan w:val="2"/>
                   </w:tcPr>
                   <w:p>
@@ -531,7 +540,7 @@
                 </w:tc>
                 <w:tc>
                   <w:tcPr>
-                    <w:tcW w:w="429" w:type="pct"/>
+                    <w:tcW w:w="558" w:type="pct"/>
                   </w:tcPr>
                   <w:p>
                     <w:pPr>
@@ -547,7 +556,7 @@
                 </w:tc>
                 <w:tc>
                   <w:tcPr>
-                    <w:tcW w:w="644" w:type="pct"/>
+                    <w:tcW w:w="600" w:type="pct"/>
                   </w:tcPr>
                   <w:p>
                     <w:pPr>
@@ -563,7 +572,7 @@
                 </w:tc>
                 <w:tc>
                   <w:tcPr>
-                    <w:tcW w:w="502" w:type="pct"/>
+                    <w:tcW w:w="557" w:type="pct"/>
                   </w:tcPr>
                   <w:p>
                     <w:pPr>
@@ -579,7 +588,7 @@
                 </w:tc>
                 <w:tc>
                   <w:tcPr>
-                    <w:tcW w:w="563" w:type="pct"/>
+                    <w:tcW w:w="472" w:type="pct"/>
                   </w:tcPr>
                   <w:p>
                     <w:pPr>
@@ -595,7 +604,7 @@
                 </w:tc>
                 <w:tc>
                   <w:tcPr>
-                    <w:tcW w:w="632" w:type="pct"/>
+                    <w:tcW w:w="369" w:type="pct"/>
                   </w:tcPr>
                   <w:p>
                     <w:pPr>
@@ -613,7 +622,7 @@
               <w:tr>
                 <w:trPr>
                   <w:cnfStyle w:val="000000010000" w:firstRow="0" w:lastRow="0" w:firstColumn="0" w:lastColumn="0" w:oddVBand="0" w:evenVBand="0" w:oddHBand="0" w:evenHBand="1" w:firstRowFirstColumn="0" w:firstRowLastColumn="0" w:lastRowFirstColumn="0" w:lastRowLastColumn="0"/>
-                  <w:trHeight w:val="490"/>
+                  <w:trHeight w:hRule="exact" w:val="274"/>
                 </w:trPr>
                 <w:sdt>
                   <w:sdtPr>
@@ -621,13 +630,14 @@
                       <w:sz w:val="18"/>
                       <w:szCs w:val="18"/>
                     </w:rPr>
-                    <w:alias w:val="#Nav: /Item/No_Item"/>
-                    <w:tag w:val="#Nav: FS_YSR_InventoryCustomerSales/50003"/>
-                    <w:id w:val="-1983850351"/>
+                    <w:alias w:val="No_Item"/>
+                    <w:tag w:val="#BC:InsertDataItem,DataItems/Item/No_Item"/>
+                    <w:id w:val="-147986795"/>
                     <w:placeholder>
-                      <w:docPart w:val="944B0424967B42A5AFC5CCA909FE17E3"/>
+                      <w:docPart w:val="DefaultPlaceholder_-1854013440"/>
                     </w:placeholder>
-                    <w15:dataBinding w:prefixMappings="xmlns:ns0='urn:microsoft-dynamics-nav/reports/FS_YSR_InventoryCustomerSales/50003/' " w:xpath="/ns0:NavWordReportXmlPart[1]/ns0:Item[1]/ns0:No_Item[1]" w:storeItemID="{17357049-351C-4FB5-BA49-88074E24903C}"/>
+                    <w15:color w:val="808080"/>
+                    <w:text/>
                   </w:sdtPr>
                   <w:sdtContent>
                     <w:tc>
@@ -642,6 +652,7 @@
                             <w:szCs w:val="18"/>
                           </w:rPr>
                         </w:pPr>
+                        <w:proofErr w:type="spellStart"/>
                         <w:r>
                           <w:rPr>
                             <w:sz w:val="18"/>
@@ -649,6 +660,7 @@
                           </w:rPr>
                           <w:t>No_Item</w:t>
                         </w:r>
+                        <w:proofErr w:type="spellEnd"/>
                       </w:p>
                     </w:tc>
                   </w:sdtContent>
@@ -659,18 +671,19 @@
                       <w:sz w:val="18"/>
                       <w:szCs w:val="18"/>
                     </w:rPr>
-                    <w:alias w:val="#Nav: /Item/Description_Item"/>
-                    <w:tag w:val="#Nav: FS_YSR_InventoryCustomerSales/50003"/>
-                    <w:id w:val="116645057"/>
+                    <w:alias w:val="Description_Item"/>
+                    <w:tag w:val="#BC:InsertDataItem,DataItems/Item/Description_Item"/>
+                    <w:id w:val="849842574"/>
                     <w:placeholder>
-                      <w:docPart w:val="944B0424967B42A5AFC5CCA909FE17E3"/>
+                      <w:docPart w:val="DefaultPlaceholder_-1854013440"/>
                     </w:placeholder>
-                    <w15:dataBinding w:prefixMappings="xmlns:ns0='urn:microsoft-dynamics-nav/reports/FS_YSR_InventoryCustomerSales/50003/' " w:xpath="/ns0:NavWordReportXmlPart[1]/ns0:Item[1]/ns0:Description_Item[1]" w:storeItemID="{17357049-351C-4FB5-BA49-88074E24903C}"/>
+                    <w15:color w:val="808080"/>
+                    <w:text/>
                   </w:sdtPr>
                   <w:sdtContent>
                     <w:tc>
                       <w:tcPr>
-                        <w:tcW w:w="1565" w:type="pct"/>
+                        <w:tcW w:w="1779" w:type="pct"/>
                         <w:gridSpan w:val="2"/>
                       </w:tcPr>
                       <w:p>
@@ -681,6 +694,7 @@
                             <w:szCs w:val="18"/>
                           </w:rPr>
                         </w:pPr>
+                        <w:proofErr w:type="spellStart"/>
                         <w:r>
                           <w:rPr>
                             <w:sz w:val="18"/>
@@ -688,13 +702,14 @@
                           </w:rPr>
                           <w:t>Description_Item</w:t>
                         </w:r>
+                        <w:proofErr w:type="spellEnd"/>
                       </w:p>
                     </w:tc>
                   </w:sdtContent>
                 </w:sdt>
                 <w:tc>
                   <w:tcPr>
-                    <w:tcW w:w="429" w:type="pct"/>
+                    <w:tcW w:w="558" w:type="pct"/>
                   </w:tcPr>
                   <w:p>
                     <w:pPr>
@@ -708,7 +723,7 @@
                 </w:tc>
                 <w:tc>
                   <w:tcPr>
-                    <w:tcW w:w="644" w:type="pct"/>
+                    <w:tcW w:w="600" w:type="pct"/>
                   </w:tcPr>
                   <w:p>
                     <w:pPr>
@@ -722,7 +737,7 @@
                 </w:tc>
                 <w:tc>
                   <w:tcPr>
-                    <w:tcW w:w="502" w:type="pct"/>
+                    <w:tcW w:w="557" w:type="pct"/>
                   </w:tcPr>
                   <w:p>
                     <w:pPr>
@@ -736,7 +751,7 @@
                 </w:tc>
                 <w:tc>
                   <w:tcPr>
-                    <w:tcW w:w="563" w:type="pct"/>
+                    <w:tcW w:w="472" w:type="pct"/>
                   </w:tcPr>
                   <w:p>
                     <w:pPr>
@@ -750,7 +765,7 @@
                 </w:tc>
                 <w:tc>
                   <w:tcPr>
-                    <w:tcW w:w="632" w:type="pct"/>
+                    <w:tcW w:w="369" w:type="pct"/>
                   </w:tcPr>
                   <w:p>
                     <w:pPr>
@@ -766,7 +781,7 @@
               <w:tr>
                 <w:trPr>
                   <w:cnfStyle w:val="000000100000" w:firstRow="0" w:lastRow="0" w:firstColumn="0" w:lastColumn="0" w:oddVBand="0" w:evenVBand="0" w:oddHBand="1" w:evenHBand="0" w:firstRowFirstColumn="0" w:firstRowLastColumn="0" w:lastRowFirstColumn="0" w:lastRowLastColumn="0"/>
-                  <w:trHeight w:val="490"/>
+                  <w:trHeight w:hRule="exact" w:val="274"/>
                 </w:trPr>
                 <w:tc>
                   <w:tcPr>
@@ -788,57 +803,19 @@
                       <w:sz w:val="18"/>
                       <w:szCs w:val="18"/>
                     </w:rPr>
-                    <w:alias w:val="#Nav: /Labels/BaseUnitofMeasure_ItemCaption"/>
-                    <w:tag w:val="#Nav: Inventory_Customer_Sales/713"/>
-                    <w:id w:val="-1204844"/>
+                    <w:alias w:val="BaseUnitofMeasure_ItemCaption"/>
+                    <w:tag w:val="#BC:InsertDataItem,Labels/BaseUnitofMeasure_ItemCaption"/>
+                    <w:id w:val="-2063390262"/>
                     <w:placeholder>
-                      <w:docPart w:val="944B0424967B42A5AFC5CCA909FE17E3"/>
+                      <w:docPart w:val="DefaultPlaceholder_-1854013440"/>
                     </w:placeholder>
-                    <w:dataBinding w:prefixMappings="xmlns:ns0='urn:microsoft-dynamics-nav/reports/Inventory_Customer_Sales/713/'" w:xpath="/ns0:NavWordReportXmlPart[1]/ns0:Labels[1]/ns0:BaseUnitofMeasure_ItemCaption[1]" w:storeItemID="{9FE80CD2-CE10-4EF4-957E-75892F0387BE}"/>
+                    <w15:color w:val="808080"/>
                     <w:text/>
                   </w:sdtPr>
                   <w:sdtContent>
                     <w:tc>
                       <w:tcPr>
-                        <w:tcW w:w="1265" w:type="pct"/>
-                      </w:tcPr>
-                      <w:p>
-                        <w:pPr>
-                          <w:pStyle w:val="NoSpacing"/>
-                          <w:rPr>
-                            <w:sz w:val="18"/>
-                            <w:szCs w:val="18"/>
-                          </w:rPr>
-                        </w:pPr>
-                        <w:r>
-                          <w:rPr>
-                            <w:sz w:val="18"/>
-                            <w:szCs w:val="18"/>
-                          </w:rPr>
-                          <w:t>BaseUnitofMeasure_ItemCaption</w:t>
-                        </w:r>
-                      </w:p>
-                    </w:tc>
-                  </w:sdtContent>
-                </w:sdt>
-                <w:sdt>
-                  <w:sdtPr>
-                    <w:rPr>
-                      <w:sz w:val="18"/>
-                      <w:szCs w:val="18"/>
-                    </w:rPr>
-                    <w:alias w:val="#Nav: /Item/BaseUnitofMeasure_Item"/>
-                    <w:tag w:val="#Nav: FS_YSR_InventoryCustomerSales/50003"/>
-                    <w:id w:val="-707411818"/>
-                    <w:placeholder>
-                      <w:docPart w:val="944B0424967B42A5AFC5CCA909FE17E3"/>
-                    </w:placeholder>
-                    <w15:dataBinding w:prefixMappings="xmlns:ns0='urn:microsoft-dynamics-nav/reports/FS_YSR_InventoryCustomerSales/50003/' " w:xpath="/ns0:NavWordReportXmlPart[1]/ns0:Item[1]/ns0:BaseUnitofMeasure_Item[1]" w:storeItemID="{17357049-351C-4FB5-BA49-88074E24903C}"/>
-                  </w:sdtPr>
-                  <w:sdtContent>
-                    <w:tc>
-                      <w:tcPr>
-                        <w:tcW w:w="300" w:type="pct"/>
+                        <w:tcW w:w="1500" w:type="pct"/>
                       </w:tcPr>
                       <w:p>
                         <w:pPr>
@@ -854,14 +831,48 @@
                             <w:sz w:val="18"/>
                             <w:szCs w:val="18"/>
                           </w:rPr>
-                          <w:t>Base</w:t>
+                          <w:t>BaseUnitofMeasure_ItemCaption</w:t>
                         </w:r>
+                        <w:proofErr w:type="spellEnd"/>
+                      </w:p>
+                    </w:tc>
+                  </w:sdtContent>
+                </w:sdt>
+                <w:sdt>
+                  <w:sdtPr>
+                    <w:rPr>
+                      <w:sz w:val="18"/>
+                      <w:szCs w:val="18"/>
+                    </w:rPr>
+                    <w:alias w:val="BaseUnitofMeasure_Item"/>
+                    <w:tag w:val="#BC:InsertDataItem,DataItems/Item/BaseUnitofMeasure_Item"/>
+                    <w:id w:val="-766689272"/>
+                    <w:placeholder>
+                      <w:docPart w:val="DefaultPlaceholder_-1854013440"/>
+                    </w:placeholder>
+                    <w15:color w:val="808080"/>
+                    <w:text/>
+                  </w:sdtPr>
+                  <w:sdtContent>
+                    <w:tc>
+                      <w:tcPr>
+                        <w:tcW w:w="279" w:type="pct"/>
+                      </w:tcPr>
+                      <w:p>
+                        <w:pPr>
+                          <w:pStyle w:val="NoSpacing"/>
+                          <w:rPr>
+                            <w:sz w:val="18"/>
+                            <w:szCs w:val="18"/>
+                          </w:rPr>
+                        </w:pPr>
+                        <w:proofErr w:type="spellStart"/>
                         <w:r>
                           <w:rPr>
                             <w:sz w:val="18"/>
                             <w:szCs w:val="18"/>
                           </w:rPr>
-                          <w:t>U</w:t>
+                          <w:t>BaseUnitofMeasure_Item</w:t>
                         </w:r>
                         <w:proofErr w:type="spellEnd"/>
                       </w:p>
@@ -870,7 +881,7 @@
                 </w:sdt>
                 <w:tc>
                   <w:tcPr>
-                    <w:tcW w:w="429" w:type="pct"/>
+                    <w:tcW w:w="558" w:type="pct"/>
                   </w:tcPr>
                   <w:p>
                     <w:pPr>
@@ -885,7 +896,7 @@
                 </w:tc>
                 <w:tc>
                   <w:tcPr>
-                    <w:tcW w:w="644" w:type="pct"/>
+                    <w:tcW w:w="600" w:type="pct"/>
                   </w:tcPr>
                   <w:p>
                     <w:pPr>
@@ -900,7 +911,7 @@
                 </w:tc>
                 <w:tc>
                   <w:tcPr>
-                    <w:tcW w:w="502" w:type="pct"/>
+                    <w:tcW w:w="557" w:type="pct"/>
                   </w:tcPr>
                   <w:p>
                     <w:pPr>
@@ -915,7 +926,7 @@
                 </w:tc>
                 <w:tc>
                   <w:tcPr>
-                    <w:tcW w:w="563" w:type="pct"/>
+                    <w:tcW w:w="472" w:type="pct"/>
                   </w:tcPr>
                   <w:p>
                     <w:pPr>
@@ -930,7 +941,7 @@
                 </w:tc>
                 <w:tc>
                   <w:tcPr>
-                    <w:tcW w:w="632" w:type="pct"/>
+                    <w:tcW w:w="369" w:type="pct"/>
                   </w:tcPr>
                   <w:p>
                     <w:pPr>
@@ -958,6 +969,7 @@
                   <w15:dataBinding w:prefixMappings="xmlns:ns0='urn:microsoft-dynamics-nav/reports/Inventory_Customer_Sales/713/' " w:xpath="/ns0:NavWordReportXmlPart[1]/ns0:Item[1]/ns0:Item_Ledger_Entry" w:storeItemID="{9FE80CD2-CE10-4EF4-957E-75892F0387BE}"/>
                   <w15:repeatingSection/>
                 </w:sdtPr>
+                <w:sdtEndPr/>
                 <w:sdtContent>
                   <w:sdt>
                     <w:sdtPr>
@@ -973,6 +985,7 @@
                       </w:placeholder>
                       <w15:repeatingSectionItem/>
                     </w:sdtPr>
+                    <w:sdtEndPr/>
                     <w:sdtContent>
                       <w:sdt>
                         <w:sdtPr>
@@ -988,6 +1001,7 @@
                           <w15:dataBinding w:prefixMappings="xmlns:ns0='urn:microsoft-dynamics-nav/reports/Inventory_Customer_Sales/713/' " w:xpath="/ns0:NavWordReportXmlPart[1]/ns0:Item[1]/ns0:Item_Ledger_Entry[1]/ns0:Integer" w:storeItemID="{9FE80CD2-CE10-4EF4-957E-75892F0387BE}"/>
                           <w15:repeatingSection/>
                         </w:sdtPr>
+                        <w:sdtEndPr/>
                         <w:sdtContent>
                           <w:sdt>
                             <w:sdtPr>
@@ -1003,11 +1017,12 @@
                               </w:placeholder>
                               <w15:repeatingSectionItem/>
                             </w:sdtPr>
+                            <w:sdtEndPr/>
                             <w:sdtContent>
                               <w:tr>
                                 <w:trPr>
                                   <w:cnfStyle w:val="000000010000" w:firstRow="0" w:lastRow="0" w:firstColumn="0" w:lastColumn="0" w:oddVBand="0" w:evenVBand="0" w:oddHBand="0" w:evenHBand="1" w:firstRowFirstColumn="0" w:firstRowLastColumn="0" w:lastRowFirstColumn="0" w:lastRowLastColumn="0"/>
-                                  <w:trHeight w:val="490"/>
+                                  <w:trHeight w:hRule="exact" w:val="274"/>
                                 </w:trPr>
                                 <w:sdt>
                                   <w:sdtPr>
@@ -1017,20 +1032,16 @@
                                       <w:lang w:eastAsia="zh-CN"/>
                                       <w14:numSpacing w14:val="tabular"/>
                                     </w:rPr>
-                                    <w:alias w:val="#Nav: /Item/Item_Ledger_Entry/Integer/SourceNo_ItemLedgEntry"/>
-                                    <w:tag w:val="#Nav: FS_YSR_InventoryCustomerSales/50003"/>
-                                    <w:id w:val="495464748"/>
+                                    <w:alias w:val="SourceNo_ItemLedgEntry"/>
+                                    <w:tag w:val="#BC:InsertDataItem,DataItems/Item/Item_Ledger_Entry/Integer/SourceNo_ItemLedgEntry"/>
+                                    <w:id w:val="876126965"/>
                                     <w:placeholder>
-                                      <w:docPart w:val="944B0424967B42A5AFC5CCA909FE17E3"/>
+                                      <w:docPart w:val="DefaultPlaceholder_-1854013440"/>
                                     </w:placeholder>
-                                    <w15:dataBinding w:prefixMappings="xmlns:ns0='urn:microsoft-dynamics-nav/reports/FS_YSR_InventoryCustomerSales/50003/' " w:xpath="/ns0:NavWordReportXmlPart[1]/ns0:Item[1]/ns0:Item_Ledger_Entry[1]/ns0:Integer[1]/ns0:SourceNo_ItemLedgEntry[1]" w:storeItemID="{17357049-351C-4FB5-BA49-88074E24903C}"/>
+                                    <w15:color w:val="808080"/>
+                                    <w:text/>
                                   </w:sdtPr>
-                                  <w:sdtEndPr>
-                                    <w:rPr>
-                                      <w:lang w:val="en-AU" w:eastAsia="ja-JP"/>
-                                      <w14:numSpacing w14:val="default"/>
-                                    </w:rPr>
-                                  </w:sdtEndPr>
+                                  <w:sdtEndPr/>
                                   <w:sdtContent>
                                     <w:tc>
                                       <w:tcPr>
@@ -1044,13 +1055,17 @@
                                             <w:szCs w:val="18"/>
                                           </w:rPr>
                                         </w:pPr>
+                                        <w:proofErr w:type="spellStart"/>
                                         <w:r>
                                           <w:rPr>
                                             <w:sz w:val="18"/>
                                             <w:szCs w:val="18"/>
+                                            <w:lang w:eastAsia="zh-CN"/>
+                                            <w14:numSpacing w14:val="tabular"/>
                                           </w:rPr>
                                           <w:t>SourceNo_ItemLedgEntry</w:t>
                                         </w:r>
+                                        <w:proofErr w:type="spellEnd"/>
                                       </w:p>
                                     </w:tc>
                                   </w:sdtContent>
@@ -1061,18 +1076,19 @@
                                       <w:sz w:val="18"/>
                                       <w:szCs w:val="18"/>
                                     </w:rPr>
-                                    <w:alias w:val="#Nav: /Item/Item_Ledger_Entry/Integer/CustName"/>
-                                    <w:tag w:val="#Nav: FS_YSR_InventoryCustomerSales/50003"/>
-                                    <w:id w:val="1775664958"/>
+                                    <w:alias w:val="CustName"/>
+                                    <w:tag w:val="#BC:InsertDataItem,DataItems/Item/Item_Ledger_Entry/Integer/CustName"/>
+                                    <w:id w:val="992610892"/>
                                     <w:placeholder>
-                                      <w:docPart w:val="944B0424967B42A5AFC5CCA909FE17E3"/>
+                                      <w:docPart w:val="DefaultPlaceholder_-1854013440"/>
                                     </w:placeholder>
-                                    <w15:dataBinding w:prefixMappings="xmlns:ns0='urn:microsoft-dynamics-nav/reports/FS_YSR_InventoryCustomerSales/50003/' " w:xpath="/ns0:NavWordReportXmlPart[1]/ns0:Item[1]/ns0:Item_Ledger_Entry[1]/ns0:Integer[1]/ns0:CustName[1]" w:storeItemID="{17357049-351C-4FB5-BA49-88074E24903C}"/>
+                                    <w15:color w:val="808080"/>
+                                    <w:text/>
                                   </w:sdtPr>
                                   <w:sdtContent>
                                     <w:tc>
                                       <w:tcPr>
-                                        <w:tcW w:w="1265" w:type="pct"/>
+                                        <w:tcW w:w="1500" w:type="pct"/>
                                       </w:tcPr>
                                       <w:p>
                                         <w:pPr>
@@ -1082,6 +1098,7 @@
                                             <w:szCs w:val="18"/>
                                           </w:rPr>
                                         </w:pPr>
+                                        <w:proofErr w:type="spellStart"/>
                                         <w:r>
                                           <w:rPr>
                                             <w:sz w:val="18"/>
@@ -1089,13 +1106,14 @@
                                           </w:rPr>
                                           <w:t>CustName</w:t>
                                         </w:r>
+                                        <w:proofErr w:type="spellEnd"/>
                                       </w:p>
                                     </w:tc>
                                   </w:sdtContent>
                                 </w:sdt>
                                 <w:tc>
                                   <w:tcPr>
-                                    <w:tcW w:w="300" w:type="pct"/>
+                                    <w:tcW w:w="279" w:type="pct"/>
                                   </w:tcPr>
                                   <w:p>
                                     <w:pPr>
@@ -1113,18 +1131,19 @@
                                       <w:sz w:val="18"/>
                                       <w:szCs w:val="18"/>
                                     </w:rPr>
-                                    <w:alias w:val="#Nav: /Item/Item_Ledger_Entry/Integer/InvQty_ItemLedgEntry"/>
-                                    <w:tag w:val="#Nav: FS_YSR_InventoryCustomerSales/50003"/>
-                                    <w:id w:val="1659958318"/>
+                                    <w:alias w:val="InvQty_ItemLedgEntry"/>
+                                    <w:tag w:val="#BC:InsertDataItem,DataItems/Item/Item_Ledger_Entry/Integer/InvQty_ItemLedgEntry"/>
+                                    <w:id w:val="815066704"/>
                                     <w:placeholder>
-                                      <w:docPart w:val="944B0424967B42A5AFC5CCA909FE17E3"/>
+                                      <w:docPart w:val="DefaultPlaceholder_-1854013440"/>
                                     </w:placeholder>
-                                    <w15:dataBinding w:prefixMappings="xmlns:ns0='urn:microsoft-dynamics-nav/reports/FS_YSR_InventoryCustomerSales/50003/' " w:xpath="/ns0:NavWordReportXmlPart[1]/ns0:Item[1]/ns0:Item_Ledger_Entry[1]/ns0:Integer[1]/ns0:InvQty_ItemLedgEntry[1]" w:storeItemID="{17357049-351C-4FB5-BA49-88074E24903C}"/>
+                                    <w15:color w:val="808080"/>
+                                    <w:text/>
                                   </w:sdtPr>
                                   <w:sdtContent>
                                     <w:tc>
                                       <w:tcPr>
-                                        <w:tcW w:w="429" w:type="pct"/>
+                                        <w:tcW w:w="558" w:type="pct"/>
                                       </w:tcPr>
                                       <w:p>
                                         <w:pPr>
@@ -1135,6 +1154,7 @@
                                             <w:szCs w:val="18"/>
                                           </w:rPr>
                                         </w:pPr>
+                                        <w:proofErr w:type="spellStart"/>
                                         <w:r>
                                           <w:rPr>
                                             <w:sz w:val="18"/>
@@ -1142,6 +1162,7 @@
                                           </w:rPr>
                                           <w:t>InvQty_ItemLedgEntry</w:t>
                                         </w:r>
+                                        <w:proofErr w:type="spellEnd"/>
                                       </w:p>
                                     </w:tc>
                                   </w:sdtContent>
@@ -1152,18 +1173,19 @@
                                       <w:sz w:val="18"/>
                                       <w:szCs w:val="18"/>
                                     </w:rPr>
-                                    <w:alias w:val="#Nav: /Item/Item_Ledger_Entry/Integer/SalesAmtActual_ItemLedgEntry"/>
-                                    <w:tag w:val="#Nav: FS_YSR_InventoryCustomerSales/50003"/>
-                                    <w:id w:val="-319190641"/>
+                                    <w:alias w:val="SalesAmtActual_ItemLedgEntry"/>
+                                    <w:tag w:val="#BC:InsertDataItem,DataItems/Item/Item_Ledger_Entry/Integer/SalesAmtActual_ItemLedgEntry"/>
+                                    <w:id w:val="-2030640961"/>
                                     <w:placeholder>
-                                      <w:docPart w:val="944B0424967B42A5AFC5CCA909FE17E3"/>
+                                      <w:docPart w:val="DefaultPlaceholder_-1854013440"/>
                                     </w:placeholder>
-                                    <w15:dataBinding w:prefixMappings="xmlns:ns0='urn:microsoft-dynamics-nav/reports/FS_YSR_InventoryCustomerSales/50003/' " w:xpath="/ns0:NavWordReportXmlPart[1]/ns0:Item[1]/ns0:Item_Ledger_Entry[1]/ns0:Integer[1]/ns0:SalesAmtActual_ItemLedgEntry[1]" w:storeItemID="{17357049-351C-4FB5-BA49-88074E24903C}"/>
+                                    <w15:color w:val="808080"/>
+                                    <w:text/>
                                   </w:sdtPr>
                                   <w:sdtContent>
                                     <w:tc>
                                       <w:tcPr>
-                                        <w:tcW w:w="644" w:type="pct"/>
+                                        <w:tcW w:w="600" w:type="pct"/>
                                       </w:tcPr>
                                       <w:p>
                                         <w:pPr>
@@ -1174,6 +1196,7 @@
                                             <w:szCs w:val="18"/>
                                           </w:rPr>
                                         </w:pPr>
+                                        <w:proofErr w:type="spellStart"/>
                                         <w:r>
                                           <w:rPr>
                                             <w:sz w:val="18"/>
@@ -1181,6 +1204,7 @@
                                           </w:rPr>
                                           <w:t>SalesAmtActual_ItemLedgEntry</w:t>
                                         </w:r>
+                                        <w:proofErr w:type="spellEnd"/>
                                       </w:p>
                                     </w:tc>
                                   </w:sdtContent>
@@ -1191,18 +1215,19 @@
                                       <w:sz w:val="18"/>
                                       <w:szCs w:val="18"/>
                                     </w:rPr>
-                                    <w:alias w:val="#Nav: /Item/Item_Ledger_Entry/Integer/DiscountAmount"/>
-                                    <w:tag w:val="#Nav: FS_YSR_InventoryCustomerSales/50003"/>
-                                    <w:id w:val="773518039"/>
+                                    <w:alias w:val="DiscountAmount"/>
+                                    <w:tag w:val="#BC:InsertDataItem,DataItems/Item/Item_Ledger_Entry/Integer/DiscountAmount"/>
+                                    <w:id w:val="-449089435"/>
                                     <w:placeholder>
-                                      <w:docPart w:val="944B0424967B42A5AFC5CCA909FE17E3"/>
+                                      <w:docPart w:val="DefaultPlaceholder_-1854013440"/>
                                     </w:placeholder>
-                                    <w15:dataBinding w:prefixMappings="xmlns:ns0='urn:microsoft-dynamics-nav/reports/FS_YSR_InventoryCustomerSales/50003/' " w:xpath="/ns0:NavWordReportXmlPart[1]/ns0:Item[1]/ns0:Item_Ledger_Entry[1]/ns0:Integer[1]/ns0:DiscountAmount[1]" w:storeItemID="{17357049-351C-4FB5-BA49-88074E24903C}"/>
+                                    <w15:color w:val="808080"/>
+                                    <w:text/>
                                   </w:sdtPr>
                                   <w:sdtContent>
                                     <w:tc>
                                       <w:tcPr>
-                                        <w:tcW w:w="502" w:type="pct"/>
+                                        <w:tcW w:w="557" w:type="pct"/>
                                       </w:tcPr>
                                       <w:p>
                                         <w:pPr>
@@ -1213,6 +1238,7 @@
                                             <w:szCs w:val="18"/>
                                           </w:rPr>
                                         </w:pPr>
+                                        <w:proofErr w:type="spellStart"/>
                                         <w:r>
                                           <w:rPr>
                                             <w:sz w:val="18"/>
@@ -1220,6 +1246,7 @@
                                           </w:rPr>
                                           <w:t>DiscountAmount</w:t>
                                         </w:r>
+                                        <w:proofErr w:type="spellEnd"/>
                                       </w:p>
                                     </w:tc>
                                   </w:sdtContent>
@@ -1230,18 +1257,19 @@
                                       <w:sz w:val="18"/>
                                       <w:szCs w:val="18"/>
                                     </w:rPr>
-                                    <w:alias w:val="#Nav: /Item/Item_Ledger_Entry/Integer/Profit_ItemLedgEntry"/>
-                                    <w:tag w:val="#Nav: FS_YSR_InventoryCustomerSales/50003"/>
-                                    <w:id w:val="-44374590"/>
+                                    <w:alias w:val="Profit_ItemLedgEntry"/>
+                                    <w:tag w:val="#BC:InsertDataItem,DataItems/Item/Item_Ledger_Entry/Integer/Profit_ItemLedgEntry"/>
+                                    <w:id w:val="-329750019"/>
                                     <w:placeholder>
-                                      <w:docPart w:val="944B0424967B42A5AFC5CCA909FE17E3"/>
+                                      <w:docPart w:val="DefaultPlaceholder_-1854013440"/>
                                     </w:placeholder>
-                                    <w15:dataBinding w:prefixMappings="xmlns:ns0='urn:microsoft-dynamics-nav/reports/FS_YSR_InventoryCustomerSales/50003/' " w:xpath="/ns0:NavWordReportXmlPart[1]/ns0:Item[1]/ns0:Item_Ledger_Entry[1]/ns0:Integer[1]/ns0:Profit_ItemLedgEntry[1]" w:storeItemID="{17357049-351C-4FB5-BA49-88074E24903C}"/>
+                                    <w15:color w:val="808080"/>
+                                    <w:text/>
                                   </w:sdtPr>
                                   <w:sdtContent>
                                     <w:tc>
                                       <w:tcPr>
-                                        <w:tcW w:w="563" w:type="pct"/>
+                                        <w:tcW w:w="472" w:type="pct"/>
                                       </w:tcPr>
                                       <w:p>
                                         <w:pPr>
@@ -1252,6 +1280,7 @@
                                             <w:szCs w:val="18"/>
                                           </w:rPr>
                                         </w:pPr>
+                                        <w:proofErr w:type="spellStart"/>
                                         <w:r>
                                           <w:rPr>
                                             <w:sz w:val="18"/>
@@ -1259,6 +1288,7 @@
                                           </w:rPr>
                                           <w:t>Profit_ItemLedgEntry</w:t>
                                         </w:r>
+                                        <w:proofErr w:type="spellEnd"/>
                                       </w:p>
                                     </w:tc>
                                   </w:sdtContent>
@@ -1269,18 +1299,19 @@
                                       <w:sz w:val="18"/>
                                       <w:szCs w:val="18"/>
                                     </w:rPr>
-                                    <w:alias w:val="#Nav: /Item/Item_Ledger_Entry/Integer/ProfitPct_ItemLedgEntry"/>
-                                    <w:tag w:val="#Nav: FS_YSR_InventoryCustomerSales/50003"/>
-                                    <w:id w:val="622428734"/>
+                                    <w:alias w:val="ProfitPct_ItemLedgEntry"/>
+                                    <w:tag w:val="#BC:InsertDataItem,DataItems/Item/Item_Ledger_Entry/Integer/ProfitPct_ItemLedgEntry"/>
+                                    <w:id w:val="-1280726091"/>
                                     <w:placeholder>
-                                      <w:docPart w:val="944B0424967B42A5AFC5CCA909FE17E3"/>
+                                      <w:docPart w:val="DefaultPlaceholder_-1854013440"/>
                                     </w:placeholder>
-                                    <w15:dataBinding w:prefixMappings="xmlns:ns0='urn:microsoft-dynamics-nav/reports/FS_YSR_InventoryCustomerSales/50003/' " w:xpath="/ns0:NavWordReportXmlPart[1]/ns0:Item[1]/ns0:Item_Ledger_Entry[1]/ns0:Integer[1]/ns0:ProfitPct_ItemLedgEntry[1]" w:storeItemID="{17357049-351C-4FB5-BA49-88074E24903C}"/>
+                                    <w15:color w:val="808080"/>
+                                    <w:text/>
                                   </w:sdtPr>
                                   <w:sdtContent>
                                     <w:tc>
                                       <w:tcPr>
-                                        <w:tcW w:w="632" w:type="pct"/>
+                                        <w:tcW w:w="369" w:type="pct"/>
                                       </w:tcPr>
                                       <w:p>
                                         <w:pPr>
@@ -1291,6 +1322,7 @@
                                             <w:szCs w:val="18"/>
                                           </w:rPr>
                                         </w:pPr>
+                                        <w:proofErr w:type="spellStart"/>
                                         <w:r>
                                           <w:rPr>
                                             <w:sz w:val="18"/>
@@ -1298,6 +1330,7 @@
                                           </w:rPr>
                                           <w:t>ProfitPct_ItemLedgEntry</w:t>
                                         </w:r>
+                                        <w:proofErr w:type="spellEnd"/>
                                       </w:p>
                                     </w:tc>
                                   </w:sdtContent>
@@ -1314,7 +1347,7 @@
               <w:tr>
                 <w:trPr>
                   <w:cnfStyle w:val="000000100000" w:firstRow="0" w:lastRow="0" w:firstColumn="0" w:lastColumn="0" w:oddVBand="0" w:evenVBand="0" w:oddHBand="1" w:evenHBand="0" w:firstRowFirstColumn="0" w:firstRowLastColumn="0" w:lastRowFirstColumn="0" w:lastRowLastColumn="0"/>
-                  <w:trHeight w:val="490"/>
+                  <w:trHeight w:hRule="exact" w:val="274"/>
                 </w:trPr>
                 <w:tc>
                   <w:tcPr>
@@ -1339,18 +1372,19 @@
                       <w:sz w:val="18"/>
                       <w:szCs w:val="18"/>
                     </w:rPr>
-                    <w:alias w:val="#Nav: /Item/SubTotals/SubTotals_Description"/>
-                    <w:tag w:val="#Nav: FS_YSR_InventoryCustomerSales/50003"/>
-                    <w:id w:val="-1557544250"/>
+                    <w:alias w:val="SubTotals_Description"/>
+                    <w:tag w:val="#BC:InsertDataItem,DataItems/Item/SubTotals/SubTotals_Description"/>
+                    <w:id w:val="-860808604"/>
                     <w:placeholder>
-                      <w:docPart w:val="944B0424967B42A5AFC5CCA909FE17E3"/>
+                      <w:docPart w:val="DefaultPlaceholder_-1854013440"/>
                     </w:placeholder>
-                    <w15:dataBinding w:prefixMappings="xmlns:ns0='urn:microsoft-dynamics-nav/reports/FS_YSR_InventoryCustomerSales/50003/' " w:xpath="/ns0:NavWordReportXmlPart[1]/ns0:Item[1]/ns0:SubTotals[1]/ns0:SubTotals_Description[1]" w:storeItemID="{17357049-351C-4FB5-BA49-88074E24903C}"/>
+                    <w15:color w:val="808080"/>
+                    <w:text/>
                   </w:sdtPr>
                   <w:sdtContent>
                     <w:tc>
                       <w:tcPr>
-                        <w:tcW w:w="1265" w:type="pct"/>
+                        <w:tcW w:w="1500" w:type="pct"/>
                       </w:tcPr>
                       <w:p>
                         <w:pPr>
@@ -1360,6 +1394,7 @@
                             <w:szCs w:val="18"/>
                           </w:rPr>
                         </w:pPr>
+                        <w:proofErr w:type="spellStart"/>
                         <w:r>
                           <w:rPr>
                             <w:sz w:val="18"/>
@@ -1367,13 +1402,14 @@
                           </w:rPr>
                           <w:t>SubTotals_Description</w:t>
                         </w:r>
+                        <w:proofErr w:type="spellEnd"/>
                       </w:p>
                     </w:tc>
                   </w:sdtContent>
                 </w:sdt>
                 <w:tc>
                   <w:tcPr>
-                    <w:tcW w:w="300" w:type="pct"/>
+                    <w:tcW w:w="279" w:type="pct"/>
                   </w:tcPr>
                   <w:p>
                     <w:pPr>
@@ -1392,18 +1428,19 @@
                       <w:sz w:val="18"/>
                       <w:szCs w:val="18"/>
                     </w:rPr>
-                    <w:alias w:val="#Nav: /Item/SubTotals/SubTotals_InvQty"/>
-                    <w:tag w:val="#Nav: FS_YSR_InventoryCustomerSales/50003"/>
-                    <w:id w:val="-1122840040"/>
+                    <w:alias w:val="SubTotals_InvQty"/>
+                    <w:tag w:val="#BC:InsertDataItem,DataItems/Item/SubTotals/SubTotals_InvQty"/>
+                    <w:id w:val="834337205"/>
                     <w:placeholder>
-                      <w:docPart w:val="944B0424967B42A5AFC5CCA909FE17E3"/>
+                      <w:docPart w:val="DefaultPlaceholder_-1854013440"/>
                     </w:placeholder>
-                    <w15:dataBinding w:prefixMappings="xmlns:ns0='urn:microsoft-dynamics-nav/reports/FS_YSR_InventoryCustomerSales/50003/' " w:xpath="/ns0:NavWordReportXmlPart[1]/ns0:Item[1]/ns0:SubTotals[1]/ns0:SubTotals_InvQty[1]" w:storeItemID="{17357049-351C-4FB5-BA49-88074E24903C}"/>
+                    <w15:color w:val="808080"/>
+                    <w:text/>
                   </w:sdtPr>
                   <w:sdtContent>
                     <w:tc>
                       <w:tcPr>
-                        <w:tcW w:w="429" w:type="pct"/>
+                        <w:tcW w:w="558" w:type="pct"/>
                       </w:tcPr>
                       <w:p>
                         <w:pPr>
@@ -1414,6 +1451,7 @@
                             <w:szCs w:val="18"/>
                           </w:rPr>
                         </w:pPr>
+                        <w:proofErr w:type="spellStart"/>
                         <w:r>
                           <w:rPr>
                             <w:sz w:val="18"/>
@@ -1421,6 +1459,7 @@
                           </w:rPr>
                           <w:t>SubTotals_InvQty</w:t>
                         </w:r>
+                        <w:proofErr w:type="spellEnd"/>
                       </w:p>
                     </w:tc>
                   </w:sdtContent>
@@ -1431,18 +1470,19 @@
                       <w:sz w:val="18"/>
                       <w:szCs w:val="18"/>
                     </w:rPr>
-                    <w:alias w:val="#Nav: /Item/SubTotals/SubTotals_SalesAmtActual"/>
-                    <w:tag w:val="#Nav: FS_YSR_InventoryCustomerSales/50003"/>
-                    <w:id w:val="362331527"/>
+                    <w:alias w:val="SubTotals_SalesAmtActual"/>
+                    <w:tag w:val="#BC:InsertDataItem,DataItems/Item/SubTotals/SubTotals_SalesAmtActual"/>
+                    <w:id w:val="-18246729"/>
                     <w:placeholder>
-                      <w:docPart w:val="944B0424967B42A5AFC5CCA909FE17E3"/>
+                      <w:docPart w:val="DefaultPlaceholder_-1854013440"/>
                     </w:placeholder>
-                    <w15:dataBinding w:prefixMappings="xmlns:ns0='urn:microsoft-dynamics-nav/reports/FS_YSR_InventoryCustomerSales/50003/' " w:xpath="/ns0:NavWordReportXmlPart[1]/ns0:Item[1]/ns0:SubTotals[1]/ns0:SubTotals_SalesAmtActual[1]" w:storeItemID="{17357049-351C-4FB5-BA49-88074E24903C}"/>
+                    <w15:color w:val="808080"/>
+                    <w:text/>
                   </w:sdtPr>
                   <w:sdtContent>
                     <w:tc>
                       <w:tcPr>
-                        <w:tcW w:w="644" w:type="pct"/>
+                        <w:tcW w:w="600" w:type="pct"/>
                       </w:tcPr>
                       <w:p>
                         <w:pPr>
@@ -1453,6 +1493,7 @@
                             <w:szCs w:val="18"/>
                           </w:rPr>
                         </w:pPr>
+                        <w:proofErr w:type="spellStart"/>
                         <w:r>
                           <w:rPr>
                             <w:sz w:val="18"/>
@@ -1460,6 +1501,7 @@
                           </w:rPr>
                           <w:t>SubTotals_SalesAmtActual</w:t>
                         </w:r>
+                        <w:proofErr w:type="spellEnd"/>
                       </w:p>
                     </w:tc>
                   </w:sdtContent>
@@ -1470,18 +1512,19 @@
                       <w:sz w:val="18"/>
                       <w:szCs w:val="18"/>
                     </w:rPr>
-                    <w:alias w:val="#Nav: /Item/SubTotals/SubTotals_DiscountAmount"/>
-                    <w:tag w:val="#Nav: FS_YSR_InventoryCustomerSales/50003"/>
-                    <w:id w:val="-1922089006"/>
+                    <w:alias w:val="SubTotals_DiscountAmount"/>
+                    <w:tag w:val="#BC:InsertDataItem,DataItems/Item/SubTotals/SubTotals_DiscountAmount"/>
+                    <w:id w:val="-857357094"/>
                     <w:placeholder>
-                      <w:docPart w:val="944B0424967B42A5AFC5CCA909FE17E3"/>
+                      <w:docPart w:val="DefaultPlaceholder_-1854013440"/>
                     </w:placeholder>
-                    <w15:dataBinding w:prefixMappings="xmlns:ns0='urn:microsoft-dynamics-nav/reports/FS_YSR_InventoryCustomerSales/50003/' " w:xpath="/ns0:NavWordReportXmlPart[1]/ns0:Item[1]/ns0:SubTotals[1]/ns0:SubTotals_DiscountAmount[1]" w:storeItemID="{17357049-351C-4FB5-BA49-88074E24903C}"/>
+                    <w15:color w:val="808080"/>
+                    <w:text/>
                   </w:sdtPr>
                   <w:sdtContent>
                     <w:tc>
                       <w:tcPr>
-                        <w:tcW w:w="502" w:type="pct"/>
+                        <w:tcW w:w="557" w:type="pct"/>
                       </w:tcPr>
                       <w:p>
                         <w:pPr>
@@ -1492,6 +1535,7 @@
                             <w:szCs w:val="18"/>
                           </w:rPr>
                         </w:pPr>
+                        <w:proofErr w:type="spellStart"/>
                         <w:r>
                           <w:rPr>
                             <w:sz w:val="18"/>
@@ -1499,6 +1543,7 @@
                           </w:rPr>
                           <w:t>SubTotals_DiscountAmount</w:t>
                         </w:r>
+                        <w:proofErr w:type="spellEnd"/>
                       </w:p>
                     </w:tc>
                   </w:sdtContent>
@@ -1509,18 +1554,19 @@
                       <w:sz w:val="18"/>
                       <w:szCs w:val="18"/>
                     </w:rPr>
-                    <w:alias w:val="#Nav: /Item/SubTotals/SubTotals_Profit"/>
-                    <w:tag w:val="#Nav: FS_YSR_InventoryCustomerSales/50003"/>
-                    <w:id w:val="419533847"/>
+                    <w:alias w:val="SubTotals_Profit"/>
+                    <w:tag w:val="#BC:InsertDataItem,DataItems/Item/SubTotals/SubTotals_Profit"/>
+                    <w:id w:val="-1024393056"/>
                     <w:placeholder>
-                      <w:docPart w:val="944B0424967B42A5AFC5CCA909FE17E3"/>
+                      <w:docPart w:val="DefaultPlaceholder_-1854013440"/>
                     </w:placeholder>
-                    <w15:dataBinding w:prefixMappings="xmlns:ns0='urn:microsoft-dynamics-nav/reports/FS_YSR_InventoryCustomerSales/50003/' " w:xpath="/ns0:NavWordReportXmlPart[1]/ns0:Item[1]/ns0:SubTotals[1]/ns0:SubTotals_Profit[1]" w:storeItemID="{17357049-351C-4FB5-BA49-88074E24903C}"/>
+                    <w15:color w:val="808080"/>
+                    <w:text/>
                   </w:sdtPr>
                   <w:sdtContent>
                     <w:tc>
                       <w:tcPr>
-                        <w:tcW w:w="563" w:type="pct"/>
+                        <w:tcW w:w="472" w:type="pct"/>
                       </w:tcPr>
                       <w:p>
                         <w:pPr>
@@ -1531,6 +1577,7 @@
                             <w:szCs w:val="18"/>
                           </w:rPr>
                         </w:pPr>
+                        <w:proofErr w:type="spellStart"/>
                         <w:r>
                           <w:rPr>
                             <w:sz w:val="18"/>
@@ -1538,6 +1585,7 @@
                           </w:rPr>
                           <w:t>SubTotals_Profit</w:t>
                         </w:r>
+                        <w:proofErr w:type="spellEnd"/>
                       </w:p>
                     </w:tc>
                   </w:sdtContent>
@@ -1548,18 +1596,19 @@
                       <w:sz w:val="18"/>
                       <w:szCs w:val="18"/>
                     </w:rPr>
-                    <w:alias w:val="#Nav: /Item/SubTotals/SubTotals_ProfitPct"/>
-                    <w:tag w:val="#Nav: FS_YSR_InventoryCustomerSales/50003"/>
-                    <w:id w:val="483431967"/>
+                    <w:alias w:val="SubTotals_ProfitPct"/>
+                    <w:tag w:val="#BC:InsertDataItem,DataItems/Item/SubTotals/SubTotals_ProfitPct"/>
+                    <w:id w:val="-1449469613"/>
                     <w:placeholder>
-                      <w:docPart w:val="944B0424967B42A5AFC5CCA909FE17E3"/>
+                      <w:docPart w:val="DefaultPlaceholder_-1854013440"/>
                     </w:placeholder>
-                    <w15:dataBinding w:prefixMappings="xmlns:ns0='urn:microsoft-dynamics-nav/reports/FS_YSR_InventoryCustomerSales/50003/' " w:xpath="/ns0:NavWordReportXmlPart[1]/ns0:Item[1]/ns0:SubTotals[1]/ns0:SubTotals_ProfitPct[1]" w:storeItemID="{17357049-351C-4FB5-BA49-88074E24903C}"/>
+                    <w15:color w:val="808080"/>
+                    <w:text/>
                   </w:sdtPr>
                   <w:sdtContent>
                     <w:tc>
                       <w:tcPr>
-                        <w:tcW w:w="632" w:type="pct"/>
+                        <w:tcW w:w="369" w:type="pct"/>
                       </w:tcPr>
                       <w:p>
                         <w:pPr>
@@ -1570,6 +1619,7 @@
                             <w:szCs w:val="18"/>
                           </w:rPr>
                         </w:pPr>
+                        <w:proofErr w:type="spellStart"/>
                         <w:r>
                           <w:rPr>
                             <w:sz w:val="18"/>
@@ -1577,6 +1627,7 @@
                           </w:rPr>
                           <w:t>SubTotals_ProfitPct</w:t>
                         </w:r>
+                        <w:proofErr w:type="spellEnd"/>
                       </w:p>
                     </w:tc>
                   </w:sdtContent>
@@ -1621,8 +1672,8 @@
           <w:tcPr>
             <w:tcW w:w="2573" w:type="pct"/>
             <w:tcBorders>
-              <w:top w:val="single" w:color="auto" w:sz="4" w:space="0"/>
-              <w:bottom w:val="single" w:color="auto" w:sz="4" w:space="0"/>
+              <w:top w:val="single" w:sz="4" w:space="0" w:color="auto"/>
+              <w:bottom w:val="single" w:sz="4" w:space="0" w:color="auto"/>
             </w:tcBorders>
           </w:tcPr>
           <w:p>
@@ -1659,13 +1710,14 @@
             <w:dataBinding w:prefixMappings="xmlns:ns0='urn:microsoft-dynamics-nav/reports/Inventory_Customer_Sales/713/'" w:xpath="/ns0:NavWordReportXmlPart[1]/ns0:Totals[1]/ns0:Totals_SalesAmtActual[1]" w:storeItemID="{9FE80CD2-CE10-4EF4-957E-75892F0387BE}"/>
             <w:text/>
           </w:sdtPr>
+          <w:sdtEndPr/>
           <w:sdtContent>
             <w:tc>
               <w:tcPr>
                 <w:tcW w:w="729" w:type="pct"/>
                 <w:tcBorders>
-                  <w:top w:val="single" w:color="auto" w:sz="4" w:space="0"/>
-                  <w:bottom w:val="single" w:color="auto" w:sz="4" w:space="0"/>
+                  <w:top w:val="single" w:sz="4" w:space="0" w:color="auto"/>
+                  <w:bottom w:val="single" w:sz="4" w:space="0" w:color="auto"/>
                 </w:tcBorders>
               </w:tcPr>
               <w:p>
@@ -1702,13 +1754,14 @@
             <w:dataBinding w:prefixMappings="xmlns:ns0='urn:microsoft-dynamics-nav/reports/Inventory_Customer_Sales/713/'" w:xpath="/ns0:NavWordReportXmlPart[1]/ns0:Totals[1]/ns0:Totals_DiscountAmount[1]" w:storeItemID="{9FE80CD2-CE10-4EF4-957E-75892F0387BE}"/>
             <w:text/>
           </w:sdtPr>
+          <w:sdtEndPr/>
           <w:sdtContent>
             <w:tc>
               <w:tcPr>
                 <w:tcW w:w="600" w:type="pct"/>
                 <w:tcBorders>
-                  <w:top w:val="single" w:color="auto" w:sz="4" w:space="0"/>
-                  <w:bottom w:val="single" w:color="auto" w:sz="4" w:space="0"/>
+                  <w:top w:val="single" w:sz="4" w:space="0" w:color="auto"/>
+                  <w:bottom w:val="single" w:sz="4" w:space="0" w:color="auto"/>
                 </w:tcBorders>
               </w:tcPr>
               <w:p>
@@ -1745,13 +1798,14 @@
             <w:dataBinding w:prefixMappings="xmlns:ns0='urn:microsoft-dynamics-nav/reports/Inventory_Customer_Sales/713/'" w:xpath="/ns0:NavWordReportXmlPart[1]/ns0:Totals[1]/ns0:Totals_Profit[1]" w:storeItemID="{9FE80CD2-CE10-4EF4-957E-75892F0387BE}"/>
             <w:text/>
           </w:sdtPr>
+          <w:sdtEndPr/>
           <w:sdtContent>
             <w:tc>
               <w:tcPr>
                 <w:tcW w:w="560" w:type="pct"/>
                 <w:tcBorders>
-                  <w:top w:val="single" w:color="auto" w:sz="4" w:space="0"/>
-                  <w:bottom w:val="single" w:color="auto" w:sz="4" w:space="0"/>
+                  <w:top w:val="single" w:sz="4" w:space="0" w:color="auto"/>
+                  <w:bottom w:val="single" w:sz="4" w:space="0" w:color="auto"/>
                 </w:tcBorders>
               </w:tcPr>
               <w:p>
@@ -1788,13 +1842,14 @@
             <w:dataBinding w:prefixMappings="xmlns:ns0='urn:microsoft-dynamics-nav/reports/Inventory_Customer_Sales/713/'" w:xpath="/ns0:NavWordReportXmlPart[1]/ns0:Totals[1]/ns0:Totals_ProfitPct[1]" w:storeItemID="{9FE80CD2-CE10-4EF4-957E-75892F0387BE}"/>
             <w:text/>
           </w:sdtPr>
+          <w:sdtEndPr/>
           <w:sdtContent>
             <w:tc>
               <w:tcPr>
                 <w:tcW w:w="538" w:type="pct"/>
                 <w:tcBorders>
-                  <w:top w:val="single" w:color="auto" w:sz="4" w:space="0"/>
-                  <w:bottom w:val="single" w:color="auto" w:sz="4" w:space="0"/>
+                  <w:top w:val="single" w:sz="4" w:space="0" w:color="auto"/>
+                  <w:bottom w:val="single" w:sz="4" w:space="0" w:color="auto"/>
                 </w:tcBorders>
               </w:tcPr>
               <w:p>
@@ -2707,6 +2762,16 @@
     <w:uiPriority w:val="99"/>
     <w:rsid w:val="00406E50"/>
   </w:style>
+  <w:style w:type="character" w:styleId="PlaceholderText">
+    <w:name w:val="Placeholder Text"/>
+    <w:basedOn w:val="DefaultParagraphFont"/>
+    <w:uiPriority w:val="99"/>
+    <w:semiHidden/>
+    <w:rsid w:val="00D61B19"/>
+    <w:rPr>
+      <w:color w:val="666666"/>
+    </w:rPr>
+  </w:style>
 </w:styles>
 </file>
 
@@ -2858,6 +2923,32 @@
         </w:p>
       </w:docPartBody>
     </w:docPart>
+    <w:docPart>
+      <w:docPartPr>
+        <w:name w:val="DefaultPlaceholder_-1854013440"/>
+        <w:category>
+          <w:name w:val="General"/>
+          <w:gallery w:val="placeholder"/>
+        </w:category>
+        <w:types>
+          <w:type w:val="bbPlcHdr"/>
+        </w:types>
+        <w:behaviors>
+          <w:behavior w:val="content"/>
+        </w:behaviors>
+        <w:guid w:val="{E91A1A23-B2E4-49F8-B168-F5A599233F43}"/>
+      </w:docPartPr>
+      <w:docPartBody>
+        <w:p>
+          <w:r>
+            <w:rPr>
+              <w:rStyle w:val="PlaceholderText"/>
+            </w:rPr>
+            <w:t>Click or tap here to enter text.</w:t>
+          </w:r>
+        </w:p>
+      </w:docPartBody>
+    </w:docPart>
   </w:docParts>
 </w:glossaryDocument>
 </file>
@@ -2903,6 +2994,7 @@
   </w:compat>
   <w:rsids>
     <w:rsidRoot w:val="005A587F"/>
+    <w:rsid w:val="002A6379"/>
     <w:rsid w:val="00465A8D"/>
     <w:rsid w:val="00574A13"/>
     <w:rsid w:val="005A587F"/>
@@ -2915,10 +3007,12 @@
     <w:rsid w:val="00B51BD9"/>
     <w:rsid w:val="00B708D6"/>
     <w:rsid w:val="00B75241"/>
+    <w:rsid w:val="00B9616D"/>
     <w:rsid w:val="00CA3358"/>
     <w:rsid w:val="00D001D3"/>
     <w:rsid w:val="00D52F10"/>
     <w:rsid w:val="00D81983"/>
+    <w:rsid w:val="00E408CA"/>
     <w:rsid w:val="00E5711F"/>
   </w:rsids>
   <m:mathPr>
@@ -3375,7 +3469,7 @@
     <w:basedOn w:val="DefaultParagraphFont"/>
     <w:uiPriority w:val="99"/>
     <w:semiHidden/>
-    <w:rsid w:val="00A73924"/>
+    <w:rsid w:val="00E408CA"/>
     <w:rPr>
       <w:color w:val="666666"/>
     </w:rPr>
@@ -3402,14 +3496,6 @@
     <w:rPr>
       <w:lang w:val="en-US" w:eastAsia="en-US"/>
     </w:rPr>
-  </w:style>
-  <w:style w:type="paragraph" w:customStyle="1" w:styleId="E6A2C3B091274C218898C3A56463B0B1">
-    <w:name w:val="E6A2C3B091274C218898C3A56463B0B1"/>
-    <w:rsid w:val="00A73924"/>
-  </w:style>
-  <w:style w:type="paragraph" w:customStyle="1" w:styleId="7CEED3D2DC8F434E9781CA3FA673C9EF">
-    <w:name w:val="7CEED3D2DC8F434E9781CA3FA673C9EF"/>
-    <w:rsid w:val="00A73924"/>
   </w:style>
 </w:styles>
 </file>
@@ -3741,6 +3827,9 @@
   <wetp:taskpane dockstate="right" visibility="0" width="350" row="3">
     <wetp:webextensionref xmlns:r="http://schemas.openxmlformats.org/officeDocument/2006/relationships" r:id="rId1"/>
   </wetp:taskpane>
+  <wetp:taskpane dockstate="right" visibility="0" width="350" row="2">
+    <wetp:webextensionref xmlns:r="http://schemas.openxmlformats.org/officeDocument/2006/relationships" r:id="rId2"/>
+  </wetp:taskpane>
 </wetp:taskpanes>
 </file>
 
@@ -3758,6 +3847,18 @@
 </we:webextension>
 </file>
 
+<file path=word/webextensions/webextension2.xml><?xml version="1.0" encoding="utf-8"?>
+<we:webextension xmlns:we="http://schemas.microsoft.com/office/webextensions/webextension/2010/11" id="{0CDB516E-163A-475A-A475-E02FAE7DAAFD}">
+  <we:reference id="WA200007356" version="2.0.0.1" store="Omex" storeType="OMEX"/>
+  <we:alternateReferences>
+    <we:reference id="WA200007356" version="2.0.0.1" store="WA200007356" storeType="OMEX"/>
+  </we:alternateReferences>
+  <we:properties/>
+  <we:bindings/>
+  <we:snapshot xmlns:r="http://schemas.openxmlformats.org/officeDocument/2006/relationships"/>
+</we:webextension>
+</file>
+
 <file path=customXml/item1.xml>��< ? x m l   v e r s i o n = " 1 . 0 "   e n c o d i n g = " u t f - 1 6 " ? > < N a v W o r d R e p o r t X m l P a r t   x m l n s = " u r n : m i c r o s o f t - d y n a m i c s - b u s i n e s s c e n t r a l / i n t e r n a l / e x t e n d e d / r e p o r t s / I n v e n t o r y _ C u s t o m e r _ S a l e s / 7 1 3 / " >   
      < B C R e p o r t I n f o r m a t i o n > @@ -4087,9 +4188,7 @@
  < / N a v W o r d R e p o r t X m l P a r t > 
 </file>
 
-<file path=customXml/item2.xml>��< ? x m l   v e r s i o n = " 1 . 0 "   e n c o d i n g = " u t f - 1 6 " ? > - 
- < N a v W o r d R e p o r t X m l P a r t   x m l n s = " u r n : m i c r o s o f t - d y n a m i c s - n a v / r e p o r t s / I n v e n t o r y _ C u s t o m e r _ S a l e s / 7 1 3 / " > +<file path=customXml/item2.xml>��< ? x m l   v e r s i o n = " 1 . 0 "   e n c o d i n g = " u t f - 1 6 " ? > < N a v W o r d R e p o r t X m l P a r t   x m l n s = " u r n : m i c r o s o f t - d y n a m i c s - n a v / r e p o r t s / I n v e n t o r y _ C u s t o m e r _ S a l e s / 7 1 3 / " >   
      < B C R e p o r t I n f o r m a t i o n >   

--- a/src/Layers/W1/BaseApp/Inventory/Reports/InventoryCustomerSalesBody.docx
+++ b/src/Layers/W1/BaseApp/Inventory/Reports/InventoryCustomerSalesBody.docx
@@ -465,7 +465,7 @@
       <w:sdt>
         <w:sdtPr>
           <w:rPr>
-            <w:rFonts w:asciiTheme="majorHAnsi" w:eastAsiaTheme="majorEastAsia" w:hAnsiTheme="majorHAnsi" w:cstheme="majorBidi"/>
+            <w:rFonts w:asciiTheme="majorHAnsi" w:hAnsiTheme="majorHAnsi" w:eastAsiaTheme="majorEastAsia" w:cstheme="majorBidi"/>
             <w:sz w:val="18"/>
             <w:szCs w:val="18"/>
             <w:lang w:eastAsia="zh-CN"/>
@@ -486,7 +486,7 @@
           <w:sdt>
             <w:sdtPr>
               <w:rPr>
-                <w:rFonts w:asciiTheme="majorHAnsi" w:eastAsiaTheme="majorEastAsia" w:hAnsiTheme="majorHAnsi" w:cstheme="majorBidi"/>
+                <w:rFonts w:asciiTheme="majorHAnsi" w:hAnsiTheme="majorHAnsi" w:eastAsiaTheme="majorEastAsia" w:cstheme="majorBidi"/>
                 <w:sz w:val="18"/>
                 <w:szCs w:val="18"/>
                 <w:lang w:eastAsia="zh-CN"/>
@@ -622,7 +622,7 @@
               <w:tr>
                 <w:trPr>
                   <w:cnfStyle w:val="000000010000" w:firstRow="0" w:lastRow="0" w:firstColumn="0" w:lastColumn="0" w:oddVBand="0" w:evenVBand="0" w:oddHBand="0" w:evenHBand="1" w:firstRowFirstColumn="0" w:firstRowLastColumn="0" w:lastRowFirstColumn="0" w:lastRowLastColumn="0"/>
-                  <w:trHeight w:hRule="exact" w:val="274"/>
+                  <w:trHeight w:val="274" w:hRule="exact"/>
                 </w:trPr>
                 <w:sdt>
                   <w:sdtPr>
@@ -781,7 +781,7 @@
               <w:tr>
                 <w:trPr>
                   <w:cnfStyle w:val="000000100000" w:firstRow="0" w:lastRow="0" w:firstColumn="0" w:lastColumn="0" w:oddVBand="0" w:evenVBand="0" w:oddHBand="1" w:evenHBand="0" w:firstRowFirstColumn="0" w:firstRowLastColumn="0" w:lastRowFirstColumn="0" w:lastRowLastColumn="0"/>
-                  <w:trHeight w:hRule="exact" w:val="274"/>
+                  <w:trHeight w:val="274" w:hRule="exact"/>
                 </w:trPr>
                 <w:tc>
                   <w:tcPr>
@@ -1022,7 +1022,7 @@
                               <w:tr>
                                 <w:trPr>
                                   <w:cnfStyle w:val="000000010000" w:firstRow="0" w:lastRow="0" w:firstColumn="0" w:lastColumn="0" w:oddVBand="0" w:evenVBand="0" w:oddHBand="0" w:evenHBand="1" w:firstRowFirstColumn="0" w:firstRowLastColumn="0" w:lastRowFirstColumn="0" w:lastRowLastColumn="0"/>
-                                  <w:trHeight w:hRule="exact" w:val="274"/>
+                                  <w:trHeight w:val="274" w:hRule="exact"/>
                                 </w:trPr>
                                 <w:sdt>
                                   <w:sdtPr>
@@ -1347,7 +1347,7 @@
               <w:tr>
                 <w:trPr>
                   <w:cnfStyle w:val="000000100000" w:firstRow="0" w:lastRow="0" w:firstColumn="0" w:lastColumn="0" w:oddVBand="0" w:evenVBand="0" w:oddHBand="1" w:evenHBand="0" w:firstRowFirstColumn="0" w:firstRowLastColumn="0" w:lastRowFirstColumn="0" w:lastRowLastColumn="0"/>
-                  <w:trHeight w:hRule="exact" w:val="274"/>
+                  <w:trHeight w:val="274" w:hRule="exact"/>
                 </w:trPr>
                 <w:tc>
                   <w:tcPr>
@@ -1672,8 +1672,8 @@
           <w:tcPr>
             <w:tcW w:w="2573" w:type="pct"/>
             <w:tcBorders>
-              <w:top w:val="single" w:sz="4" w:space="0" w:color="auto"/>
-              <w:bottom w:val="single" w:sz="4" w:space="0" w:color="auto"/>
+              <w:top w:val="single" w:color="auto" w:sz="4" w:space="0"/>
+              <w:bottom w:val="single" w:color="auto" w:sz="4" w:space="0"/>
             </w:tcBorders>
           </w:tcPr>
           <w:p>
@@ -1716,8 +1716,8 @@
               <w:tcPr>
                 <w:tcW w:w="729" w:type="pct"/>
                 <w:tcBorders>
-                  <w:top w:val="single" w:sz="4" w:space="0" w:color="auto"/>
-                  <w:bottom w:val="single" w:sz="4" w:space="0" w:color="auto"/>
+                  <w:top w:val="single" w:color="auto" w:sz="4" w:space="0"/>
+                  <w:bottom w:val="single" w:color="auto" w:sz="4" w:space="0"/>
                 </w:tcBorders>
               </w:tcPr>
               <w:p>
@@ -1760,8 +1760,8 @@
               <w:tcPr>
                 <w:tcW w:w="600" w:type="pct"/>
                 <w:tcBorders>
-                  <w:top w:val="single" w:sz="4" w:space="0" w:color="auto"/>
-                  <w:bottom w:val="single" w:sz="4" w:space="0" w:color="auto"/>
+                  <w:top w:val="single" w:color="auto" w:sz="4" w:space="0"/>
+                  <w:bottom w:val="single" w:color="auto" w:sz="4" w:space="0"/>
                 </w:tcBorders>
               </w:tcPr>
               <w:p>
@@ -1804,8 +1804,8 @@
               <w:tcPr>
                 <w:tcW w:w="560" w:type="pct"/>
                 <w:tcBorders>
-                  <w:top w:val="single" w:sz="4" w:space="0" w:color="auto"/>
-                  <w:bottom w:val="single" w:sz="4" w:space="0" w:color="auto"/>
+                  <w:top w:val="single" w:color="auto" w:sz="4" w:space="0"/>
+                  <w:bottom w:val="single" w:color="auto" w:sz="4" w:space="0"/>
                 </w:tcBorders>
               </w:tcPr>
               <w:p>
@@ -1848,8 +1848,8 @@
               <w:tcPr>
                 <w:tcW w:w="538" w:type="pct"/>
                 <w:tcBorders>
-                  <w:top w:val="single" w:sz="4" w:space="0" w:color="auto"/>
-                  <w:bottom w:val="single" w:sz="4" w:space="0" w:color="auto"/>
+                  <w:top w:val="single" w:color="auto" w:sz="4" w:space="0"/>
+                  <w:bottom w:val="single" w:color="auto" w:sz="4" w:space="0"/>
                 </w:tcBorders>
               </w:tcPr>
               <w:p>
@@ -4188,7 +4188,9 @@
  < / N a v W o r d R e p o r t X m l P a r t > 
 </file>
 
-<file path=customXml/item2.xml>��< ? x m l   v e r s i o n = " 1 . 0 "   e n c o d i n g = " u t f - 1 6 " ? > < N a v W o r d R e p o r t X m l P a r t   x m l n s = " u r n : m i c r o s o f t - d y n a m i c s - n a v / r e p o r t s / I n v e n t o r y _ C u s t o m e r _ S a l e s / 7 1 3 / " > +<file path=customXml/item2.xml>��< ? x m l   v e r s i o n = " 1 . 0 "   e n c o d i n g = " u t f - 1 6 " ? > + 
+ < N a v W o r d R e p o r t X m l P a r t   x m l n s = " u r n : m i c r o s o f t - d y n a m i c s - n a v / r e p o r t s / I n v e n t o r y _ C u s t o m e r _ S a l e s / 7 1 3 / " >   
      < B C R e p o r t I n f o r m a t i o n >   
